--- a/backend/templates/plantilla_manera2.docx
+++ b/backend/templates/plantilla_manera2.docx
@@ -2399,8 +2399,6 @@
       <w:r>
         <w:rPr>
           <w:rFonts w:ascii="Arial" w:eastAsia="Batang" w:hAnsi="Arial" w:cs="Arial"/>
-          <w:b/>
-          <w:bCs/>
           <w:sz w:val="14"/>
           <w:szCs w:val="14"/>
           <w:lang w:val="es-MX"/>
@@ -2410,8 +2408,6 @@
       <w:r>
         <w:rPr>
           <w:rFonts w:ascii="Arial" w:eastAsia="Batang" w:hAnsi="Arial" w:cs="Arial"/>
-          <w:b/>
-          <w:bCs/>
           <w:sz w:val="14"/>
           <w:szCs w:val="14"/>
           <w:lang w:val="es-MX"/>
@@ -5222,8 +5218,7 @@
       <w:pPr>
         <w:pStyle w:val="Sinespaciado"/>
         <w:tabs>
-          <w:tab w:val="left" w:leader="hyphen" w:pos="709"/>
-          <w:tab w:val="right" w:leader="hyphen" w:pos="8220"/>
+          <w:tab w:val="right" w:leader="hyphen" w:pos="9129"/>
         </w:tabs>
         <w:spacing w:line="360" w:lineRule="auto"/>
         <w:jc w:val="both"/>
@@ -5232,7 +5227,6 @@
           <w:bCs/>
           <w:sz w:val="14"/>
           <w:szCs w:val="14"/>
-          <w:lang w:val="es-MX"/>
         </w:rPr>
       </w:pPr>
       <w:r>
@@ -5272,7 +5266,16 @@
           <w:szCs w:val="14"/>
           <w:lang w:val="es-MX"/>
         </w:rPr>
-        <w:t xml:space="preserve">.- De conformidad con lo establecido en la Ley Federal de Protección de Datos Personales en Posesión de los Particulares y su Reglamento, hice saber y expliqué al compareciente de este instrumento, el contenido íntegro del aviso de privacidad que se encuentra exhibido en diversas áreas de las oficinas del suscrito Notario y en la página de internet </w:t>
+        <w:t xml:space="preserve">.- </w:t>
+      </w:r>
+      <w:bookmarkEnd w:id="19"/>
+      <w:r>
+        <w:rPr>
+          <w:rFonts w:ascii="Arial" w:hAnsi="Arial" w:cs="Arial"/>
+          <w:sz w:val="14"/>
+          <w:szCs w:val="14"/>
+        </w:rPr>
+        <w:t xml:space="preserve">De conformidad con lo establecido en la Ley Federal de Protección de Datos Personales en Posesión de los Particulares y su Reglamento, hice saber y expliqué a la compareciente de este instrumento, el contenido íntegro del aviso de privacidad que se encuentra exhibido en diversas áreas de las oficinas del suscrito Notario y en la página de internet </w:t>
       </w:r>
       <w:hyperlink r:id="rId11" w:history="1">
         <w:r>
@@ -5281,7 +5284,6 @@
             <w:rFonts w:ascii="Arial" w:hAnsi="Arial" w:cs="Arial"/>
             <w:sz w:val="14"/>
             <w:szCs w:val="14"/>
-            <w:lang w:val="es-MX"/>
           </w:rPr>
           <w:t>www.notariapublica168em.com</w:t>
         </w:r>
@@ -5291,185 +5293,1151 @@
           <w:rFonts w:ascii="Arial" w:hAnsi="Arial" w:cs="Arial"/>
           <w:sz w:val="14"/>
           <w:szCs w:val="14"/>
-          <w:lang w:val="es-MX"/>
-        </w:rPr>
-        <w:t>, por lo que con la firma del presente instrumento, el compareciente manifiesta su consentimiento expreso con el tratamiento de sus datos personales.</w:t>
-      </w:r>
-      <w:r>
-        <w:rPr>
-          <w:rFonts w:ascii="Arial" w:hAnsi="Arial" w:cs="Arial"/>
-          <w:sz w:val="14"/>
-          <w:szCs w:val="14"/>
-          <w:lang w:val="es-MX"/>
+        </w:rPr>
+        <w:t>, por lo que con la firma del presente instrumento, la compareciente manifiesta su consentimiento expreso con el tratamiento de sus datos personales.</w:t>
+      </w:r>
+      <w:r>
+        <w:rPr>
+          <w:rFonts w:ascii="Arial" w:hAnsi="Arial" w:cs="Arial"/>
+          <w:sz w:val="14"/>
+          <w:szCs w:val="14"/>
         </w:rPr>
         <w:tab/>
       </w:r>
-      <w:bookmarkEnd w:id="19"/>
     </w:p>
     <w:p>
       <w:pPr>
         <w:pStyle w:val="Sinespaciado"/>
         <w:tabs>
+          <w:tab w:val="right" w:leader="hyphen" w:pos="9129"/>
+        </w:tabs>
+        <w:spacing w:line="360" w:lineRule="auto"/>
+        <w:jc w:val="both"/>
+        <w:rPr>
+          <w:rFonts w:ascii="Arial" w:hAnsi="Arial" w:cs="Arial"/>
+          <w:bCs/>
+          <w:sz w:val="14"/>
+          <w:szCs w:val="14"/>
+        </w:rPr>
+      </w:pPr>
+      <w:r>
+        <w:rPr>
+          <w:rFonts w:ascii="Arial" w:hAnsi="Arial" w:cs="Arial"/>
+          <w:sz w:val="14"/>
+          <w:szCs w:val="14"/>
+          <w:lang w:val="es-MX"/>
+        </w:rPr>
+        <w:t xml:space="preserve">-------- </w:t>
+      </w:r>
+      <w:r>
+        <w:rPr>
+          <w:rFonts w:ascii="Arial" w:eastAsia="MS Mincho" w:hAnsi="Arial" w:cs="Arial"/>
+          <w:sz w:val="14"/>
+          <w:szCs w:val="14"/>
+          <w:lang w:val="es-MX"/>
+        </w:rPr>
+        <w:t xml:space="preserve">VI.- Que leí este instrumento a la compareciente, a quien le expliqué su valor, fuerza y las consecuencias legales de su contenido, manifestando su conformidad con el mismo, por lo que lo otorga, ratifica y </w:t>
+      </w:r>
+      <w:r>
+        <w:rPr>
+          <w:rFonts w:ascii="Arial" w:hAnsi="Arial" w:cs="Arial"/>
+          <w:sz w:val="14"/>
+          <w:szCs w:val="14"/>
+        </w:rPr>
+        <w:t xml:space="preserve">firma ante mí el día                                 del mes de                             del año dos mil </w:t>
+      </w:r>
+      <w:r>
+        <w:rPr>
+          <w:rFonts w:ascii="Arial" w:hAnsi="Arial" w:cs="Arial"/>
+          <w:sz w:val="14"/>
+          <w:szCs w:val="14"/>
+          <w:lang w:val="es-ES" w:eastAsia="es-MX"/>
+        </w:rPr>
+        <w:t>veintiséis</w:t>
+      </w:r>
+      <w:r>
+        <w:rPr>
+          <w:rFonts w:ascii="Arial" w:hAnsi="Arial" w:cs="Arial"/>
+          <w:sz w:val="14"/>
+          <w:szCs w:val="14"/>
+        </w:rPr>
+        <w:t>, mismo momento en que lo autorizo definitivamente. - Doy fe.</w:t>
+      </w:r>
+      <w:r>
+        <w:rPr>
+          <w:rFonts w:ascii="Arial" w:hAnsi="Arial" w:cs="Arial"/>
+          <w:sz w:val="14"/>
+          <w:szCs w:val="14"/>
+        </w:rPr>
+        <w:tab/>
+      </w:r>
+    </w:p>
+    <w:p>
+      <w:pPr>
+        <w:pStyle w:val="Sinespaciado"/>
+        <w:tabs>
+          <w:tab w:val="left" w:leader="hyphen" w:pos="709"/>
+          <w:tab w:val="right" w:leader="hyphen" w:pos="9072"/>
+          <w:tab w:val="right" w:leader="hyphen" w:pos="9129"/>
+        </w:tabs>
+        <w:spacing w:line="360" w:lineRule="auto"/>
+        <w:jc w:val="both"/>
+        <w:rPr>
+          <w:rFonts w:ascii="Arial" w:hAnsi="Arial" w:cs="Arial"/>
+          <w:sz w:val="14"/>
+          <w:szCs w:val="14"/>
+        </w:rPr>
+      </w:pPr>
+    </w:p>
+    <w:p>
+      <w:pPr>
+        <w:pStyle w:val="Sinespaciado"/>
+        <w:tabs>
+          <w:tab w:val="left" w:leader="hyphen" w:pos="709"/>
+          <w:tab w:val="right" w:leader="hyphen" w:pos="9072"/>
+          <w:tab w:val="right" w:leader="hyphen" w:pos="9129"/>
+        </w:tabs>
+        <w:spacing w:line="360" w:lineRule="auto"/>
+        <w:jc w:val="both"/>
+        <w:rPr>
+          <w:rFonts w:ascii="Arial" w:hAnsi="Arial" w:cs="Arial"/>
+          <w:sz w:val="14"/>
+          <w:szCs w:val="14"/>
+        </w:rPr>
+      </w:pPr>
+    </w:p>
+    <w:p>
+      <w:pPr>
+        <w:pStyle w:val="Sinespaciado"/>
+        <w:tabs>
+          <w:tab w:val="left" w:leader="hyphen" w:pos="709"/>
+          <w:tab w:val="right" w:leader="hyphen" w:pos="9072"/>
+          <w:tab w:val="right" w:leader="hyphen" w:pos="9129"/>
+        </w:tabs>
+        <w:spacing w:line="360" w:lineRule="auto"/>
+        <w:jc w:val="both"/>
+        <w:rPr>
+          <w:rFonts w:ascii="Arial" w:hAnsi="Arial" w:cs="Arial"/>
+          <w:sz w:val="14"/>
+          <w:szCs w:val="14"/>
+        </w:rPr>
+      </w:pPr>
+    </w:p>
+    <w:p>
+      <w:pPr>
+        <w:pStyle w:val="Sinespaciado"/>
+        <w:tabs>
+          <w:tab w:val="left" w:leader="hyphen" w:pos="709"/>
+          <w:tab w:val="right" w:leader="hyphen" w:pos="9072"/>
+          <w:tab w:val="right" w:leader="hyphen" w:pos="9129"/>
+        </w:tabs>
+        <w:spacing w:line="360" w:lineRule="auto"/>
+        <w:jc w:val="both"/>
+        <w:rPr>
+          <w:rFonts w:ascii="Arial" w:hAnsi="Arial" w:cs="Arial"/>
+          <w:sz w:val="14"/>
+          <w:szCs w:val="14"/>
+        </w:rPr>
+      </w:pPr>
+    </w:p>
+    <w:p>
+      <w:pPr>
+        <w:pStyle w:val="Sinespaciado"/>
+        <w:tabs>
+          <w:tab w:val="left" w:leader="hyphen" w:pos="709"/>
+          <w:tab w:val="right" w:leader="hyphen" w:pos="9072"/>
+          <w:tab w:val="right" w:leader="hyphen" w:pos="9129"/>
+        </w:tabs>
+        <w:spacing w:line="360" w:lineRule="auto"/>
+        <w:jc w:val="both"/>
+        <w:rPr>
+          <w:rFonts w:ascii="Arial" w:hAnsi="Arial" w:cs="Arial"/>
+          <w:sz w:val="14"/>
+          <w:szCs w:val="14"/>
+        </w:rPr>
+      </w:pPr>
+    </w:p>
+    <w:p>
+      <w:pPr>
+        <w:pStyle w:val="Sinespaciado"/>
+        <w:tabs>
+          <w:tab w:val="left" w:leader="hyphen" w:pos="709"/>
+          <w:tab w:val="right" w:leader="hyphen" w:pos="9072"/>
+          <w:tab w:val="right" w:leader="hyphen" w:pos="9129"/>
+        </w:tabs>
+        <w:spacing w:line="360" w:lineRule="auto"/>
+        <w:jc w:val="both"/>
+        <w:rPr>
+          <w:rFonts w:ascii="Arial" w:hAnsi="Arial" w:cs="Arial"/>
+          <w:sz w:val="14"/>
+          <w:szCs w:val="14"/>
+        </w:rPr>
+      </w:pPr>
+    </w:p>
+    <w:p>
+      <w:pPr>
+        <w:pStyle w:val="Sinespaciado"/>
+        <w:tabs>
+          <w:tab w:val="left" w:leader="hyphen" w:pos="709"/>
+          <w:tab w:val="right" w:leader="hyphen" w:pos="9072"/>
+          <w:tab w:val="right" w:leader="hyphen" w:pos="9129"/>
+        </w:tabs>
+        <w:spacing w:line="360" w:lineRule="auto"/>
+        <w:jc w:val="both"/>
+        <w:rPr>
+          <w:rFonts w:ascii="Arial" w:hAnsi="Arial" w:cs="Arial"/>
+          <w:sz w:val="14"/>
+          <w:szCs w:val="14"/>
+        </w:rPr>
+      </w:pPr>
+    </w:p>
+    <w:p>
+      <w:pPr>
+        <w:pStyle w:val="Sinespaciado"/>
+        <w:tabs>
+          <w:tab w:val="left" w:leader="hyphen" w:pos="709"/>
+          <w:tab w:val="right" w:leader="hyphen" w:pos="9072"/>
+          <w:tab w:val="right" w:leader="hyphen" w:pos="9129"/>
+        </w:tabs>
+        <w:spacing w:line="360" w:lineRule="auto"/>
+        <w:jc w:val="both"/>
+        <w:rPr>
+          <w:rFonts w:ascii="Arial" w:hAnsi="Arial" w:cs="Arial"/>
+          <w:sz w:val="14"/>
+          <w:szCs w:val="14"/>
+        </w:rPr>
+      </w:pPr>
+    </w:p>
+    <w:p>
+      <w:pPr>
+        <w:pStyle w:val="Sinespaciado"/>
+        <w:tabs>
+          <w:tab w:val="left" w:leader="hyphen" w:pos="709"/>
+          <w:tab w:val="right" w:leader="hyphen" w:pos="9072"/>
+          <w:tab w:val="right" w:leader="hyphen" w:pos="9129"/>
+        </w:tabs>
+        <w:spacing w:line="360" w:lineRule="auto"/>
+        <w:jc w:val="both"/>
+        <w:rPr>
+          <w:rFonts w:ascii="Arial" w:hAnsi="Arial" w:cs="Arial"/>
+          <w:sz w:val="14"/>
+          <w:szCs w:val="14"/>
+        </w:rPr>
+      </w:pPr>
+    </w:p>
+    <w:p>
+      <w:pPr>
+        <w:pStyle w:val="Sinespaciado"/>
+        <w:tabs>
+          <w:tab w:val="left" w:leader="hyphen" w:pos="709"/>
+          <w:tab w:val="right" w:leader="hyphen" w:pos="9072"/>
+          <w:tab w:val="right" w:leader="hyphen" w:pos="9129"/>
+        </w:tabs>
+        <w:spacing w:line="360" w:lineRule="auto"/>
+        <w:jc w:val="both"/>
+        <w:rPr>
+          <w:rFonts w:ascii="Arial" w:hAnsi="Arial" w:cs="Arial"/>
+          <w:sz w:val="14"/>
+          <w:szCs w:val="14"/>
+        </w:rPr>
+      </w:pPr>
+    </w:p>
+    <w:p>
+      <w:pPr>
+        <w:pStyle w:val="Sinespaciado"/>
+        <w:tabs>
+          <w:tab w:val="left" w:leader="hyphen" w:pos="709"/>
+          <w:tab w:val="right" w:leader="hyphen" w:pos="9072"/>
+          <w:tab w:val="right" w:leader="hyphen" w:pos="9129"/>
+        </w:tabs>
+        <w:spacing w:line="360" w:lineRule="auto"/>
+        <w:jc w:val="both"/>
+        <w:rPr>
+          <w:rFonts w:ascii="Arial" w:hAnsi="Arial" w:cs="Arial"/>
+          <w:sz w:val="14"/>
+          <w:szCs w:val="14"/>
+        </w:rPr>
+      </w:pPr>
+    </w:p>
+    <w:p>
+      <w:pPr>
+        <w:pStyle w:val="Sinespaciado"/>
+        <w:tabs>
+          <w:tab w:val="left" w:leader="hyphen" w:pos="709"/>
+          <w:tab w:val="right" w:leader="hyphen" w:pos="9072"/>
+          <w:tab w:val="right" w:leader="hyphen" w:pos="9129"/>
+        </w:tabs>
+        <w:spacing w:line="360" w:lineRule="auto"/>
+        <w:jc w:val="center"/>
+        <w:rPr>
+          <w:rFonts w:ascii="Arial" w:hAnsi="Arial" w:cs="Arial"/>
+          <w:sz w:val="14"/>
+          <w:szCs w:val="14"/>
+        </w:rPr>
+      </w:pPr>
+    </w:p>
+    <w:p>
+      <w:pPr>
+        <w:pStyle w:val="Sinespaciado"/>
+        <w:tabs>
+          <w:tab w:val="left" w:leader="hyphen" w:pos="709"/>
+          <w:tab w:val="right" w:leader="hyphen" w:pos="9072"/>
+          <w:tab w:val="right" w:leader="hyphen" w:pos="9129"/>
+        </w:tabs>
+        <w:spacing w:line="360" w:lineRule="auto"/>
+        <w:jc w:val="center"/>
+        <w:rPr>
+          <w:rFonts w:ascii="Arial" w:hAnsi="Arial" w:cs="Arial"/>
+          <w:sz w:val="14"/>
+          <w:szCs w:val="14"/>
+        </w:rPr>
+      </w:pPr>
+      <w:r>
+        <w:rPr>
+          <w:rFonts w:ascii="Arial" w:hAnsi="Arial" w:cs="Arial"/>
+          <w:sz w:val="14"/>
+          <w:szCs w:val="14"/>
+        </w:rPr>
+        <w:t>______________________________________</w:t>
+      </w:r>
+    </w:p>
+    <w:p>
+      <w:pPr>
+        <w:pStyle w:val="Sinespaciado"/>
+        <w:tabs>
+          <w:tab w:val="left" w:leader="hyphen" w:pos="709"/>
+          <w:tab w:val="right" w:leader="hyphen" w:pos="9072"/>
+          <w:tab w:val="right" w:leader="hyphen" w:pos="9129"/>
+        </w:tabs>
+        <w:spacing w:line="360" w:lineRule="auto"/>
+        <w:jc w:val="center"/>
+        <w:rPr>
+          <w:rFonts w:ascii="Arial" w:hAnsi="Arial" w:cs="Arial"/>
+          <w:sz w:val="14"/>
+          <w:szCs w:val="14"/>
+        </w:rPr>
+      </w:pPr>
+      <w:r>
+        <w:rPr>
+          <w:rFonts w:ascii="Arial" w:hAnsi="Arial" w:cs="Arial"/>
+          <w:b/>
+          <w:bCs/>
+          <w:sz w:val="14"/>
+          <w:szCs w:val="14"/>
+        </w:rPr>
+        <w:t>BENITA HERNÁNDEZ CERÓN</w:t>
+      </w:r>
+    </w:p>
+    <w:p>
+      <w:pPr>
+        <w:pStyle w:val="Sinespaciado"/>
+        <w:tabs>
+          <w:tab w:val="left" w:leader="hyphen" w:pos="709"/>
+          <w:tab w:val="right" w:leader="hyphen" w:pos="9072"/>
+          <w:tab w:val="right" w:leader="hyphen" w:pos="9129"/>
+        </w:tabs>
+        <w:spacing w:line="360" w:lineRule="auto"/>
+        <w:jc w:val="both"/>
+        <w:rPr>
+          <w:rFonts w:ascii="Arial" w:hAnsi="Arial" w:cs="Arial"/>
+          <w:sz w:val="14"/>
+          <w:szCs w:val="14"/>
+        </w:rPr>
+      </w:pPr>
+    </w:p>
+    <w:p>
+      <w:pPr>
+        <w:pStyle w:val="Sinespaciado"/>
+        <w:tabs>
+          <w:tab w:val="left" w:leader="hyphen" w:pos="709"/>
+          <w:tab w:val="right" w:leader="hyphen" w:pos="9072"/>
+          <w:tab w:val="right" w:leader="hyphen" w:pos="9129"/>
+        </w:tabs>
+        <w:spacing w:line="360" w:lineRule="auto"/>
+        <w:jc w:val="both"/>
+        <w:rPr>
+          <w:rFonts w:ascii="Arial" w:hAnsi="Arial" w:cs="Arial"/>
+          <w:sz w:val="14"/>
+          <w:szCs w:val="14"/>
+        </w:rPr>
+      </w:pPr>
+    </w:p>
+    <w:p>
+      <w:pPr>
+        <w:pStyle w:val="Sinespaciado"/>
+        <w:tabs>
+          <w:tab w:val="left" w:leader="hyphen" w:pos="709"/>
+          <w:tab w:val="right" w:leader="hyphen" w:pos="9072"/>
+          <w:tab w:val="right" w:leader="hyphen" w:pos="9129"/>
+        </w:tabs>
+        <w:spacing w:line="360" w:lineRule="auto"/>
+        <w:jc w:val="both"/>
+        <w:rPr>
+          <w:rFonts w:ascii="Arial" w:hAnsi="Arial" w:cs="Arial"/>
+          <w:sz w:val="14"/>
+          <w:szCs w:val="14"/>
+        </w:rPr>
+      </w:pPr>
+    </w:p>
+    <w:p>
+      <w:pPr>
+        <w:pStyle w:val="Sinespaciado"/>
+        <w:tabs>
+          <w:tab w:val="left" w:leader="hyphen" w:pos="709"/>
+          <w:tab w:val="right" w:leader="hyphen" w:pos="9072"/>
+          <w:tab w:val="right" w:leader="hyphen" w:pos="9129"/>
+        </w:tabs>
+        <w:spacing w:line="360" w:lineRule="auto"/>
+        <w:jc w:val="both"/>
+        <w:rPr>
+          <w:rFonts w:ascii="Arial" w:hAnsi="Arial" w:cs="Arial"/>
+          <w:sz w:val="14"/>
+          <w:szCs w:val="14"/>
+        </w:rPr>
+      </w:pPr>
+    </w:p>
+    <w:p>
+      <w:pPr>
+        <w:pStyle w:val="Sinespaciado"/>
+        <w:tabs>
+          <w:tab w:val="left" w:leader="hyphen" w:pos="709"/>
+          <w:tab w:val="right" w:leader="hyphen" w:pos="9072"/>
+          <w:tab w:val="right" w:leader="hyphen" w:pos="9129"/>
+        </w:tabs>
+        <w:spacing w:line="360" w:lineRule="auto"/>
+        <w:jc w:val="both"/>
+        <w:rPr>
+          <w:rFonts w:ascii="Arial" w:hAnsi="Arial" w:cs="Arial"/>
+          <w:sz w:val="14"/>
+          <w:szCs w:val="14"/>
+        </w:rPr>
+      </w:pPr>
+    </w:p>
+    <w:p>
+      <w:pPr>
+        <w:pStyle w:val="Sinespaciado"/>
+        <w:tabs>
+          <w:tab w:val="left" w:leader="hyphen" w:pos="709"/>
+          <w:tab w:val="right" w:leader="hyphen" w:pos="9072"/>
+          <w:tab w:val="right" w:leader="hyphen" w:pos="9129"/>
+        </w:tabs>
+        <w:spacing w:line="360" w:lineRule="auto"/>
+        <w:jc w:val="both"/>
+        <w:rPr>
+          <w:rFonts w:ascii="Arial" w:hAnsi="Arial" w:cs="Arial"/>
+          <w:sz w:val="14"/>
+          <w:szCs w:val="14"/>
+        </w:rPr>
+      </w:pPr>
+    </w:p>
+    <w:p>
+      <w:pPr>
+        <w:pStyle w:val="Sinespaciado"/>
+        <w:tabs>
+          <w:tab w:val="left" w:leader="hyphen" w:pos="709"/>
+          <w:tab w:val="right" w:leader="hyphen" w:pos="9072"/>
+          <w:tab w:val="right" w:leader="hyphen" w:pos="9129"/>
+        </w:tabs>
+        <w:spacing w:line="360" w:lineRule="auto"/>
+        <w:jc w:val="both"/>
+        <w:rPr>
+          <w:rFonts w:ascii="Arial" w:hAnsi="Arial" w:cs="Arial"/>
+          <w:sz w:val="14"/>
+          <w:szCs w:val="14"/>
+        </w:rPr>
+      </w:pPr>
+    </w:p>
+    <w:p>
+      <w:pPr>
+        <w:pStyle w:val="Sinespaciado"/>
+        <w:tabs>
+          <w:tab w:val="left" w:leader="hyphen" w:pos="709"/>
+          <w:tab w:val="right" w:leader="hyphen" w:pos="9072"/>
+          <w:tab w:val="right" w:leader="hyphen" w:pos="9129"/>
+        </w:tabs>
+        <w:spacing w:line="360" w:lineRule="auto"/>
+        <w:jc w:val="both"/>
+        <w:rPr>
+          <w:rFonts w:ascii="Arial" w:hAnsi="Arial" w:cs="Arial"/>
+          <w:sz w:val="14"/>
+          <w:szCs w:val="14"/>
+        </w:rPr>
+      </w:pPr>
+    </w:p>
+    <w:p>
+      <w:pPr>
+        <w:pStyle w:val="Sinespaciado"/>
+        <w:tabs>
+          <w:tab w:val="left" w:leader="hyphen" w:pos="709"/>
+          <w:tab w:val="right" w:leader="hyphen" w:pos="9072"/>
+          <w:tab w:val="right" w:leader="hyphen" w:pos="9129"/>
+        </w:tabs>
+        <w:spacing w:line="360" w:lineRule="auto"/>
+        <w:jc w:val="both"/>
+        <w:rPr>
+          <w:rFonts w:ascii="Arial" w:hAnsi="Arial" w:cs="Arial"/>
+          <w:sz w:val="14"/>
+          <w:szCs w:val="14"/>
+        </w:rPr>
+      </w:pPr>
+    </w:p>
+    <w:p>
+      <w:pPr>
+        <w:pStyle w:val="Sinespaciado"/>
+        <w:tabs>
+          <w:tab w:val="left" w:leader="hyphen" w:pos="709"/>
+          <w:tab w:val="right" w:leader="hyphen" w:pos="9072"/>
+          <w:tab w:val="right" w:leader="hyphen" w:pos="9129"/>
+        </w:tabs>
+        <w:spacing w:line="360" w:lineRule="auto"/>
+        <w:jc w:val="center"/>
+        <w:rPr>
+          <w:rFonts w:ascii="Arial" w:hAnsi="Arial" w:cs="Arial"/>
+          <w:sz w:val="14"/>
+          <w:szCs w:val="14"/>
+        </w:rPr>
+      </w:pPr>
+    </w:p>
+    <w:p>
+      <w:pPr>
+        <w:pStyle w:val="Sinespaciado"/>
+        <w:tabs>
+          <w:tab w:val="left" w:leader="hyphen" w:pos="709"/>
+          <w:tab w:val="right" w:leader="hyphen" w:pos="9072"/>
+          <w:tab w:val="right" w:leader="hyphen" w:pos="9129"/>
+        </w:tabs>
+        <w:spacing w:line="360" w:lineRule="auto"/>
+        <w:jc w:val="center"/>
+        <w:rPr>
+          <w:rFonts w:ascii="Arial" w:hAnsi="Arial" w:cs="Arial"/>
+          <w:sz w:val="14"/>
+          <w:szCs w:val="14"/>
+        </w:rPr>
+      </w:pPr>
+    </w:p>
+    <w:p>
+      <w:pPr>
+        <w:pStyle w:val="Sinespaciado"/>
+        <w:tabs>
+          <w:tab w:val="left" w:leader="hyphen" w:pos="709"/>
+          <w:tab w:val="right" w:leader="hyphen" w:pos="9072"/>
+          <w:tab w:val="right" w:leader="hyphen" w:pos="9129"/>
+        </w:tabs>
+        <w:spacing w:line="360" w:lineRule="auto"/>
+        <w:jc w:val="center"/>
+        <w:rPr>
+          <w:rFonts w:ascii="Arial" w:hAnsi="Arial" w:cs="Arial"/>
+          <w:sz w:val="14"/>
+          <w:szCs w:val="14"/>
+        </w:rPr>
+      </w:pPr>
+    </w:p>
+    <w:p>
+      <w:pPr>
+        <w:pStyle w:val="Sinespaciado"/>
+        <w:tabs>
+          <w:tab w:val="left" w:leader="hyphen" w:pos="709"/>
+          <w:tab w:val="right" w:leader="hyphen" w:pos="9072"/>
+          <w:tab w:val="right" w:leader="hyphen" w:pos="9129"/>
+        </w:tabs>
+        <w:spacing w:line="360" w:lineRule="auto"/>
+        <w:jc w:val="center"/>
+        <w:rPr>
+          <w:rFonts w:ascii="Arial" w:hAnsi="Arial" w:cs="Arial"/>
+          <w:sz w:val="14"/>
+          <w:szCs w:val="14"/>
+        </w:rPr>
+      </w:pPr>
+    </w:p>
+    <w:p>
+      <w:pPr>
+        <w:pStyle w:val="Sinespaciado"/>
+        <w:tabs>
+          <w:tab w:val="left" w:leader="hyphen" w:pos="709"/>
+          <w:tab w:val="right" w:leader="hyphen" w:pos="9072"/>
+          <w:tab w:val="right" w:leader="hyphen" w:pos="9129"/>
+        </w:tabs>
+        <w:spacing w:line="360" w:lineRule="auto"/>
+        <w:jc w:val="center"/>
+        <w:rPr>
+          <w:rFonts w:ascii="Arial" w:hAnsi="Arial" w:cs="Arial"/>
+          <w:sz w:val="14"/>
+          <w:szCs w:val="14"/>
+        </w:rPr>
+      </w:pPr>
+    </w:p>
+    <w:p>
+      <w:pPr>
+        <w:pStyle w:val="Sinespaciado"/>
+        <w:tabs>
+          <w:tab w:val="right" w:leader="hyphen" w:pos="9129"/>
+        </w:tabs>
+        <w:spacing w:line="360" w:lineRule="auto"/>
+        <w:jc w:val="center"/>
+        <w:rPr>
+          <w:rFonts w:ascii="Arial" w:hAnsi="Arial" w:cs="Arial"/>
+          <w:sz w:val="14"/>
+          <w:szCs w:val="14"/>
+        </w:rPr>
+      </w:pPr>
+      <w:r>
+        <w:rPr>
+          <w:rFonts w:ascii="Arial" w:hAnsi="Arial" w:cs="Arial"/>
+          <w:sz w:val="14"/>
+          <w:szCs w:val="14"/>
+        </w:rPr>
+        <w:t xml:space="preserve">Las notas complementarias se agregan al apéndice de este instrumento con la letra </w:t>
+      </w:r>
+      <w:r>
+        <w:rPr>
+          <w:rFonts w:ascii="Arial" w:hAnsi="Arial" w:cs="Arial"/>
+          <w:b/>
+          <w:bCs/>
+          <w:color w:val="FF0000"/>
+          <w:sz w:val="14"/>
+          <w:szCs w:val="14"/>
+        </w:rPr>
+        <w:t>“D”</w:t>
+      </w:r>
+      <w:r>
+        <w:rPr>
+          <w:rFonts w:ascii="Arial" w:hAnsi="Arial" w:cs="Arial"/>
+          <w:sz w:val="14"/>
+          <w:szCs w:val="14"/>
+        </w:rPr>
+        <w:t>.</w:t>
+      </w:r>
+    </w:p>
+    <w:p>
+      <w:pPr>
+        <w:pStyle w:val="Sinespaciado"/>
+        <w:tabs>
+          <w:tab w:val="left" w:leader="hyphen" w:pos="709"/>
+          <w:tab w:val="right" w:leader="hyphen" w:pos="9072"/>
+          <w:tab w:val="right" w:leader="hyphen" w:pos="9129"/>
+        </w:tabs>
+        <w:spacing w:line="360" w:lineRule="auto"/>
+        <w:jc w:val="center"/>
+        <w:rPr>
+          <w:rFonts w:ascii="Arial" w:hAnsi="Arial" w:cs="Arial"/>
+          <w:sz w:val="14"/>
+          <w:szCs w:val="14"/>
+        </w:rPr>
+      </w:pPr>
+    </w:p>
+    <w:p>
+      <w:pPr>
+        <w:pStyle w:val="Sinespaciado"/>
+        <w:tabs>
+          <w:tab w:val="left" w:leader="hyphen" w:pos="709"/>
+          <w:tab w:val="right" w:leader="hyphen" w:pos="9072"/>
+          <w:tab w:val="right" w:leader="hyphen" w:pos="9129"/>
+        </w:tabs>
+        <w:spacing w:line="360" w:lineRule="auto"/>
+        <w:jc w:val="center"/>
+        <w:rPr>
+          <w:rFonts w:ascii="Arial" w:hAnsi="Arial" w:cs="Arial"/>
+          <w:sz w:val="14"/>
+          <w:szCs w:val="14"/>
+        </w:rPr>
+      </w:pPr>
+    </w:p>
+    <w:p>
+      <w:pPr>
+        <w:tabs>
+          <w:tab w:val="left" w:leader="hyphen" w:pos="709"/>
+          <w:tab w:val="right" w:leader="hyphen" w:pos="9072"/>
+          <w:tab w:val="right" w:leader="hyphen" w:pos="9129"/>
+        </w:tabs>
+        <w:spacing w:line="360" w:lineRule="auto"/>
+        <w:jc w:val="both"/>
+        <w:rPr>
+          <w:rFonts w:ascii="Arial" w:hAnsi="Arial" w:cs="Arial"/>
+          <w:sz w:val="14"/>
+          <w:szCs w:val="14"/>
+        </w:rPr>
+      </w:pPr>
+    </w:p>
+    <w:p>
+      <w:pPr>
+        <w:tabs>
+          <w:tab w:val="left" w:leader="hyphen" w:pos="709"/>
+          <w:tab w:val="right" w:leader="hyphen" w:pos="9072"/>
+          <w:tab w:val="right" w:leader="hyphen" w:pos="9129"/>
+        </w:tabs>
+        <w:spacing w:line="360" w:lineRule="auto"/>
+        <w:jc w:val="both"/>
+        <w:rPr>
+          <w:rFonts w:ascii="Arial" w:hAnsi="Arial" w:cs="Arial"/>
+          <w:sz w:val="14"/>
+          <w:szCs w:val="14"/>
+        </w:rPr>
+      </w:pPr>
+    </w:p>
+    <w:p>
+      <w:pPr>
+        <w:tabs>
+          <w:tab w:val="left" w:leader="hyphen" w:pos="709"/>
+          <w:tab w:val="right" w:leader="hyphen" w:pos="9072"/>
+          <w:tab w:val="right" w:leader="hyphen" w:pos="9129"/>
+        </w:tabs>
+        <w:spacing w:line="360" w:lineRule="auto"/>
+        <w:jc w:val="both"/>
+        <w:rPr>
+          <w:rFonts w:ascii="Arial" w:hAnsi="Arial" w:cs="Arial"/>
+          <w:sz w:val="14"/>
+          <w:szCs w:val="14"/>
+        </w:rPr>
+      </w:pPr>
+    </w:p>
+    <w:p>
+      <w:pPr>
+        <w:pStyle w:val="Sinespaciado"/>
+        <w:tabs>
+          <w:tab w:val="left" w:leader="hyphen" w:pos="709"/>
+          <w:tab w:val="right" w:leader="hyphen" w:pos="9072"/>
+          <w:tab w:val="right" w:leader="hyphen" w:pos="9129"/>
+        </w:tabs>
+        <w:spacing w:line="360" w:lineRule="auto"/>
+        <w:jc w:val="both"/>
+        <w:rPr>
+          <w:rFonts w:ascii="Arial" w:hAnsi="Arial" w:cs="Arial"/>
+          <w:sz w:val="14"/>
+          <w:szCs w:val="14"/>
+        </w:rPr>
+      </w:pPr>
+      <w:r>
+        <w:rPr>
+          <w:rFonts w:ascii="Arial" w:hAnsi="Arial" w:cs="Arial"/>
+          <w:sz w:val="14"/>
+          <w:szCs w:val="14"/>
+        </w:rPr>
+        <w:br w:type="page"/>
+      </w:r>
+    </w:p>
+    <w:p>
+      <w:pPr>
+        <w:pStyle w:val="Sinespaciado"/>
+        <w:tabs>
+          <w:tab w:val="left" w:leader="hyphen" w:pos="709"/>
+          <w:tab w:val="right" w:leader="hyphen" w:pos="9072"/>
+          <w:tab w:val="right" w:leader="hyphen" w:pos="9129"/>
+        </w:tabs>
+        <w:spacing w:line="360" w:lineRule="auto"/>
+        <w:jc w:val="both"/>
+        <w:rPr>
+          <w:rFonts w:ascii="Arial" w:hAnsi="Arial" w:cs="Arial"/>
+          <w:sz w:val="14"/>
+          <w:szCs w:val="14"/>
+        </w:rPr>
+      </w:pPr>
+    </w:p>
+    <w:p>
+      <w:pPr>
+        <w:pStyle w:val="Sinespaciado"/>
+        <w:tabs>
+          <w:tab w:val="left" w:leader="hyphen" w:pos="709"/>
+          <w:tab w:val="right" w:leader="hyphen" w:pos="9072"/>
+          <w:tab w:val="right" w:leader="hyphen" w:pos="9129"/>
+        </w:tabs>
+        <w:spacing w:line="360" w:lineRule="auto"/>
+        <w:jc w:val="both"/>
+        <w:rPr>
+          <w:rFonts w:ascii="Arial" w:hAnsi="Arial" w:cs="Arial"/>
+          <w:sz w:val="14"/>
+          <w:szCs w:val="14"/>
+        </w:rPr>
+      </w:pPr>
+    </w:p>
+    <w:p>
+      <w:pPr>
+        <w:pStyle w:val="Sinespaciado"/>
+        <w:tabs>
+          <w:tab w:val="left" w:leader="hyphen" w:pos="709"/>
+          <w:tab w:val="right" w:leader="hyphen" w:pos="9072"/>
+          <w:tab w:val="right" w:leader="hyphen" w:pos="9129"/>
+        </w:tabs>
+        <w:spacing w:line="360" w:lineRule="auto"/>
+        <w:jc w:val="both"/>
+        <w:rPr>
+          <w:rFonts w:ascii="Arial" w:hAnsi="Arial" w:cs="Arial"/>
+          <w:sz w:val="14"/>
+          <w:szCs w:val="14"/>
+        </w:rPr>
+      </w:pPr>
+    </w:p>
+    <w:p>
+      <w:pPr>
+        <w:tabs>
+          <w:tab w:val="left" w:leader="hyphen" w:pos="709"/>
+          <w:tab w:val="right" w:leader="hyphen" w:pos="9072"/>
+          <w:tab w:val="right" w:leader="hyphen" w:pos="9129"/>
+        </w:tabs>
+        <w:spacing w:line="360" w:lineRule="auto"/>
+        <w:jc w:val="both"/>
+        <w:rPr>
+          <w:rFonts w:ascii="Arial" w:hAnsi="Arial" w:cs="Arial"/>
+          <w:sz w:val="14"/>
+          <w:szCs w:val="14"/>
+        </w:rPr>
+      </w:pPr>
+      <w:r>
+        <w:rPr>
+          <w:rFonts w:ascii="Arial" w:hAnsi="Arial" w:cs="Arial"/>
+          <w:sz w:val="14"/>
+          <w:szCs w:val="14"/>
+        </w:rPr>
+        <w:t xml:space="preserve">-------- </w:t>
+      </w:r>
+      <w:r>
+        <w:rPr>
+          <w:rFonts w:ascii="Arial" w:hAnsi="Arial" w:cs="Arial"/>
+          <w:sz w:val="14"/>
+          <w:szCs w:val="14"/>
+        </w:rPr>
+        <w:t>BENITA HERNÁNDEZ CERÓN</w:t>
+      </w:r>
+      <w:r>
+        <w:rPr>
+          <w:rFonts w:ascii="Arial" w:hAnsi="Arial" w:cs="Arial"/>
+          <w:sz w:val="14"/>
+          <w:szCs w:val="14"/>
+        </w:rPr>
+        <w:t xml:space="preserve">.- FIRMA.- </w:t>
+      </w:r>
+      <w:r>
+        <w:rPr>
+          <w:rFonts w:ascii="Arial" w:hAnsi="Arial" w:cs="Arial"/>
+          <w:sz w:val="14"/>
+          <w:szCs w:val="14"/>
+        </w:rPr>
+        <w:t xml:space="preserve">LICENCIADO </w:t>
+      </w:r>
+      <w:r>
+        <w:rPr>
+          <w:rFonts w:ascii="Arial" w:hAnsi="Arial" w:cs="Arial"/>
+          <w:sz w:val="14"/>
+          <w:szCs w:val="14"/>
+          <w:lang w:val="es-ES" w:eastAsia="es-MX"/>
+        </w:rPr>
+        <w:t>JUAN CARLOS ORTEGA REYES.- FIRMA.- EL SELLO DE AUTORIZAR.</w:t>
+      </w:r>
+      <w:r>
+        <w:rPr>
+          <w:rFonts w:ascii="Arial" w:hAnsi="Arial" w:cs="Arial"/>
+          <w:sz w:val="14"/>
+          <w:szCs w:val="14"/>
+          <w:lang w:val="es-ES" w:eastAsia="es-MX"/>
+        </w:rPr>
+        <w:tab/>
+      </w:r>
+    </w:p>
+    <w:p>
+      <w:pPr>
+        <w:tabs>
+          <w:tab w:val="left" w:leader="hyphen" w:pos="709"/>
+          <w:tab w:val="right" w:leader="hyphen" w:pos="9072"/>
+          <w:tab w:val="right" w:leader="hyphen" w:pos="9129"/>
+        </w:tabs>
+        <w:spacing w:line="360" w:lineRule="auto"/>
+        <w:jc w:val="both"/>
+        <w:rPr>
+          <w:rFonts w:ascii="Arial" w:hAnsi="Arial" w:cs="Arial"/>
+          <w:sz w:val="14"/>
+          <w:szCs w:val="14"/>
+          <w:lang w:val="es-ES"/>
+        </w:rPr>
+      </w:pPr>
+      <w:r>
+        <w:rPr>
+          <w:rFonts w:ascii="Arial" w:hAnsi="Arial" w:cs="Arial"/>
+          <w:sz w:val="14"/>
+          <w:szCs w:val="14"/>
+        </w:rPr>
+        <w:t xml:space="preserve">-------- </w:t>
+      </w:r>
+      <w:r>
+        <w:rPr>
+          <w:rFonts w:ascii="Arial" w:hAnsi="Arial" w:cs="Arial"/>
+          <w:sz w:val="14"/>
+          <w:szCs w:val="14"/>
+        </w:rPr>
+        <w:t>ES</w:t>
+      </w:r>
+      <w:r>
+        <w:rPr>
+          <w:rFonts w:ascii="Arial" w:hAnsi="Arial" w:cs="Arial"/>
+          <w:b/>
+          <w:bCs/>
+          <w:sz w:val="14"/>
+          <w:szCs w:val="14"/>
+        </w:rPr>
+        <w:t xml:space="preserve"> </w:t>
+      </w:r>
+      <w:r>
+        <w:rPr>
+          <w:rFonts w:ascii="Arial" w:hAnsi="Arial" w:cs="Arial"/>
+          <w:b/>
+          <w:bCs/>
+          <w:sz w:val="14"/>
+          <w:szCs w:val="14"/>
+          <w:u w:val="single"/>
+        </w:rPr>
+        <w:t>PRIMER TESTIMONI</w:t>
+      </w:r>
+      <w:r>
+        <w:rPr>
+          <w:rFonts w:ascii="Arial" w:hAnsi="Arial" w:cs="Arial"/>
+          <w:b/>
+          <w:bCs/>
+          <w:sz w:val="14"/>
+          <w:szCs w:val="14"/>
+          <w:u w:val="single"/>
+        </w:rPr>
+        <w:t>O, PR</w:t>
+      </w:r>
+      <w:r>
+        <w:rPr>
+          <w:rFonts w:ascii="Arial" w:hAnsi="Arial" w:cs="Arial"/>
+          <w:b/>
+          <w:bCs/>
+          <w:sz w:val="14"/>
+          <w:szCs w:val="14"/>
+          <w:u w:val="single"/>
+        </w:rPr>
+        <w:t>IMERO EN SU ORDEN</w:t>
+      </w:r>
+      <w:r>
+        <w:rPr>
+          <w:rFonts w:ascii="Arial" w:hAnsi="Arial" w:cs="Arial"/>
+          <w:b/>
+          <w:bCs/>
+          <w:sz w:val="14"/>
+          <w:szCs w:val="14"/>
+        </w:rPr>
+        <w:t xml:space="preserve">, </w:t>
+      </w:r>
+      <w:r>
+        <w:rPr>
+          <w:rFonts w:ascii="Arial" w:hAnsi="Arial" w:cs="Arial"/>
+          <w:sz w:val="14"/>
+          <w:szCs w:val="14"/>
+        </w:rPr>
+        <w:t xml:space="preserve">QUE SE EXPIDE COMO CONSTANCIA PARA LA </w:t>
+      </w:r>
+      <w:r>
+        <w:rPr>
+          <w:rFonts w:ascii="Arial" w:hAnsi="Arial" w:cs="Arial"/>
+          <w:b/>
+          <w:sz w:val="14"/>
+          <w:szCs w:val="14"/>
+          <w:highlight w:val="yellow"/>
+        </w:rPr>
+        <w:t xml:space="preserve">{{ </w:t>
+      </w:r>
+      <w:r>
+        <w:rPr>
+          <w:rFonts w:ascii="Arial" w:hAnsi="Arial" w:cs="Arial"/>
+          <w:b/>
+          <w:sz w:val="14"/>
+          <w:szCs w:val="14"/>
+          <w:highlight w:val="yellow"/>
+          <w:u w:val="single"/>
+        </w:rPr>
+        <w:t>nombre_acreditado</w:t>
+      </w:r>
+      <w:r>
+        <w:rPr>
+          <w:rFonts w:ascii="Arial" w:hAnsi="Arial" w:cs="Arial"/>
+          <w:b/>
+          <w:sz w:val="14"/>
+          <w:szCs w:val="14"/>
+          <w:highlight w:val="yellow"/>
+        </w:rPr>
+        <w:t xml:space="preserve"> }}</w:t>
+      </w:r>
+      <w:r>
+        <w:rPr>
+          <w:rFonts w:ascii="Arial" w:hAnsi="Arial" w:cs="Arial"/>
+          <w:b/>
+          <w:bCs/>
+          <w:sz w:val="14"/>
+          <w:szCs w:val="14"/>
+          <w:lang w:val="es-ES"/>
+        </w:rPr>
+        <w:t xml:space="preserve">, </w:t>
+      </w:r>
+      <w:r>
+        <w:rPr>
+          <w:rFonts w:ascii="Arial" w:hAnsi="Arial" w:cs="Arial"/>
+          <w:sz w:val="14"/>
+          <w:szCs w:val="14"/>
+          <w:lang w:val="es-ES"/>
+        </w:rPr>
+        <w:t xml:space="preserve">CONSTA DE DOS PAGINAS DEBIDAMENTE COTEJADAS Y CORREGIDAS, HUIXQUILUCAN, ESTADO DE MÉXICO, A </w:t>
+      </w:r>
+      <w:r>
+        <w:rPr>
+          <w:rFonts w:ascii="Arial" w:hAnsi="Arial" w:cs="Arial"/>
+          <w:sz w:val="14"/>
+          <w:szCs w:val="14"/>
+          <w:lang w:val="es-ES"/>
+        </w:rPr>
+        <w:t xml:space="preserve">   </w:t>
+      </w:r>
+    </w:p>
+    <w:p>
+      <w:pPr>
+        <w:tabs>
+          <w:tab w:val="left" w:leader="hyphen" w:pos="709"/>
+          <w:tab w:val="right" w:leader="hyphen" w:pos="9072"/>
+          <w:tab w:val="right" w:leader="hyphen" w:pos="9129"/>
+        </w:tabs>
+        <w:spacing w:line="360" w:lineRule="auto"/>
+        <w:jc w:val="both"/>
+        <w:rPr>
+          <w:rFonts w:ascii="Arial" w:hAnsi="Arial" w:cs="Arial"/>
+          <w:sz w:val="14"/>
+          <w:szCs w:val="14"/>
+          <w:lang w:val="es-ES"/>
+        </w:rPr>
+      </w:pPr>
+      <w:r>
+        <w:rPr>
+          <w:rFonts w:ascii="Arial" w:hAnsi="Arial" w:cs="Arial"/>
+          <w:sz w:val="14"/>
+          <w:szCs w:val="14"/>
+          <w:lang w:val="es-ES"/>
+        </w:rPr>
+        <w:t>DEL AÑO DOS MIL VEINTI</w:t>
+      </w:r>
+      <w:r>
+        <w:rPr>
+          <w:rFonts w:ascii="Arial" w:hAnsi="Arial" w:cs="Arial"/>
+          <w:sz w:val="14"/>
+          <w:szCs w:val="14"/>
+          <w:lang w:val="es-ES"/>
+        </w:rPr>
+        <w:t>SÉIS</w:t>
+      </w:r>
+      <w:r>
+        <w:rPr>
+          <w:rFonts w:ascii="Arial" w:hAnsi="Arial" w:cs="Arial"/>
+          <w:sz w:val="14"/>
+          <w:szCs w:val="14"/>
+          <w:lang w:val="es-ES"/>
+        </w:rPr>
+        <w:t>.- DOY FE.</w:t>
+      </w:r>
+      <w:r>
+        <w:rPr>
+          <w:rFonts w:ascii="Arial" w:hAnsi="Arial" w:cs="Arial"/>
+          <w:sz w:val="14"/>
+          <w:szCs w:val="14"/>
+          <w:lang w:val="es-ES"/>
+        </w:rPr>
+        <w:tab/>
+      </w:r>
+    </w:p>
+    <w:p>
+      <w:pPr>
+        <w:tabs>
+          <w:tab w:val="left" w:leader="hyphen" w:pos="709"/>
+          <w:tab w:val="right" w:leader="hyphen" w:pos="9072"/>
+          <w:tab w:val="right" w:leader="hyphen" w:pos="9129"/>
+        </w:tabs>
+        <w:spacing w:line="360" w:lineRule="auto"/>
+        <w:jc w:val="both"/>
+        <w:rPr>
+          <w:rFonts w:ascii="Arial" w:hAnsi="Arial" w:cs="Arial"/>
+          <w:sz w:val="14"/>
+          <w:szCs w:val="14"/>
+          <w:lang w:val="es-ES"/>
+        </w:rPr>
+      </w:pPr>
+      <w:r>
+        <w:rPr>
+          <w:rFonts w:ascii="Arial" w:hAnsi="Arial" w:cs="Arial"/>
+          <w:sz w:val="14"/>
+          <w:szCs w:val="14"/>
+          <w:lang w:val="es-ES"/>
+        </w:rPr>
+        <w:t>EXP.</w:t>
+      </w:r>
+      <w:r>
+        <w:rPr>
+          <w:rFonts w:ascii="Arial" w:hAnsi="Arial" w:cs="Arial"/>
+          <w:sz w:val="14"/>
+          <w:szCs w:val="14"/>
+          <w:lang w:val="es-ES"/>
+        </w:rPr>
+        <w:t>5741</w:t>
+      </w:r>
+      <w:r>
+        <w:rPr>
+          <w:rFonts w:ascii="Arial" w:hAnsi="Arial" w:cs="Arial"/>
+          <w:sz w:val="14"/>
+          <w:szCs w:val="14"/>
+          <w:lang w:val="es-ES"/>
+        </w:rPr>
+        <w:t>-202</w:t>
+      </w:r>
+      <w:r>
+        <w:rPr>
+          <w:rFonts w:ascii="Arial" w:hAnsi="Arial" w:cs="Arial"/>
+          <w:sz w:val="14"/>
+          <w:szCs w:val="14"/>
+          <w:lang w:val="es-ES"/>
+        </w:rPr>
+        <w:t>6</w:t>
+      </w:r>
+    </w:p>
+    <w:p>
+      <w:pPr>
+        <w:tabs>
+          <w:tab w:val="left" w:leader="hyphen" w:pos="709"/>
+          <w:tab w:val="right" w:leader="hyphen" w:pos="9072"/>
+          <w:tab w:val="right" w:leader="hyphen" w:pos="9129"/>
+        </w:tabs>
+        <w:spacing w:line="360" w:lineRule="auto"/>
+        <w:jc w:val="both"/>
+        <w:rPr>
+          <w:rFonts w:ascii="Arial" w:hAnsi="Arial" w:cs="Arial"/>
+          <w:sz w:val="14"/>
+          <w:szCs w:val="14"/>
+          <w:lang w:val="es-ES"/>
+        </w:rPr>
+      </w:pPr>
+      <w:r>
+        <w:rPr>
+          <w:rFonts w:ascii="Arial" w:hAnsi="Arial" w:cs="Arial"/>
+          <w:sz w:val="14"/>
+          <w:szCs w:val="14"/>
+          <w:lang w:val="es-ES"/>
+        </w:rPr>
+        <w:t>JCOR/</w:t>
+      </w:r>
+    </w:p>
+    <w:p>
+      <w:pPr>
+        <w:tabs>
+          <w:tab w:val="left" w:leader="hyphen" w:pos="709"/>
+          <w:tab w:val="right" w:leader="hyphen" w:pos="8222"/>
+        </w:tabs>
+        <w:rPr>
+          <w:rFonts w:ascii="Arial" w:hAnsi="Arial" w:cs="Arial"/>
+        </w:rPr>
+      </w:pPr>
+    </w:p>
+    <w:p>
+      <w:pPr>
+        <w:pStyle w:val="Sinespaciado"/>
+        <w:tabs>
           <w:tab w:val="left" w:leader="hyphen" w:pos="709"/>
           <w:tab w:val="right" w:leader="hyphen" w:pos="8220"/>
         </w:tabs>
         <w:spacing w:line="360" w:lineRule="auto"/>
         <w:jc w:val="both"/>
-        <w:rPr>
-          <w:rFonts w:ascii="Arial" w:hAnsi="Arial" w:cs="Arial"/>
-          <w:bCs/>
-          <w:sz w:val="14"/>
-          <w:szCs w:val="14"/>
-          <w:lang w:val="es-MX"/>
-        </w:rPr>
-      </w:pPr>
-      <w:r>
-        <w:rPr>
-          <w:rFonts w:ascii="Arial" w:hAnsi="Arial" w:cs="Arial"/>
-          <w:sz w:val="14"/>
-          <w:szCs w:val="14"/>
-          <w:lang w:val="es-MX"/>
-        </w:rPr>
-        <w:t xml:space="preserve">-------- </w:t>
-      </w:r>
-      <w:r>
-        <w:rPr>
-          <w:rFonts w:ascii="Arial" w:eastAsia="MS Mincho" w:hAnsi="Arial" w:cs="Arial"/>
-          <w:sz w:val="14"/>
-          <w:szCs w:val="14"/>
-          <w:lang w:val="es-MX"/>
-        </w:rPr>
-        <w:t xml:space="preserve">VI.- Que leí este instrumento al compareciente, a quien le expliqué su valor, fuerza y las consecuencias legales de su contenido, manifestando su conformidad con el mismo, por lo que lo otorga, ratifica y </w:t>
-      </w:r>
-      <w:r>
-        <w:rPr>
-          <w:rFonts w:ascii="Arial" w:hAnsi="Arial" w:cs="Arial"/>
-          <w:sz w:val="14"/>
-          <w:szCs w:val="14"/>
-          <w:lang w:val="es-MX"/>
-        </w:rPr>
-        <w:t xml:space="preserve">firma ante mí el día </w:t>
-      </w:r>
-      <w:r>
-        <w:rPr>
-          <w:rFonts w:ascii="Arial" w:hAnsi="Arial" w:cs="Arial"/>
-          <w:sz w:val="14"/>
-          <w:szCs w:val="14"/>
-          <w:lang w:val="es-MX"/>
-        </w:rPr>
-        <w:t xml:space="preserve">cuatro </w:t>
-      </w:r>
-      <w:r>
-        <w:rPr>
-          <w:rFonts w:ascii="Arial" w:hAnsi="Arial" w:cs="Arial"/>
-          <w:sz w:val="14"/>
-          <w:szCs w:val="14"/>
-          <w:lang w:val="es-MX"/>
-        </w:rPr>
-        <w:t>del mes de</w:t>
-      </w:r>
-      <w:r>
-        <w:rPr>
-          <w:rFonts w:ascii="Arial" w:hAnsi="Arial" w:cs="Arial"/>
-          <w:sz w:val="14"/>
-          <w:szCs w:val="14"/>
-          <w:lang w:val="es-MX"/>
-        </w:rPr>
-        <w:t xml:space="preserve"> </w:t>
-      </w:r>
-      <w:r>
-        <w:rPr>
-          <w:rFonts w:ascii="Arial" w:hAnsi="Arial" w:cs="Arial"/>
-          <w:sz w:val="14"/>
-          <w:szCs w:val="14"/>
-          <w:lang w:val="es-MX"/>
-        </w:rPr>
-        <w:t xml:space="preserve">agosto </w:t>
-      </w:r>
-      <w:r>
-        <w:rPr>
-          <w:rFonts w:ascii="Arial" w:hAnsi="Arial" w:cs="Arial"/>
-          <w:sz w:val="14"/>
-          <w:szCs w:val="14"/>
-          <w:lang w:val="es-MX"/>
-        </w:rPr>
-        <w:t>del año dos mil</w:t>
-      </w:r>
-      <w:r>
-        <w:rPr>
-          <w:rFonts w:ascii="Arial" w:hAnsi="Arial" w:cs="Arial"/>
-          <w:sz w:val="14"/>
-          <w:szCs w:val="14"/>
-          <w:lang w:val="es-MX"/>
-        </w:rPr>
-        <w:t xml:space="preserve"> veinticinco</w:t>
-      </w:r>
-      <w:r>
-        <w:rPr>
-          <w:rFonts w:ascii="Arial" w:hAnsi="Arial" w:cs="Arial"/>
-          <w:sz w:val="14"/>
-          <w:szCs w:val="14"/>
-          <w:lang w:val="es-MX"/>
-        </w:rPr>
-        <w:t>, mismo momento en que lo autorizo definitivamente. - Doy fe.</w:t>
-      </w:r>
-      <w:r>
-        <w:rPr>
-          <w:rFonts w:ascii="Arial" w:hAnsi="Arial" w:cs="Arial"/>
-          <w:sz w:val="14"/>
-          <w:szCs w:val="14"/>
-          <w:lang w:val="es-MX"/>
-        </w:rPr>
-        <w:tab/>
-      </w:r>
-    </w:p>
-    <w:p>
-      <w:pPr>
-        <w:tabs>
-          <w:tab w:val="left" w:leader="hyphen" w:pos="709"/>
-          <w:tab w:val="right" w:leader="hyphen" w:pos="8220"/>
-        </w:tabs>
-        <w:spacing w:line="360" w:lineRule="auto"/>
-        <w:jc w:val="both"/>
-        <w:rPr>
-          <w:rFonts w:ascii="Arial" w:hAnsi="Arial" w:cs="Arial"/>
-          <w:sz w:val="14"/>
-          <w:szCs w:val="14"/>
-        </w:rPr>
-      </w:pPr>
-      <w:r>
-        <w:rPr>
-          <w:rFonts w:ascii="Arial" w:hAnsi="Arial" w:cs="Arial"/>
-          <w:sz w:val="14"/>
-          <w:szCs w:val="14"/>
-        </w:rPr>
-        <w:t xml:space="preserve">---------JOAQUÍN ANDRÉS BORRELL VALENZUELA.- FIRMA.- LICENCIADO </w:t>
-      </w:r>
-      <w:r>
-        <w:rPr>
-          <w:rFonts w:ascii="Arial" w:hAnsi="Arial" w:cs="Arial"/>
-          <w:sz w:val="14"/>
-          <w:szCs w:val="14"/>
-          <w:lang w:eastAsia="es-MX"/>
-        </w:rPr>
-        <w:t>JUAN CARLOS ORTEGA REYES.- FIRMA.- EL SELLO DE AUTORIZAR.</w:t>
-      </w:r>
-      <w:r>
-        <w:rPr>
-          <w:rFonts w:ascii="Arial" w:hAnsi="Arial" w:cs="Arial"/>
-          <w:sz w:val="14"/>
-          <w:szCs w:val="14"/>
-          <w:lang w:eastAsia="es-MX"/>
-        </w:rPr>
-        <w:tab/>
-      </w:r>
-    </w:p>
-    <w:p>
-      <w:pPr>
-        <w:tabs>
-          <w:tab w:val="left" w:leader="hyphen" w:pos="709"/>
-          <w:tab w:val="right" w:leader="hyphen" w:pos="8220"/>
-        </w:tabs>
         <w:rPr>
           <w:rFonts w:ascii="Arial" w:hAnsi="Arial" w:cs="Arial"/>
           <w:sz w:val="14"/>

--- a/backend/templates/plantilla_manera2.docx
+++ b/backend/templates/plantilla_manera2.docx
@@ -6232,29 +6232,9 @@
           <w:sz w:val="14"/>
           <w:szCs w:val="14"/>
           <w:highlight w:val="yellow"/>
-        </w:rPr>
-        <w:t xml:space="preserve">{{ </w:t>
-      </w:r>
-      <w:r>
-        <w:rPr>
-          <w:rFonts w:ascii="Arial" w:hAnsi="Arial" w:cs="Arial"/>
-          <w:b/>
-          <w:sz w:val="14"/>
-          <w:szCs w:val="14"/>
-          <w:highlight w:val="yellow"/>
           <w:u w:val="single"/>
         </w:rPr>
-        <w:t>nombre_acreditado</w:t>
-      </w:r>
-      <w:r>
-        <w:rPr>
-          <w:rFonts w:ascii="Arial" w:hAnsi="Arial" w:cs="Arial"/>
-          <w:b/>
-          <w:sz w:val="14"/>
-          <w:szCs w:val="14"/>
-          <w:highlight w:val="yellow"/>
-        </w:rPr>
-        <w:t xml:space="preserve"> }}</w:t>
+        <w:t>{{ nombre_acreditado }}</w:t>
       </w:r>
       <w:r>
         <w:rPr>
@@ -6265,7 +6245,18 @@
           <w:szCs w:val="14"/>
           <w:lang w:val="es-ES"/>
         </w:rPr>
-        <w:t xml:space="preserve">, </w:t>
+        <w:t>,</w:t>
+      </w:r>
+      <w:r>
+        <w:rPr>
+          <w:rFonts w:ascii="Arial" w:hAnsi="Arial" w:cs="Arial"/>
+          <w:b/>
+          <w:bCs/>
+          <w:sz w:val="14"/>
+          <w:szCs w:val="14"/>
+          <w:lang w:val="es-ES"/>
+        </w:rPr>
+        <w:t xml:space="preserve"> </w:t>
       </w:r>
       <w:r>
         <w:rPr>

--- a/backend/templates/plantilla_manera2.docx
+++ b/backend/templates/plantilla_manera2.docx
@@ -7,7 +7,8 @@
         <w:pStyle w:val="Sinespaciado"/>
         <w:tabs>
           <w:tab w:val="left" w:leader="hyphen" w:pos="709"/>
-          <w:tab w:val="right" w:leader="hyphen" w:pos="8220"/>
+          <w:tab w:val="right" w:leader="hyphen" w:pos="9072"/>
+          <w:tab w:val="right" w:leader="hyphen" w:pos="9129"/>
         </w:tabs>
         <w:spacing w:line="360" w:lineRule="auto"/>
         <w:jc w:val="both"/>
@@ -21,22 +22,20 @@
       <w:r>
         <w:rPr>
           <w:rFonts w:ascii="Arial" w:hAnsi="Arial" w:cs="Arial"/>
-          <w:b/>
           <w:sz w:val="14"/>
           <w:szCs w:val="14"/>
           <w:lang w:val="pt-PT"/>
         </w:rPr>
-        <w:t>|</w:t>
-      </w:r>
-      <w:r>
-        <w:rPr>
-          <w:rFonts w:ascii="Arial" w:hAnsi="Arial" w:cs="Arial"/>
-          <w:b/>
+        <w:t>--------</w:t>
+      </w:r>
+      <w:r>
+        <w:rPr>
+          <w:rFonts w:ascii="Arial" w:hAnsi="Arial" w:cs="Arial"/>
           <w:sz w:val="14"/>
           <w:szCs w:val="14"/>
           <w:lang w:val="pt-PT"/>
         </w:rPr>
-        <w:t xml:space="preserve">-------- </w:t>
+        <w:t xml:space="preserve"> </w:t>
       </w:r>
       <w:r>
         <w:rPr>
@@ -56,7 +55,7 @@
           <w:szCs w:val="14"/>
           <w:lang w:val="pt-PT"/>
         </w:rPr>
-        <w:t xml:space="preserve">                                </w:t>
+        <w:t xml:space="preserve">                   </w:t>
       </w:r>
       <w:r>
         <w:rPr>
@@ -84,7 +83,8 @@
         <w:pStyle w:val="Sinespaciado"/>
         <w:tabs>
           <w:tab w:val="left" w:leader="hyphen" w:pos="709"/>
-          <w:tab w:val="right" w:leader="hyphen" w:pos="8220"/>
+          <w:tab w:val="right" w:leader="hyphen" w:pos="9072"/>
+          <w:tab w:val="right" w:leader="hyphen" w:pos="9129"/>
         </w:tabs>
         <w:spacing w:line="360" w:lineRule="auto"/>
         <w:jc w:val="both"/>
@@ -98,25 +98,33 @@
       <w:r>
         <w:rPr>
           <w:rFonts w:ascii="Arial" w:hAnsi="Arial" w:cs="Arial"/>
-          <w:b/>
           <w:sz w:val="14"/>
           <w:szCs w:val="14"/>
           <w:lang w:val="pt-PT"/>
         </w:rPr>
-        <w:t xml:space="preserve">-------- </w:t>
-      </w:r>
-      <w:r>
-        <w:rPr>
-          <w:rFonts w:ascii="Arial" w:hAnsi="Arial" w:cs="Arial"/>
-          <w:b/>
+        <w:t>--------</w:t>
+      </w:r>
+      <w:r>
+        <w:rPr>
+          <w:rFonts w:ascii="Arial" w:hAnsi="Arial" w:cs="Arial"/>
           <w:sz w:val="14"/>
           <w:szCs w:val="14"/>
           <w:lang w:val="pt-PT"/>
         </w:rPr>
+        <w:t xml:space="preserve"> </w:t>
+      </w:r>
+      <w:r>
+        <w:rPr>
+          <w:rFonts w:ascii="Arial" w:hAnsi="Arial" w:cs="Arial"/>
+          <w:b/>
+          <w:sz w:val="14"/>
+          <w:szCs w:val="14"/>
+          <w:lang w:val="pt-PT"/>
+        </w:rPr>
         <w:t>VOLUMEN NÚMERO</w:t>
       </w:r>
-      <w:bookmarkStart w:id="0" w:name="_Hlk30500945"/>
-      <w:bookmarkStart w:id="1" w:name="_Hlk25759886"/>
+      <w:bookmarkStart w:id="0" w:name="_Hlk25759886"/>
+      <w:bookmarkStart w:id="1" w:name="_Hlk30500945"/>
       <w:r>
         <w:rPr>
           <w:rFonts w:ascii="Arial" w:hAnsi="Arial" w:cs="Arial"/>
@@ -125,7 +133,7 @@
           <w:szCs w:val="14"/>
           <w:lang w:val="pt-PT"/>
         </w:rPr>
-        <w:t xml:space="preserve">                                 </w:t>
+        <w:t xml:space="preserve">                     </w:t>
       </w:r>
       <w:r>
         <w:rPr>
@@ -144,7 +152,7 @@
           <w:szCs w:val="14"/>
           <w:lang w:val="pt-PT"/>
         </w:rPr>
-        <w:t>-----------------------------------</w:t>
+        <w:t>-----------------------------------------------------------------------------------------</w:t>
       </w:r>
       <w:r>
         <w:rPr>
@@ -153,6 +161,24 @@
           <w:szCs w:val="14"/>
           <w:lang w:val="pt-PT"/>
         </w:rPr>
+        <w:t>P</w:t>
+      </w:r>
+      <w:r>
+        <w:rPr>
+          <w:rFonts w:ascii="Arial" w:hAnsi="Arial" w:cs="Arial"/>
+          <w:sz w:val="14"/>
+          <w:szCs w:val="14"/>
+          <w:lang w:val="pt-PT"/>
+        </w:rPr>
+        <w:t>E</w:t>
+      </w:r>
+      <w:r>
+        <w:rPr>
+          <w:rFonts w:ascii="Arial" w:hAnsi="Arial" w:cs="Arial"/>
+          <w:sz w:val="14"/>
+          <w:szCs w:val="14"/>
+          <w:lang w:val="pt-PT"/>
+        </w:rPr>
         <w:t>-</w:t>
       </w:r>
       <w:r>
@@ -162,7 +188,7 @@
           <w:szCs w:val="14"/>
           <w:lang w:val="pt-PT"/>
         </w:rPr>
-        <w:t>---------------------------</w:t>
+        <w:t xml:space="preserve">      </w:t>
       </w:r>
       <w:r>
         <w:rPr>
@@ -171,7 +197,7 @@
           <w:szCs w:val="14"/>
           <w:lang w:val="pt-PT"/>
         </w:rPr>
-        <w:t>P</w:t>
+        <w:t>-2</w:t>
       </w:r>
       <w:r>
         <w:rPr>
@@ -180,7 +206,7 @@
           <w:szCs w:val="14"/>
           <w:lang w:val="pt-PT"/>
         </w:rPr>
-        <w:t>E</w:t>
+        <w:t>0</w:t>
       </w:r>
       <w:r>
         <w:rPr>
@@ -189,7 +215,7 @@
           <w:szCs w:val="14"/>
           <w:lang w:val="pt-PT"/>
         </w:rPr>
-        <w:t>-</w:t>
+        <w:t>2</w:t>
       </w:r>
       <w:r>
         <w:rPr>
@@ -198,7 +224,7 @@
           <w:szCs w:val="14"/>
           <w:lang w:val="pt-PT"/>
         </w:rPr>
-        <w:t>7717</w:t>
+        <w:t>6</w:t>
       </w:r>
       <w:r>
         <w:rPr>
@@ -207,8 +233,9 @@
           <w:szCs w:val="14"/>
           <w:lang w:val="pt-PT"/>
         </w:rPr>
-        <w:t>-2</w:t>
-      </w:r>
+        <w:t>/</w:t>
+      </w:r>
+      <w:bookmarkEnd w:id="1"/>
       <w:r>
         <w:rPr>
           <w:rFonts w:ascii="Arial" w:hAnsi="Arial" w:cs="Arial"/>
@@ -216,7 +243,7 @@
           <w:szCs w:val="14"/>
           <w:lang w:val="pt-PT"/>
         </w:rPr>
-        <w:t>0</w:t>
+        <w:t>JCOR</w:t>
       </w:r>
       <w:r>
         <w:rPr>
@@ -225,7 +252,7 @@
           <w:szCs w:val="14"/>
           <w:lang w:val="pt-PT"/>
         </w:rPr>
-        <w:t>2</w:t>
+        <w:t>/</w:t>
       </w:r>
       <w:r>
         <w:rPr>
@@ -234,7 +261,7 @@
           <w:szCs w:val="14"/>
           <w:lang w:val="pt-PT"/>
         </w:rPr>
-        <w:t>5</w:t>
+        <w:t xml:space="preserve">    </w:t>
       </w:r>
       <w:r>
         <w:rPr>
@@ -245,6 +272,24 @@
         </w:rPr>
         <w:t>/</w:t>
       </w:r>
+      <w:r>
+        <w:rPr>
+          <w:rFonts w:ascii="Arial" w:hAnsi="Arial" w:cs="Arial"/>
+          <w:sz w:val="14"/>
+          <w:szCs w:val="14"/>
+          <w:lang w:val="pt-PT"/>
+        </w:rPr>
+        <w:t xml:space="preserve">    </w:t>
+      </w:r>
+      <w:r>
+        <w:rPr>
+          <w:rFonts w:ascii="Arial" w:hAnsi="Arial" w:cs="Arial"/>
+          <w:sz w:val="14"/>
+          <w:szCs w:val="14"/>
+          <w:lang w:val="pt-PT"/>
+        </w:rPr>
+        <w:t xml:space="preserve">/    </w:t>
+      </w:r>
       <w:bookmarkEnd w:id="0"/>
       <w:r>
         <w:rPr>
@@ -253,53 +298,17 @@
           <w:szCs w:val="14"/>
           <w:lang w:val="pt-PT"/>
         </w:rPr>
-        <w:t>JCOR</w:t>
-      </w:r>
-      <w:r>
-        <w:rPr>
-          <w:rFonts w:ascii="Arial" w:hAnsi="Arial" w:cs="Arial"/>
+        <w:tab/>
+      </w:r>
+      <w:r>
+        <w:rPr>
+          <w:rFonts w:ascii="Arial" w:hAnsi="Arial" w:cs="Arial"/>
+          <w:b/>
           <w:sz w:val="14"/>
           <w:szCs w:val="14"/>
           <w:lang w:val="pt-PT"/>
         </w:rPr>
-        <w:t>/</w:t>
-      </w:r>
-      <w:r>
-        <w:rPr>
-          <w:rFonts w:ascii="Arial" w:hAnsi="Arial" w:cs="Arial"/>
-          <w:sz w:val="14"/>
-          <w:szCs w:val="14"/>
-          <w:lang w:val="pt-PT"/>
-        </w:rPr>
-        <w:t>lvzb</w:t>
-      </w:r>
-      <w:r>
-        <w:rPr>
-          <w:rFonts w:ascii="Arial" w:hAnsi="Arial" w:cs="Arial"/>
-          <w:sz w:val="14"/>
-          <w:szCs w:val="14"/>
-          <w:lang w:val="pt-PT"/>
-        </w:rPr>
-        <w:t>/</w:t>
-      </w:r>
-      <w:r>
-        <w:rPr>
-          <w:rFonts w:ascii="Arial" w:hAnsi="Arial" w:cs="Arial"/>
-          <w:sz w:val="14"/>
-          <w:szCs w:val="14"/>
-          <w:lang w:val="pt-PT"/>
-        </w:rPr>
-        <w:t>ghr</w:t>
-      </w:r>
-      <w:bookmarkEnd w:id="1"/>
-      <w:r>
-        <w:rPr>
-          <w:rFonts w:ascii="Arial" w:hAnsi="Arial" w:cs="Arial"/>
-          <w:sz w:val="14"/>
-          <w:szCs w:val="14"/>
-          <w:lang w:val="pt-PT"/>
-        </w:rPr>
-        <w:t>/mgm</w:t>
+        <w:t xml:space="preserve"> </w:t>
       </w:r>
     </w:p>
     <w:p>
@@ -307,7 +316,8 @@
         <w:pStyle w:val="Sinespaciado"/>
         <w:tabs>
           <w:tab w:val="left" w:leader="hyphen" w:pos="709"/>
-          <w:tab w:val="right" w:leader="hyphen" w:pos="8220"/>
+          <w:tab w:val="right" w:leader="hyphen" w:pos="9072"/>
+          <w:tab w:val="right" w:leader="hyphen" w:pos="9129"/>
         </w:tabs>
         <w:spacing w:line="360" w:lineRule="auto"/>
         <w:jc w:val="both"/>
@@ -315,16 +325,15 @@
           <w:rFonts w:ascii="Arial" w:hAnsi="Arial" w:cs="Arial"/>
           <w:sz w:val="14"/>
           <w:szCs w:val="14"/>
-          <w:lang w:val="pt-PT"/>
-        </w:rPr>
-      </w:pPr>
-      <w:r>
-        <w:rPr>
-          <w:rFonts w:ascii="Arial" w:hAnsi="Arial" w:cs="Arial"/>
-          <w:b/>
-          <w:sz w:val="14"/>
-          <w:szCs w:val="14"/>
-          <w:lang w:val="pt-PT"/>
+          <w:lang w:val="es-MX"/>
+        </w:rPr>
+      </w:pPr>
+      <w:r>
+        <w:rPr>
+          <w:rFonts w:ascii="Arial" w:hAnsi="Arial" w:cs="Arial"/>
+          <w:sz w:val="14"/>
+          <w:szCs w:val="14"/>
+          <w:lang w:val="es-MX"/>
         </w:rPr>
         <w:t xml:space="preserve">-------- </w:t>
       </w:r>
@@ -334,7 +343,7 @@
           <w:b/>
           <w:sz w:val="14"/>
           <w:szCs w:val="14"/>
-          <w:lang w:val="pt-PT"/>
+          <w:lang w:val="es-MX"/>
         </w:rPr>
         <w:t>PROTOCOLO ESPECIAL.</w:t>
       </w:r>
@@ -343,19 +352,20 @@
           <w:rFonts w:ascii="Arial" w:hAnsi="Arial" w:cs="Arial"/>
           <w:sz w:val="14"/>
           <w:szCs w:val="14"/>
-          <w:lang w:val="pt-PT"/>
+          <w:lang w:val="es-MX"/>
         </w:rPr>
         <w:tab/>
       </w:r>
-      <w:bookmarkStart w:id="2" w:name="_Hlk43303158"/>
-      <w:bookmarkStart w:id="3" w:name="_Hlk15562154"/>
+      <w:bookmarkStart w:id="2" w:name="_Hlk15562154"/>
+      <w:bookmarkStart w:id="3" w:name="_Hlk43303158"/>
     </w:p>
     <w:p>
       <w:pPr>
         <w:pStyle w:val="Sinespaciado"/>
         <w:tabs>
           <w:tab w:val="left" w:leader="hyphen" w:pos="709"/>
-          <w:tab w:val="right" w:leader="hyphen" w:pos="8220"/>
+          <w:tab w:val="right" w:leader="hyphen" w:pos="9072"/>
+          <w:tab w:val="right" w:leader="hyphen" w:pos="9129"/>
         </w:tabs>
         <w:spacing w:line="360" w:lineRule="auto"/>
         <w:jc w:val="both"/>
@@ -364,13 +374,11 @@
           <w:bCs/>
           <w:sz w:val="14"/>
           <w:szCs w:val="14"/>
-          <w:lang w:val="es-MX"/>
-        </w:rPr>
-      </w:pPr>
-      <w:r>
-        <w:rPr>
-          <w:rFonts w:ascii="Arial" w:hAnsi="Arial" w:cs="Arial"/>
-          <w:b/>
+        </w:rPr>
+      </w:pPr>
+      <w:r>
+        <w:rPr>
+          <w:rFonts w:ascii="Arial" w:hAnsi="Arial" w:cs="Arial"/>
           <w:sz w:val="14"/>
           <w:szCs w:val="14"/>
           <w:lang w:val="es-MX"/>
@@ -383,7 +391,6 @@
           <w:b/>
           <w:sz w:val="14"/>
           <w:szCs w:val="14"/>
-          <w:lang w:val="es-MX"/>
         </w:rPr>
         <w:t xml:space="preserve">CONTIENE: LA EXTINCIÓN DE OBLIGACIONES Y CONSECUENTE CANCELACIÓN DE HIPOTECA EN PRIMER </w:t>
       </w:r>
@@ -393,7 +400,6 @@
           <w:b/>
           <w:sz w:val="14"/>
           <w:szCs w:val="14"/>
-          <w:lang w:val="es-MX"/>
         </w:rPr>
         <w:t xml:space="preserve">LUGAR Y </w:t>
       </w:r>
@@ -403,7 +409,6 @@
           <w:b/>
           <w:sz w:val="14"/>
           <w:szCs w:val="14"/>
-          <w:lang w:val="es-MX"/>
         </w:rPr>
         <w:t>GRADO</w:t>
       </w:r>
@@ -413,7 +418,6 @@
           <w:bCs/>
           <w:sz w:val="14"/>
           <w:szCs w:val="14"/>
-          <w:lang w:val="es-MX"/>
         </w:rPr>
         <w:t>,</w:t>
       </w:r>
@@ -423,7 +427,6 @@
           <w:b/>
           <w:sz w:val="14"/>
           <w:szCs w:val="14"/>
-          <w:lang w:val="es-MX"/>
         </w:rPr>
         <w:t xml:space="preserve"> </w:t>
       </w:r>
@@ -432,7 +435,6 @@
           <w:rFonts w:ascii="Arial" w:hAnsi="Arial" w:cs="Arial"/>
           <w:sz w:val="14"/>
           <w:szCs w:val="14"/>
-          <w:lang w:val="es-MX"/>
         </w:rPr>
         <w:t xml:space="preserve">QUE OTORGA </w:t>
       </w:r>
@@ -442,7 +444,6 @@
           <w:bCs/>
           <w:sz w:val="14"/>
           <w:szCs w:val="14"/>
-          <w:lang w:val="es-MX"/>
         </w:rPr>
         <w:t>EL</w:t>
       </w:r>
@@ -452,7 +453,6 @@
           <w:b/>
           <w:sz w:val="14"/>
           <w:szCs w:val="14"/>
-          <w:lang w:val="es-MX"/>
         </w:rPr>
         <w:t xml:space="preserve"> INSTITUTO DEL FONDO NACIONAL DE LA VIVIENDA PARA LOS TRABAJADORES</w:t>
       </w:r>
@@ -462,7 +462,6 @@
           <w:bCs/>
           <w:sz w:val="14"/>
           <w:szCs w:val="14"/>
-          <w:lang w:val="es-MX"/>
         </w:rPr>
         <w:t xml:space="preserve"> EN LO SUCESIVO “</w:t>
       </w:r>
@@ -472,7 +471,6 @@
           <w:b/>
           <w:sz w:val="14"/>
           <w:szCs w:val="14"/>
-          <w:lang w:val="es-MX"/>
         </w:rPr>
         <w:t>EL INFONAVIT</w:t>
       </w:r>
@@ -482,7 +480,6 @@
           <w:bCs/>
           <w:sz w:val="14"/>
           <w:szCs w:val="14"/>
-          <w:lang w:val="es-MX"/>
         </w:rPr>
         <w:t xml:space="preserve">”, </w:t>
       </w:r>
@@ -491,7 +488,6 @@
           <w:rFonts w:ascii="Arial" w:hAnsi="Arial" w:cs="Arial"/>
           <w:sz w:val="14"/>
           <w:szCs w:val="14"/>
-          <w:lang w:val="es-MX"/>
         </w:rPr>
         <w:t xml:space="preserve">REPRESENTADO EN ESTE ACTO </w:t>
       </w:r>
@@ -500,7 +496,6 @@
           <w:rFonts w:ascii="Arial" w:hAnsi="Arial" w:cs="Arial"/>
           <w:sz w:val="14"/>
           <w:szCs w:val="14"/>
-          <w:lang w:val="es-MX"/>
         </w:rPr>
         <w:t xml:space="preserve">POR </w:t>
       </w:r>
@@ -512,45 +507,51 @@
           <w:szCs w:val="14"/>
           <w:lang w:val="es-MX"/>
         </w:rPr>
-        <w:t xml:space="preserve">EL LICENCIADO </w:t>
-      </w:r>
-      <w:r>
-        <w:rPr>
-          <w:rFonts w:ascii="Arial" w:hAnsi="Arial" w:cs="Arial"/>
-          <w:b/>
-          <w:bCs/>
-          <w:sz w:val="14"/>
-          <w:szCs w:val="14"/>
-          <w:lang w:val="es-MX"/>
-        </w:rPr>
-        <w:t>JOAQUÍN ANDRÉS BORRELL VALENZUELA,</w:t>
-      </w:r>
-      <w:r>
-        <w:rPr>
-          <w:rFonts w:ascii="Arial" w:hAnsi="Arial" w:cs="Arial"/>
-          <w:b/>
-          <w:bCs/>
-          <w:sz w:val="14"/>
-          <w:szCs w:val="14"/>
-          <w:lang w:val="es-MX"/>
+        <w:t xml:space="preserve">LA MAESTRA EN DERECHO </w:t>
+      </w:r>
+      <w:r>
+        <w:rPr>
+          <w:rFonts w:ascii="Arial" w:hAnsi="Arial" w:cs="Arial"/>
+          <w:b/>
+          <w:bCs/>
+          <w:sz w:val="14"/>
+          <w:szCs w:val="14"/>
+          <w:lang w:val="es-MX"/>
+        </w:rPr>
+        <w:t>BENITA HERNÁNDEZ CERÓN</w:t>
+      </w:r>
+      <w:r>
+        <w:rPr>
+          <w:rFonts w:ascii="Arial" w:hAnsi="Arial" w:cs="Arial"/>
+          <w:b/>
+          <w:bCs/>
+          <w:sz w:val="14"/>
+          <w:szCs w:val="14"/>
+        </w:rPr>
+        <w:t>,</w:t>
+      </w:r>
+      <w:r>
+        <w:rPr>
+          <w:rFonts w:ascii="Arial" w:hAnsi="Arial" w:cs="Arial"/>
+          <w:b/>
+          <w:bCs/>
+          <w:sz w:val="14"/>
+          <w:szCs w:val="14"/>
         </w:rPr>
         <w:t xml:space="preserve"> </w:t>
       </w:r>
-      <w:commentRangeStart w:id="4"/>
-      <w:r>
-        <w:rPr>
-          <w:rFonts w:ascii="Arial" w:hAnsi="Arial" w:cs="Arial"/>
-          <w:bCs/>
-          <w:sz w:val="14"/>
-          <w:szCs w:val="14"/>
-          <w:lang w:val="es-MX"/>
+      <w:r>
+        <w:rPr>
+          <w:rFonts w:ascii="Arial" w:hAnsi="Arial" w:cs="Arial"/>
+          <w:bCs/>
+          <w:sz w:val="14"/>
+          <w:szCs w:val="14"/>
         </w:rPr>
         <w:t xml:space="preserve">A FAVOR DE LA SEÑORA </w:t>
       </w:r>
-      <w:commentRangeEnd w:id="4"/>
-      <w:r>
-        <w:rPr>
-          <w:rStyle w:val="Refdecomentario"/>
+      <w:proofErr w:type="gramStart"/>
+      <w:r>
+        <w:rPr>
           <w:rFonts w:ascii="Arial" w:hAnsi="Arial" w:cs="Arial"/>
           <w:b/>
           <w:sz w:val="14"/>
@@ -558,8 +559,9 @@
           <w:highlight w:val="yellow"/>
           <w:lang w:val="es-MX"/>
         </w:rPr>
-        <w:commentReference w:id="4"/>
-      </w:r>
+        <w:t xml:space="preserve">{{ </w:t>
+      </w:r>
+      <w:proofErr w:type="spellStart"/>
       <w:r>
         <w:rPr>
           <w:rFonts w:ascii="Arial" w:hAnsi="Arial" w:cs="Arial"/>
@@ -569,8 +571,9 @@
           <w:highlight w:val="yellow"/>
           <w:lang w:val="es-MX"/>
         </w:rPr>
-        <w:t xml:space="preserve">{{ </w:t>
-      </w:r>
+        <w:t>nombre</w:t>
+      </w:r>
+      <w:proofErr w:type="gramEnd"/>
       <w:r>
         <w:rPr>
           <w:rFonts w:ascii="Arial" w:hAnsi="Arial" w:cs="Arial"/>
@@ -580,8 +583,9 @@
           <w:highlight w:val="yellow"/>
           <w:lang w:val="es-MX"/>
         </w:rPr>
-        <w:t>nombre_acreditado</w:t>
-      </w:r>
+        <w:t>_</w:t>
+      </w:r>
+      <w:proofErr w:type="gramStart"/>
       <w:r>
         <w:rPr>
           <w:rFonts w:ascii="Arial" w:hAnsi="Arial" w:cs="Arial"/>
@@ -591,7 +595,31 @@
           <w:highlight w:val="yellow"/>
           <w:lang w:val="es-MX"/>
         </w:rPr>
-        <w:t xml:space="preserve"> }}</w:t>
+        <w:t>acreditado</w:t>
+      </w:r>
+      <w:proofErr w:type="spellEnd"/>
+      <w:r>
+        <w:rPr>
+          <w:rFonts w:ascii="Arial" w:hAnsi="Arial" w:cs="Arial"/>
+          <w:b/>
+          <w:sz w:val="14"/>
+          <w:szCs w:val="14"/>
+          <w:highlight w:val="yellow"/>
+          <w:lang w:val="es-MX"/>
+        </w:rPr>
+        <w:t xml:space="preserve"> }</w:t>
+      </w:r>
+      <w:proofErr w:type="gramEnd"/>
+      <w:r>
+        <w:rPr>
+          <w:rFonts w:ascii="Arial" w:hAnsi="Arial" w:cs="Arial"/>
+          <w:b/>
+          <w:sz w:val="14"/>
+          <w:szCs w:val="14"/>
+          <w:highlight w:val="yellow"/>
+          <w:lang w:val="es-MX"/>
+        </w:rPr>
+        <w:t>}</w:t>
       </w:r>
       <w:r>
         <w:rPr>
@@ -609,7 +637,15 @@
           <w:bCs/>
           <w:sz w:val="14"/>
           <w:szCs w:val="14"/>
-          <w:lang w:val="es-MX"/>
+        </w:rPr>
+        <w:t xml:space="preserve"> </w:t>
+      </w:r>
+      <w:r>
+        <w:rPr>
+          <w:rFonts w:ascii="Arial" w:hAnsi="Arial" w:cs="Arial"/>
+          <w:bCs/>
+          <w:sz w:val="14"/>
+          <w:szCs w:val="14"/>
         </w:rPr>
         <w:t>EN LO SUCESIVO “</w:t>
       </w:r>
@@ -619,17 +655,33 @@
           <w:b/>
           <w:sz w:val="14"/>
           <w:szCs w:val="14"/>
-          <w:lang w:val="es-MX"/>
-        </w:rPr>
-        <w:t>LA ACREDITADA</w:t>
-      </w:r>
-      <w:r>
-        <w:rPr>
-          <w:rFonts w:ascii="Arial" w:hAnsi="Arial" w:cs="Arial"/>
-          <w:bCs/>
-          <w:sz w:val="14"/>
-          <w:szCs w:val="14"/>
-          <w:lang w:val="es-MX"/>
+        </w:rPr>
+        <w:t>LA</w:t>
+      </w:r>
+      <w:r>
+        <w:rPr>
+          <w:rFonts w:ascii="Arial" w:hAnsi="Arial" w:cs="Arial"/>
+          <w:b/>
+          <w:sz w:val="14"/>
+          <w:szCs w:val="14"/>
+        </w:rPr>
+        <w:t xml:space="preserve"> ACREDITAD</w:t>
+      </w:r>
+      <w:r>
+        <w:rPr>
+          <w:rFonts w:ascii="Arial" w:hAnsi="Arial" w:cs="Arial"/>
+          <w:b/>
+          <w:sz w:val="14"/>
+          <w:szCs w:val="14"/>
+        </w:rPr>
+        <w:t>A</w:t>
+      </w:r>
+      <w:r>
+        <w:rPr>
+          <w:rFonts w:ascii="Arial" w:hAnsi="Arial" w:cs="Arial"/>
+          <w:bCs/>
+          <w:sz w:val="14"/>
+          <w:szCs w:val="14"/>
         </w:rPr>
         <w:t>”</w:t>
       </w:r>
@@ -640,7 +692,7 @@
           <w:bCs/>
           <w:sz w:val="14"/>
           <w:szCs w:val="14"/>
-          <w:lang w:val="es-MX"/>
+          <w:lang w:val="es-ES"/>
         </w:rPr>
         <w:t>.</w:t>
       </w:r>
@@ -650,18 +702,18 @@
           <w:bCs/>
           <w:sz w:val="14"/>
           <w:szCs w:val="14"/>
-          <w:lang w:val="es-MX"/>
         </w:rPr>
         <w:tab/>
       </w:r>
-      <w:bookmarkEnd w:id="2"/>
+      <w:bookmarkEnd w:id="3"/>
     </w:p>
     <w:p>
       <w:pPr>
         <w:pStyle w:val="Sinespaciado"/>
         <w:tabs>
           <w:tab w:val="left" w:leader="hyphen" w:pos="709"/>
-          <w:tab w:val="right" w:leader="hyphen" w:pos="8220"/>
+          <w:tab w:val="right" w:leader="hyphen" w:pos="9072"/>
+          <w:tab w:val="right" w:leader="hyphen" w:pos="9129"/>
         </w:tabs>
         <w:spacing w:line="360" w:lineRule="auto"/>
         <w:jc w:val="both"/>
@@ -670,13 +722,11 @@
           <w:bCs/>
           <w:sz w:val="14"/>
           <w:szCs w:val="14"/>
-          <w:lang w:val="es-MX"/>
-        </w:rPr>
-      </w:pPr>
-      <w:r>
-        <w:rPr>
-          <w:rFonts w:ascii="Arial" w:hAnsi="Arial" w:cs="Arial"/>
-          <w:b/>
+        </w:rPr>
+      </w:pPr>
+      <w:r>
+        <w:rPr>
+          <w:rFonts w:ascii="Arial" w:hAnsi="Arial" w:cs="Arial"/>
           <w:sz w:val="14"/>
           <w:szCs w:val="14"/>
           <w:lang w:val="es-MX"/>
@@ -688,7 +738,7 @@
           <w:rFonts w:ascii="Arial" w:hAnsi="Arial" w:cs="Arial"/>
           <w:sz w:val="14"/>
           <w:szCs w:val="14"/>
-          <w:lang w:val="es-MX" w:eastAsia="es-MX"/>
+          <w:lang w:val="es-ES" w:eastAsia="es-MX"/>
         </w:rPr>
         <w:t xml:space="preserve">En Huixquilucan, Estado de México, </w:t>
       </w:r>
@@ -697,7 +747,7 @@
           <w:rFonts w:ascii="Arial" w:hAnsi="Arial" w:cs="Arial"/>
           <w:sz w:val="14"/>
           <w:szCs w:val="14"/>
-          <w:lang w:val="es-MX" w:eastAsia="es-MX"/>
+          <w:lang w:val="es-ES" w:eastAsia="es-MX"/>
         </w:rPr>
         <w:t xml:space="preserve">a los </w:t>
       </w:r>
@@ -706,7 +756,7 @@
           <w:rFonts w:ascii="Arial" w:hAnsi="Arial" w:cs="Arial"/>
           <w:sz w:val="14"/>
           <w:szCs w:val="14"/>
-          <w:lang w:val="es-MX" w:eastAsia="es-MX"/>
+          <w:lang w:val="es-ES" w:eastAsia="es-MX"/>
         </w:rPr>
         <w:t xml:space="preserve">               </w:t>
       </w:r>
@@ -715,7 +765,16 @@
           <w:rFonts w:ascii="Arial" w:hAnsi="Arial" w:cs="Arial"/>
           <w:sz w:val="14"/>
           <w:szCs w:val="14"/>
-          <w:lang w:val="es-MX" w:eastAsia="es-MX"/>
+          <w:lang w:val="es-ES" w:eastAsia="es-MX"/>
+        </w:rPr>
+        <w:t xml:space="preserve"> </w:t>
+      </w:r>
+      <w:r>
+        <w:rPr>
+          <w:rFonts w:ascii="Arial" w:hAnsi="Arial" w:cs="Arial"/>
+          <w:sz w:val="14"/>
+          <w:szCs w:val="14"/>
+          <w:lang w:val="es-ES" w:eastAsia="es-MX"/>
         </w:rPr>
         <w:t xml:space="preserve">días del mes de </w:t>
       </w:r>
@@ -724,34 +783,43 @@
           <w:rFonts w:ascii="Arial" w:hAnsi="Arial" w:cs="Arial"/>
           <w:sz w:val="14"/>
           <w:szCs w:val="14"/>
-          <w:lang w:val="es-MX" w:eastAsia="es-MX"/>
-        </w:rPr>
-        <w:t xml:space="preserve">julio </w:t>
-      </w:r>
-      <w:r>
-        <w:rPr>
-          <w:rFonts w:ascii="Arial" w:hAnsi="Arial" w:cs="Arial"/>
-          <w:sz w:val="14"/>
-          <w:szCs w:val="14"/>
-          <w:lang w:val="es-MX" w:eastAsia="es-MX"/>
-        </w:rPr>
-        <w:t>del año dos mil v</w:t>
-      </w:r>
-      <w:r>
-        <w:rPr>
-          <w:rFonts w:ascii="Arial" w:hAnsi="Arial" w:cs="Arial"/>
-          <w:sz w:val="14"/>
-          <w:szCs w:val="14"/>
-          <w:lang w:val="es-MX" w:eastAsia="es-MX"/>
-        </w:rPr>
-        <w:t>einticinco</w:t>
-      </w:r>
-      <w:r>
-        <w:rPr>
-          <w:rFonts w:ascii="Arial" w:hAnsi="Arial" w:cs="Arial"/>
-          <w:sz w:val="14"/>
-          <w:szCs w:val="14"/>
-          <w:lang w:val="es-MX" w:eastAsia="es-MX"/>
+          <w:lang w:val="es-ES" w:eastAsia="es-MX"/>
+        </w:rPr>
+        <w:t xml:space="preserve">            </w:t>
+      </w:r>
+      <w:r>
+        <w:rPr>
+          <w:rFonts w:ascii="Arial" w:hAnsi="Arial" w:cs="Arial"/>
+          <w:sz w:val="14"/>
+          <w:szCs w:val="14"/>
+          <w:lang w:val="es-ES" w:eastAsia="es-MX"/>
+        </w:rPr>
+        <w:t xml:space="preserve"> </w:t>
+      </w:r>
+      <w:r>
+        <w:rPr>
+          <w:rFonts w:ascii="Arial" w:hAnsi="Arial" w:cs="Arial"/>
+          <w:sz w:val="14"/>
+          <w:szCs w:val="14"/>
+          <w:lang w:val="es-ES" w:eastAsia="es-MX"/>
+        </w:rPr>
+        <w:t>del año dos mil veinti</w:t>
+      </w:r>
+      <w:r>
+        <w:rPr>
+          <w:rFonts w:ascii="Arial" w:hAnsi="Arial" w:cs="Arial"/>
+          <w:sz w:val="14"/>
+          <w:szCs w:val="14"/>
+          <w:lang w:val="es-ES" w:eastAsia="es-MX"/>
+        </w:rPr>
+        <w:t>séis</w:t>
+      </w:r>
+      <w:r>
+        <w:rPr>
+          <w:rFonts w:ascii="Arial" w:hAnsi="Arial" w:cs="Arial"/>
+          <w:sz w:val="14"/>
+          <w:szCs w:val="14"/>
+          <w:lang w:val="es-ES" w:eastAsia="es-MX"/>
         </w:rPr>
         <w:t>,</w:t>
       </w:r>
@@ -760,7 +828,7 @@
           <w:rFonts w:ascii="Arial" w:hAnsi="Arial" w:cs="Arial"/>
           <w:sz w:val="14"/>
           <w:szCs w:val="14"/>
-          <w:lang w:val="es-MX" w:eastAsia="es-MX"/>
+          <w:lang w:val="es-ES" w:eastAsia="es-MX"/>
         </w:rPr>
         <w:t xml:space="preserve"> Yo, Licenciado </w:t>
       </w:r>
@@ -771,7 +839,7 @@
           <w:bCs/>
           <w:sz w:val="14"/>
           <w:szCs w:val="14"/>
-          <w:lang w:val="es-MX" w:eastAsia="es-MX"/>
+          <w:lang w:val="es-ES" w:eastAsia="es-MX"/>
         </w:rPr>
         <w:t>JUAN CARLOS ORTEGA REYES</w:t>
       </w:r>
@@ -780,7 +848,7 @@
           <w:rFonts w:ascii="Arial" w:hAnsi="Arial" w:cs="Arial"/>
           <w:sz w:val="14"/>
           <w:szCs w:val="14"/>
-          <w:lang w:val="es-MX" w:eastAsia="es-MX"/>
+          <w:lang w:val="es-ES" w:eastAsia="es-MX"/>
         </w:rPr>
         <w:t xml:space="preserve">, </w:t>
       </w:r>
@@ -789,7 +857,7 @@
           <w:rFonts w:ascii="Arial" w:hAnsi="Arial" w:cs="Arial"/>
           <w:sz w:val="14"/>
           <w:szCs w:val="14"/>
-          <w:lang w:val="es-MX" w:eastAsia="es-MX"/>
+          <w:lang w:val="es-ES" w:eastAsia="es-MX"/>
         </w:rPr>
         <w:t xml:space="preserve">Notario Público </w:t>
       </w:r>
@@ -798,7 +866,7 @@
           <w:rFonts w:ascii="Arial" w:hAnsi="Arial" w:cs="Arial"/>
           <w:sz w:val="14"/>
           <w:szCs w:val="14"/>
-          <w:lang w:val="es-MX" w:eastAsia="es-MX"/>
+          <w:lang w:val="es-ES" w:eastAsia="es-MX"/>
         </w:rPr>
         <w:t>Número Ciento Sesenta y Ocho del Estado de México y del Patrimonio Inmobiliario Federal, con residencia en este Municipio</w:t>
       </w:r>
@@ -807,7 +875,7 @@
           <w:rFonts w:ascii="Arial" w:hAnsi="Arial" w:cs="Arial"/>
           <w:sz w:val="14"/>
           <w:szCs w:val="14"/>
-          <w:lang w:val="es-MX" w:eastAsia="es-MX"/>
+          <w:lang w:val="es-ES" w:eastAsia="es-MX"/>
         </w:rPr>
         <w:t>,</w:t>
       </w:r>
@@ -816,7 +884,7 @@
           <w:rFonts w:ascii="Arial" w:hAnsi="Arial" w:cs="Arial"/>
           <w:sz w:val="14"/>
           <w:szCs w:val="14"/>
-          <w:lang w:val="es-MX" w:eastAsia="es-MX"/>
+          <w:lang w:val="es-ES" w:eastAsia="es-MX"/>
         </w:rPr>
         <w:t xml:space="preserve"> hago constar el acto antes mencionado</w:t>
       </w:r>
@@ -825,7 +893,7 @@
           <w:rFonts w:ascii="Arial" w:hAnsi="Arial" w:cs="Arial"/>
           <w:sz w:val="14"/>
           <w:szCs w:val="14"/>
-          <w:lang w:val="es-MX" w:eastAsia="es-MX"/>
+          <w:lang w:val="es-ES" w:eastAsia="es-MX"/>
         </w:rPr>
         <w:t xml:space="preserve"> </w:t>
       </w:r>
@@ -834,7 +902,7 @@
           <w:rFonts w:ascii="Arial" w:hAnsi="Arial" w:cs="Arial"/>
           <w:sz w:val="14"/>
           <w:szCs w:val="14"/>
-          <w:lang w:val="es-MX" w:eastAsia="es-MX"/>
+          <w:lang w:val="es-ES" w:eastAsia="es-MX"/>
         </w:rPr>
         <w:t xml:space="preserve">que </w:t>
       </w:r>
@@ -843,7 +911,7 @@
           <w:rFonts w:ascii="Arial" w:hAnsi="Arial" w:cs="Arial"/>
           <w:sz w:val="14"/>
           <w:szCs w:val="14"/>
-          <w:lang w:val="es-MX" w:eastAsia="es-MX"/>
+          <w:lang w:val="es-ES" w:eastAsia="es-MX"/>
         </w:rPr>
         <w:t xml:space="preserve">otorga </w:t>
       </w:r>
@@ -852,7 +920,7 @@
           <w:rFonts w:ascii="Arial" w:hAnsi="Arial" w:cs="Arial"/>
           <w:sz w:val="14"/>
           <w:szCs w:val="14"/>
-          <w:lang w:val="es-MX" w:eastAsia="es-MX"/>
+          <w:lang w:val="es-ES" w:eastAsia="es-MX"/>
         </w:rPr>
         <w:t>la person</w:t>
       </w:r>
@@ -861,7 +929,7 @@
           <w:rFonts w:ascii="Arial" w:hAnsi="Arial" w:cs="Arial"/>
           <w:sz w:val="14"/>
           <w:szCs w:val="14"/>
-          <w:lang w:val="es-MX" w:eastAsia="es-MX"/>
+          <w:lang w:val="es-ES" w:eastAsia="es-MX"/>
         </w:rPr>
         <w:t>a</w:t>
       </w:r>
@@ -870,7 +938,7 @@
           <w:rFonts w:ascii="Arial" w:hAnsi="Arial" w:cs="Arial"/>
           <w:sz w:val="14"/>
           <w:szCs w:val="14"/>
-          <w:lang w:val="es-MX" w:eastAsia="es-MX"/>
+          <w:lang w:val="es-ES" w:eastAsia="es-MX"/>
         </w:rPr>
         <w:t xml:space="preserve"> ahí mismo citada, de conformidad con los siguientes antecedentes</w:t>
       </w:r>
@@ -879,7 +947,7 @@
           <w:rFonts w:ascii="Arial" w:hAnsi="Arial" w:cs="Arial"/>
           <w:sz w:val="14"/>
           <w:szCs w:val="14"/>
-          <w:lang w:val="es-MX" w:eastAsia="es-MX"/>
+          <w:lang w:val="es-ES" w:eastAsia="es-MX"/>
         </w:rPr>
         <w:t xml:space="preserve"> </w:t>
       </w:r>
@@ -888,7 +956,7 @@
           <w:rFonts w:ascii="Arial" w:hAnsi="Arial" w:cs="Arial"/>
           <w:sz w:val="14"/>
           <w:szCs w:val="14"/>
-          <w:lang w:val="es-MX" w:eastAsia="es-MX"/>
+          <w:lang w:val="es-ES" w:eastAsia="es-MX"/>
         </w:rPr>
         <w:t>y cláusulas:</w:t>
       </w:r>
@@ -897,18 +965,20 @@
           <w:rFonts w:ascii="Arial" w:hAnsi="Arial" w:cs="Arial"/>
           <w:sz w:val="14"/>
           <w:szCs w:val="14"/>
-          <w:lang w:val="es-MX" w:eastAsia="es-MX"/>
-        </w:rPr>
-        <w:t>----------------------------------------------------------------------------------------------------</w:t>
+          <w:lang w:val="es-ES" w:eastAsia="es-MX"/>
+        </w:rPr>
+        <w:t>--------------------------------------------------------------------------------------------------------------------------------------------------------------------------------------</w:t>
       </w:r>
     </w:p>
-    <w:bookmarkEnd w:id="3"/>
+    <w:bookmarkEnd w:id="2"/>
     <w:p>
       <w:pPr>
         <w:pStyle w:val="Sinespaciado"/>
         <w:tabs>
           <w:tab w:val="left" w:leader="hyphen" w:pos="709"/>
-          <w:tab w:val="right" w:leader="hyphen" w:pos="8220"/>
+          <w:tab w:val="left" w:pos="3686"/>
+          <w:tab w:val="right" w:leader="hyphen" w:pos="9072"/>
+          <w:tab w:val="right" w:leader="hyphen" w:pos="9129"/>
         </w:tabs>
         <w:spacing w:line="360" w:lineRule="auto"/>
         <w:jc w:val="center"/>
@@ -917,15 +987,15 @@
           <w:bCs/>
           <w:sz w:val="14"/>
           <w:szCs w:val="14"/>
-          <w:lang w:val="pt-PT"/>
-        </w:rPr>
-      </w:pPr>
-      <w:r>
-        <w:rPr>
-          <w:rFonts w:ascii="Arial" w:hAnsi="Arial" w:cs="Arial"/>
-          <w:sz w:val="14"/>
-          <w:szCs w:val="14"/>
-          <w:lang w:val="pt-PT"/>
+          <w:lang w:val="it-IT"/>
+        </w:rPr>
+      </w:pPr>
+      <w:r>
+        <w:rPr>
+          <w:rFonts w:ascii="Arial" w:hAnsi="Arial" w:cs="Arial"/>
+          <w:sz w:val="14"/>
+          <w:szCs w:val="14"/>
+          <w:lang w:val="it-IT"/>
         </w:rPr>
         <w:t>--------------------------------------</w:t>
       </w:r>
@@ -934,7 +1004,7 @@
           <w:rFonts w:ascii="Arial" w:hAnsi="Arial" w:cs="Arial"/>
           <w:sz w:val="14"/>
           <w:szCs w:val="14"/>
-          <w:lang w:val="pt-PT"/>
+          <w:lang w:val="it-IT"/>
         </w:rPr>
         <w:t>-----</w:t>
       </w:r>
@@ -943,7 +1013,7 @@
           <w:rFonts w:ascii="Arial" w:hAnsi="Arial" w:cs="Arial"/>
           <w:sz w:val="14"/>
           <w:szCs w:val="14"/>
-          <w:lang w:val="pt-PT"/>
+          <w:lang w:val="it-IT"/>
         </w:rPr>
         <w:t>--</w:t>
       </w:r>
@@ -952,7 +1022,7 @@
           <w:rFonts w:ascii="Arial" w:hAnsi="Arial" w:cs="Arial"/>
           <w:sz w:val="14"/>
           <w:szCs w:val="14"/>
-          <w:lang w:val="pt-PT"/>
+          <w:lang w:val="it-IT"/>
         </w:rPr>
         <w:t>-</w:t>
       </w:r>
@@ -961,7 +1031,7 @@
           <w:rFonts w:ascii="Arial" w:hAnsi="Arial" w:cs="Arial"/>
           <w:sz w:val="14"/>
           <w:szCs w:val="14"/>
-          <w:lang w:val="pt-PT"/>
+          <w:lang w:val="it-IT"/>
         </w:rPr>
         <w:t>---------------</w:t>
       </w:r>
@@ -970,7 +1040,7 @@
           <w:rFonts w:ascii="Arial" w:hAnsi="Arial" w:cs="Arial"/>
           <w:sz w:val="14"/>
           <w:szCs w:val="14"/>
-          <w:lang w:val="pt-PT"/>
+          <w:lang w:val="it-IT"/>
         </w:rPr>
         <w:t>----</w:t>
       </w:r>
@@ -979,7 +1049,7 @@
           <w:rFonts w:ascii="Arial" w:hAnsi="Arial" w:cs="Arial"/>
           <w:sz w:val="14"/>
           <w:szCs w:val="14"/>
-          <w:lang w:val="pt-PT"/>
+          <w:lang w:val="it-IT"/>
         </w:rPr>
         <w:t>------</w:t>
       </w:r>
@@ -988,7 +1058,7 @@
           <w:rFonts w:ascii="Arial" w:hAnsi="Arial" w:cs="Arial"/>
           <w:sz w:val="14"/>
           <w:szCs w:val="14"/>
-          <w:lang w:val="pt-PT"/>
+          <w:lang w:val="it-IT"/>
         </w:rPr>
         <w:t>-</w:t>
       </w:r>
@@ -997,7 +1067,7 @@
           <w:rFonts w:ascii="Arial" w:hAnsi="Arial" w:cs="Arial"/>
           <w:sz w:val="14"/>
           <w:szCs w:val="14"/>
-          <w:lang w:val="pt-PT"/>
+          <w:lang w:val="it-IT"/>
         </w:rPr>
         <w:t>-</w:t>
       </w:r>
@@ -1006,25 +1076,26 @@
           <w:rFonts w:ascii="Arial" w:hAnsi="Arial" w:cs="Arial"/>
           <w:sz w:val="14"/>
           <w:szCs w:val="14"/>
-          <w:lang w:val="pt-PT"/>
+          <w:lang w:val="it-IT"/>
+        </w:rPr>
+        <w:t>----</w:t>
+      </w:r>
+      <w:r>
+        <w:rPr>
+          <w:rFonts w:ascii="Arial" w:hAnsi="Arial" w:cs="Arial"/>
+          <w:sz w:val="14"/>
+          <w:szCs w:val="14"/>
+          <w:lang w:val="it-IT"/>
         </w:rPr>
         <w:t>-</w:t>
       </w:r>
       <w:r>
         <w:rPr>
           <w:rFonts w:ascii="Arial" w:hAnsi="Arial" w:cs="Arial"/>
-          <w:sz w:val="14"/>
-          <w:szCs w:val="14"/>
-          <w:lang w:val="pt-PT"/>
-        </w:rPr>
-        <w:t>----</w:t>
-      </w:r>
-      <w:r>
-        <w:rPr>
-          <w:rFonts w:ascii="Arial" w:hAnsi="Arial" w:cs="Arial"/>
-          <w:sz w:val="14"/>
-          <w:szCs w:val="14"/>
-          <w:lang w:val="pt-PT"/>
+          <w:b/>
+          <w:sz w:val="14"/>
+          <w:szCs w:val="14"/>
+          <w:lang w:val="it-IT"/>
         </w:rPr>
         <w:t xml:space="preserve"> </w:t>
       </w:r>
@@ -1034,7 +1105,7 @@
           <w:b/>
           <w:sz w:val="14"/>
           <w:szCs w:val="14"/>
-          <w:lang w:val="pt-PT"/>
+          <w:lang w:val="it-IT"/>
         </w:rPr>
         <w:t>A</w:t>
       </w:r>
@@ -1044,7 +1115,7 @@
           <w:b/>
           <w:sz w:val="14"/>
           <w:szCs w:val="14"/>
-          <w:lang w:val="pt-PT"/>
+          <w:lang w:val="it-IT"/>
         </w:rPr>
         <w:t xml:space="preserve"> </w:t>
       </w:r>
@@ -1054,7 +1125,7 @@
           <w:b/>
           <w:sz w:val="14"/>
           <w:szCs w:val="14"/>
-          <w:lang w:val="pt-PT"/>
+          <w:lang w:val="it-IT"/>
         </w:rPr>
         <w:t>N</w:t>
       </w:r>
@@ -1064,7 +1135,7 @@
           <w:b/>
           <w:sz w:val="14"/>
           <w:szCs w:val="14"/>
-          <w:lang w:val="pt-PT"/>
+          <w:lang w:val="it-IT"/>
         </w:rPr>
         <w:t xml:space="preserve"> </w:t>
       </w:r>
@@ -1074,7 +1145,7 @@
           <w:b/>
           <w:sz w:val="14"/>
           <w:szCs w:val="14"/>
-          <w:lang w:val="pt-PT"/>
+          <w:lang w:val="it-IT"/>
         </w:rPr>
         <w:t>T</w:t>
       </w:r>
@@ -1084,7 +1155,7 @@
           <w:b/>
           <w:sz w:val="14"/>
           <w:szCs w:val="14"/>
-          <w:lang w:val="pt-PT"/>
+          <w:lang w:val="it-IT"/>
         </w:rPr>
         <w:t xml:space="preserve"> </w:t>
       </w:r>
@@ -1094,7 +1165,7 @@
           <w:b/>
           <w:sz w:val="14"/>
           <w:szCs w:val="14"/>
-          <w:lang w:val="pt-PT"/>
+          <w:lang w:val="it-IT"/>
         </w:rPr>
         <w:t>E</w:t>
       </w:r>
@@ -1104,7 +1175,7 @@
           <w:b/>
           <w:sz w:val="14"/>
           <w:szCs w:val="14"/>
-          <w:lang w:val="pt-PT"/>
+          <w:lang w:val="it-IT"/>
         </w:rPr>
         <w:t xml:space="preserve"> </w:t>
       </w:r>
@@ -1114,7 +1185,7 @@
           <w:b/>
           <w:sz w:val="14"/>
           <w:szCs w:val="14"/>
-          <w:lang w:val="pt-PT"/>
+          <w:lang w:val="it-IT"/>
         </w:rPr>
         <w:t>C</w:t>
       </w:r>
@@ -1124,7 +1195,7 @@
           <w:b/>
           <w:sz w:val="14"/>
           <w:szCs w:val="14"/>
-          <w:lang w:val="pt-PT"/>
+          <w:lang w:val="it-IT"/>
         </w:rPr>
         <w:t xml:space="preserve"> </w:t>
       </w:r>
@@ -1134,7 +1205,7 @@
           <w:b/>
           <w:sz w:val="14"/>
           <w:szCs w:val="14"/>
-          <w:lang w:val="pt-PT"/>
+          <w:lang w:val="it-IT"/>
         </w:rPr>
         <w:t>E</w:t>
       </w:r>
@@ -1144,7 +1215,7 @@
           <w:b/>
           <w:sz w:val="14"/>
           <w:szCs w:val="14"/>
-          <w:lang w:val="pt-PT"/>
+          <w:lang w:val="it-IT"/>
         </w:rPr>
         <w:t xml:space="preserve"> </w:t>
       </w:r>
@@ -1154,7 +1225,7 @@
           <w:b/>
           <w:sz w:val="14"/>
           <w:szCs w:val="14"/>
-          <w:lang w:val="pt-PT"/>
+          <w:lang w:val="it-IT"/>
         </w:rPr>
         <w:t>D</w:t>
       </w:r>
@@ -1164,7 +1235,7 @@
           <w:b/>
           <w:sz w:val="14"/>
           <w:szCs w:val="14"/>
-          <w:lang w:val="pt-PT"/>
+          <w:lang w:val="it-IT"/>
         </w:rPr>
         <w:t xml:space="preserve"> </w:t>
       </w:r>
@@ -1174,7 +1245,7 @@
           <w:b/>
           <w:sz w:val="14"/>
           <w:szCs w:val="14"/>
-          <w:lang w:val="pt-PT"/>
+          <w:lang w:val="it-IT"/>
         </w:rPr>
         <w:t>E</w:t>
       </w:r>
@@ -1184,7 +1255,7 @@
           <w:b/>
           <w:sz w:val="14"/>
           <w:szCs w:val="14"/>
-          <w:lang w:val="pt-PT"/>
+          <w:lang w:val="it-IT"/>
         </w:rPr>
         <w:t xml:space="preserve"> </w:t>
       </w:r>
@@ -1194,7 +1265,7 @@
           <w:b/>
           <w:sz w:val="14"/>
           <w:szCs w:val="14"/>
-          <w:lang w:val="pt-PT"/>
+          <w:lang w:val="it-IT"/>
         </w:rPr>
         <w:t>N</w:t>
       </w:r>
@@ -1204,7 +1275,7 @@
           <w:b/>
           <w:sz w:val="14"/>
           <w:szCs w:val="14"/>
-          <w:lang w:val="pt-PT"/>
+          <w:lang w:val="it-IT"/>
         </w:rPr>
         <w:t xml:space="preserve"> </w:t>
       </w:r>
@@ -1214,7 +1285,7 @@
           <w:b/>
           <w:sz w:val="14"/>
           <w:szCs w:val="14"/>
-          <w:lang w:val="pt-PT"/>
+          <w:lang w:val="it-IT"/>
         </w:rPr>
         <w:t>T</w:t>
       </w:r>
@@ -1224,7 +1295,7 @@
           <w:b/>
           <w:sz w:val="14"/>
           <w:szCs w:val="14"/>
-          <w:lang w:val="pt-PT"/>
+          <w:lang w:val="it-IT"/>
         </w:rPr>
         <w:t xml:space="preserve"> </w:t>
       </w:r>
@@ -1234,7 +1305,7 @@
           <w:b/>
           <w:sz w:val="14"/>
           <w:szCs w:val="14"/>
-          <w:lang w:val="pt-PT"/>
+          <w:lang w:val="it-IT"/>
         </w:rPr>
         <w:t>E</w:t>
       </w:r>
@@ -1244,7 +1315,7 @@
           <w:b/>
           <w:sz w:val="14"/>
           <w:szCs w:val="14"/>
-          <w:lang w:val="pt-PT"/>
+          <w:lang w:val="it-IT"/>
         </w:rPr>
         <w:t xml:space="preserve"> </w:t>
       </w:r>
@@ -1254,17 +1325,27 @@
           <w:b/>
           <w:sz w:val="14"/>
           <w:szCs w:val="14"/>
-          <w:lang w:val="pt-PT"/>
+          <w:lang w:val="it-IT"/>
         </w:rPr>
         <w:t>S</w:t>
       </w:r>
       <w:r>
         <w:rPr>
           <w:rFonts w:ascii="Arial" w:hAnsi="Arial" w:cs="Arial"/>
-          <w:bCs/>
-          <w:sz w:val="14"/>
-          <w:szCs w:val="14"/>
-          <w:lang w:val="pt-PT"/>
+          <w:b/>
+          <w:sz w:val="14"/>
+          <w:szCs w:val="14"/>
+          <w:lang w:val="it-IT"/>
+        </w:rPr>
+        <w:t xml:space="preserve"> </w:t>
+      </w:r>
+      <w:r>
+        <w:rPr>
+          <w:rFonts w:ascii="Arial" w:hAnsi="Arial" w:cs="Arial"/>
+          <w:bCs/>
+          <w:sz w:val="14"/>
+          <w:szCs w:val="14"/>
+          <w:lang w:val="it-IT"/>
         </w:rPr>
         <w:tab/>
       </w:r>
@@ -1274,7 +1355,8 @@
         <w:pStyle w:val="Sinespaciado"/>
         <w:tabs>
           <w:tab w:val="left" w:leader="hyphen" w:pos="709"/>
-          <w:tab w:val="right" w:leader="hyphen" w:pos="8220"/>
+          <w:tab w:val="right" w:leader="hyphen" w:pos="9072"/>
+          <w:tab w:val="right" w:leader="hyphen" w:pos="9129"/>
         </w:tabs>
         <w:spacing w:line="360" w:lineRule="auto"/>
         <w:jc w:val="both"/>
@@ -1282,13 +1364,11 @@
           <w:rFonts w:ascii="Arial" w:eastAsia="Batang" w:hAnsi="Arial" w:cs="Arial"/>
           <w:sz w:val="14"/>
           <w:szCs w:val="14"/>
-          <w:lang w:val="es-MX"/>
-        </w:rPr>
-      </w:pPr>
-      <w:r>
-        <w:rPr>
-          <w:rFonts w:ascii="Arial" w:hAnsi="Arial" w:cs="Arial"/>
-          <w:b/>
+        </w:rPr>
+      </w:pPr>
+      <w:r>
+        <w:rPr>
+          <w:rFonts w:ascii="Arial" w:hAnsi="Arial" w:cs="Arial"/>
           <w:sz w:val="14"/>
           <w:szCs w:val="14"/>
           <w:lang w:val="es-MX"/>
@@ -1301,50 +1381,36 @@
           <w:b/>
           <w:sz w:val="14"/>
           <w:szCs w:val="14"/>
-          <w:lang w:val="es-MX"/>
         </w:rPr>
         <w:t xml:space="preserve">I.- </w:t>
       </w:r>
-      <w:commentRangeStart w:id="5"/>
-      <w:r>
-        <w:rPr>
-          <w:rFonts w:ascii="Arial" w:eastAsia="Batang" w:hAnsi="Arial" w:cs="Arial"/>
-          <w:b/>
-          <w:sz w:val="14"/>
-          <w:szCs w:val="14"/>
-          <w:lang w:val="es-MX"/>
-        </w:rPr>
-        <w:t>OTORGAMIENTO DE CRÉDITO</w:t>
-      </w:r>
-      <w:commentRangeEnd w:id="5"/>
-      <w:r>
-        <w:rPr>
-          <w:rStyle w:val="Refdecomentario"/>
-          <w:rFonts w:ascii="Arial" w:eastAsia="Batang" w:hAnsi="Arial" w:cs="Arial"/>
-          <w:b/>
-          <w:sz w:val="14"/>
-          <w:szCs w:val="14"/>
-          <w:lang w:val="es-MX"/>
-        </w:rPr>
-        <w:commentReference w:id="5"/>
-      </w:r>
-      <w:r>
-        <w:rPr>
-          <w:rFonts w:ascii="Arial" w:eastAsia="Batang" w:hAnsi="Arial" w:cs="Arial"/>
-          <w:b/>
-          <w:sz w:val="14"/>
-          <w:szCs w:val="14"/>
-          <w:lang w:val="es-MX"/>
-        </w:rPr>
-        <w:t xml:space="preserve"> Y CONSTITUCIÓN DE GARANTÍA HIPOTECARIA</w:t>
-      </w:r>
-      <w:r>
-        <w:rPr>
-          <w:rFonts w:ascii="Arial" w:eastAsia="Batang" w:hAnsi="Arial" w:cs="Arial"/>
-          <w:b/>
-          <w:sz w:val="14"/>
-          <w:szCs w:val="14"/>
-          <w:lang w:val="es-MX"/>
+      <w:r>
+        <w:rPr>
+          <w:rFonts w:ascii="Arial" w:eastAsia="Batang" w:hAnsi="Arial" w:cs="Arial"/>
+          <w:b/>
+          <w:sz w:val="14"/>
+          <w:szCs w:val="14"/>
+          <w:lang w:val="es-ES"/>
+        </w:rPr>
+        <w:t xml:space="preserve">OTORGAMIENTO DE CRÉDITO Y CONSTITUCIÓN DE GARANTÍA </w:t>
+      </w:r>
+      <w:proofErr w:type="gramStart"/>
+      <w:r>
+        <w:rPr>
+          <w:rFonts w:ascii="Arial" w:eastAsia="Batang" w:hAnsi="Arial" w:cs="Arial"/>
+          <w:b/>
+          <w:sz w:val="14"/>
+          <w:szCs w:val="14"/>
+          <w:lang w:val="es-ES"/>
+        </w:rPr>
+        <w:t>HIPOTECARIA</w:t>
+      </w:r>
+      <w:r>
+        <w:rPr>
+          <w:rFonts w:ascii="Arial" w:eastAsia="Batang" w:hAnsi="Arial" w:cs="Arial"/>
+          <w:b/>
+          <w:sz w:val="14"/>
+          <w:szCs w:val="14"/>
         </w:rPr>
         <w:t>.</w:t>
       </w:r>
@@ -1354,27 +1420,24 @@
           <w:b/>
           <w:sz w:val="14"/>
           <w:szCs w:val="14"/>
-          <w:lang w:val="es-MX"/>
         </w:rPr>
         <w:t>-</w:t>
       </w:r>
-      <w:r>
-        <w:rPr>
-          <w:rFonts w:ascii="Arial" w:eastAsia="Batang" w:hAnsi="Arial" w:cs="Arial"/>
-          <w:b/>
-          <w:sz w:val="14"/>
-          <w:szCs w:val="14"/>
-          <w:lang w:val="es-MX"/>
+      <w:proofErr w:type="gramEnd"/>
+      <w:r>
+        <w:rPr>
+          <w:rFonts w:ascii="Arial" w:eastAsia="Batang" w:hAnsi="Arial" w:cs="Arial"/>
+          <w:b/>
+          <w:sz w:val="14"/>
+          <w:szCs w:val="14"/>
         </w:rPr>
         <w:t xml:space="preserve"> </w:t>
       </w:r>
-      <w:commentRangeStart w:id="6"/>
-      <w:r>
-        <w:rPr>
-          <w:rFonts w:ascii="Arial" w:eastAsia="Batang" w:hAnsi="Arial" w:cs="Arial"/>
-          <w:sz w:val="14"/>
-          <w:szCs w:val="14"/>
-          <w:lang w:val="es-MX"/>
+      <w:r>
+        <w:rPr>
+          <w:rFonts w:ascii="Arial" w:eastAsia="Batang" w:hAnsi="Arial" w:cs="Arial"/>
+          <w:sz w:val="14"/>
+          <w:szCs w:val="14"/>
         </w:rPr>
         <w:t xml:space="preserve">Por </w:t>
       </w:r>
@@ -1383,16 +1446,22 @@
           <w:rFonts w:ascii="Arial" w:eastAsia="Batang" w:hAnsi="Arial" w:cs="Arial"/>
           <w:sz w:val="14"/>
           <w:szCs w:val="14"/>
-          <w:lang w:val="es-MX"/>
-        </w:rPr>
-        <w:t>instrumento</w:t>
-      </w:r>
-      <w:r>
-        <w:rPr>
-          <w:rFonts w:ascii="Arial" w:eastAsia="Batang" w:hAnsi="Arial" w:cs="Arial"/>
-          <w:sz w:val="14"/>
-          <w:szCs w:val="14"/>
-          <w:lang w:val="es-MX"/>
+        </w:rPr>
+        <w:t>i</w:t>
+      </w:r>
+      <w:r>
+        <w:rPr>
+          <w:rFonts w:ascii="Arial" w:eastAsia="Batang" w:hAnsi="Arial" w:cs="Arial"/>
+          <w:sz w:val="14"/>
+          <w:szCs w:val="14"/>
+        </w:rPr>
+        <w:t>nstrumento</w:t>
+      </w:r>
+      <w:r>
+        <w:rPr>
+          <w:rFonts w:ascii="Arial" w:eastAsia="Batang" w:hAnsi="Arial" w:cs="Arial"/>
+          <w:sz w:val="14"/>
+          <w:szCs w:val="14"/>
         </w:rPr>
         <w:t xml:space="preserve"> número</w:t>
       </w:r>
@@ -1401,22 +1470,21 @@
           <w:rFonts w:ascii="Arial" w:eastAsia="Batang" w:hAnsi="Arial" w:cs="Arial"/>
           <w:sz w:val="14"/>
           <w:szCs w:val="14"/>
-          <w:lang w:val="es-MX"/>
         </w:rPr>
         <w:t xml:space="preserve"> </w:t>
       </w:r>
-      <w:commentRangeEnd w:id="6"/>
-      <w:r>
-        <w:rPr>
-          <w:rStyle w:val="Refdecomentario"/>
+      <w:proofErr w:type="gramStart"/>
+      <w:r>
+        <w:rPr>
           <w:rFonts w:ascii="Arial" w:eastAsia="Batang" w:hAnsi="Arial" w:cs="Arial"/>
           <w:sz w:val="14"/>
           <w:szCs w:val="14"/>
           <w:highlight w:val="yellow"/>
           <w:lang w:val="es-MX"/>
         </w:rPr>
-        <w:commentReference w:id="6"/>
-      </w:r>
+        <w:t xml:space="preserve">{{ </w:t>
+      </w:r>
+      <w:proofErr w:type="spellStart"/>
       <w:r>
         <w:rPr>
           <w:rFonts w:ascii="Arial" w:eastAsia="Batang" w:hAnsi="Arial" w:cs="Arial"/>
@@ -1425,6 +1493,101 @@
           <w:highlight w:val="yellow"/>
           <w:lang w:val="es-MX"/>
         </w:rPr>
+        <w:t>numero</w:t>
+      </w:r>
+      <w:proofErr w:type="gramEnd"/>
+      <w:r>
+        <w:rPr>
+          <w:rFonts w:ascii="Arial" w:eastAsia="Batang" w:hAnsi="Arial" w:cs="Arial"/>
+          <w:sz w:val="14"/>
+          <w:szCs w:val="14"/>
+          <w:highlight w:val="yellow"/>
+          <w:lang w:val="es-MX"/>
+        </w:rPr>
+        <w:t>_</w:t>
+      </w:r>
+      <w:proofErr w:type="gramStart"/>
+      <w:r>
+        <w:rPr>
+          <w:rFonts w:ascii="Arial" w:eastAsia="Batang" w:hAnsi="Arial" w:cs="Arial"/>
+          <w:sz w:val="14"/>
+          <w:szCs w:val="14"/>
+          <w:highlight w:val="yellow"/>
+          <w:lang w:val="es-MX"/>
+        </w:rPr>
+        <w:t>carta</w:t>
+      </w:r>
+      <w:proofErr w:type="spellEnd"/>
+      <w:r>
+        <w:rPr>
+          <w:rFonts w:ascii="Arial" w:eastAsia="Batang" w:hAnsi="Arial" w:cs="Arial"/>
+          <w:sz w:val="14"/>
+          <w:szCs w:val="14"/>
+          <w:highlight w:val="yellow"/>
+          <w:lang w:val="es-MX"/>
+        </w:rPr>
+        <w:t xml:space="preserve"> }</w:t>
+      </w:r>
+      <w:proofErr w:type="gramEnd"/>
+      <w:r>
+        <w:rPr>
+          <w:rFonts w:ascii="Arial" w:eastAsia="Batang" w:hAnsi="Arial" w:cs="Arial"/>
+          <w:sz w:val="14"/>
+          <w:szCs w:val="14"/>
+          <w:highlight w:val="yellow"/>
+          <w:lang w:val="es-MX"/>
+        </w:rPr>
+        <w:t>}</w:t>
+      </w:r>
+      <w:r>
+        <w:rPr>
+          <w:rFonts w:ascii="Arial" w:eastAsia="Batang" w:hAnsi="Arial" w:cs="Arial"/>
+          <w:sz w:val="14"/>
+          <w:szCs w:val="14"/>
+        </w:rPr>
+        <w:t xml:space="preserve"> </w:t>
+      </w:r>
+      <w:r>
+        <w:rPr>
+          <w:rFonts w:ascii="Arial" w:eastAsia="Batang" w:hAnsi="Arial" w:cs="Arial"/>
+          <w:sz w:val="14"/>
+          <w:szCs w:val="14"/>
+        </w:rPr>
+        <w:t>,</w:t>
+      </w:r>
+      <w:r>
+        <w:rPr>
+          <w:rFonts w:ascii="Arial" w:eastAsia="Batang" w:hAnsi="Arial" w:cs="Arial"/>
+          <w:sz w:val="14"/>
+          <w:szCs w:val="14"/>
+        </w:rPr>
+        <w:t xml:space="preserve"> </w:t>
+      </w:r>
+      <w:r>
+        <w:rPr>
+          <w:rFonts w:ascii="Arial" w:eastAsia="Batang" w:hAnsi="Arial" w:cs="Arial"/>
+          <w:sz w:val="14"/>
+          <w:szCs w:val="14"/>
+        </w:rPr>
+        <w:t>de fecha</w:t>
+      </w:r>
+      <w:r>
+        <w:rPr>
+          <w:rFonts w:ascii="Arial" w:eastAsia="Batang" w:hAnsi="Arial" w:cs="Arial"/>
+          <w:sz w:val="14"/>
+          <w:szCs w:val="14"/>
+        </w:rPr>
+        <w:t xml:space="preserve"> </w:t>
+      </w:r>
+      <w:proofErr w:type="gramStart"/>
+      <w:r>
+        <w:rPr>
+          <w:rFonts w:ascii="Arial" w:eastAsia="Batang" w:hAnsi="Arial" w:cs="Arial"/>
+          <w:sz w:val="14"/>
+          <w:szCs w:val="14"/>
+          <w:highlight w:val="yellow"/>
+          <w:lang w:val="es-MX"/>
+        </w:rPr>
         <w:t xml:space="preserve">{{ </w:t>
       </w:r>
       <w:r>
@@ -1435,8 +1598,9 @@
           <w:highlight w:val="yellow"/>
           <w:lang w:val="es-MX"/>
         </w:rPr>
-        <w:t>numero_carta</w:t>
-      </w:r>
+        <w:t>fecha</w:t>
+      </w:r>
+      <w:proofErr w:type="gramEnd"/>
       <w:r>
         <w:rPr>
           <w:rFonts w:ascii="Arial" w:eastAsia="Batang" w:hAnsi="Arial" w:cs="Arial"/>
@@ -1452,97 +1616,432 @@
           <w:rFonts w:ascii="Arial" w:eastAsia="Batang" w:hAnsi="Arial" w:cs="Arial"/>
           <w:sz w:val="14"/>
           <w:szCs w:val="14"/>
-          <w:lang w:val="es-MX"/>
         </w:rPr>
         <w:t>,</w:t>
       </w:r>
-      <w:r>
-        <w:rPr>
-          <w:rFonts w:ascii="Arial" w:eastAsia="Batang" w:hAnsi="Arial" w:cs="Arial"/>
-          <w:sz w:val="14"/>
-          <w:szCs w:val="14"/>
-          <w:lang w:val="es-MX"/>
+      <w:bookmarkStart w:id="4" w:name="_Hlk150194100"/>
+      <w:r>
+        <w:rPr>
+          <w:rFonts w:ascii="Arial" w:eastAsia="Batang" w:hAnsi="Arial" w:cs="Arial"/>
+          <w:sz w:val="14"/>
+          <w:szCs w:val="14"/>
         </w:rPr>
         <w:t xml:space="preserve"> </w:t>
       </w:r>
-      <w:commentRangeStart w:id="7"/>
-      <w:r>
-        <w:rPr>
-          <w:rFonts w:ascii="Arial" w:eastAsia="Batang" w:hAnsi="Arial" w:cs="Arial"/>
-          <w:sz w:val="14"/>
-          <w:szCs w:val="14"/>
-          <w:lang w:val="es-MX"/>
-        </w:rPr>
-        <w:t>de fecha</w:t>
-      </w:r>
-      <w:r>
-        <w:rPr>
-          <w:rFonts w:ascii="Arial" w:eastAsia="Batang" w:hAnsi="Arial" w:cs="Arial"/>
-          <w:sz w:val="14"/>
-          <w:szCs w:val="14"/>
-          <w:lang w:val="es-MX"/>
+      <w:r>
+        <w:rPr>
+          <w:rFonts w:ascii="Arial" w:eastAsia="Batang" w:hAnsi="Arial" w:cs="Arial"/>
+          <w:sz w:val="14"/>
+          <w:szCs w:val="14"/>
+          <w:lang w:val="es-ES"/>
+        </w:rPr>
+        <w:t>otorgado ante</w:t>
+      </w:r>
+      <w:bookmarkEnd w:id="4"/>
+      <w:r>
+        <w:rPr>
+          <w:rFonts w:ascii="Arial" w:eastAsia="Batang" w:hAnsi="Arial" w:cs="Arial"/>
+          <w:sz w:val="14"/>
+          <w:szCs w:val="14"/>
+          <w:lang w:val="es-ES"/>
+        </w:rPr>
+        <w:t xml:space="preserve"> la fe del Licenciado</w:t>
+      </w:r>
+      <w:r>
+        <w:rPr>
+          <w:rFonts w:ascii="Arial" w:eastAsia="Batang" w:hAnsi="Arial" w:cs="Arial"/>
+          <w:sz w:val="14"/>
+          <w:szCs w:val="14"/>
+          <w:lang w:val="es-ES"/>
         </w:rPr>
         <w:t xml:space="preserve"> </w:t>
       </w:r>
-      <w:commentRangeEnd w:id="7"/>
-      <w:r>
-        <w:rPr>
-          <w:rStyle w:val="Refdecomentario"/>
-          <w:rFonts w:ascii="Arial" w:eastAsia="Batang" w:hAnsi="Arial" w:cs="Arial"/>
+      <w:proofErr w:type="gramStart"/>
+      <w:r>
+        <w:rPr>
+          <w:rFonts w:ascii="Arial" w:eastAsia="Batang" w:hAnsi="Arial" w:cs="Arial"/>
+          <w:bCs/>
           <w:sz w:val="14"/>
           <w:szCs w:val="14"/>
           <w:highlight w:val="yellow"/>
           <w:lang w:val="es-MX"/>
         </w:rPr>
-        <w:commentReference w:id="7"/>
-      </w:r>
-      <w:r>
-        <w:rPr>
-          <w:rFonts w:ascii="Arial" w:eastAsia="Batang" w:hAnsi="Arial" w:cs="Arial"/>
+        <w:t xml:space="preserve">{{ </w:t>
+      </w:r>
+      <w:proofErr w:type="spellStart"/>
+      <w:r>
+        <w:rPr>
+          <w:rFonts w:ascii="Arial" w:eastAsia="Batang" w:hAnsi="Arial" w:cs="Arial"/>
+          <w:bCs/>
           <w:sz w:val="14"/>
           <w:szCs w:val="14"/>
           <w:highlight w:val="yellow"/>
           <w:lang w:val="es-MX"/>
         </w:rPr>
+        <w:t>nombre</w:t>
+      </w:r>
+      <w:proofErr w:type="gramEnd"/>
+      <w:r>
+        <w:rPr>
+          <w:rFonts w:ascii="Arial" w:eastAsia="Batang" w:hAnsi="Arial" w:cs="Arial"/>
+          <w:bCs/>
+          <w:sz w:val="14"/>
+          <w:szCs w:val="14"/>
+          <w:highlight w:val="yellow"/>
+          <w:lang w:val="es-MX"/>
+        </w:rPr>
+        <w:t>_</w:t>
+      </w:r>
+      <w:proofErr w:type="gramStart"/>
+      <w:r>
+        <w:rPr>
+          <w:rFonts w:ascii="Arial" w:eastAsia="Batang" w:hAnsi="Arial" w:cs="Arial"/>
+          <w:bCs/>
+          <w:sz w:val="14"/>
+          <w:szCs w:val="14"/>
+          <w:highlight w:val="yellow"/>
+          <w:lang w:val="es-MX"/>
+        </w:rPr>
+        <w:t>notario</w:t>
+      </w:r>
+      <w:proofErr w:type="spellEnd"/>
+      <w:r>
+        <w:rPr>
+          <w:rFonts w:ascii="Arial" w:eastAsia="Batang" w:hAnsi="Arial" w:cs="Arial"/>
+          <w:bCs/>
+          <w:sz w:val="14"/>
+          <w:szCs w:val="14"/>
+          <w:highlight w:val="yellow"/>
+          <w:lang w:val="es-MX"/>
+        </w:rPr>
+        <w:t xml:space="preserve"> }</w:t>
+      </w:r>
+      <w:proofErr w:type="gramEnd"/>
+      <w:r>
+        <w:rPr>
+          <w:rFonts w:ascii="Arial" w:eastAsia="Batang" w:hAnsi="Arial" w:cs="Arial"/>
+          <w:bCs/>
+          <w:sz w:val="14"/>
+          <w:szCs w:val="14"/>
+          <w:highlight w:val="yellow"/>
+          <w:lang w:val="es-MX"/>
+        </w:rPr>
+        <w:t>}</w:t>
+      </w:r>
+      <w:r>
+        <w:rPr>
+          <w:rFonts w:ascii="Arial" w:eastAsia="Batang" w:hAnsi="Arial" w:cs="Arial"/>
+          <w:sz w:val="14"/>
+          <w:szCs w:val="14"/>
+        </w:rPr>
+        <w:t>,</w:t>
+      </w:r>
+      <w:r>
+        <w:rPr>
+          <w:rFonts w:ascii="Arial" w:eastAsia="Batang" w:hAnsi="Arial" w:cs="Arial"/>
+          <w:sz w:val="14"/>
+          <w:szCs w:val="14"/>
+        </w:rPr>
+        <w:t xml:space="preserve"> </w:t>
+      </w:r>
+      <w:r>
+        <w:rPr>
+          <w:rFonts w:ascii="Arial" w:eastAsia="Batang" w:hAnsi="Arial" w:cs="Arial"/>
+          <w:sz w:val="14"/>
+          <w:szCs w:val="14"/>
+        </w:rPr>
+        <w:t xml:space="preserve">se hizo constar </w:t>
+      </w:r>
+      <w:r>
+        <w:rPr>
+          <w:rFonts w:ascii="Arial" w:eastAsia="Batang" w:hAnsi="Arial" w:cs="Arial"/>
+          <w:sz w:val="14"/>
+          <w:szCs w:val="14"/>
+        </w:rPr>
+        <w:t>entre otros actos</w:t>
+      </w:r>
+      <w:r>
+        <w:rPr>
+          <w:rFonts w:ascii="Arial" w:eastAsia="Batang" w:hAnsi="Arial" w:cs="Arial"/>
+          <w:sz w:val="14"/>
+          <w:szCs w:val="14"/>
+        </w:rPr>
+        <w:t>,</w:t>
+      </w:r>
+      <w:r>
+        <w:rPr>
+          <w:rFonts w:ascii="Arial" w:eastAsia="Batang" w:hAnsi="Arial" w:cs="Arial"/>
+          <w:sz w:val="14"/>
+          <w:szCs w:val="14"/>
+        </w:rPr>
+        <w:t xml:space="preserve"> </w:t>
+      </w:r>
+      <w:r>
+        <w:rPr>
+          <w:rFonts w:ascii="Arial" w:eastAsia="Batang" w:hAnsi="Arial" w:cs="Arial"/>
+          <w:bCs/>
+          <w:sz w:val="14"/>
+          <w:szCs w:val="14"/>
+        </w:rPr>
+        <w:t xml:space="preserve">el </w:t>
+      </w:r>
+      <w:r>
+        <w:rPr>
+          <w:rFonts w:ascii="Arial" w:eastAsia="Batang" w:hAnsi="Arial" w:cs="Arial"/>
+          <w:bCs/>
+          <w:sz w:val="14"/>
+          <w:szCs w:val="14"/>
+        </w:rPr>
+        <w:t>otorgamiento de crédito y constitución de garantía hipotecaria</w:t>
+      </w:r>
+      <w:r>
+        <w:rPr>
+          <w:rFonts w:ascii="Arial" w:eastAsia="Batang" w:hAnsi="Arial" w:cs="Arial"/>
+          <w:bCs/>
+          <w:sz w:val="14"/>
+          <w:szCs w:val="14"/>
+        </w:rPr>
+        <w:t>,</w:t>
+      </w:r>
+      <w:r>
+        <w:rPr>
+          <w:rFonts w:ascii="Arial" w:eastAsia="Batang" w:hAnsi="Arial" w:cs="Arial"/>
+          <w:b/>
+          <w:sz w:val="14"/>
+          <w:szCs w:val="14"/>
+        </w:rPr>
+        <w:t xml:space="preserve"> </w:t>
+      </w:r>
+      <w:r>
+        <w:rPr>
+          <w:rFonts w:ascii="Arial" w:eastAsia="Batang" w:hAnsi="Arial" w:cs="Arial"/>
+          <w:sz w:val="14"/>
+          <w:szCs w:val="14"/>
+        </w:rPr>
+        <w:t>por medio del cual</w:t>
+      </w:r>
+      <w:r>
+        <w:rPr>
+          <w:rFonts w:ascii="Arial" w:eastAsia="Batang" w:hAnsi="Arial" w:cs="Arial"/>
+          <w:sz w:val="14"/>
+          <w:szCs w:val="14"/>
+        </w:rPr>
+        <w:t xml:space="preserve"> el</w:t>
+      </w:r>
+      <w:r>
+        <w:rPr>
+          <w:rFonts w:ascii="Arial" w:eastAsia="Batang" w:hAnsi="Arial" w:cs="Arial"/>
+          <w:sz w:val="14"/>
+          <w:szCs w:val="14"/>
+        </w:rPr>
+        <w:t xml:space="preserve"> </w:t>
+      </w:r>
+      <w:r>
+        <w:rPr>
+          <w:rFonts w:ascii="Arial" w:eastAsia="Batang" w:hAnsi="Arial" w:cs="Arial"/>
+          <w:b/>
+          <w:sz w:val="14"/>
+          <w:szCs w:val="14"/>
+        </w:rPr>
+        <w:t xml:space="preserve">INSTITUTO DEL FONDO NACIONAL </w:t>
+      </w:r>
+      <w:r>
+        <w:rPr>
+          <w:rFonts w:ascii="Arial" w:eastAsia="Batang" w:hAnsi="Arial" w:cs="Arial"/>
+          <w:b/>
+          <w:sz w:val="14"/>
+          <w:szCs w:val="14"/>
+        </w:rPr>
+        <w:t xml:space="preserve">DE LA VIVIENDA </w:t>
+      </w:r>
+      <w:r>
+        <w:rPr>
+          <w:rFonts w:ascii="Arial" w:eastAsia="Batang" w:hAnsi="Arial" w:cs="Arial"/>
+          <w:b/>
+          <w:sz w:val="14"/>
+          <w:szCs w:val="14"/>
+        </w:rPr>
+        <w:t>PARA LOS TRABAJADORES</w:t>
+      </w:r>
+      <w:r>
+        <w:rPr>
+          <w:rFonts w:ascii="Arial" w:eastAsia="Batang" w:hAnsi="Arial" w:cs="Arial"/>
+          <w:sz w:val="14"/>
+          <w:szCs w:val="14"/>
+        </w:rPr>
+        <w:t>,</w:t>
+      </w:r>
+      <w:r>
+        <w:rPr>
+          <w:rFonts w:ascii="Arial" w:eastAsia="Batang" w:hAnsi="Arial" w:cs="Arial"/>
+          <w:b/>
+          <w:sz w:val="14"/>
+          <w:szCs w:val="14"/>
+        </w:rPr>
+        <w:t xml:space="preserve"> </w:t>
+      </w:r>
+      <w:r>
+        <w:rPr>
+          <w:rFonts w:ascii="Arial" w:eastAsia="Batang" w:hAnsi="Arial" w:cs="Arial"/>
+          <w:sz w:val="14"/>
+          <w:szCs w:val="14"/>
+        </w:rPr>
+        <w:t>otorg</w:t>
+      </w:r>
+      <w:r>
+        <w:rPr>
+          <w:rFonts w:ascii="Arial" w:eastAsia="Batang" w:hAnsi="Arial" w:cs="Arial"/>
+          <w:sz w:val="14"/>
+          <w:szCs w:val="14"/>
+        </w:rPr>
+        <w:t>ó</w:t>
+      </w:r>
+      <w:r>
+        <w:rPr>
+          <w:rFonts w:ascii="Arial" w:eastAsia="Batang" w:hAnsi="Arial" w:cs="Arial"/>
+          <w:sz w:val="14"/>
+          <w:szCs w:val="14"/>
+        </w:rPr>
+        <w:t xml:space="preserve"> </w:t>
+      </w:r>
+      <w:r>
+        <w:rPr>
+          <w:rFonts w:ascii="Arial" w:eastAsia="Batang" w:hAnsi="Arial" w:cs="Arial"/>
+          <w:sz w:val="14"/>
+          <w:szCs w:val="14"/>
+        </w:rPr>
+        <w:t xml:space="preserve">a la </w:t>
+      </w:r>
+      <w:r>
+        <w:rPr>
+          <w:rFonts w:ascii="Arial" w:eastAsia="Batang" w:hAnsi="Arial" w:cs="Arial"/>
+          <w:sz w:val="14"/>
+          <w:szCs w:val="14"/>
+        </w:rPr>
+        <w:t>señor</w:t>
+      </w:r>
+      <w:r>
+        <w:rPr>
+          <w:rFonts w:ascii="Arial" w:eastAsia="Batang" w:hAnsi="Arial" w:cs="Arial"/>
+          <w:sz w:val="14"/>
+          <w:szCs w:val="14"/>
+        </w:rPr>
+        <w:t>a</w:t>
+      </w:r>
+      <w:r>
+        <w:rPr>
+          <w:rFonts w:ascii="Arial" w:hAnsi="Arial" w:cs="Arial"/>
+          <w:b/>
+          <w:bCs/>
+          <w:sz w:val="14"/>
+          <w:szCs w:val="14"/>
+          <w:lang w:val="es-ES"/>
+        </w:rPr>
+        <w:t xml:space="preserve"> </w:t>
+      </w:r>
+      <w:proofErr w:type="gramStart"/>
+      <w:r>
+        <w:rPr>
+          <w:rFonts w:ascii="Arial" w:hAnsi="Arial" w:cs="Arial"/>
+          <w:b/>
+          <w:sz w:val="14"/>
+          <w:szCs w:val="14"/>
+          <w:highlight w:val="yellow"/>
+          <w:lang w:val="es-MX"/>
+        </w:rPr>
         <w:t xml:space="preserve">{{ </w:t>
       </w:r>
-      <w:r>
-        <w:rPr>
-          <w:rFonts w:ascii="Arial" w:eastAsia="Batang" w:hAnsi="Arial" w:cs="Arial"/>
+      <w:proofErr w:type="spellStart"/>
+      <w:r>
+        <w:rPr>
+          <w:rFonts w:ascii="Arial" w:hAnsi="Arial" w:cs="Arial"/>
+          <w:b/>
           <w:sz w:val="14"/>
           <w:szCs w:val="14"/>
           <w:highlight w:val="yellow"/>
           <w:lang w:val="es-MX"/>
         </w:rPr>
-        <w:t>fecha</w:t>
-      </w:r>
-      <w:r>
-        <w:rPr>
-          <w:rFonts w:ascii="Arial" w:eastAsia="Batang" w:hAnsi="Arial" w:cs="Arial"/>
+        <w:t>nombre</w:t>
+      </w:r>
+      <w:proofErr w:type="gramEnd"/>
+      <w:r>
+        <w:rPr>
+          <w:rFonts w:ascii="Arial" w:hAnsi="Arial" w:cs="Arial"/>
+          <w:b/>
           <w:sz w:val="14"/>
           <w:szCs w:val="14"/>
           <w:highlight w:val="yellow"/>
           <w:lang w:val="es-MX"/>
         </w:rPr>
-        <w:t xml:space="preserve"> }}</w:t>
-      </w:r>
-      <w:commentRangeStart w:id="8"/>
-      <w:r>
-        <w:rPr>
-          <w:rFonts w:ascii="Arial" w:eastAsia="Batang" w:hAnsi="Arial" w:cs="Arial"/>
-          <w:sz w:val="14"/>
-          <w:szCs w:val="14"/>
-          <w:lang w:val="es-MX"/>
-        </w:rPr>
-        <w:t>,</w:t>
-      </w:r>
-      <w:bookmarkStart w:id="9" w:name="_Hlk150194100"/>
-      <w:r>
-        <w:rPr>
-          <w:rFonts w:ascii="Arial" w:eastAsia="Batang" w:hAnsi="Arial" w:cs="Arial"/>
-          <w:sz w:val="14"/>
-          <w:szCs w:val="14"/>
-          <w:lang w:val="es-MX"/>
+        <w:t>_</w:t>
+      </w:r>
+      <w:proofErr w:type="gramStart"/>
+      <w:r>
+        <w:rPr>
+          <w:rFonts w:ascii="Arial" w:hAnsi="Arial" w:cs="Arial"/>
+          <w:b/>
+          <w:sz w:val="14"/>
+          <w:szCs w:val="14"/>
+          <w:highlight w:val="yellow"/>
+          <w:lang w:val="es-MX"/>
+        </w:rPr>
+        <w:t>acreditado</w:t>
+      </w:r>
+      <w:proofErr w:type="spellEnd"/>
+      <w:r>
+        <w:rPr>
+          <w:rFonts w:ascii="Arial" w:hAnsi="Arial" w:cs="Arial"/>
+          <w:b/>
+          <w:sz w:val="14"/>
+          <w:szCs w:val="14"/>
+          <w:highlight w:val="yellow"/>
+          <w:lang w:val="es-MX"/>
+        </w:rPr>
+        <w:t xml:space="preserve"> }</w:t>
+      </w:r>
+      <w:proofErr w:type="gramEnd"/>
+      <w:r>
+        <w:rPr>
+          <w:rFonts w:ascii="Arial" w:hAnsi="Arial" w:cs="Arial"/>
+          <w:b/>
+          <w:sz w:val="14"/>
+          <w:szCs w:val="14"/>
+          <w:highlight w:val="yellow"/>
+          <w:lang w:val="es-MX"/>
+        </w:rPr>
+        <w:t>}</w:t>
+      </w:r>
+      <w:r>
+        <w:rPr>
+          <w:rFonts w:ascii="Arial" w:hAnsi="Arial" w:cs="Arial"/>
+          <w:bCs/>
+          <w:sz w:val="14"/>
+          <w:szCs w:val="14"/>
+        </w:rPr>
+        <w:t xml:space="preserve">, </w:t>
+      </w:r>
+      <w:r>
+        <w:rPr>
+          <w:rFonts w:ascii="Arial" w:eastAsia="Batang" w:hAnsi="Arial" w:cs="Arial"/>
+          <w:bCs/>
+          <w:sz w:val="14"/>
+          <w:szCs w:val="14"/>
+        </w:rPr>
+        <w:t xml:space="preserve">un crédito </w:t>
+      </w:r>
+      <w:r>
+        <w:rPr>
+          <w:rFonts w:ascii="Arial" w:eastAsia="Batang" w:hAnsi="Arial" w:cs="Arial"/>
+          <w:sz w:val="14"/>
+          <w:szCs w:val="14"/>
+        </w:rPr>
+        <w:t>hasta</w:t>
+      </w:r>
+      <w:r>
+        <w:rPr>
+          <w:rFonts w:ascii="Arial" w:eastAsia="Batang" w:hAnsi="Arial" w:cs="Arial"/>
+          <w:sz w:val="14"/>
+          <w:szCs w:val="14"/>
         </w:rPr>
         <w:t xml:space="preserve"> </w:t>
       </w:r>
@@ -1551,582 +2050,8 @@
           <w:rFonts w:ascii="Arial" w:eastAsia="Batang" w:hAnsi="Arial" w:cs="Arial"/>
           <w:sz w:val="14"/>
           <w:szCs w:val="14"/>
-          <w:lang w:val="es-MX"/>
-        </w:rPr>
-        <w:t>otorgado ante</w:t>
-      </w:r>
-      <w:bookmarkEnd w:id="9"/>
-      <w:r>
-        <w:rPr>
-          <w:rFonts w:ascii="Arial" w:eastAsia="Batang" w:hAnsi="Arial" w:cs="Arial"/>
-          <w:sz w:val="14"/>
-          <w:szCs w:val="14"/>
-          <w:lang w:val="es-MX"/>
-        </w:rPr>
-        <w:t xml:space="preserve"> </w:t>
-      </w:r>
-      <w:r>
-        <w:rPr>
-          <w:rFonts w:ascii="Arial" w:eastAsia="Batang" w:hAnsi="Arial" w:cs="Arial"/>
-          <w:bCs/>
-          <w:sz w:val="14"/>
-          <w:szCs w:val="14"/>
-        </w:rPr>
-        <w:t>la fe del Licenciado</w:t>
-      </w:r>
-      <w:r>
-        <w:rPr>
-          <w:rFonts w:ascii="Arial" w:eastAsia="Batang" w:hAnsi="Arial" w:cs="Arial"/>
-          <w:bCs/>
-          <w:sz w:val="14"/>
-          <w:szCs w:val="14"/>
-        </w:rPr>
-        <w:t xml:space="preserve"> </w:t>
-      </w:r>
-      <w:commentRangeEnd w:id="8"/>
-      <w:r>
-        <w:rPr>
-          <w:rStyle w:val="Refdecomentario"/>
-          <w:rFonts w:ascii="Arial" w:eastAsia="Batang" w:hAnsi="Arial" w:cs="Arial"/>
-          <w:bCs/>
-          <w:sz w:val="14"/>
-          <w:szCs w:val="14"/>
-          <w:highlight w:val="yellow"/>
-          <w:lang w:val="es-MX"/>
-        </w:rPr>
-        <w:commentReference w:id="8"/>
-      </w:r>
-      <w:r>
-        <w:rPr>
-          <w:rFonts w:ascii="Arial" w:eastAsia="Batang" w:hAnsi="Arial" w:cs="Arial"/>
-          <w:bCs/>
-          <w:sz w:val="14"/>
-          <w:szCs w:val="14"/>
-          <w:highlight w:val="yellow"/>
-          <w:lang w:val="es-MX"/>
-        </w:rPr>
-        <w:t xml:space="preserve">{{ </w:t>
-      </w:r>
-      <w:r>
-        <w:rPr>
-          <w:rFonts w:ascii="Arial" w:eastAsia="Batang" w:hAnsi="Arial" w:cs="Arial"/>
-          <w:bCs/>
-          <w:sz w:val="14"/>
-          <w:szCs w:val="14"/>
-          <w:highlight w:val="yellow"/>
-          <w:lang w:val="es-MX"/>
-        </w:rPr>
-        <w:t>nombre_notario</w:t>
-      </w:r>
-      <w:r>
-        <w:rPr>
-          <w:rFonts w:ascii="Arial" w:eastAsia="Batang" w:hAnsi="Arial" w:cs="Arial"/>
-          <w:bCs/>
-          <w:sz w:val="14"/>
-          <w:szCs w:val="14"/>
-          <w:highlight w:val="yellow"/>
-          <w:lang w:val="es-MX"/>
-        </w:rPr>
-        <w:t xml:space="preserve"> }}</w:t>
-      </w:r>
-      <w:r>
-        <w:rPr>
-          <w:rFonts w:ascii="Arial" w:eastAsia="Batang" w:hAnsi="Arial" w:cs="Arial"/>
-          <w:bCs/>
-          <w:sz w:val="14"/>
-          <w:szCs w:val="14"/>
-          <w:highlight w:val="yellow"/>
-        </w:rPr>
-        <w:t>, Notario Público número ciento tres del Distrito Federal (hoy Ciudad de México)</w:t>
-      </w:r>
-      <w:r>
-        <w:rPr>
-          <w:rFonts w:ascii="Arial" w:eastAsia="Batang" w:hAnsi="Arial" w:cs="Arial"/>
-          <w:sz w:val="14"/>
-          <w:szCs w:val="14"/>
-          <w:lang w:val="es-MX"/>
-        </w:rPr>
-        <w:t>,</w:t>
-      </w:r>
-      <w:r>
-        <w:rPr>
-          <w:rFonts w:ascii="Arial" w:eastAsia="Batang" w:hAnsi="Arial" w:cs="Arial"/>
-          <w:sz w:val="14"/>
-          <w:szCs w:val="14"/>
-          <w:lang w:val="es-MX"/>
-        </w:rPr>
-        <w:t xml:space="preserve"> </w:t>
-      </w:r>
-      <w:r>
-        <w:rPr>
-          <w:rFonts w:ascii="Arial" w:eastAsia="Batang" w:hAnsi="Arial" w:cs="Arial"/>
-          <w:sz w:val="14"/>
-          <w:szCs w:val="14"/>
-          <w:lang w:val="es-MX"/>
-        </w:rPr>
-        <w:t xml:space="preserve">se hizo constar </w:t>
-      </w:r>
-      <w:r>
-        <w:rPr>
-          <w:rFonts w:ascii="Arial" w:eastAsia="Batang" w:hAnsi="Arial" w:cs="Arial"/>
-          <w:sz w:val="14"/>
-          <w:szCs w:val="14"/>
-          <w:lang w:val="es-MX"/>
-        </w:rPr>
-        <w:t>entre otros actos</w:t>
-      </w:r>
-      <w:r>
-        <w:rPr>
-          <w:rFonts w:ascii="Arial" w:eastAsia="Batang" w:hAnsi="Arial" w:cs="Arial"/>
-          <w:sz w:val="14"/>
-          <w:szCs w:val="14"/>
-          <w:lang w:val="es-MX"/>
-        </w:rPr>
-        <w:t>,</w:t>
-      </w:r>
-      <w:r>
-        <w:rPr>
-          <w:rFonts w:ascii="Arial" w:eastAsia="Batang" w:hAnsi="Arial" w:cs="Arial"/>
-          <w:sz w:val="14"/>
-          <w:szCs w:val="14"/>
-          <w:lang w:val="es-MX"/>
-        </w:rPr>
-        <w:t xml:space="preserve"> </w:t>
-      </w:r>
-      <w:r>
-        <w:rPr>
-          <w:rFonts w:ascii="Arial" w:eastAsia="Batang" w:hAnsi="Arial" w:cs="Arial"/>
-          <w:bCs/>
-          <w:sz w:val="14"/>
-          <w:szCs w:val="14"/>
-          <w:lang w:val="es-MX"/>
-        </w:rPr>
-        <w:t xml:space="preserve">el </w:t>
-      </w:r>
-      <w:r>
-        <w:rPr>
-          <w:rFonts w:ascii="Arial" w:eastAsia="Batang" w:hAnsi="Arial" w:cs="Arial"/>
-          <w:bCs/>
-          <w:sz w:val="14"/>
-          <w:szCs w:val="14"/>
-          <w:lang w:val="es-MX"/>
-        </w:rPr>
-        <w:t>otorgamiento de crédito y constitución de garantía hipotecaria</w:t>
-      </w:r>
-      <w:r>
-        <w:rPr>
-          <w:rFonts w:ascii="Arial" w:eastAsia="Batang" w:hAnsi="Arial" w:cs="Arial"/>
-          <w:bCs/>
-          <w:sz w:val="14"/>
-          <w:szCs w:val="14"/>
-          <w:lang w:val="es-MX"/>
-        </w:rPr>
-        <w:t>,</w:t>
-      </w:r>
-      <w:r>
-        <w:rPr>
-          <w:rFonts w:ascii="Arial" w:eastAsia="Batang" w:hAnsi="Arial" w:cs="Arial"/>
-          <w:b/>
-          <w:sz w:val="14"/>
-          <w:szCs w:val="14"/>
-          <w:lang w:val="es-MX"/>
-        </w:rPr>
-        <w:t xml:space="preserve"> </w:t>
-      </w:r>
-      <w:r>
-        <w:rPr>
-          <w:rFonts w:ascii="Arial" w:eastAsia="Batang" w:hAnsi="Arial" w:cs="Arial"/>
-          <w:sz w:val="14"/>
-          <w:szCs w:val="14"/>
-          <w:lang w:val="es-MX"/>
-        </w:rPr>
-        <w:t>por medio del cual</w:t>
-      </w:r>
-      <w:r>
-        <w:rPr>
-          <w:rFonts w:ascii="Arial" w:eastAsia="Batang" w:hAnsi="Arial" w:cs="Arial"/>
-          <w:sz w:val="14"/>
-          <w:szCs w:val="14"/>
-          <w:lang w:val="es-MX"/>
-        </w:rPr>
-        <w:t xml:space="preserve"> el</w:t>
-      </w:r>
-      <w:r>
-        <w:rPr>
-          <w:rFonts w:ascii="Arial" w:eastAsia="Batang" w:hAnsi="Arial" w:cs="Arial"/>
-          <w:sz w:val="14"/>
-          <w:szCs w:val="14"/>
-          <w:lang w:val="es-MX"/>
-        </w:rPr>
-        <w:t xml:space="preserve"> </w:t>
-      </w:r>
-      <w:r>
-        <w:rPr>
-          <w:rFonts w:ascii="Arial" w:eastAsia="Batang" w:hAnsi="Arial" w:cs="Arial"/>
-          <w:b/>
-          <w:sz w:val="14"/>
-          <w:szCs w:val="14"/>
-          <w:lang w:val="es-MX"/>
-        </w:rPr>
-        <w:t xml:space="preserve">INSTITUTO DEL FONDO NACIONAL </w:t>
-      </w:r>
-      <w:r>
-        <w:rPr>
-          <w:rFonts w:ascii="Arial" w:eastAsia="Batang" w:hAnsi="Arial" w:cs="Arial"/>
-          <w:b/>
-          <w:sz w:val="14"/>
-          <w:szCs w:val="14"/>
-          <w:lang w:val="es-MX"/>
-        </w:rPr>
-        <w:t xml:space="preserve">DE LA VIVIENDA </w:t>
-      </w:r>
-      <w:r>
-        <w:rPr>
-          <w:rFonts w:ascii="Arial" w:eastAsia="Batang" w:hAnsi="Arial" w:cs="Arial"/>
-          <w:b/>
-          <w:sz w:val="14"/>
-          <w:szCs w:val="14"/>
-          <w:lang w:val="es-MX"/>
-        </w:rPr>
-        <w:t>PARA LOS TRABAJADORES</w:t>
-      </w:r>
-      <w:r>
-        <w:rPr>
-          <w:rFonts w:ascii="Arial" w:eastAsia="Batang" w:hAnsi="Arial" w:cs="Arial"/>
-          <w:sz w:val="14"/>
-          <w:szCs w:val="14"/>
-          <w:lang w:val="es-MX"/>
-        </w:rPr>
-        <w:t>,</w:t>
-      </w:r>
-      <w:r>
-        <w:rPr>
-          <w:rFonts w:ascii="Arial" w:eastAsia="Batang" w:hAnsi="Arial" w:cs="Arial"/>
-          <w:b/>
-          <w:sz w:val="14"/>
-          <w:szCs w:val="14"/>
-          <w:lang w:val="es-MX"/>
-        </w:rPr>
-        <w:t xml:space="preserve"> </w:t>
-      </w:r>
-      <w:r>
-        <w:rPr>
-          <w:rFonts w:ascii="Arial" w:eastAsia="Batang" w:hAnsi="Arial" w:cs="Arial"/>
-          <w:sz w:val="14"/>
-          <w:szCs w:val="14"/>
-          <w:lang w:val="es-MX"/>
-        </w:rPr>
-        <w:t>otorg</w:t>
-      </w:r>
-      <w:r>
-        <w:rPr>
-          <w:rFonts w:ascii="Arial" w:eastAsia="Batang" w:hAnsi="Arial" w:cs="Arial"/>
-          <w:sz w:val="14"/>
-          <w:szCs w:val="14"/>
-          <w:lang w:val="es-MX"/>
-        </w:rPr>
-        <w:t>ó</w:t>
-      </w:r>
-      <w:r>
-        <w:rPr>
-          <w:rFonts w:ascii="Arial" w:eastAsia="Batang" w:hAnsi="Arial" w:cs="Arial"/>
-          <w:sz w:val="14"/>
-          <w:szCs w:val="14"/>
-          <w:lang w:val="es-MX"/>
-        </w:rPr>
-        <w:t xml:space="preserve"> </w:t>
-      </w:r>
-      <w:r>
-        <w:rPr>
-          <w:rFonts w:ascii="Arial" w:eastAsia="Batang" w:hAnsi="Arial" w:cs="Arial"/>
-          <w:sz w:val="14"/>
-          <w:szCs w:val="14"/>
-          <w:lang w:val="es-MX"/>
-        </w:rPr>
-        <w:t xml:space="preserve">a la </w:t>
-      </w:r>
-      <w:r>
-        <w:rPr>
-          <w:rFonts w:ascii="Arial" w:eastAsia="Batang" w:hAnsi="Arial" w:cs="Arial"/>
-          <w:sz w:val="14"/>
-          <w:szCs w:val="14"/>
-          <w:lang w:val="es-MX"/>
-        </w:rPr>
-        <w:t>señor</w:t>
-      </w:r>
-      <w:r>
-        <w:rPr>
-          <w:rFonts w:ascii="Arial" w:eastAsia="Batang" w:hAnsi="Arial" w:cs="Arial"/>
-          <w:sz w:val="14"/>
-          <w:szCs w:val="14"/>
-          <w:lang w:val="es-MX"/>
-        </w:rPr>
-        <w:t>a</w:t>
-      </w:r>
-      <w:r>
-        <w:rPr>
-          <w:rFonts w:ascii="Arial" w:hAnsi="Arial" w:cs="Arial"/>
-          <w:b/>
-          <w:bCs/>
-          <w:sz w:val="14"/>
-          <w:szCs w:val="14"/>
-          <w:lang w:val="es-MX"/>
-        </w:rPr>
-        <w:t xml:space="preserve"> </w:t>
-      </w:r>
-      <w:r>
-        <w:rPr>
-          <w:rFonts w:ascii="Arial" w:hAnsi="Arial" w:cs="Arial"/>
-          <w:b/>
-          <w:bCs/>
-          <w:sz w:val="14"/>
-          <w:szCs w:val="14"/>
-          <w:highlight w:val="yellow"/>
-          <w:lang w:val="es-MX"/>
-        </w:rPr>
-        <w:t xml:space="preserve">{{ </w:t>
-      </w:r>
-      <w:r>
-        <w:rPr>
-          <w:rFonts w:ascii="Arial" w:hAnsi="Arial" w:cs="Arial"/>
-          <w:b/>
-          <w:bCs/>
-          <w:sz w:val="14"/>
-          <w:szCs w:val="14"/>
-          <w:highlight w:val="yellow"/>
-          <w:lang w:val="es-MX"/>
-        </w:rPr>
-        <w:t>nombre_acreditado</w:t>
-      </w:r>
-      <w:r>
-        <w:rPr>
-          <w:rFonts w:ascii="Arial" w:hAnsi="Arial" w:cs="Arial"/>
-          <w:b/>
-          <w:bCs/>
-          <w:sz w:val="14"/>
-          <w:szCs w:val="14"/>
-          <w:highlight w:val="yellow"/>
-          <w:lang w:val="es-MX"/>
-        </w:rPr>
-        <w:t xml:space="preserve"> }}</w:t>
-      </w:r>
-      <w:r>
-        <w:rPr>
-          <w:rFonts w:ascii="Arial" w:hAnsi="Arial" w:cs="Arial"/>
-          <w:bCs/>
-          <w:sz w:val="14"/>
-          <w:szCs w:val="14"/>
-          <w:lang w:val="es-MX"/>
-        </w:rPr>
-        <w:t xml:space="preserve">, </w:t>
-      </w:r>
-      <w:commentRangeStart w:id="10"/>
-      <w:r>
-        <w:rPr>
-          <w:rFonts w:ascii="Arial" w:eastAsia="Batang" w:hAnsi="Arial" w:cs="Arial"/>
-          <w:bCs/>
-          <w:sz w:val="14"/>
-          <w:szCs w:val="14"/>
-          <w:lang w:val="es-MX"/>
-        </w:rPr>
-        <w:t xml:space="preserve">un crédito </w:t>
-      </w:r>
-      <w:r>
-        <w:rPr>
-          <w:rFonts w:ascii="Arial" w:eastAsia="Batang" w:hAnsi="Arial" w:cs="Arial"/>
-          <w:sz w:val="14"/>
-          <w:szCs w:val="14"/>
-          <w:lang w:val="es-MX"/>
-        </w:rPr>
-        <w:t>hasta</w:t>
-      </w:r>
-      <w:r>
-        <w:rPr>
-          <w:rFonts w:ascii="Arial" w:eastAsia="Batang" w:hAnsi="Arial" w:cs="Arial"/>
-          <w:sz w:val="14"/>
-          <w:szCs w:val="14"/>
-          <w:lang w:val="es-MX"/>
-        </w:rPr>
-        <w:t xml:space="preserve"> por</w:t>
-      </w:r>
-      <w:r>
-        <w:rPr>
-          <w:rFonts w:ascii="Arial" w:eastAsia="Batang" w:hAnsi="Arial" w:cs="Arial"/>
-          <w:sz w:val="14"/>
-          <w:szCs w:val="14"/>
-          <w:lang w:val="es-MX"/>
-        </w:rPr>
-        <w:t xml:space="preserve"> </w:t>
-      </w:r>
-      <w:commentRangeEnd w:id="10"/>
-      <w:r>
-        <w:rPr>
-          <w:rStyle w:val="Refdecomentario"/>
-          <w:rFonts w:ascii="Arial" w:eastAsia="Batang" w:hAnsi="Arial" w:cs="Arial"/>
-          <w:sz w:val="14"/>
-          <w:szCs w:val="14"/>
-          <w:highlight w:val="yellow"/>
-          <w:lang w:val="es-MX"/>
-        </w:rPr>
-        <w:commentReference w:id="10"/>
-      </w:r>
-      <w:r>
-        <w:rPr>
-          <w:rFonts w:ascii="Arial" w:eastAsia="Batang" w:hAnsi="Arial" w:cs="Arial"/>
-          <w:sz w:val="14"/>
-          <w:szCs w:val="14"/>
-          <w:highlight w:val="yellow"/>
-          <w:lang w:val="es-MX"/>
-        </w:rPr>
-        <w:t xml:space="preserve">ciento setenta y cuatro punto siete mil novecientos sesenta y cuatro </w:t>
-      </w:r>
-      <w:r>
-        <w:rPr>
-          <w:rFonts w:ascii="Arial" w:eastAsia="Batang" w:hAnsi="Arial" w:cs="Arial"/>
-          <w:sz w:val="14"/>
-          <w:szCs w:val="14"/>
-          <w:highlight w:val="yellow"/>
-          <w:lang w:val="es-MX"/>
-        </w:rPr>
-        <w:t>veces el salario mínimo mensual vigente en ese entonces</w:t>
-      </w:r>
-      <w:r>
-        <w:rPr>
-          <w:rFonts w:ascii="Arial" w:eastAsia="Batang" w:hAnsi="Arial" w:cs="Arial"/>
-          <w:sz w:val="14"/>
-          <w:szCs w:val="14"/>
-          <w:highlight w:val="yellow"/>
-          <w:lang w:val="es-MX"/>
-        </w:rPr>
-        <w:t xml:space="preserve"> en el Distrito Federal</w:t>
-      </w:r>
-      <w:r>
-        <w:rPr>
-          <w:rFonts w:ascii="Arial" w:eastAsia="Batang" w:hAnsi="Arial" w:cs="Arial"/>
-          <w:b/>
-          <w:bCs/>
-          <w:iCs/>
-          <w:sz w:val="14"/>
-          <w:szCs w:val="14"/>
-          <w:highlight w:val="yellow"/>
-          <w:lang w:val="es-MX"/>
-        </w:rPr>
-        <w:t>,</w:t>
-      </w:r>
-      <w:r>
-        <w:rPr>
-          <w:rFonts w:ascii="Arial" w:eastAsia="Batang" w:hAnsi="Arial" w:cs="Arial"/>
-          <w:b/>
-          <w:bCs/>
-          <w:iCs/>
-          <w:sz w:val="14"/>
-          <w:szCs w:val="14"/>
-          <w:highlight w:val="yellow"/>
-          <w:lang w:val="es-MX"/>
-        </w:rPr>
-        <w:t xml:space="preserve"> </w:t>
-      </w:r>
-      <w:r>
-        <w:rPr>
-          <w:rFonts w:ascii="Arial" w:eastAsia="Batang" w:hAnsi="Arial" w:cs="Arial"/>
-          <w:iCs/>
-          <w:sz w:val="14"/>
-          <w:szCs w:val="14"/>
-          <w:highlight w:val="yellow"/>
-        </w:rPr>
-        <w:t xml:space="preserve">equivalente a esa fecha a la cantidad de </w:t>
-      </w:r>
-      <w:r>
-        <w:rPr>
-          <w:rFonts w:ascii="Arial" w:eastAsia="Batang" w:hAnsi="Arial" w:cs="Arial"/>
-          <w:b/>
-          <w:iCs/>
-          <w:sz w:val="14"/>
-          <w:szCs w:val="14"/>
-          <w:highlight w:val="yellow"/>
-          <w:lang w:val="es-MX"/>
-        </w:rPr>
-        <w:t xml:space="preserve">{{ </w:t>
-      </w:r>
-      <w:r>
-        <w:rPr>
-          <w:rFonts w:ascii="Arial" w:eastAsia="Batang" w:hAnsi="Arial" w:cs="Arial"/>
-          <w:b/>
-          <w:iCs/>
-          <w:sz w:val="14"/>
-          <w:szCs w:val="14"/>
-          <w:highlight w:val="yellow"/>
-          <w:lang w:val="es-MX"/>
-        </w:rPr>
-        <w:t>monto_credito</w:t>
-      </w:r>
-      <w:r>
-        <w:rPr>
-          <w:rFonts w:ascii="Arial" w:eastAsia="Batang" w:hAnsi="Arial" w:cs="Arial"/>
-          <w:b/>
-          <w:iCs/>
-          <w:sz w:val="14"/>
-          <w:szCs w:val="14"/>
-          <w:highlight w:val="yellow"/>
-          <w:lang w:val="es-MX"/>
-        </w:rPr>
-        <w:t xml:space="preserve"> }}</w:t>
-      </w:r>
-      <w:r>
-        <w:rPr>
-          <w:rFonts w:ascii="Arial" w:eastAsia="Batang" w:hAnsi="Arial" w:cs="Arial"/>
-          <w:b/>
-          <w:iCs/>
-          <w:sz w:val="14"/>
-          <w:szCs w:val="14"/>
-          <w:lang w:val="es-MX"/>
-        </w:rPr>
-        <w:t xml:space="preserve"> </w:t>
-      </w:r>
-      <w:r>
-        <w:rPr>
-          <w:rFonts w:ascii="Arial" w:eastAsia="Batang" w:hAnsi="Arial" w:cs="Arial"/>
-          <w:sz w:val="14"/>
-          <w:szCs w:val="14"/>
-          <w:lang w:val="es-MX"/>
-        </w:rPr>
-        <w:t xml:space="preserve">con los intereses y demás </w:t>
-      </w:r>
-      <w:r>
-        <w:rPr>
-          <w:rFonts w:ascii="Arial" w:eastAsia="Batang" w:hAnsi="Arial" w:cs="Arial"/>
-          <w:sz w:val="14"/>
-          <w:szCs w:val="14"/>
-          <w:lang w:val="es-MX"/>
-        </w:rPr>
-        <w:t xml:space="preserve">accesorios legales </w:t>
-      </w:r>
-      <w:r>
-        <w:rPr>
-          <w:rFonts w:ascii="Arial" w:eastAsia="Batang" w:hAnsi="Arial" w:cs="Arial"/>
-          <w:sz w:val="14"/>
-          <w:szCs w:val="14"/>
-          <w:lang w:val="es-MX"/>
-        </w:rPr>
-        <w:t>ahí precisado</w:t>
-      </w:r>
-      <w:r>
-        <w:rPr>
-          <w:rFonts w:ascii="Arial" w:eastAsia="Batang" w:hAnsi="Arial" w:cs="Arial"/>
-          <w:sz w:val="14"/>
-          <w:szCs w:val="14"/>
-          <w:lang w:val="es-MX"/>
-        </w:rPr>
-        <w:t>s.</w:t>
-      </w:r>
-      <w:r>
-        <w:rPr>
-          <w:rFonts w:ascii="Arial" w:eastAsia="Batang" w:hAnsi="Arial" w:cs="Arial"/>
-          <w:sz w:val="14"/>
-          <w:szCs w:val="14"/>
-          <w:lang w:val="es-MX"/>
-        </w:rPr>
-        <w:tab/>
+        </w:rPr>
+        <w:t>por</w:t>
       </w:r>
     </w:p>
     <w:p>
@@ -2134,7 +2059,8 @@
         <w:pStyle w:val="Sinespaciado"/>
         <w:tabs>
           <w:tab w:val="left" w:leader="hyphen" w:pos="709"/>
-          <w:tab w:val="right" w:leader="hyphen" w:pos="8220"/>
+          <w:tab w:val="right" w:leader="hyphen" w:pos="9072"/>
+          <w:tab w:val="right" w:leader="hyphen" w:pos="9129"/>
         </w:tabs>
         <w:spacing w:line="360" w:lineRule="auto"/>
         <w:jc w:val="both"/>
@@ -2142,74 +2068,146 @@
           <w:rFonts w:ascii="Arial" w:eastAsia="Batang" w:hAnsi="Arial" w:cs="Arial"/>
           <w:b/>
           <w:bCs/>
-          <w:sz w:val="14"/>
-          <w:szCs w:val="14"/>
-          <w:lang w:val="es-MX"/>
-        </w:rPr>
-      </w:pPr>
-      <w:r>
-        <w:rPr>
-          <w:rFonts w:ascii="Arial" w:hAnsi="Arial" w:cs="Arial"/>
-          <w:b/>
-          <w:sz w:val="14"/>
-          <w:szCs w:val="14"/>
-          <w:lang w:val="es-MX"/>
-        </w:rPr>
-        <w:t xml:space="preserve">-------- </w:t>
-      </w:r>
-      <w:r>
-        <w:rPr>
-          <w:rFonts w:ascii="Arial" w:eastAsia="Batang" w:hAnsi="Arial" w:cs="Arial"/>
-          <w:sz w:val="14"/>
-          <w:szCs w:val="14"/>
-          <w:lang w:val="es-MX"/>
-        </w:rPr>
-        <w:t>P</w:t>
-      </w:r>
-      <w:r>
-        <w:rPr>
-          <w:rFonts w:ascii="Arial" w:eastAsia="Batang" w:hAnsi="Arial" w:cs="Arial"/>
-          <w:sz w:val="14"/>
-          <w:szCs w:val="14"/>
-          <w:lang w:val="es-MX"/>
-        </w:rPr>
-        <w:t xml:space="preserve">ara garantizar el puntual y preferente pago del adeudo, </w:t>
-      </w:r>
-      <w:r>
-        <w:rPr>
-          <w:rFonts w:ascii="Arial" w:hAnsi="Arial" w:cs="Arial"/>
-          <w:bCs/>
-          <w:sz w:val="14"/>
-          <w:szCs w:val="14"/>
-          <w:lang w:val="es-MX"/>
-        </w:rPr>
-        <w:t>“</w:t>
-      </w:r>
-      <w:r>
-        <w:rPr>
-          <w:rFonts w:ascii="Arial" w:hAnsi="Arial" w:cs="Arial"/>
-          <w:b/>
-          <w:sz w:val="14"/>
-          <w:szCs w:val="14"/>
-          <w:lang w:val="es-MX"/>
-        </w:rPr>
-        <w:t>LA ACREDITADA</w:t>
-      </w:r>
-      <w:r>
-        <w:rPr>
-          <w:rFonts w:ascii="Arial" w:hAnsi="Arial" w:cs="Arial"/>
-          <w:bCs/>
-          <w:sz w:val="14"/>
-          <w:szCs w:val="14"/>
-          <w:lang w:val="es-MX"/>
-        </w:rPr>
-        <w:t>”</w:t>
-      </w:r>
-      <w:r>
-        <w:rPr>
-          <w:rFonts w:ascii="Arial" w:hAnsi="Arial" w:cs="Arial"/>
-          <w:b/>
-          <w:bCs/>
+          <w:iCs/>
+          <w:sz w:val="14"/>
+          <w:szCs w:val="14"/>
+          <w:lang w:val="es-MX"/>
+        </w:rPr>
+      </w:pPr>
+      <w:r>
+        <w:rPr>
+          <w:rFonts w:ascii="Arial" w:eastAsia="Batang" w:hAnsi="Arial" w:cs="Arial"/>
+          <w:sz w:val="14"/>
+          <w:szCs w:val="14"/>
+        </w:rPr>
+        <w:t>veces el salario mínimo mensual vigente en ese entonces</w:t>
+      </w:r>
+      <w:r>
+        <w:rPr>
+          <w:rFonts w:ascii="Arial" w:eastAsia="Batang" w:hAnsi="Arial" w:cs="Arial"/>
+          <w:sz w:val="14"/>
+          <w:szCs w:val="14"/>
+        </w:rPr>
+        <w:t xml:space="preserve"> en el Distrito Federal</w:t>
+      </w:r>
+      <w:r>
+        <w:rPr>
+          <w:rFonts w:ascii="Arial" w:eastAsia="Batang" w:hAnsi="Arial" w:cs="Arial"/>
+          <w:b/>
+          <w:bCs/>
+          <w:iCs/>
+          <w:sz w:val="14"/>
+          <w:szCs w:val="14"/>
+          <w:lang w:val="es-MX"/>
+        </w:rPr>
+        <w:t xml:space="preserve">, </w:t>
+      </w:r>
+      <w:r>
+        <w:rPr>
+          <w:rFonts w:ascii="Arial" w:eastAsia="Batang" w:hAnsi="Arial" w:cs="Arial"/>
+          <w:iCs/>
+          <w:sz w:val="14"/>
+          <w:szCs w:val="14"/>
+          <w:lang w:val="es-MX"/>
+        </w:rPr>
+        <w:t xml:space="preserve">equivalente a esa fecha a la cantidad de </w:t>
+      </w:r>
+      <w:proofErr w:type="gramStart"/>
+      <w:r>
+        <w:rPr>
+          <w:rFonts w:ascii="Arial" w:eastAsia="Batang" w:hAnsi="Arial" w:cs="Arial"/>
+          <w:b/>
+          <w:iCs/>
+          <w:sz w:val="14"/>
+          <w:szCs w:val="14"/>
+          <w:highlight w:val="yellow"/>
+          <w:lang w:val="es-MX"/>
+        </w:rPr>
+        <w:t xml:space="preserve">{{ </w:t>
+      </w:r>
+      <w:proofErr w:type="spellStart"/>
+      <w:r>
+        <w:rPr>
+          <w:rFonts w:ascii="Arial" w:eastAsia="Batang" w:hAnsi="Arial" w:cs="Arial"/>
+          <w:b/>
+          <w:iCs/>
+          <w:sz w:val="14"/>
+          <w:szCs w:val="14"/>
+          <w:highlight w:val="yellow"/>
+          <w:lang w:val="es-MX"/>
+        </w:rPr>
+        <w:t>monto</w:t>
+      </w:r>
+      <w:proofErr w:type="gramEnd"/>
+      <w:r>
+        <w:rPr>
+          <w:rFonts w:ascii="Arial" w:eastAsia="Batang" w:hAnsi="Arial" w:cs="Arial"/>
+          <w:b/>
+          <w:iCs/>
+          <w:sz w:val="14"/>
+          <w:szCs w:val="14"/>
+          <w:highlight w:val="yellow"/>
+          <w:lang w:val="es-MX"/>
+        </w:rPr>
+        <w:t>_</w:t>
+      </w:r>
+      <w:proofErr w:type="gramStart"/>
+      <w:r>
+        <w:rPr>
+          <w:rFonts w:ascii="Arial" w:eastAsia="Batang" w:hAnsi="Arial" w:cs="Arial"/>
+          <w:b/>
+          <w:iCs/>
+          <w:sz w:val="14"/>
+          <w:szCs w:val="14"/>
+          <w:highlight w:val="yellow"/>
+          <w:lang w:val="es-MX"/>
+        </w:rPr>
+        <w:t>credito</w:t>
+      </w:r>
+      <w:proofErr w:type="spellEnd"/>
+      <w:r>
+        <w:rPr>
+          <w:rFonts w:ascii="Arial" w:eastAsia="Batang" w:hAnsi="Arial" w:cs="Arial"/>
+          <w:b/>
+          <w:iCs/>
+          <w:sz w:val="14"/>
+          <w:szCs w:val="14"/>
+          <w:highlight w:val="yellow"/>
+          <w:lang w:val="es-MX"/>
+        </w:rPr>
+        <w:t xml:space="preserve"> }</w:t>
+      </w:r>
+      <w:proofErr w:type="gramEnd"/>
+      <w:r>
+        <w:rPr>
+          <w:rFonts w:ascii="Arial" w:eastAsia="Batang" w:hAnsi="Arial" w:cs="Arial"/>
+          <w:b/>
+          <w:iCs/>
+          <w:sz w:val="14"/>
+          <w:szCs w:val="14"/>
+          <w:highlight w:val="yellow"/>
+          <w:lang w:val="es-MX"/>
+        </w:rPr>
+        <w:t>}</w:t>
+      </w:r>
+      <w:r>
+        <w:rPr>
+          <w:rFonts w:ascii="Arial" w:eastAsia="Batang" w:hAnsi="Arial" w:cs="Arial"/>
+          <w:b/>
+          <w:bCs/>
+          <w:iCs/>
+          <w:sz w:val="14"/>
+          <w:szCs w:val="14"/>
+          <w:lang w:val="es-MX"/>
+        </w:rPr>
+        <w:t>, MONEDA NACIONAL)</w:t>
+      </w:r>
+      <w:r>
+        <w:rPr>
+          <w:rFonts w:ascii="Arial" w:eastAsia="Batang" w:hAnsi="Arial" w:cs="Arial"/>
+          <w:b/>
+          <w:bCs/>
+          <w:iCs/>
           <w:sz w:val="14"/>
           <w:szCs w:val="14"/>
           <w:lang w:val="es-MX"/>
@@ -2220,6 +2218,8 @@
         <w:rPr>
           <w:rFonts w:ascii="Arial" w:eastAsia="Batang" w:hAnsi="Arial" w:cs="Arial"/>
           <w:b/>
+          <w:bCs/>
+          <w:iCs/>
           <w:sz w:val="14"/>
           <w:szCs w:val="14"/>
           <w:lang w:val="es-MX"/>
@@ -2231,267 +2231,38 @@
           <w:rFonts w:ascii="Arial" w:eastAsia="Batang" w:hAnsi="Arial" w:cs="Arial"/>
           <w:sz w:val="14"/>
           <w:szCs w:val="14"/>
-          <w:lang w:val="es-MX"/>
-        </w:rPr>
-        <w:t>constituy</w:t>
-      </w:r>
-      <w:r>
-        <w:rPr>
-          <w:rFonts w:ascii="Arial" w:eastAsia="Batang" w:hAnsi="Arial" w:cs="Arial"/>
-          <w:sz w:val="14"/>
-          <w:szCs w:val="14"/>
-          <w:lang w:val="es-MX"/>
-        </w:rPr>
-        <w:t>ó</w:t>
-      </w:r>
-      <w:r>
-        <w:rPr>
-          <w:rFonts w:ascii="Arial" w:eastAsia="Batang" w:hAnsi="Arial" w:cs="Arial"/>
-          <w:sz w:val="14"/>
-          <w:szCs w:val="14"/>
-          <w:lang w:val="es-MX"/>
-        </w:rPr>
-        <w:t xml:space="preserve"> </w:t>
-      </w:r>
-      <w:r>
-        <w:rPr>
-          <w:rFonts w:ascii="Arial" w:eastAsia="Batang" w:hAnsi="Arial" w:cs="Arial"/>
-          <w:sz w:val="14"/>
-          <w:szCs w:val="14"/>
-          <w:lang w:val="es-MX"/>
-        </w:rPr>
-        <w:t>hipoteca en primer</w:t>
-      </w:r>
-      <w:r>
-        <w:rPr>
-          <w:rFonts w:ascii="Arial" w:eastAsia="Batang" w:hAnsi="Arial" w:cs="Arial"/>
-          <w:sz w:val="14"/>
-          <w:szCs w:val="14"/>
-          <w:lang w:val="es-MX"/>
-        </w:rPr>
-        <w:t xml:space="preserve"> lugar y </w:t>
-      </w:r>
-      <w:r>
-        <w:rPr>
-          <w:rFonts w:ascii="Arial" w:eastAsia="Batang" w:hAnsi="Arial" w:cs="Arial"/>
-          <w:sz w:val="14"/>
-          <w:szCs w:val="14"/>
-          <w:lang w:val="es-MX"/>
-        </w:rPr>
-        <w:t xml:space="preserve">grado, </w:t>
-      </w:r>
-      <w:r>
-        <w:rPr>
-          <w:rFonts w:ascii="Arial" w:eastAsia="Batang" w:hAnsi="Arial" w:cs="Arial"/>
-          <w:sz w:val="14"/>
-          <w:szCs w:val="14"/>
-          <w:lang w:val="es-MX"/>
-        </w:rPr>
-        <w:t>a</w:t>
-      </w:r>
-      <w:r>
-        <w:rPr>
-          <w:rFonts w:ascii="Arial" w:eastAsia="Batang" w:hAnsi="Arial" w:cs="Arial"/>
-          <w:sz w:val="14"/>
-          <w:szCs w:val="14"/>
-          <w:lang w:val="es-MX"/>
-        </w:rPr>
-        <w:t xml:space="preserve"> favor del </w:t>
-      </w:r>
-      <w:r>
-        <w:rPr>
-          <w:rFonts w:ascii="Arial" w:eastAsia="Batang" w:hAnsi="Arial" w:cs="Arial"/>
-          <w:bCs/>
-          <w:sz w:val="14"/>
-          <w:szCs w:val="14"/>
-          <w:lang w:val="es-MX"/>
-        </w:rPr>
-        <w:t>INSTITUTO DEL FONDO NACIONAL DE LA VIVIENDA PARA LOS TRABAJADORES</w:t>
-      </w:r>
-      <w:r>
-        <w:rPr>
-          <w:rFonts w:ascii="Arial" w:eastAsia="Batang" w:hAnsi="Arial" w:cs="Arial"/>
-          <w:bCs/>
-          <w:sz w:val="14"/>
-          <w:szCs w:val="14"/>
-          <w:lang w:val="es-MX"/>
-        </w:rPr>
-        <w:t>,</w:t>
-      </w:r>
-      <w:r>
-        <w:rPr>
-          <w:rFonts w:ascii="Arial" w:eastAsia="Batang" w:hAnsi="Arial" w:cs="Arial"/>
-          <w:sz w:val="14"/>
-          <w:szCs w:val="14"/>
-          <w:lang w:val="es-MX"/>
-        </w:rPr>
-        <w:t xml:space="preserve"> </w:t>
-      </w:r>
-      <w:commentRangeStart w:id="11"/>
-      <w:r>
-        <w:rPr>
-          <w:rFonts w:ascii="Arial" w:eastAsia="Batang" w:hAnsi="Arial" w:cs="Arial"/>
-          <w:sz w:val="14"/>
-          <w:szCs w:val="14"/>
-          <w:lang w:val="es-MX"/>
-        </w:rPr>
-        <w:t>sobre</w:t>
-      </w:r>
-      <w:r>
-        <w:rPr>
-          <w:rFonts w:ascii="Arial" w:eastAsia="Batang" w:hAnsi="Arial" w:cs="Arial"/>
-          <w:sz w:val="14"/>
-          <w:szCs w:val="14"/>
-          <w:lang w:val="es-MX"/>
-        </w:rPr>
-        <w:t xml:space="preserve"> </w:t>
-      </w:r>
-      <w:commentRangeEnd w:id="11"/>
-      <w:r>
-        <w:rPr>
-          <w:rStyle w:val="Refdecomentario"/>
-          <w:rFonts w:ascii="Arial" w:eastAsia="Batang" w:hAnsi="Arial" w:cs="Arial"/>
-          <w:b/>
-          <w:bCs/>
-          <w:sz w:val="14"/>
-          <w:szCs w:val="14"/>
-          <w:highlight w:val="yellow"/>
-          <w:lang w:val="es-MX"/>
-        </w:rPr>
-        <w:commentReference w:id="11"/>
-      </w:r>
-      <w:r>
-        <w:rPr>
-          <w:rFonts w:ascii="Arial" w:eastAsia="Batang" w:hAnsi="Arial" w:cs="Arial"/>
-          <w:b/>
-          <w:bCs/>
-          <w:sz w:val="14"/>
-          <w:szCs w:val="14"/>
-          <w:highlight w:val="yellow"/>
-          <w:lang w:val="es-MX"/>
-        </w:rPr>
-        <w:t xml:space="preserve">{{ </w:t>
-      </w:r>
-      <w:r>
-        <w:rPr>
-          <w:rFonts w:ascii="Arial" w:eastAsia="Batang" w:hAnsi="Arial" w:cs="Arial"/>
-          <w:b/>
-          <w:bCs/>
-          <w:sz w:val="14"/>
-          <w:szCs w:val="14"/>
-          <w:highlight w:val="yellow"/>
-          <w:lang w:val="es-MX"/>
-        </w:rPr>
-        <w:t>datos_inmueble</w:t>
-      </w:r>
-      <w:r>
-        <w:rPr>
-          <w:rFonts w:ascii="Arial" w:eastAsia="Batang" w:hAnsi="Arial" w:cs="Arial"/>
-          <w:b/>
-          <w:bCs/>
-          <w:sz w:val="14"/>
-          <w:szCs w:val="14"/>
-          <w:highlight w:val="yellow"/>
-          <w:lang w:val="es-MX"/>
-        </w:rPr>
-        <w:t xml:space="preserve"> }}</w:t>
-      </w:r>
-      <w:r>
-        <w:rPr>
-          <w:rFonts w:ascii="Arial" w:eastAsia="Batang" w:hAnsi="Arial" w:cs="Arial"/>
-          <w:sz w:val="14"/>
-          <w:szCs w:val="14"/>
-          <w:lang w:val="es-MX"/>
-        </w:rPr>
-        <w:t>,</w:t>
-      </w:r>
-      <w:r>
-        <w:rPr>
-          <w:rFonts w:ascii="Arial" w:eastAsia="Batang" w:hAnsi="Arial" w:cs="Arial"/>
-          <w:sz w:val="14"/>
-          <w:szCs w:val="14"/>
-          <w:lang w:val="es-MX"/>
-        </w:rPr>
-        <w:t xml:space="preserve"> </w:t>
-      </w:r>
-      <w:r>
-        <w:rPr>
-          <w:rFonts w:ascii="Arial" w:eastAsia="Batang" w:hAnsi="Arial" w:cs="Arial"/>
-          <w:sz w:val="14"/>
-          <w:szCs w:val="14"/>
-          <w:lang w:val="es-MX"/>
-        </w:rPr>
-        <w:t>con la superficie, medidas</w:t>
-      </w:r>
-      <w:r>
-        <w:rPr>
-          <w:rFonts w:ascii="Arial" w:eastAsia="Batang" w:hAnsi="Arial" w:cs="Arial"/>
-          <w:sz w:val="14"/>
-          <w:szCs w:val="14"/>
-          <w:lang w:val="es-MX"/>
-        </w:rPr>
-        <w:t xml:space="preserve">, </w:t>
-      </w:r>
-      <w:r>
-        <w:rPr>
-          <w:rFonts w:ascii="Arial" w:eastAsia="Batang" w:hAnsi="Arial" w:cs="Arial"/>
-          <w:sz w:val="14"/>
-          <w:szCs w:val="14"/>
-          <w:lang w:val="es-MX"/>
-        </w:rPr>
-        <w:t>colindancias</w:t>
-      </w:r>
-      <w:r>
-        <w:rPr>
-          <w:rFonts w:ascii="Arial" w:eastAsia="Batang" w:hAnsi="Arial" w:cs="Arial"/>
-          <w:sz w:val="14"/>
-          <w:szCs w:val="14"/>
-          <w:lang w:val="es-MX"/>
-        </w:rPr>
-        <w:t xml:space="preserve"> e</w:t>
-      </w:r>
-      <w:r>
-        <w:rPr>
-          <w:rFonts w:ascii="Arial" w:eastAsia="Batang" w:hAnsi="Arial" w:cs="Arial"/>
-          <w:sz w:val="14"/>
-          <w:szCs w:val="14"/>
-          <w:lang w:val="es-MX"/>
-        </w:rPr>
-        <w:t xml:space="preserve"> </w:t>
-      </w:r>
-      <w:r>
-        <w:rPr>
-          <w:rFonts w:ascii="Arial" w:eastAsia="Batang" w:hAnsi="Arial" w:cs="Arial"/>
-          <w:sz w:val="14"/>
-          <w:szCs w:val="14"/>
-          <w:lang w:val="es-MX"/>
-        </w:rPr>
-        <w:t xml:space="preserve">indiviso, </w:t>
-      </w:r>
-      <w:r>
-        <w:rPr>
-          <w:rFonts w:ascii="Arial" w:eastAsia="Batang" w:hAnsi="Arial" w:cs="Arial"/>
-          <w:sz w:val="14"/>
-          <w:szCs w:val="14"/>
-          <w:lang w:val="es-MX"/>
-        </w:rPr>
-        <w:t>que quedaron descritos en el instrumento que se relaciona, mismos datos que se tienen aquí por reproducidos como si a la letra se insertasen</w:t>
-      </w:r>
-      <w:r>
-        <w:rPr>
-          <w:rFonts w:ascii="Arial" w:eastAsia="Batang" w:hAnsi="Arial" w:cs="Arial"/>
-          <w:sz w:val="14"/>
-          <w:szCs w:val="14"/>
-          <w:lang w:val="es-MX"/>
-        </w:rPr>
-        <w:t>.</w:t>
-      </w:r>
-      <w:r>
-        <w:rPr>
-          <w:rFonts w:ascii="Arial" w:eastAsia="Batang" w:hAnsi="Arial" w:cs="Arial"/>
-          <w:sz w:val="14"/>
-          <w:szCs w:val="14"/>
-          <w:lang w:val="es-MX"/>
+        </w:rPr>
+        <w:t xml:space="preserve">con los intereses y demás </w:t>
+      </w:r>
+      <w:r>
+        <w:rPr>
+          <w:rFonts w:ascii="Arial" w:eastAsia="Batang" w:hAnsi="Arial" w:cs="Arial"/>
+          <w:sz w:val="14"/>
+          <w:szCs w:val="14"/>
+        </w:rPr>
+        <w:t xml:space="preserve">accesorios legales </w:t>
+      </w:r>
+      <w:r>
+        <w:rPr>
+          <w:rFonts w:ascii="Arial" w:eastAsia="Batang" w:hAnsi="Arial" w:cs="Arial"/>
+          <w:sz w:val="14"/>
+          <w:szCs w:val="14"/>
+        </w:rPr>
+        <w:t>ahí precisado</w:t>
+      </w:r>
+      <w:r>
+        <w:rPr>
+          <w:rFonts w:ascii="Arial" w:eastAsia="Batang" w:hAnsi="Arial" w:cs="Arial"/>
+          <w:sz w:val="14"/>
+          <w:szCs w:val="14"/>
+        </w:rPr>
+        <w:t>s.</w:t>
+      </w:r>
+      <w:r>
+        <w:rPr>
+          <w:rFonts w:ascii="Arial" w:eastAsia="Batang" w:hAnsi="Arial" w:cs="Arial"/>
+          <w:sz w:val="14"/>
+          <w:szCs w:val="14"/>
         </w:rPr>
         <w:tab/>
       </w:r>
@@ -2501,23 +2272,22 @@
         <w:pStyle w:val="Sinespaciado"/>
         <w:tabs>
           <w:tab w:val="left" w:leader="hyphen" w:pos="709"/>
-          <w:tab w:val="right" w:leader="hyphen" w:pos="8220"/>
+          <w:tab w:val="right" w:leader="hyphen" w:pos="9072"/>
+          <w:tab w:val="right" w:leader="hyphen" w:pos="9129"/>
         </w:tabs>
         <w:spacing w:line="360" w:lineRule="auto"/>
         <w:jc w:val="both"/>
         <w:rPr>
-          <w:rFonts w:ascii="Arial" w:hAnsi="Arial" w:cs="Arial"/>
-          <w:b/>
-          <w:bCs/>
-          <w:sz w:val="14"/>
-          <w:szCs w:val="14"/>
-          <w:lang w:val="es-MX"/>
-        </w:rPr>
-      </w:pPr>
-      <w:r>
-        <w:rPr>
-          <w:rFonts w:ascii="Arial" w:hAnsi="Arial" w:cs="Arial"/>
-          <w:b/>
+          <w:rFonts w:ascii="Arial" w:eastAsia="Batang" w:hAnsi="Arial" w:cs="Arial"/>
+          <w:b/>
+          <w:bCs/>
+          <w:sz w:val="14"/>
+          <w:szCs w:val="14"/>
+        </w:rPr>
+      </w:pPr>
+      <w:r>
+        <w:rPr>
+          <w:rFonts w:ascii="Arial" w:hAnsi="Arial" w:cs="Arial"/>
           <w:sz w:val="14"/>
           <w:szCs w:val="14"/>
           <w:lang w:val="es-MX"/>
@@ -2526,90 +2296,204 @@
       </w:r>
       <w:r>
         <w:rPr>
-          <w:rFonts w:ascii="Arial" w:hAnsi="Arial" w:cs="Arial"/>
-          <w:b/>
-          <w:sz w:val="14"/>
-          <w:szCs w:val="14"/>
-          <w:lang w:val="es-MX"/>
-        </w:rPr>
-        <w:t>DATOS DE REGISTR</w:t>
-      </w:r>
-      <w:r>
-        <w:rPr>
-          <w:rFonts w:ascii="Arial" w:hAnsi="Arial" w:cs="Arial"/>
-          <w:b/>
-          <w:sz w:val="14"/>
-          <w:szCs w:val="14"/>
-          <w:lang w:val="es-MX"/>
-        </w:rPr>
-        <w:t>O</w:t>
-      </w:r>
-      <w:r>
-        <w:rPr>
-          <w:rFonts w:ascii="Arial" w:hAnsi="Arial" w:cs="Arial"/>
-          <w:sz w:val="14"/>
-          <w:szCs w:val="14"/>
-          <w:lang w:val="es-MX"/>
-        </w:rPr>
-        <w:t xml:space="preserve">.- </w:t>
-      </w:r>
-      <w:r>
-        <w:rPr>
-          <w:rFonts w:ascii="Arial" w:hAnsi="Arial" w:cs="Arial"/>
-          <w:sz w:val="14"/>
-          <w:szCs w:val="14"/>
-          <w:lang w:val="es-MX"/>
-        </w:rPr>
-        <w:t>El instrumento antes relacionado se encuentra</w:t>
-      </w:r>
-      <w:r>
-        <w:rPr>
-          <w:rFonts w:ascii="Arial" w:hAnsi="Arial" w:cs="Arial"/>
-          <w:sz w:val="14"/>
-          <w:szCs w:val="14"/>
-          <w:lang w:val="es-MX"/>
-        </w:rPr>
-        <w:t xml:space="preserve"> inscrito en el Registr</w:t>
-      </w:r>
-      <w:r>
-        <w:rPr>
-          <w:rFonts w:ascii="Arial" w:hAnsi="Arial" w:cs="Arial"/>
-          <w:sz w:val="14"/>
-          <w:szCs w:val="14"/>
-          <w:lang w:val="es-MX"/>
-        </w:rPr>
-        <w:t xml:space="preserve">o </w:t>
-      </w:r>
-      <w:r>
-        <w:rPr>
-          <w:rFonts w:ascii="Arial" w:hAnsi="Arial" w:cs="Arial"/>
-          <w:sz w:val="14"/>
-          <w:szCs w:val="14"/>
-          <w:lang w:val="es-MX"/>
-        </w:rPr>
-        <w:t>Público</w:t>
-      </w:r>
-      <w:r>
-        <w:rPr>
-          <w:rFonts w:ascii="Arial" w:hAnsi="Arial" w:cs="Arial"/>
-          <w:sz w:val="14"/>
-          <w:szCs w:val="14"/>
-          <w:lang w:val="es-MX"/>
-        </w:rPr>
-        <w:t xml:space="preserve"> de la Propiedad y de Comercio de la Ciudad de México, en el </w:t>
-      </w:r>
-      <w:r>
-        <w:rPr>
-          <w:rFonts w:ascii="Arial" w:hAnsi="Arial" w:cs="Arial"/>
-          <w:sz w:val="14"/>
-          <w:szCs w:val="14"/>
-          <w:lang w:val="es-MX"/>
-        </w:rPr>
-        <w:t xml:space="preserve">Folio Real número </w:t>
-      </w:r>
-      <w:r>
-        <w:rPr>
-          <w:rFonts w:ascii="Arial" w:hAnsi="Arial" w:cs="Arial"/>
+          <w:rFonts w:ascii="Arial" w:eastAsia="Batang" w:hAnsi="Arial" w:cs="Arial"/>
+          <w:sz w:val="14"/>
+          <w:szCs w:val="14"/>
+        </w:rPr>
+        <w:t>P</w:t>
+      </w:r>
+      <w:r>
+        <w:rPr>
+          <w:rFonts w:ascii="Arial" w:eastAsia="Batang" w:hAnsi="Arial" w:cs="Arial"/>
+          <w:sz w:val="14"/>
+          <w:szCs w:val="14"/>
+        </w:rPr>
+        <w:t xml:space="preserve">ara garantizar el puntual y preferente pago del adeudo, </w:t>
+      </w:r>
+      <w:r>
+        <w:rPr>
+          <w:rFonts w:ascii="Arial" w:hAnsi="Arial" w:cs="Arial"/>
+          <w:bCs/>
+          <w:sz w:val="14"/>
+          <w:szCs w:val="14"/>
+        </w:rPr>
+        <w:t>“</w:t>
+      </w:r>
+      <w:r>
+        <w:rPr>
+          <w:rFonts w:ascii="Arial" w:hAnsi="Arial" w:cs="Arial"/>
+          <w:b/>
+          <w:sz w:val="14"/>
+          <w:szCs w:val="14"/>
+        </w:rPr>
+        <w:t>LA</w:t>
+      </w:r>
+      <w:r>
+        <w:rPr>
+          <w:rFonts w:ascii="Arial" w:hAnsi="Arial" w:cs="Arial"/>
+          <w:b/>
+          <w:sz w:val="14"/>
+          <w:szCs w:val="14"/>
+        </w:rPr>
+        <w:t xml:space="preserve"> ACREDITAD</w:t>
+      </w:r>
+      <w:r>
+        <w:rPr>
+          <w:rFonts w:ascii="Arial" w:hAnsi="Arial" w:cs="Arial"/>
+          <w:b/>
+          <w:sz w:val="14"/>
+          <w:szCs w:val="14"/>
+        </w:rPr>
+        <w:t>A</w:t>
+      </w:r>
+      <w:r>
+        <w:rPr>
+          <w:rFonts w:ascii="Arial" w:hAnsi="Arial" w:cs="Arial"/>
+          <w:bCs/>
+          <w:sz w:val="14"/>
+          <w:szCs w:val="14"/>
+        </w:rPr>
+        <w:t>”</w:t>
+      </w:r>
+      <w:r>
+        <w:rPr>
+          <w:rFonts w:ascii="Arial" w:hAnsi="Arial" w:cs="Arial"/>
+          <w:b/>
+          <w:bCs/>
+          <w:sz w:val="14"/>
+          <w:szCs w:val="14"/>
+          <w:lang w:val="es-ES"/>
+        </w:rPr>
+        <w:t>,</w:t>
+      </w:r>
+      <w:r>
+        <w:rPr>
+          <w:rFonts w:ascii="Arial" w:eastAsia="Batang" w:hAnsi="Arial" w:cs="Arial"/>
+          <w:b/>
+          <w:sz w:val="14"/>
+          <w:szCs w:val="14"/>
+        </w:rPr>
+        <w:t xml:space="preserve"> </w:t>
+      </w:r>
+      <w:r>
+        <w:rPr>
+          <w:rFonts w:ascii="Arial" w:eastAsia="Batang" w:hAnsi="Arial" w:cs="Arial"/>
+          <w:sz w:val="14"/>
+          <w:szCs w:val="14"/>
+        </w:rPr>
+        <w:t>constituy</w:t>
+      </w:r>
+      <w:r>
+        <w:rPr>
+          <w:rFonts w:ascii="Arial" w:eastAsia="Batang" w:hAnsi="Arial" w:cs="Arial"/>
+          <w:sz w:val="14"/>
+          <w:szCs w:val="14"/>
+        </w:rPr>
+        <w:t>ó</w:t>
+      </w:r>
+      <w:r>
+        <w:rPr>
+          <w:rFonts w:ascii="Arial" w:eastAsia="Batang" w:hAnsi="Arial" w:cs="Arial"/>
+          <w:sz w:val="14"/>
+          <w:szCs w:val="14"/>
+        </w:rPr>
+        <w:t xml:space="preserve"> </w:t>
+      </w:r>
+      <w:r>
+        <w:rPr>
+          <w:rFonts w:ascii="Arial" w:eastAsia="Batang" w:hAnsi="Arial" w:cs="Arial"/>
+          <w:sz w:val="14"/>
+          <w:szCs w:val="14"/>
+        </w:rPr>
+        <w:t>hipoteca en primer</w:t>
+      </w:r>
+      <w:r>
+        <w:rPr>
+          <w:rFonts w:ascii="Arial" w:eastAsia="Batang" w:hAnsi="Arial" w:cs="Arial"/>
+          <w:sz w:val="14"/>
+          <w:szCs w:val="14"/>
+        </w:rPr>
+        <w:t xml:space="preserve"> lugar y </w:t>
+      </w:r>
+      <w:r>
+        <w:rPr>
+          <w:rFonts w:ascii="Arial" w:eastAsia="Batang" w:hAnsi="Arial" w:cs="Arial"/>
+          <w:sz w:val="14"/>
+          <w:szCs w:val="14"/>
+        </w:rPr>
+        <w:t xml:space="preserve">grado, </w:t>
+      </w:r>
+      <w:r>
+        <w:rPr>
+          <w:rFonts w:ascii="Arial" w:eastAsia="Batang" w:hAnsi="Arial" w:cs="Arial"/>
+          <w:sz w:val="14"/>
+          <w:szCs w:val="14"/>
+        </w:rPr>
+        <w:t>a</w:t>
+      </w:r>
+      <w:r>
+        <w:rPr>
+          <w:rFonts w:ascii="Arial" w:eastAsia="Batang" w:hAnsi="Arial" w:cs="Arial"/>
+          <w:sz w:val="14"/>
+          <w:szCs w:val="14"/>
+        </w:rPr>
+        <w:t xml:space="preserve"> favor del </w:t>
+      </w:r>
+      <w:r>
+        <w:rPr>
+          <w:rFonts w:ascii="Arial" w:eastAsia="Batang" w:hAnsi="Arial" w:cs="Arial"/>
+          <w:b/>
+          <w:sz w:val="14"/>
+          <w:szCs w:val="14"/>
+        </w:rPr>
+        <w:t>INSTITUTO DEL FONDO NACIONAL DE LA VIVIENDA PARA LOS TRABAJADORES</w:t>
+      </w:r>
+      <w:r>
+        <w:rPr>
+          <w:rFonts w:ascii="Arial" w:eastAsia="Batang" w:hAnsi="Arial" w:cs="Arial"/>
+          <w:bCs/>
+          <w:sz w:val="14"/>
+          <w:szCs w:val="14"/>
+        </w:rPr>
+        <w:t>,</w:t>
+      </w:r>
+      <w:r>
+        <w:rPr>
+          <w:rFonts w:ascii="Arial" w:eastAsia="Batang" w:hAnsi="Arial" w:cs="Arial"/>
+          <w:sz w:val="14"/>
+          <w:szCs w:val="14"/>
+        </w:rPr>
+        <w:t xml:space="preserve"> </w:t>
+      </w:r>
+      <w:proofErr w:type="gramStart"/>
+      <w:r>
+        <w:rPr>
+          <w:rFonts w:ascii="Arial" w:eastAsia="Batang" w:hAnsi="Arial" w:cs="Arial"/>
+          <w:sz w:val="14"/>
+          <w:szCs w:val="14"/>
+        </w:rPr>
+        <w:t>sobre</w:t>
+      </w:r>
+      <w:r>
+        <w:rPr>
+          <w:rFonts w:ascii="Arial" w:eastAsia="Batang" w:hAnsi="Arial" w:cs="Arial"/>
+          <w:sz w:val="14"/>
+          <w:szCs w:val="14"/>
+        </w:rPr>
+        <w:t xml:space="preserve"> </w:t>
+      </w:r>
+      <w:r>
+        <w:rPr>
+          <w:rFonts w:ascii="Arial" w:eastAsia="Batang" w:hAnsi="Arial" w:cs="Arial"/>
+          <w:sz w:val="14"/>
+          <w:szCs w:val="14"/>
+          <w:lang w:val="es-MX"/>
+        </w:rPr>
+        <w:t xml:space="preserve"> </w:t>
+      </w:r>
+      <w:r>
+        <w:rPr>
+          <w:rFonts w:ascii="Arial" w:eastAsia="Batang" w:hAnsi="Arial" w:cs="Arial"/>
           <w:b/>
           <w:bCs/>
           <w:sz w:val="14"/>
@@ -2617,11 +2501,87 @@
           <w:highlight w:val="yellow"/>
           <w:lang w:val="es-MX"/>
         </w:rPr>
-        <w:t>“{{ folio_real }}”</w:t>
-      </w:r>
-      <w:r>
-        <w:rPr>
-          <w:rFonts w:ascii="Arial" w:hAnsi="Arial" w:cs="Arial"/>
+        <w:t xml:space="preserve">{{ </w:t>
+      </w:r>
+      <w:proofErr w:type="spellStart"/>
+      <w:r>
+        <w:rPr>
+          <w:rFonts w:ascii="Arial" w:eastAsia="Batang" w:hAnsi="Arial" w:cs="Arial"/>
+          <w:b/>
+          <w:bCs/>
+          <w:sz w:val="14"/>
+          <w:szCs w:val="14"/>
+          <w:highlight w:val="yellow"/>
+          <w:lang w:val="es-MX"/>
+        </w:rPr>
+        <w:t>datos</w:t>
+      </w:r>
+      <w:proofErr w:type="gramEnd"/>
+      <w:r>
+        <w:rPr>
+          <w:rFonts w:ascii="Arial" w:eastAsia="Batang" w:hAnsi="Arial" w:cs="Arial"/>
+          <w:b/>
+          <w:bCs/>
+          <w:sz w:val="14"/>
+          <w:szCs w:val="14"/>
+          <w:highlight w:val="yellow"/>
+          <w:lang w:val="es-MX"/>
+        </w:rPr>
+        <w:t>_</w:t>
+      </w:r>
+      <w:proofErr w:type="gramStart"/>
+      <w:r>
+        <w:rPr>
+          <w:rFonts w:ascii="Arial" w:eastAsia="Batang" w:hAnsi="Arial" w:cs="Arial"/>
+          <w:b/>
+          <w:bCs/>
+          <w:sz w:val="14"/>
+          <w:szCs w:val="14"/>
+          <w:highlight w:val="yellow"/>
+          <w:lang w:val="es-MX"/>
+        </w:rPr>
+        <w:t>inmueble</w:t>
+      </w:r>
+      <w:proofErr w:type="spellEnd"/>
+      <w:r>
+        <w:rPr>
+          <w:rFonts w:ascii="Arial" w:eastAsia="Batang" w:hAnsi="Arial" w:cs="Arial"/>
+          <w:b/>
+          <w:bCs/>
+          <w:sz w:val="14"/>
+          <w:szCs w:val="14"/>
+          <w:highlight w:val="yellow"/>
+          <w:lang w:val="es-MX"/>
+        </w:rPr>
+        <w:t xml:space="preserve"> }</w:t>
+      </w:r>
+      <w:proofErr w:type="gramEnd"/>
+      <w:r>
+        <w:rPr>
+          <w:rFonts w:ascii="Arial" w:eastAsia="Batang" w:hAnsi="Arial" w:cs="Arial"/>
+          <w:b/>
+          <w:bCs/>
+          <w:sz w:val="14"/>
+          <w:szCs w:val="14"/>
+          <w:highlight w:val="yellow"/>
+          <w:lang w:val="es-MX"/>
+        </w:rPr>
+        <w:t>}</w:t>
+      </w:r>
+      <w:r>
+        <w:rPr>
+          <w:rFonts w:ascii="Arial" w:eastAsia="Batang" w:hAnsi="Arial" w:cs="Arial"/>
+          <w:b/>
+          <w:bCs/>
+          <w:sz w:val="14"/>
+          <w:szCs w:val="14"/>
+          <w:lang w:val="es-MX"/>
+        </w:rPr>
+        <w:t>,</w:t>
+      </w:r>
+      <w:r>
+        <w:rPr>
+          <w:rFonts w:ascii="Arial" w:eastAsia="Batang" w:hAnsi="Arial" w:cs="Arial"/>
           <w:b/>
           <w:bCs/>
           <w:sz w:val="14"/>
@@ -2632,136 +2592,116 @@
       </w:r>
       <w:r>
         <w:rPr>
-          <w:rFonts w:ascii="Arial" w:hAnsi="Arial" w:cs="Arial"/>
-          <w:b/>
-          <w:bCs/>
-          <w:sz w:val="14"/>
-          <w:szCs w:val="14"/>
-          <w:lang w:val="es-MX"/>
-        </w:rPr>
-        <w:t>(</w:t>
-      </w:r>
-      <w:r>
-        <w:rPr>
-          <w:rFonts w:ascii="Arial" w:hAnsi="Arial" w:cs="Arial"/>
-          <w:b/>
-          <w:bCs/>
-          <w:sz w:val="14"/>
-          <w:szCs w:val="14"/>
-          <w:lang w:val="es-MX"/>
-        </w:rPr>
-        <w:t>un millón siete mil setecientos noventa y nueve</w:t>
-      </w:r>
-      <w:r>
-        <w:rPr>
-          <w:rFonts w:ascii="Arial" w:hAnsi="Arial" w:cs="Arial"/>
-          <w:b/>
-          <w:bCs/>
-          <w:sz w:val="14"/>
-          <w:szCs w:val="14"/>
-          <w:lang w:val="es-MX"/>
-        </w:rPr>
-        <w:t>)</w:t>
-      </w:r>
-      <w:r>
-        <w:rPr>
-          <w:rFonts w:ascii="Arial" w:hAnsi="Arial" w:cs="Arial"/>
-          <w:b/>
-          <w:bCs/>
-          <w:sz w:val="14"/>
-          <w:szCs w:val="14"/>
-          <w:lang w:val="es-MX"/>
-        </w:rPr>
-        <w:t xml:space="preserve">, </w:t>
-      </w:r>
-      <w:r>
-        <w:rPr>
-          <w:rFonts w:ascii="Arial" w:hAnsi="Arial" w:cs="Arial"/>
-          <w:sz w:val="14"/>
-          <w:szCs w:val="14"/>
-          <w:lang w:val="es-MX"/>
-        </w:rPr>
-        <w:t>Auxiliar</w:t>
-      </w:r>
-      <w:r>
-        <w:rPr>
-          <w:rFonts w:ascii="Arial" w:hAnsi="Arial" w:cs="Arial"/>
-          <w:b/>
-          <w:bCs/>
-          <w:sz w:val="14"/>
-          <w:szCs w:val="14"/>
-          <w:lang w:val="es-MX"/>
-        </w:rPr>
-        <w:t xml:space="preserve"> “</w:t>
-      </w:r>
-      <w:r>
-        <w:rPr>
-          <w:rFonts w:ascii="Arial" w:hAnsi="Arial" w:cs="Arial"/>
-          <w:b/>
-          <w:bCs/>
-          <w:sz w:val="14"/>
-          <w:szCs w:val="14"/>
-          <w:lang w:val="es-MX"/>
-        </w:rPr>
-        <w:t>302</w:t>
-      </w:r>
-      <w:r>
-        <w:rPr>
-          <w:rFonts w:ascii="Arial" w:hAnsi="Arial" w:cs="Arial"/>
-          <w:b/>
-          <w:bCs/>
-          <w:sz w:val="14"/>
-          <w:szCs w:val="14"/>
-          <w:lang w:val="es-MX"/>
-        </w:rPr>
-        <w:t>” (</w:t>
-      </w:r>
-      <w:r>
-        <w:rPr>
-          <w:rFonts w:ascii="Arial" w:hAnsi="Arial" w:cs="Arial"/>
-          <w:b/>
-          <w:bCs/>
-          <w:sz w:val="14"/>
-          <w:szCs w:val="14"/>
-          <w:lang w:val="es-MX"/>
-        </w:rPr>
-        <w:t>trescientos dos</w:t>
-      </w:r>
-      <w:r>
-        <w:rPr>
-          <w:rFonts w:ascii="Arial" w:hAnsi="Arial" w:cs="Arial"/>
-          <w:b/>
-          <w:bCs/>
-          <w:sz w:val="14"/>
-          <w:szCs w:val="14"/>
-          <w:lang w:val="es-MX"/>
-        </w:rPr>
-        <w:t>)</w:t>
-      </w:r>
-      <w:r>
-        <w:rPr>
-          <w:rFonts w:ascii="Arial" w:hAnsi="Arial" w:cs="Arial"/>
-          <w:sz w:val="14"/>
-          <w:szCs w:val="14"/>
-          <w:lang w:val="es-MX"/>
+          <w:rFonts w:ascii="Arial" w:eastAsia="Batang" w:hAnsi="Arial" w:cs="Arial"/>
+          <w:sz w:val="14"/>
+          <w:szCs w:val="14"/>
+        </w:rPr>
+        <w:t>con la superficie, medidas</w:t>
+      </w:r>
+      <w:r>
+        <w:rPr>
+          <w:rFonts w:ascii="Arial" w:eastAsia="Batang" w:hAnsi="Arial" w:cs="Arial"/>
+          <w:sz w:val="14"/>
+          <w:szCs w:val="14"/>
+        </w:rPr>
+        <w:t>, linderos</w:t>
+      </w:r>
+      <w:r>
+        <w:rPr>
+          <w:rFonts w:ascii="Arial" w:eastAsia="Batang" w:hAnsi="Arial" w:cs="Arial"/>
+          <w:sz w:val="14"/>
+          <w:szCs w:val="14"/>
+        </w:rPr>
+        <w:t>,</w:t>
+      </w:r>
+      <w:r>
+        <w:rPr>
+          <w:rFonts w:ascii="Arial" w:eastAsia="Batang" w:hAnsi="Arial" w:cs="Arial"/>
+          <w:sz w:val="14"/>
+          <w:szCs w:val="14"/>
+        </w:rPr>
+        <w:t xml:space="preserve"> </w:t>
+      </w:r>
+      <w:r>
+        <w:rPr>
+          <w:rFonts w:ascii="Arial" w:eastAsia="Batang" w:hAnsi="Arial" w:cs="Arial"/>
+          <w:sz w:val="14"/>
+          <w:szCs w:val="14"/>
+        </w:rPr>
+        <w:t>colindancias</w:t>
+      </w:r>
+      <w:r>
+        <w:rPr>
+          <w:rFonts w:ascii="Arial" w:eastAsia="Batang" w:hAnsi="Arial" w:cs="Arial"/>
+          <w:sz w:val="14"/>
+          <w:szCs w:val="14"/>
+        </w:rPr>
+        <w:t xml:space="preserve"> </w:t>
+      </w:r>
+      <w:r>
+        <w:rPr>
+          <w:rFonts w:ascii="Arial" w:eastAsia="Batang" w:hAnsi="Arial" w:cs="Arial"/>
+          <w:sz w:val="14"/>
+          <w:szCs w:val="14"/>
+        </w:rPr>
+        <w:t>e</w:t>
+      </w:r>
+      <w:r>
+        <w:rPr>
+          <w:rFonts w:ascii="Arial" w:eastAsia="Batang" w:hAnsi="Arial" w:cs="Arial"/>
+          <w:sz w:val="14"/>
+          <w:szCs w:val="14"/>
+        </w:rPr>
+        <w:t xml:space="preserve"> </w:t>
+      </w:r>
+      <w:r>
+        <w:rPr>
+          <w:rFonts w:ascii="Arial" w:eastAsia="Batang" w:hAnsi="Arial" w:cs="Arial"/>
+          <w:sz w:val="14"/>
+          <w:szCs w:val="14"/>
+        </w:rPr>
+        <w:t xml:space="preserve">indiviso, </w:t>
+      </w:r>
+      <w:r>
+        <w:rPr>
+          <w:rFonts w:ascii="Arial" w:eastAsia="Batang" w:hAnsi="Arial" w:cs="Arial"/>
+          <w:sz w:val="14"/>
+          <w:szCs w:val="14"/>
+        </w:rPr>
+        <w:t>que q</w:t>
+      </w:r>
+      <w:r>
+        <w:rPr>
+          <w:rFonts w:ascii="Arial" w:eastAsia="Batang" w:hAnsi="Arial" w:cs="Arial"/>
+          <w:sz w:val="14"/>
+          <w:szCs w:val="14"/>
+        </w:rPr>
+        <w:t>uedaron descritos en el instrumento que se relaciona, mismos datos que se tienen aquí por reproducidos como si a la letra se insertasen</w:t>
+      </w:r>
+      <w:r>
+        <w:rPr>
+          <w:rFonts w:ascii="Arial" w:eastAsia="Batang" w:hAnsi="Arial" w:cs="Arial"/>
+          <w:sz w:val="14"/>
+          <w:szCs w:val="14"/>
         </w:rPr>
         <w:t>.</w:t>
       </w:r>
       <w:r>
         <w:rPr>
-          <w:rFonts w:ascii="Arial" w:hAnsi="Arial" w:cs="Arial"/>
-          <w:sz w:val="14"/>
-          <w:szCs w:val="14"/>
-          <w:lang w:val="es-MX"/>
+          <w:rFonts w:ascii="Arial" w:eastAsia="Batang" w:hAnsi="Arial" w:cs="Arial"/>
+          <w:sz w:val="14"/>
+          <w:szCs w:val="14"/>
         </w:rPr>
         <w:tab/>
       </w:r>
     </w:p>
     <w:p>
       <w:pPr>
+        <w:pStyle w:val="Sinespaciado"/>
         <w:tabs>
           <w:tab w:val="left" w:leader="hyphen" w:pos="709"/>
-          <w:tab w:val="right" w:leader="hyphen" w:pos="8220"/>
+          <w:tab w:val="right" w:leader="hyphen" w:pos="9072"/>
+          <w:tab w:val="right" w:leader="hyphen" w:pos="9129"/>
         </w:tabs>
         <w:spacing w:line="360" w:lineRule="auto"/>
         <w:jc w:val="both"/>
@@ -2769,14 +2709,15 @@
           <w:rFonts w:ascii="Arial" w:hAnsi="Arial" w:cs="Arial"/>
           <w:sz w:val="14"/>
           <w:szCs w:val="14"/>
-        </w:rPr>
-      </w:pPr>
-      <w:r>
-        <w:rPr>
-          <w:rFonts w:ascii="Arial" w:hAnsi="Arial" w:cs="Arial"/>
-          <w:b/>
-          <w:sz w:val="14"/>
-          <w:szCs w:val="14"/>
+          <w:lang w:val="es-ES"/>
+        </w:rPr>
+      </w:pPr>
+      <w:r>
+        <w:rPr>
+          <w:rFonts w:ascii="Arial" w:hAnsi="Arial" w:cs="Arial"/>
+          <w:sz w:val="14"/>
+          <w:szCs w:val="14"/>
+          <w:lang w:val="es-MX"/>
         </w:rPr>
         <w:t xml:space="preserve">-------- </w:t>
       </w:r>
@@ -2786,485 +2727,219 @@
           <w:b/>
           <w:sz w:val="14"/>
           <w:szCs w:val="14"/>
-        </w:rPr>
-        <w:t xml:space="preserve">II.- CARTA DE INSTRUCCIÓN DE CANCELACIÓN DE HIPOTECA.- </w:t>
-      </w:r>
-      <w:commentRangeStart w:id="12"/>
-      <w:r>
-        <w:rPr>
-          <w:rFonts w:ascii="Arial" w:hAnsi="Arial" w:cs="Arial"/>
-          <w:sz w:val="14"/>
-          <w:szCs w:val="14"/>
-        </w:rPr>
-        <w:t>Con fecha</w:t>
-      </w:r>
-      <w:r>
-        <w:rPr>
-          <w:rFonts w:ascii="Arial" w:hAnsi="Arial" w:cs="Arial"/>
-          <w:sz w:val="14"/>
-          <w:szCs w:val="14"/>
+          <w:lang w:val="es-ES"/>
+        </w:rPr>
+        <w:t xml:space="preserve">DATOS DE </w:t>
+      </w:r>
+      <w:proofErr w:type="gramStart"/>
+      <w:r>
+        <w:rPr>
+          <w:rFonts w:ascii="Arial" w:hAnsi="Arial" w:cs="Arial"/>
+          <w:b/>
+          <w:sz w:val="14"/>
+          <w:szCs w:val="14"/>
+          <w:lang w:val="es-ES"/>
+        </w:rPr>
+        <w:t>REGISTR</w:t>
+      </w:r>
+      <w:r>
+        <w:rPr>
+          <w:rFonts w:ascii="Arial" w:hAnsi="Arial" w:cs="Arial"/>
+          <w:b/>
+          <w:sz w:val="14"/>
+          <w:szCs w:val="14"/>
+          <w:lang w:val="es-ES"/>
+        </w:rPr>
+        <w:t>O</w:t>
+      </w:r>
+      <w:r>
+        <w:rPr>
+          <w:rFonts w:ascii="Arial" w:hAnsi="Arial" w:cs="Arial"/>
+          <w:sz w:val="14"/>
+          <w:szCs w:val="14"/>
+          <w:lang w:val="es-ES"/>
+        </w:rPr>
+        <w:t>.-</w:t>
+      </w:r>
+      <w:proofErr w:type="gramEnd"/>
+      <w:r>
+        <w:rPr>
+          <w:rFonts w:ascii="Arial" w:hAnsi="Arial" w:cs="Arial"/>
+          <w:sz w:val="14"/>
+          <w:szCs w:val="14"/>
+          <w:lang w:val="es-ES"/>
         </w:rPr>
         <w:t xml:space="preserve"> </w:t>
       </w:r>
-      <w:commentRangeEnd w:id="12"/>
-      <w:r>
-        <w:rPr>
-          <w:rStyle w:val="Refdecomentario"/>
-          <w:rFonts w:ascii="Arial" w:hAnsi="Arial" w:cs="Arial"/>
-          <w:sz w:val="14"/>
-          <w:szCs w:val="14"/>
-          <w:highlight w:val="yellow"/>
-        </w:rPr>
-        <w:commentReference w:id="12"/>
-      </w:r>
-      <w:r>
-        <w:rPr>
-          <w:rFonts w:ascii="Arial" w:hAnsi="Arial" w:cs="Arial"/>
-          <w:sz w:val="14"/>
-          <w:szCs w:val="14"/>
-          <w:highlight w:val="yellow"/>
-        </w:rPr>
-        <w:t>{{ FECHA_DE_EXPEDICION }}</w:t>
-      </w:r>
-      <w:r>
-        <w:rPr>
-          <w:rFonts w:ascii="Arial" w:hAnsi="Arial" w:cs="Arial"/>
-          <w:sz w:val="14"/>
-          <w:szCs w:val="14"/>
-        </w:rPr>
-        <w:t xml:space="preserve">, el </w:t>
-      </w:r>
-      <w:r>
-        <w:rPr>
-          <w:rFonts w:ascii="Arial" w:hAnsi="Arial" w:cs="Arial"/>
-          <w:b/>
-          <w:sz w:val="14"/>
-          <w:szCs w:val="14"/>
-        </w:rPr>
-        <w:t xml:space="preserve">INSTITUTO DEL FONDO NACIONAL DE LA VIVIENDA PARA LOS TRABAJADORES, </w:t>
-      </w:r>
-      <w:r>
-        <w:rPr>
-          <w:rFonts w:ascii="Arial" w:hAnsi="Arial" w:cs="Arial"/>
-          <w:sz w:val="14"/>
-          <w:szCs w:val="14"/>
-        </w:rPr>
-        <w:t>giró carta</w:t>
-      </w:r>
-      <w:r>
-        <w:rPr>
-          <w:rFonts w:ascii="Arial" w:hAnsi="Arial" w:cs="Arial"/>
-          <w:sz w:val="14"/>
-          <w:szCs w:val="14"/>
-        </w:rPr>
-        <w:t xml:space="preserve"> de instrucción de cancelación de </w:t>
-      </w:r>
-      <w:commentRangeStart w:id="13"/>
-      <w:r>
-        <w:rPr>
-          <w:rFonts w:ascii="Arial" w:hAnsi="Arial" w:cs="Arial"/>
-          <w:sz w:val="14"/>
-          <w:szCs w:val="14"/>
-        </w:rPr>
-        <w:t>hipoteca con</w:t>
-      </w:r>
-      <w:r>
-        <w:rPr>
-          <w:rFonts w:ascii="Arial" w:hAnsi="Arial" w:cs="Arial"/>
-          <w:sz w:val="14"/>
-          <w:szCs w:val="14"/>
-        </w:rPr>
-        <w:t xml:space="preserve"> número</w:t>
-      </w:r>
-      <w:bookmarkStart w:id="14" w:name="_Hlk32404108"/>
-      <w:r>
-        <w:rPr>
-          <w:rFonts w:ascii="Arial" w:hAnsi="Arial" w:cs="Arial"/>
-          <w:sz w:val="14"/>
-          <w:szCs w:val="14"/>
+      <w:r>
+        <w:rPr>
+          <w:rFonts w:ascii="Arial" w:hAnsi="Arial" w:cs="Arial"/>
+          <w:sz w:val="14"/>
+          <w:szCs w:val="14"/>
+          <w:lang w:val="es-ES"/>
+        </w:rPr>
+        <w:t>El</w:t>
+      </w:r>
+      <w:r>
+        <w:rPr>
+          <w:rFonts w:ascii="Arial" w:hAnsi="Arial" w:cs="Arial"/>
+          <w:sz w:val="14"/>
+          <w:szCs w:val="14"/>
+          <w:lang w:val="es-ES"/>
         </w:rPr>
         <w:t xml:space="preserve"> </w:t>
       </w:r>
-      <w:commentRangeEnd w:id="13"/>
-      <w:r>
-        <w:rPr>
-          <w:rStyle w:val="Refdecomentario"/>
-          <w:rFonts w:ascii="Arial" w:hAnsi="Arial" w:cs="Arial"/>
-          <w:sz w:val="14"/>
-          <w:szCs w:val="14"/>
-          <w:highlight w:val="yellow"/>
-        </w:rPr>
-        <w:commentReference w:id="13"/>
-      </w:r>
-      <w:r>
-        <w:rPr>
-          <w:rFonts w:ascii="Arial" w:hAnsi="Arial" w:cs="Arial"/>
-          <w:sz w:val="14"/>
-          <w:szCs w:val="14"/>
-          <w:highlight w:val="yellow"/>
+      <w:r>
+        <w:rPr>
+          <w:rFonts w:ascii="Arial" w:hAnsi="Arial" w:cs="Arial"/>
+          <w:sz w:val="14"/>
+          <w:szCs w:val="14"/>
+          <w:lang w:val="es-ES"/>
+        </w:rPr>
+        <w:t xml:space="preserve">instrumento antes relacionado </w:t>
+      </w:r>
+      <w:r>
+        <w:rPr>
+          <w:rFonts w:ascii="Arial" w:hAnsi="Arial" w:cs="Arial"/>
+          <w:sz w:val="14"/>
+          <w:szCs w:val="14"/>
+          <w:lang w:val="es-ES"/>
+        </w:rPr>
+        <w:t>se encuentra</w:t>
+      </w:r>
+      <w:r>
+        <w:rPr>
+          <w:rFonts w:ascii="Arial" w:hAnsi="Arial" w:cs="Arial"/>
+          <w:sz w:val="14"/>
+          <w:szCs w:val="14"/>
+          <w:lang w:val="es-ES"/>
+        </w:rPr>
+        <w:t xml:space="preserve"> inscrito en el Instituto de la Función Registral del Estado de México, en la Oficina Registral d</w:t>
+      </w:r>
+      <w:r>
+        <w:rPr>
+          <w:rFonts w:ascii="Arial" w:hAnsi="Arial" w:cs="Arial"/>
+          <w:sz w:val="14"/>
+          <w:szCs w:val="14"/>
+          <w:lang w:val="es-ES"/>
+        </w:rPr>
+        <w:t xml:space="preserve">e </w:t>
+      </w:r>
+      <w:proofErr w:type="gramStart"/>
+      <w:r>
+        <w:rPr>
+          <w:rFonts w:ascii="Arial" w:hAnsi="Arial" w:cs="Arial"/>
+          <w:sz w:val="14"/>
+          <w:szCs w:val="14"/>
+          <w:lang w:val="es-ES"/>
         </w:rPr>
         <w:t xml:space="preserve">{{ </w:t>
       </w:r>
-      <w:r>
-        <w:rPr>
-          <w:rFonts w:ascii="Arial" w:hAnsi="Arial" w:cs="Arial"/>
-          <w:sz w:val="14"/>
-          <w:szCs w:val="14"/>
-          <w:highlight w:val="yellow"/>
-        </w:rPr>
-        <w:t>numero_carta</w:t>
-      </w:r>
-      <w:r>
-        <w:rPr>
-          <w:rFonts w:ascii="Arial" w:hAnsi="Arial" w:cs="Arial"/>
-          <w:sz w:val="14"/>
-          <w:szCs w:val="14"/>
-          <w:highlight w:val="yellow"/>
-        </w:rPr>
-        <w:t xml:space="preserve"> }} </w:t>
-      </w:r>
-      <w:r>
-        <w:rPr>
-          <w:rFonts w:ascii="Arial" w:hAnsi="Arial" w:cs="Arial"/>
-          <w:sz w:val="14"/>
-          <w:szCs w:val="14"/>
-        </w:rPr>
-        <w:t>(</w:t>
-      </w:r>
-      <w:bookmarkEnd w:id="14"/>
-      <w:r>
-        <w:rPr>
-          <w:rFonts w:ascii="Arial" w:hAnsi="Arial" w:cs="Arial"/>
-          <w:sz w:val="14"/>
-          <w:szCs w:val="14"/>
-        </w:rPr>
-        <w:t>cero cinco dos nueve cuatro seis tres cuatro nueve nueve</w:t>
-      </w:r>
-      <w:r>
-        <w:rPr>
-          <w:rFonts w:ascii="Arial" w:hAnsi="Arial" w:cs="Arial"/>
-          <w:sz w:val="14"/>
-          <w:szCs w:val="14"/>
-        </w:rPr>
-        <w:t>)</w:t>
-      </w:r>
-      <w:r>
-        <w:rPr>
-          <w:rFonts w:ascii="Arial" w:hAnsi="Arial" w:cs="Arial"/>
-          <w:sz w:val="14"/>
-          <w:szCs w:val="14"/>
-        </w:rPr>
-        <w:t>,</w:t>
-      </w:r>
-      <w:r>
-        <w:rPr>
-          <w:rFonts w:ascii="Arial" w:hAnsi="Arial" w:cs="Arial"/>
-          <w:sz w:val="14"/>
-          <w:szCs w:val="14"/>
-        </w:rPr>
-        <w:t xml:space="preserve"> </w:t>
-      </w:r>
-      <w:r>
-        <w:rPr>
-          <w:rFonts w:ascii="Arial" w:hAnsi="Arial" w:cs="Arial"/>
-          <w:sz w:val="14"/>
-          <w:szCs w:val="14"/>
-        </w:rPr>
-        <w:t xml:space="preserve">al suscrito Notario para la realización del </w:t>
-      </w:r>
-      <w:r>
-        <w:rPr>
-          <w:rFonts w:ascii="Arial" w:hAnsi="Arial" w:cs="Arial"/>
-          <w:sz w:val="14"/>
-          <w:szCs w:val="14"/>
-        </w:rPr>
-        <w:t xml:space="preserve">presente </w:t>
-      </w:r>
-      <w:r>
-        <w:rPr>
-          <w:rFonts w:ascii="Arial" w:hAnsi="Arial" w:cs="Arial"/>
-          <w:sz w:val="14"/>
-          <w:szCs w:val="14"/>
-        </w:rPr>
-        <w:t xml:space="preserve">instrumento </w:t>
-      </w:r>
-      <w:r>
-        <w:rPr>
-          <w:rFonts w:ascii="Arial" w:hAnsi="Arial" w:cs="Arial"/>
-          <w:sz w:val="14"/>
-          <w:szCs w:val="14"/>
-        </w:rPr>
-        <w:t>en donde se men</w:t>
-      </w:r>
-      <w:r>
-        <w:rPr>
-          <w:rFonts w:ascii="Arial" w:hAnsi="Arial" w:cs="Arial"/>
-          <w:sz w:val="14"/>
-          <w:szCs w:val="14"/>
-        </w:rPr>
-        <w:t>ciona que el crédito relacionado</w:t>
-      </w:r>
-      <w:r>
-        <w:rPr>
-          <w:rFonts w:ascii="Arial" w:hAnsi="Arial" w:cs="Arial"/>
-          <w:sz w:val="14"/>
-          <w:szCs w:val="14"/>
-        </w:rPr>
-        <w:t xml:space="preserve"> </w:t>
-      </w:r>
-      <w:r>
-        <w:rPr>
-          <w:rFonts w:ascii="Arial" w:hAnsi="Arial" w:cs="Arial"/>
-          <w:bCs/>
-          <w:sz w:val="14"/>
-          <w:szCs w:val="14"/>
-        </w:rPr>
-        <w:t>en el antecedente uno romano</w:t>
-      </w:r>
-      <w:r>
-        <w:rPr>
-          <w:rFonts w:ascii="Arial" w:hAnsi="Arial" w:cs="Arial"/>
-          <w:b/>
-          <w:bCs/>
-          <w:sz w:val="14"/>
-          <w:szCs w:val="14"/>
-        </w:rPr>
-        <w:t xml:space="preserve"> </w:t>
-      </w:r>
-      <w:r>
-        <w:rPr>
-          <w:rFonts w:ascii="Arial" w:hAnsi="Arial" w:cs="Arial"/>
-          <w:bCs/>
-          <w:sz w:val="14"/>
-          <w:szCs w:val="14"/>
-        </w:rPr>
-        <w:t>de este instrumento</w:t>
-      </w:r>
-      <w:r>
-        <w:rPr>
-          <w:rFonts w:ascii="Arial" w:hAnsi="Arial" w:cs="Arial"/>
-          <w:sz w:val="14"/>
-          <w:szCs w:val="14"/>
-        </w:rPr>
-        <w:t xml:space="preserve">, </w:t>
-      </w:r>
-      <w:r>
-        <w:rPr>
-          <w:rFonts w:ascii="Arial" w:hAnsi="Arial" w:cs="Arial"/>
-          <w:sz w:val="14"/>
-          <w:szCs w:val="14"/>
-        </w:rPr>
-        <w:t xml:space="preserve">no presenta saldo </w:t>
-      </w:r>
-      <w:r>
-        <w:rPr>
-          <w:rFonts w:ascii="Arial" w:hAnsi="Arial" w:cs="Arial"/>
-          <w:sz w:val="14"/>
-          <w:szCs w:val="14"/>
-        </w:rPr>
-        <w:t>deudor</w:t>
-      </w:r>
-      <w:r>
-        <w:rPr>
-          <w:rFonts w:ascii="Arial" w:hAnsi="Arial" w:cs="Arial"/>
-          <w:sz w:val="14"/>
-          <w:szCs w:val="14"/>
-        </w:rPr>
-        <w:t xml:space="preserve"> ante </w:t>
-      </w:r>
-      <w:r>
-        <w:rPr>
-          <w:rFonts w:ascii="Arial" w:hAnsi="Arial" w:cs="Arial"/>
-          <w:sz w:val="14"/>
-          <w:szCs w:val="14"/>
-        </w:rPr>
-        <w:t>dicho</w:t>
-      </w:r>
-      <w:r>
-        <w:rPr>
-          <w:rFonts w:ascii="Arial" w:hAnsi="Arial" w:cs="Arial"/>
-          <w:sz w:val="14"/>
-          <w:szCs w:val="14"/>
-        </w:rPr>
-        <w:t xml:space="preserve"> instituto </w:t>
-      </w:r>
-      <w:commentRangeStart w:id="15"/>
-      <w:r>
-        <w:rPr>
-          <w:rFonts w:ascii="Arial" w:hAnsi="Arial" w:cs="Arial"/>
-          <w:sz w:val="14"/>
-          <w:szCs w:val="14"/>
-        </w:rPr>
-        <w:t>a partir del día</w:t>
-      </w:r>
-      <w:r>
-        <w:rPr>
-          <w:rFonts w:ascii="Arial" w:hAnsi="Arial" w:cs="Arial"/>
-          <w:sz w:val="14"/>
-          <w:szCs w:val="14"/>
-        </w:rPr>
-        <w:t xml:space="preserve"> </w:t>
-      </w:r>
-      <w:commentRangeEnd w:id="15"/>
-      <w:r>
-        <w:rPr>
-          <w:rStyle w:val="Refdecomentario"/>
-          <w:rFonts w:ascii="Arial" w:hAnsi="Arial" w:cs="Arial"/>
-          <w:sz w:val="14"/>
-          <w:szCs w:val="14"/>
-          <w:highlight w:val="yellow"/>
-        </w:rPr>
-        <w:commentReference w:id="15"/>
-      </w:r>
-      <w:r>
-        <w:rPr>
-          <w:rFonts w:ascii="Arial" w:hAnsi="Arial" w:cs="Arial"/>
-          <w:sz w:val="14"/>
-          <w:szCs w:val="14"/>
-          <w:highlight w:val="yellow"/>
-        </w:rPr>
-        <w:t xml:space="preserve">{{ </w:t>
-      </w:r>
-      <w:r>
-        <w:rPr>
-          <w:rFonts w:ascii="Arial" w:hAnsi="Arial" w:cs="Arial"/>
-          <w:sz w:val="14"/>
-          <w:szCs w:val="14"/>
-          <w:highlight w:val="yellow"/>
-        </w:rPr>
-        <w:t>fecha_liquidacion</w:t>
-      </w:r>
-      <w:r>
-        <w:rPr>
-          <w:rFonts w:ascii="Arial" w:hAnsi="Arial" w:cs="Arial"/>
-          <w:sz w:val="14"/>
-          <w:szCs w:val="14"/>
-          <w:highlight w:val="yellow"/>
-        </w:rPr>
-        <w:t xml:space="preserve"> }}</w:t>
-      </w:r>
-      <w:r>
-        <w:rPr>
-          <w:rFonts w:ascii="Arial" w:hAnsi="Arial" w:cs="Arial"/>
-          <w:sz w:val="14"/>
-          <w:szCs w:val="14"/>
-        </w:rPr>
-        <w:t>. La mencionada carta</w:t>
-      </w:r>
-      <w:r>
-        <w:rPr>
-          <w:rFonts w:ascii="Arial" w:eastAsia="Batang" w:hAnsi="Arial" w:cs="Arial"/>
-          <w:sz w:val="14"/>
-          <w:szCs w:val="14"/>
-        </w:rPr>
-        <w:t xml:space="preserve"> </w:t>
-      </w:r>
-      <w:r>
-        <w:rPr>
-          <w:rFonts w:ascii="Arial" w:eastAsia="Batang" w:hAnsi="Arial" w:cs="Arial"/>
-          <w:sz w:val="14"/>
-          <w:szCs w:val="14"/>
-        </w:rPr>
-        <w:t xml:space="preserve">se </w:t>
-      </w:r>
-      <w:r>
-        <w:rPr>
-          <w:rFonts w:ascii="Arial" w:eastAsia="Batang" w:hAnsi="Arial" w:cs="Arial"/>
-          <w:sz w:val="14"/>
-          <w:szCs w:val="14"/>
-        </w:rPr>
-        <w:t>agreg</w:t>
-      </w:r>
-      <w:r>
-        <w:rPr>
-          <w:rFonts w:ascii="Arial" w:eastAsia="Batang" w:hAnsi="Arial" w:cs="Arial"/>
-          <w:sz w:val="14"/>
-          <w:szCs w:val="14"/>
-        </w:rPr>
-        <w:t xml:space="preserve">a </w:t>
-      </w:r>
-      <w:r>
-        <w:rPr>
-          <w:rFonts w:ascii="Arial" w:eastAsia="Batang" w:hAnsi="Arial" w:cs="Arial"/>
-          <w:sz w:val="14"/>
-          <w:szCs w:val="14"/>
-        </w:rPr>
-        <w:t xml:space="preserve">al apéndice de </w:t>
-      </w:r>
-      <w:r>
-        <w:rPr>
-          <w:rFonts w:ascii="Arial" w:eastAsia="Batang" w:hAnsi="Arial" w:cs="Arial"/>
-          <w:sz w:val="14"/>
-          <w:szCs w:val="14"/>
-        </w:rPr>
-        <w:t xml:space="preserve">este instrumento </w:t>
-      </w:r>
-      <w:r>
-        <w:rPr>
-          <w:rFonts w:ascii="Arial" w:eastAsia="Batang" w:hAnsi="Arial" w:cs="Arial"/>
-          <w:sz w:val="14"/>
-          <w:szCs w:val="14"/>
-        </w:rPr>
-        <w:t xml:space="preserve">con la letra </w:t>
-      </w:r>
-      <w:r>
-        <w:rPr>
-          <w:rFonts w:ascii="Arial" w:eastAsia="Batang" w:hAnsi="Arial" w:cs="Arial"/>
-          <w:b/>
-          <w:color w:val="FF0000"/>
-          <w:sz w:val="14"/>
-          <w:szCs w:val="14"/>
-        </w:rPr>
-        <w:t>“A”.</w:t>
-      </w:r>
-      <w:r>
-        <w:rPr>
-          <w:rFonts w:ascii="Arial" w:eastAsia="Batang" w:hAnsi="Arial" w:cs="Arial"/>
-          <w:bCs/>
-          <w:sz w:val="14"/>
-          <w:szCs w:val="14"/>
-        </w:rPr>
-        <w:tab/>
+      <w:proofErr w:type="spellStart"/>
+      <w:r>
+        <w:rPr>
+          <w:rFonts w:ascii="Arial" w:hAnsi="Arial" w:cs="Arial"/>
+          <w:sz w:val="14"/>
+          <w:szCs w:val="14"/>
+          <w:lang w:val="es-ES"/>
+        </w:rPr>
+        <w:t>oficina</w:t>
+      </w:r>
+      <w:proofErr w:type="gramEnd"/>
+      <w:r>
+        <w:rPr>
+          <w:rFonts w:ascii="Arial" w:hAnsi="Arial" w:cs="Arial"/>
+          <w:sz w:val="14"/>
+          <w:szCs w:val="14"/>
+          <w:lang w:val="es-ES"/>
+        </w:rPr>
+        <w:t>_</w:t>
+      </w:r>
+      <w:proofErr w:type="gramStart"/>
+      <w:r>
+        <w:rPr>
+          <w:rFonts w:ascii="Arial" w:hAnsi="Arial" w:cs="Arial"/>
+          <w:sz w:val="14"/>
+          <w:szCs w:val="14"/>
+          <w:lang w:val="es-ES"/>
+        </w:rPr>
+        <w:t>registral</w:t>
+      </w:r>
+      <w:proofErr w:type="spellEnd"/>
+      <w:r>
+        <w:rPr>
+          <w:rFonts w:ascii="Arial" w:hAnsi="Arial" w:cs="Arial"/>
+          <w:sz w:val="14"/>
+          <w:szCs w:val="14"/>
+          <w:lang w:val="es-ES"/>
+        </w:rPr>
+        <w:t xml:space="preserve"> }</w:t>
+      </w:r>
+      <w:proofErr w:type="gramEnd"/>
+      <w:r>
+        <w:rPr>
+          <w:rFonts w:ascii="Arial" w:hAnsi="Arial" w:cs="Arial"/>
+          <w:sz w:val="14"/>
+          <w:szCs w:val="14"/>
+          <w:lang w:val="es-ES"/>
+        </w:rPr>
+        <w:t>}</w:t>
+      </w:r>
+      <w:r>
+        <w:rPr>
+          <w:rFonts w:ascii="Arial" w:hAnsi="Arial" w:cs="Arial"/>
+          <w:sz w:val="14"/>
+          <w:szCs w:val="14"/>
+          <w:lang w:val="es-ES"/>
+        </w:rPr>
+        <w:t xml:space="preserve">, en el libro primero, sección primera, volumen número   y bajo la partida número    </w:t>
+      </w:r>
+      <w:proofErr w:type="gramStart"/>
+      <w:r>
+        <w:rPr>
+          <w:rFonts w:ascii="Arial" w:hAnsi="Arial" w:cs="Arial"/>
+          <w:sz w:val="14"/>
+          <w:szCs w:val="14"/>
+          <w:lang w:val="es-ES"/>
+        </w:rPr>
+        <w:t xml:space="preserve">  ,</w:t>
+      </w:r>
+      <w:proofErr w:type="gramEnd"/>
+      <w:r>
+        <w:rPr>
+          <w:rFonts w:ascii="Arial" w:hAnsi="Arial" w:cs="Arial"/>
+          <w:sz w:val="14"/>
+          <w:szCs w:val="14"/>
+          <w:lang w:val="es-ES"/>
+        </w:rPr>
+        <w:t xml:space="preserve"> en el libro segundo, sección primera, volumen número  </w:t>
       </w:r>
     </w:p>
     <w:p>
       <w:pPr>
+        <w:pStyle w:val="Sinespaciado"/>
         <w:tabs>
           <w:tab w:val="left" w:leader="hyphen" w:pos="709"/>
-          <w:tab w:val="right" w:leader="hyphen" w:pos="8220"/>
+          <w:tab w:val="right" w:leader="hyphen" w:pos="9072"/>
+          <w:tab w:val="right" w:leader="hyphen" w:pos="9129"/>
         </w:tabs>
         <w:spacing w:line="360" w:lineRule="auto"/>
         <w:jc w:val="both"/>
         <w:rPr>
-          <w:rFonts w:ascii="Arial" w:eastAsia="Batang" w:hAnsi="Arial" w:cs="Arial"/>
-          <w:sz w:val="14"/>
-          <w:szCs w:val="14"/>
-        </w:rPr>
-      </w:pPr>
-      <w:r>
-        <w:rPr>
-          <w:rFonts w:ascii="Arial" w:hAnsi="Arial" w:cs="Arial"/>
-          <w:b/>
-          <w:sz w:val="14"/>
-          <w:szCs w:val="14"/>
-        </w:rPr>
-        <w:t>--------</w:t>
-      </w:r>
-      <w:r>
-        <w:rPr>
-          <w:rFonts w:ascii="Arial" w:eastAsia="Batang" w:hAnsi="Arial" w:cs="Arial"/>
-          <w:sz w:val="14"/>
-          <w:szCs w:val="14"/>
-        </w:rPr>
-        <w:t>Expuesto lo anterior, se otorgan las siguientes:</w:t>
-      </w:r>
-      <w:r>
-        <w:rPr>
-          <w:rFonts w:ascii="Arial" w:eastAsia="Batang" w:hAnsi="Arial" w:cs="Arial"/>
-          <w:sz w:val="14"/>
-          <w:szCs w:val="14"/>
-        </w:rPr>
-        <w:tab/>
+          <w:rFonts w:ascii="Arial" w:hAnsi="Arial" w:cs="Arial"/>
+          <w:sz w:val="14"/>
+          <w:szCs w:val="14"/>
+          <w:lang w:val="es-ES"/>
+        </w:rPr>
+      </w:pPr>
+      <w:r>
+        <w:rPr>
+          <w:rFonts w:ascii="Arial" w:hAnsi="Arial" w:cs="Arial"/>
+          <w:sz w:val="14"/>
+          <w:szCs w:val="14"/>
+          <w:lang w:val="es-ES"/>
+        </w:rPr>
+        <w:t>y bajo la partida número</w:t>
       </w:r>
     </w:p>
     <w:p>
@@ -3272,8 +2947,665 @@
         <w:pStyle w:val="Sinespaciado"/>
         <w:tabs>
           <w:tab w:val="left" w:leader="hyphen" w:pos="709"/>
+          <w:tab w:val="right" w:leader="hyphen" w:pos="9072"/>
+          <w:tab w:val="right" w:leader="hyphen" w:pos="9129"/>
+        </w:tabs>
+        <w:spacing w:line="360" w:lineRule="auto"/>
+        <w:jc w:val="both"/>
+        <w:rPr>
+          <w:rFonts w:ascii="Arial" w:hAnsi="Arial" w:cs="Arial"/>
+          <w:sz w:val="14"/>
+          <w:szCs w:val="14"/>
+          <w:lang w:val="es-ES"/>
+        </w:rPr>
+      </w:pPr>
+      <w:r>
+        <w:rPr>
+          <w:rFonts w:ascii="Arial" w:hAnsi="Arial" w:cs="Arial"/>
+          <w:sz w:val="14"/>
+          <w:szCs w:val="14"/>
+          <w:lang w:val="es-ES"/>
+        </w:rPr>
+        <w:t>,</w:t>
+      </w:r>
+      <w:r>
+        <w:rPr>
+          <w:rFonts w:ascii="Arial" w:hAnsi="Arial" w:cs="Arial"/>
+          <w:sz w:val="14"/>
+          <w:szCs w:val="14"/>
+          <w:lang w:val="es-ES"/>
+        </w:rPr>
+        <w:t xml:space="preserve"> </w:t>
+      </w:r>
+      <w:r>
+        <w:rPr>
+          <w:rFonts w:ascii="Arial" w:hAnsi="Arial" w:cs="Arial"/>
+          <w:sz w:val="14"/>
+          <w:szCs w:val="14"/>
+          <w:lang w:val="es-ES"/>
+        </w:rPr>
+        <w:t>el día</w:t>
+      </w:r>
+    </w:p>
+    <w:p>
+      <w:pPr>
+        <w:pStyle w:val="Sinespaciado"/>
+        <w:tabs>
+          <w:tab w:val="left" w:leader="hyphen" w:pos="709"/>
+          <w:tab w:val="right" w:leader="hyphen" w:pos="9072"/>
+          <w:tab w:val="right" w:leader="hyphen" w:pos="9129"/>
+        </w:tabs>
+        <w:spacing w:line="360" w:lineRule="auto"/>
+        <w:jc w:val="both"/>
+        <w:rPr>
+          <w:rFonts w:ascii="Arial" w:hAnsi="Arial" w:cs="Arial"/>
+          <w:b/>
+          <w:bCs/>
+          <w:sz w:val="14"/>
+          <w:szCs w:val="14"/>
+          <w:lang w:val="es-ES"/>
+        </w:rPr>
+      </w:pPr>
+      <w:r>
+        <w:rPr>
+          <w:rFonts w:ascii="Arial" w:hAnsi="Arial" w:cs="Arial"/>
+          <w:sz w:val="14"/>
+          <w:szCs w:val="14"/>
+          <w:lang w:val="es-ES"/>
+        </w:rPr>
+        <w:t>,</w:t>
+      </w:r>
+      <w:r>
+        <w:rPr>
+          <w:rFonts w:ascii="Arial" w:hAnsi="Arial" w:cs="Arial"/>
+          <w:sz w:val="14"/>
+          <w:szCs w:val="14"/>
+          <w:lang w:val="es-ES"/>
+        </w:rPr>
+        <w:t xml:space="preserve"> </w:t>
+      </w:r>
+      <w:r>
+        <w:rPr>
+          <w:rFonts w:ascii="Arial" w:hAnsi="Arial" w:cs="Arial"/>
+          <w:sz w:val="14"/>
+          <w:szCs w:val="14"/>
+          <w:lang w:val="es-ES"/>
+        </w:rPr>
+        <w:t xml:space="preserve">actualmente en el Folio Real Electrónico número </w:t>
+      </w:r>
+      <w:r>
+        <w:rPr>
+          <w:rFonts w:ascii="Arial" w:hAnsi="Arial" w:cs="Arial"/>
+          <w:b/>
+          <w:bCs/>
+          <w:sz w:val="14"/>
+          <w:szCs w:val="14"/>
+          <w:highlight w:val="yellow"/>
+          <w:lang w:val="es-MX"/>
+        </w:rPr>
+        <w:t>“</w:t>
+      </w:r>
+      <w:proofErr w:type="gramStart"/>
+      <w:r>
+        <w:rPr>
+          <w:rFonts w:ascii="Arial" w:hAnsi="Arial" w:cs="Arial"/>
+          <w:b/>
+          <w:bCs/>
+          <w:sz w:val="14"/>
+          <w:szCs w:val="14"/>
+          <w:highlight w:val="yellow"/>
+          <w:lang w:val="es-MX"/>
+        </w:rPr>
+        <w:t xml:space="preserve">{{ </w:t>
+      </w:r>
+      <w:proofErr w:type="spellStart"/>
+      <w:r>
+        <w:rPr>
+          <w:rFonts w:ascii="Arial" w:hAnsi="Arial" w:cs="Arial"/>
+          <w:b/>
+          <w:bCs/>
+          <w:sz w:val="14"/>
+          <w:szCs w:val="14"/>
+          <w:highlight w:val="yellow"/>
+          <w:lang w:val="es-MX"/>
+        </w:rPr>
+        <w:t>folio</w:t>
+      </w:r>
+      <w:proofErr w:type="gramEnd"/>
+      <w:r>
+        <w:rPr>
+          <w:rFonts w:ascii="Arial" w:hAnsi="Arial" w:cs="Arial"/>
+          <w:b/>
+          <w:bCs/>
+          <w:sz w:val="14"/>
+          <w:szCs w:val="14"/>
+          <w:highlight w:val="yellow"/>
+          <w:lang w:val="es-MX"/>
+        </w:rPr>
+        <w:t>_</w:t>
+      </w:r>
+      <w:proofErr w:type="gramStart"/>
+      <w:r>
+        <w:rPr>
+          <w:rFonts w:ascii="Arial" w:hAnsi="Arial" w:cs="Arial"/>
+          <w:b/>
+          <w:bCs/>
+          <w:sz w:val="14"/>
+          <w:szCs w:val="14"/>
+          <w:highlight w:val="yellow"/>
+          <w:lang w:val="es-MX"/>
+        </w:rPr>
+        <w:t>real</w:t>
+      </w:r>
+      <w:proofErr w:type="spellEnd"/>
+      <w:r>
+        <w:rPr>
+          <w:rFonts w:ascii="Arial" w:hAnsi="Arial" w:cs="Arial"/>
+          <w:b/>
+          <w:bCs/>
+          <w:sz w:val="14"/>
+          <w:szCs w:val="14"/>
+          <w:highlight w:val="yellow"/>
+          <w:lang w:val="es-MX"/>
+        </w:rPr>
+        <w:t xml:space="preserve"> }</w:t>
+      </w:r>
+      <w:proofErr w:type="gramEnd"/>
+      <w:r>
+        <w:rPr>
+          <w:rFonts w:ascii="Arial" w:hAnsi="Arial" w:cs="Arial"/>
+          <w:b/>
+          <w:bCs/>
+          <w:sz w:val="14"/>
+          <w:szCs w:val="14"/>
+          <w:highlight w:val="yellow"/>
+          <w:lang w:val="es-MX"/>
+        </w:rPr>
+        <w:t>}”</w:t>
+      </w:r>
+      <w:r>
+        <w:rPr>
+          <w:rFonts w:ascii="Arial" w:hAnsi="Arial" w:cs="Arial"/>
+          <w:sz w:val="14"/>
+          <w:szCs w:val="14"/>
+          <w:lang w:val="es-ES"/>
+        </w:rPr>
+        <w:tab/>
+      </w:r>
+    </w:p>
+    <w:p>
+      <w:pPr>
+        <w:tabs>
+          <w:tab w:val="left" w:leader="hyphen" w:pos="709"/>
+          <w:tab w:val="right" w:leader="hyphen" w:pos="9072"/>
+          <w:tab w:val="right" w:leader="hyphen" w:pos="9129"/>
+        </w:tabs>
+        <w:spacing w:line="360" w:lineRule="auto"/>
+        <w:jc w:val="both"/>
+        <w:rPr>
+          <w:rFonts w:ascii="Arial" w:hAnsi="Arial" w:cs="Arial"/>
+          <w:sz w:val="14"/>
+          <w:szCs w:val="14"/>
+        </w:rPr>
+      </w:pPr>
+      <w:r>
+        <w:rPr>
+          <w:rFonts w:ascii="Arial" w:hAnsi="Arial" w:cs="Arial"/>
+          <w:sz w:val="14"/>
+          <w:szCs w:val="14"/>
+          <w:lang w:val="es-MX"/>
+        </w:rPr>
+        <w:t xml:space="preserve">-------- </w:t>
+      </w:r>
+      <w:r>
+        <w:rPr>
+          <w:rFonts w:ascii="Arial" w:hAnsi="Arial" w:cs="Arial"/>
+          <w:b/>
+          <w:sz w:val="14"/>
+          <w:szCs w:val="14"/>
+        </w:rPr>
+        <w:t xml:space="preserve">II.- CARTA DE INSTRUCCIÓN DE CANCELACIÓN DE HIPOTECA.- </w:t>
+      </w:r>
+      <w:r>
+        <w:rPr>
+          <w:rFonts w:ascii="Arial" w:hAnsi="Arial" w:cs="Arial"/>
+          <w:sz w:val="14"/>
+          <w:szCs w:val="14"/>
+        </w:rPr>
+        <w:t>Con fech</w:t>
+      </w:r>
+      <w:r>
+        <w:rPr>
+          <w:rFonts w:ascii="Arial" w:hAnsi="Arial" w:cs="Arial"/>
+          <w:sz w:val="14"/>
+          <w:szCs w:val="14"/>
+        </w:rPr>
+        <w:t xml:space="preserve">a </w:t>
+      </w:r>
+      <w:r>
+        <w:rPr>
+          <w:rFonts w:ascii="Arial" w:hAnsi="Arial" w:cs="Arial"/>
+          <w:sz w:val="14"/>
+          <w:szCs w:val="14"/>
+          <w:highlight w:val="yellow"/>
+        </w:rPr>
+        <w:t>{{ FECHA_DE_EXPEDICION }}</w:t>
+      </w:r>
+      <w:r>
+        <w:rPr>
+          <w:rFonts w:ascii="Arial" w:hAnsi="Arial" w:cs="Arial"/>
+          <w:sz w:val="14"/>
+          <w:szCs w:val="14"/>
+        </w:rPr>
+        <w:t xml:space="preserve">, el </w:t>
+      </w:r>
+      <w:r>
+        <w:rPr>
+          <w:rFonts w:ascii="Arial" w:hAnsi="Arial" w:cs="Arial"/>
+          <w:b/>
+          <w:sz w:val="14"/>
+          <w:szCs w:val="14"/>
+        </w:rPr>
+        <w:t xml:space="preserve">INSTITUTO DEL FONDO NACIONAL DE LA VIVIENDA PARA LOS TRABAJADORES, </w:t>
+      </w:r>
+      <w:r>
+        <w:rPr>
+          <w:rFonts w:ascii="Arial" w:hAnsi="Arial" w:cs="Arial"/>
+          <w:sz w:val="14"/>
+          <w:szCs w:val="14"/>
+        </w:rPr>
+        <w:t>giró carta</w:t>
+      </w:r>
+      <w:r>
+        <w:rPr>
+          <w:rFonts w:ascii="Arial" w:hAnsi="Arial" w:cs="Arial"/>
+          <w:sz w:val="14"/>
+          <w:szCs w:val="14"/>
+        </w:rPr>
+        <w:t xml:space="preserve"> de instrucción de cancelación de hipoteca con</w:t>
+      </w:r>
+      <w:r>
+        <w:rPr>
+          <w:rFonts w:ascii="Arial" w:hAnsi="Arial" w:cs="Arial"/>
+          <w:sz w:val="14"/>
+          <w:szCs w:val="14"/>
+        </w:rPr>
+        <w:t xml:space="preserve"> número</w:t>
+      </w:r>
+      <w:bookmarkStart w:id="5" w:name="_Hlk32404108"/>
+      <w:r>
+        <w:rPr>
+          <w:rFonts w:ascii="Arial" w:hAnsi="Arial" w:cs="Arial"/>
+          <w:sz w:val="14"/>
+          <w:szCs w:val="14"/>
+        </w:rPr>
+        <w:t xml:space="preserve"> </w:t>
+      </w:r>
+      <w:bookmarkEnd w:id="5"/>
+      <w:r>
+        <w:rPr>
+          <w:rFonts w:ascii="Arial" w:hAnsi="Arial" w:cs="Arial"/>
+          <w:sz w:val="14"/>
+          <w:szCs w:val="14"/>
+          <w:highlight w:val="yellow"/>
+        </w:rPr>
+        <w:t xml:space="preserve">{{ </w:t>
+      </w:r>
+      <w:proofErr w:type="spellStart"/>
+      <w:r>
+        <w:rPr>
+          <w:rFonts w:ascii="Arial" w:hAnsi="Arial" w:cs="Arial"/>
+          <w:sz w:val="14"/>
+          <w:szCs w:val="14"/>
+          <w:highlight w:val="yellow"/>
+        </w:rPr>
+        <w:t>numero_carta</w:t>
+      </w:r>
+      <w:proofErr w:type="spellEnd"/>
+      <w:r>
+        <w:rPr>
+          <w:rFonts w:ascii="Arial" w:hAnsi="Arial" w:cs="Arial"/>
+          <w:sz w:val="14"/>
+          <w:szCs w:val="14"/>
+          <w:highlight w:val="yellow"/>
+        </w:rPr>
+        <w:t xml:space="preserve"> }}</w:t>
+      </w:r>
+      <w:r>
+        <w:rPr>
+          <w:rFonts w:ascii="Arial" w:hAnsi="Arial" w:cs="Arial"/>
+          <w:sz w:val="14"/>
+          <w:szCs w:val="14"/>
+        </w:rPr>
+        <w:t>,</w:t>
+      </w:r>
+      <w:r>
+        <w:rPr>
+          <w:rFonts w:ascii="Arial" w:hAnsi="Arial" w:cs="Arial"/>
+          <w:sz w:val="14"/>
+          <w:szCs w:val="14"/>
+        </w:rPr>
+        <w:t xml:space="preserve"> </w:t>
+      </w:r>
+      <w:r>
+        <w:rPr>
+          <w:rFonts w:ascii="Arial" w:hAnsi="Arial" w:cs="Arial"/>
+          <w:sz w:val="14"/>
+          <w:szCs w:val="14"/>
+        </w:rPr>
+        <w:t xml:space="preserve">al suscrito Notario para la realización del </w:t>
+      </w:r>
+      <w:r>
+        <w:rPr>
+          <w:rFonts w:ascii="Arial" w:hAnsi="Arial" w:cs="Arial"/>
+          <w:sz w:val="14"/>
+          <w:szCs w:val="14"/>
+        </w:rPr>
+        <w:t xml:space="preserve">presente </w:t>
+      </w:r>
+      <w:r>
+        <w:rPr>
+          <w:rFonts w:ascii="Arial" w:hAnsi="Arial" w:cs="Arial"/>
+          <w:sz w:val="14"/>
+          <w:szCs w:val="14"/>
+        </w:rPr>
+        <w:t xml:space="preserve">instrumento </w:t>
+      </w:r>
+      <w:r>
+        <w:rPr>
+          <w:rFonts w:ascii="Arial" w:hAnsi="Arial" w:cs="Arial"/>
+          <w:sz w:val="14"/>
+          <w:szCs w:val="14"/>
+        </w:rPr>
+        <w:t>en donde se men</w:t>
+      </w:r>
+      <w:r>
+        <w:rPr>
+          <w:rFonts w:ascii="Arial" w:hAnsi="Arial" w:cs="Arial"/>
+          <w:sz w:val="14"/>
+          <w:szCs w:val="14"/>
+        </w:rPr>
+        <w:t>ciona que el crédito relacionado</w:t>
+      </w:r>
+      <w:r>
+        <w:rPr>
+          <w:rFonts w:ascii="Arial" w:hAnsi="Arial" w:cs="Arial"/>
+          <w:sz w:val="14"/>
+          <w:szCs w:val="14"/>
+        </w:rPr>
+        <w:t xml:space="preserve"> </w:t>
+      </w:r>
+      <w:r>
+        <w:rPr>
+          <w:rFonts w:ascii="Arial" w:hAnsi="Arial" w:cs="Arial"/>
+          <w:bCs/>
+          <w:sz w:val="14"/>
+          <w:szCs w:val="14"/>
+        </w:rPr>
+        <w:t>en el antecedente uno romano</w:t>
+      </w:r>
+      <w:r>
+        <w:rPr>
+          <w:rFonts w:ascii="Arial" w:hAnsi="Arial" w:cs="Arial"/>
+          <w:b/>
+          <w:bCs/>
+          <w:sz w:val="14"/>
+          <w:szCs w:val="14"/>
+        </w:rPr>
+        <w:t xml:space="preserve"> </w:t>
+      </w:r>
+      <w:r>
+        <w:rPr>
+          <w:rFonts w:ascii="Arial" w:hAnsi="Arial" w:cs="Arial"/>
+          <w:bCs/>
+          <w:sz w:val="14"/>
+          <w:szCs w:val="14"/>
+        </w:rPr>
+        <w:t>de este instrumento</w:t>
+      </w:r>
+      <w:r>
+        <w:rPr>
+          <w:rFonts w:ascii="Arial" w:hAnsi="Arial" w:cs="Arial"/>
+          <w:sz w:val="14"/>
+          <w:szCs w:val="14"/>
+        </w:rPr>
+        <w:t xml:space="preserve">, </w:t>
+      </w:r>
+      <w:r>
+        <w:rPr>
+          <w:rFonts w:ascii="Arial" w:hAnsi="Arial" w:cs="Arial"/>
+          <w:sz w:val="14"/>
+          <w:szCs w:val="14"/>
+        </w:rPr>
+        <w:t xml:space="preserve">no presenta saldo </w:t>
+      </w:r>
+      <w:r>
+        <w:rPr>
+          <w:rFonts w:ascii="Arial" w:hAnsi="Arial" w:cs="Arial"/>
+          <w:sz w:val="14"/>
+          <w:szCs w:val="14"/>
+        </w:rPr>
+        <w:t>deudor</w:t>
+      </w:r>
+      <w:r>
+        <w:rPr>
+          <w:rFonts w:ascii="Arial" w:hAnsi="Arial" w:cs="Arial"/>
+          <w:sz w:val="14"/>
+          <w:szCs w:val="14"/>
+        </w:rPr>
+        <w:t xml:space="preserve"> ante </w:t>
+      </w:r>
+      <w:r>
+        <w:rPr>
+          <w:rFonts w:ascii="Arial" w:hAnsi="Arial" w:cs="Arial"/>
+          <w:sz w:val="14"/>
+          <w:szCs w:val="14"/>
+        </w:rPr>
+        <w:t>dicho</w:t>
+      </w:r>
+      <w:r>
+        <w:rPr>
+          <w:rFonts w:ascii="Arial" w:hAnsi="Arial" w:cs="Arial"/>
+          <w:sz w:val="14"/>
+          <w:szCs w:val="14"/>
+        </w:rPr>
+        <w:t xml:space="preserve"> instituto </w:t>
+      </w:r>
+      <w:r>
+        <w:rPr>
+          <w:rFonts w:ascii="Arial" w:hAnsi="Arial" w:cs="Arial"/>
+          <w:sz w:val="14"/>
+          <w:szCs w:val="14"/>
+        </w:rPr>
+        <w:t>a partir del día</w:t>
+      </w:r>
+      <w:r>
+        <w:rPr>
+          <w:rFonts w:ascii="Arial" w:hAnsi="Arial" w:cs="Arial"/>
+          <w:sz w:val="14"/>
+          <w:szCs w:val="14"/>
+        </w:rPr>
+        <w:t xml:space="preserve"> </w:t>
+      </w:r>
+      <w:r>
+        <w:rPr>
+          <w:rFonts w:ascii="Arial" w:hAnsi="Arial" w:cs="Arial"/>
+          <w:sz w:val="14"/>
+          <w:szCs w:val="14"/>
+          <w:highlight w:val="yellow"/>
+        </w:rPr>
+        <w:t xml:space="preserve">{{ </w:t>
+      </w:r>
+      <w:proofErr w:type="spellStart"/>
+      <w:r>
+        <w:rPr>
+          <w:rFonts w:ascii="Arial" w:hAnsi="Arial" w:cs="Arial"/>
+          <w:sz w:val="14"/>
+          <w:szCs w:val="14"/>
+          <w:highlight w:val="yellow"/>
+        </w:rPr>
+        <w:t>fecha_liquidacion</w:t>
+      </w:r>
+      <w:proofErr w:type="spellEnd"/>
+      <w:r>
+        <w:rPr>
+          <w:rFonts w:ascii="Arial" w:hAnsi="Arial" w:cs="Arial"/>
+          <w:sz w:val="14"/>
+          <w:szCs w:val="14"/>
+          <w:highlight w:val="yellow"/>
+        </w:rPr>
+        <w:t xml:space="preserve"> }}</w:t>
+      </w:r>
+    </w:p>
+    <w:p>
+      <w:pPr>
+        <w:tabs>
+          <w:tab w:val="left" w:leader="hyphen" w:pos="709"/>
+          <w:tab w:val="right" w:leader="hyphen" w:pos="9072"/>
+          <w:tab w:val="right" w:leader="hyphen" w:pos="9129"/>
+        </w:tabs>
+        <w:spacing w:line="360" w:lineRule="auto"/>
+        <w:jc w:val="both"/>
+        <w:rPr>
+          <w:rFonts w:ascii="Arial" w:hAnsi="Arial" w:cs="Arial"/>
+          <w:bCs/>
+          <w:sz w:val="14"/>
+          <w:szCs w:val="14"/>
+        </w:rPr>
+      </w:pPr>
+      <w:r>
+        <w:rPr>
+          <w:rFonts w:ascii="Arial" w:hAnsi="Arial" w:cs="Arial"/>
+          <w:sz w:val="14"/>
+          <w:szCs w:val="14"/>
+        </w:rPr>
+        <w:t>. La mencionada carta</w:t>
+      </w:r>
+      <w:r>
+        <w:rPr>
+          <w:rFonts w:ascii="Arial" w:eastAsia="Batang" w:hAnsi="Arial" w:cs="Arial"/>
+          <w:sz w:val="14"/>
+          <w:szCs w:val="14"/>
+        </w:rPr>
+        <w:t xml:space="preserve"> </w:t>
+      </w:r>
+      <w:r>
+        <w:rPr>
+          <w:rFonts w:ascii="Arial" w:eastAsia="Batang" w:hAnsi="Arial" w:cs="Arial"/>
+          <w:sz w:val="14"/>
+          <w:szCs w:val="14"/>
+        </w:rPr>
+        <w:t xml:space="preserve">se </w:t>
+      </w:r>
+      <w:r>
+        <w:rPr>
+          <w:rFonts w:ascii="Arial" w:eastAsia="Batang" w:hAnsi="Arial" w:cs="Arial"/>
+          <w:sz w:val="14"/>
+          <w:szCs w:val="14"/>
+        </w:rPr>
+        <w:t>agreg</w:t>
+      </w:r>
+      <w:r>
+        <w:rPr>
+          <w:rFonts w:ascii="Arial" w:eastAsia="Batang" w:hAnsi="Arial" w:cs="Arial"/>
+          <w:sz w:val="14"/>
+          <w:szCs w:val="14"/>
+        </w:rPr>
+        <w:t xml:space="preserve">a </w:t>
+      </w:r>
+      <w:r>
+        <w:rPr>
+          <w:rFonts w:ascii="Arial" w:eastAsia="Batang" w:hAnsi="Arial" w:cs="Arial"/>
+          <w:sz w:val="14"/>
+          <w:szCs w:val="14"/>
+        </w:rPr>
+        <w:t xml:space="preserve">al apéndice de </w:t>
+      </w:r>
+      <w:r>
+        <w:rPr>
+          <w:rFonts w:ascii="Arial" w:eastAsia="Batang" w:hAnsi="Arial" w:cs="Arial"/>
+          <w:sz w:val="14"/>
+          <w:szCs w:val="14"/>
+        </w:rPr>
+        <w:t xml:space="preserve">este instrumento </w:t>
+      </w:r>
+      <w:r>
+        <w:rPr>
+          <w:rFonts w:ascii="Arial" w:eastAsia="Batang" w:hAnsi="Arial" w:cs="Arial"/>
+          <w:sz w:val="14"/>
+          <w:szCs w:val="14"/>
+        </w:rPr>
+        <w:t xml:space="preserve">con la letra </w:t>
+      </w:r>
+      <w:r>
+        <w:rPr>
+          <w:rFonts w:ascii="Arial" w:eastAsia="Batang" w:hAnsi="Arial" w:cs="Arial"/>
+          <w:b/>
+          <w:color w:val="FF0000"/>
+          <w:sz w:val="14"/>
+          <w:szCs w:val="14"/>
+        </w:rPr>
+        <w:t>“A”.</w:t>
+      </w:r>
+      <w:r>
+        <w:rPr>
+          <w:rFonts w:ascii="Arial" w:eastAsia="Batang" w:hAnsi="Arial" w:cs="Arial"/>
+          <w:bCs/>
+          <w:sz w:val="14"/>
+          <w:szCs w:val="14"/>
+        </w:rPr>
+        <w:tab/>
+      </w:r>
+    </w:p>
+    <w:p>
+      <w:pPr>
+        <w:tabs>
+          <w:tab w:val="left" w:leader="hyphen" w:pos="709"/>
+          <w:tab w:val="right" w:leader="hyphen" w:pos="9072"/>
+          <w:tab w:val="right" w:leader="hyphen" w:pos="9129"/>
+        </w:tabs>
+        <w:spacing w:line="360" w:lineRule="auto"/>
+        <w:jc w:val="both"/>
+        <w:rPr>
+          <w:rFonts w:ascii="Arial" w:eastAsia="Batang" w:hAnsi="Arial" w:cs="Arial"/>
+          <w:sz w:val="14"/>
+          <w:szCs w:val="14"/>
+        </w:rPr>
+      </w:pPr>
+      <w:r>
+        <w:rPr>
+          <w:rFonts w:ascii="Arial" w:hAnsi="Arial" w:cs="Arial"/>
+          <w:sz w:val="14"/>
+          <w:szCs w:val="14"/>
+          <w:lang w:val="es-MX"/>
+        </w:rPr>
+        <w:t xml:space="preserve">-------- </w:t>
+      </w:r>
+      <w:r>
+        <w:rPr>
+          <w:rFonts w:ascii="Arial" w:eastAsia="Batang" w:hAnsi="Arial" w:cs="Arial"/>
+          <w:sz w:val="14"/>
+          <w:szCs w:val="14"/>
+        </w:rPr>
+        <w:t>Expuesto lo anterior, se otorgan las siguientes:</w:t>
+      </w:r>
+      <w:r>
+        <w:rPr>
+          <w:rFonts w:ascii="Arial" w:eastAsia="Batang" w:hAnsi="Arial" w:cs="Arial"/>
+          <w:sz w:val="14"/>
+          <w:szCs w:val="14"/>
+        </w:rPr>
+        <w:tab/>
+      </w:r>
+    </w:p>
+    <w:p>
+      <w:pPr>
+        <w:pStyle w:val="Sinespaciado"/>
+        <w:tabs>
+          <w:tab w:val="left" w:leader="hyphen" w:pos="709"/>
           <w:tab w:val="left" w:pos="3686"/>
-          <w:tab w:val="right" w:leader="hyphen" w:pos="8220"/>
+          <w:tab w:val="right" w:leader="hyphen" w:pos="9072"/>
+          <w:tab w:val="right" w:leader="hyphen" w:pos="9129"/>
         </w:tabs>
         <w:spacing w:line="360" w:lineRule="auto"/>
         <w:jc w:val="center"/>
@@ -3281,26 +3613,35 @@
           <w:rFonts w:ascii="Arial" w:hAnsi="Arial" w:cs="Arial"/>
           <w:sz w:val="14"/>
           <w:szCs w:val="14"/>
-          <w:lang w:val="es-MX"/>
-        </w:rPr>
-      </w:pPr>
-      <w:r>
-        <w:rPr>
-          <w:rFonts w:ascii="Arial" w:hAnsi="Arial" w:cs="Arial"/>
-          <w:bCs/>
-          <w:sz w:val="14"/>
-          <w:szCs w:val="14"/>
-          <w:lang w:val="es-MX"/>
-        </w:rPr>
-        <w:t>-------------------------------------------</w:t>
-      </w:r>
-      <w:r>
-        <w:rPr>
-          <w:rFonts w:ascii="Arial" w:hAnsi="Arial" w:cs="Arial"/>
-          <w:bCs/>
-          <w:sz w:val="14"/>
-          <w:szCs w:val="14"/>
-          <w:lang w:val="es-MX"/>
+          <w:lang w:val="pt-PT"/>
+        </w:rPr>
+      </w:pPr>
+      <w:r>
+        <w:rPr>
+          <w:rFonts w:ascii="Arial" w:hAnsi="Arial" w:cs="Arial"/>
+          <w:sz w:val="14"/>
+          <w:szCs w:val="14"/>
+          <w:lang w:val="pt-PT"/>
+        </w:rPr>
+        <w:t>--------</w:t>
+      </w:r>
+      <w:r>
+        <w:rPr>
+          <w:rFonts w:ascii="Arial" w:hAnsi="Arial" w:cs="Arial"/>
+          <w:bCs/>
+          <w:sz w:val="14"/>
+          <w:szCs w:val="14"/>
+          <w:lang w:val="pt-PT"/>
+        </w:rPr>
+        <w:t>----------------------------------</w:t>
+      </w:r>
+      <w:r>
+        <w:rPr>
+          <w:rFonts w:ascii="Arial" w:hAnsi="Arial" w:cs="Arial"/>
+          <w:bCs/>
+          <w:sz w:val="14"/>
+          <w:szCs w:val="14"/>
+          <w:lang w:val="pt-PT"/>
         </w:rPr>
         <w:t>---</w:t>
       </w:r>
@@ -3310,7 +3651,7 @@
           <w:bCs/>
           <w:sz w:val="14"/>
           <w:szCs w:val="14"/>
-          <w:lang w:val="es-MX"/>
+          <w:lang w:val="pt-PT"/>
         </w:rPr>
         <w:t>---------</w:t>
       </w:r>
@@ -3320,7 +3661,7 @@
           <w:bCs/>
           <w:sz w:val="14"/>
           <w:szCs w:val="14"/>
-          <w:lang w:val="es-MX"/>
+          <w:lang w:val="pt-PT"/>
         </w:rPr>
         <w:t>--</w:t>
       </w:r>
@@ -3330,7 +3671,7 @@
           <w:bCs/>
           <w:sz w:val="14"/>
           <w:szCs w:val="14"/>
-          <w:lang w:val="es-MX"/>
+          <w:lang w:val="pt-PT"/>
         </w:rPr>
         <w:t>----------------</w:t>
       </w:r>
@@ -3340,7 +3681,7 @@
           <w:bCs/>
           <w:sz w:val="14"/>
           <w:szCs w:val="14"/>
-          <w:lang w:val="es-MX"/>
+          <w:lang w:val="pt-PT"/>
         </w:rPr>
         <w:t>-</w:t>
       </w:r>
@@ -3350,27 +3691,18 @@
           <w:bCs/>
           <w:sz w:val="14"/>
           <w:szCs w:val="14"/>
-          <w:lang w:val="es-MX"/>
-        </w:rPr>
-        <w:t>--</w:t>
-      </w:r>
-      <w:r>
-        <w:rPr>
-          <w:rFonts w:ascii="Arial" w:hAnsi="Arial" w:cs="Arial"/>
-          <w:bCs/>
-          <w:sz w:val="14"/>
-          <w:szCs w:val="14"/>
-          <w:lang w:val="es-MX"/>
-        </w:rPr>
-        <w:t>---</w:t>
-      </w:r>
-      <w:r>
-        <w:rPr>
-          <w:rFonts w:ascii="Arial" w:hAnsi="Arial" w:cs="Arial"/>
-          <w:bCs/>
-          <w:sz w:val="14"/>
-          <w:szCs w:val="14"/>
-          <w:lang w:val="es-MX"/>
+          <w:lang w:val="pt-PT"/>
+        </w:rPr>
+        <w:t>-----</w:t>
+      </w:r>
+      <w:r>
+        <w:rPr>
+          <w:rFonts w:ascii="Arial" w:hAnsi="Arial" w:cs="Arial"/>
+          <w:b/>
+          <w:bCs/>
+          <w:sz w:val="14"/>
+          <w:szCs w:val="14"/>
+          <w:lang w:val="pt-PT"/>
         </w:rPr>
         <w:t xml:space="preserve"> </w:t>
       </w:r>
@@ -3381,16 +3713,27 @@
           <w:bCs/>
           <w:sz w:val="14"/>
           <w:szCs w:val="14"/>
-          <w:lang w:val="es-MX"/>
+          <w:lang w:val="pt-PT"/>
         </w:rPr>
         <w:t>C L Á U S U L A S</w:t>
       </w:r>
       <w:r>
         <w:rPr>
           <w:rFonts w:ascii="Arial" w:hAnsi="Arial" w:cs="Arial"/>
-          <w:sz w:val="14"/>
-          <w:szCs w:val="14"/>
-          <w:lang w:val="es-MX"/>
+          <w:b/>
+          <w:bCs/>
+          <w:sz w:val="14"/>
+          <w:szCs w:val="14"/>
+          <w:lang w:val="pt-PT"/>
+        </w:rPr>
+        <w:t xml:space="preserve"> </w:t>
+      </w:r>
+      <w:r>
+        <w:rPr>
+          <w:rFonts w:ascii="Arial" w:hAnsi="Arial" w:cs="Arial"/>
+          <w:sz w:val="14"/>
+          <w:szCs w:val="14"/>
+          <w:lang w:val="pt-PT"/>
         </w:rPr>
         <w:tab/>
       </w:r>
@@ -3400,7 +3743,8 @@
         <w:pStyle w:val="Sinespaciado"/>
         <w:tabs>
           <w:tab w:val="left" w:leader="hyphen" w:pos="709"/>
-          <w:tab w:val="right" w:leader="hyphen" w:pos="8220"/>
+          <w:tab w:val="right" w:leader="hyphen" w:pos="9072"/>
+          <w:tab w:val="right" w:leader="hyphen" w:pos="9129"/>
         </w:tabs>
         <w:spacing w:line="360" w:lineRule="auto"/>
         <w:jc w:val="both"/>
@@ -3408,13 +3752,11 @@
           <w:rFonts w:ascii="Arial" w:hAnsi="Arial" w:cs="Arial"/>
           <w:sz w:val="14"/>
           <w:szCs w:val="14"/>
-          <w:lang w:val="es-MX"/>
-        </w:rPr>
-      </w:pPr>
-      <w:r>
-        <w:rPr>
-          <w:rFonts w:ascii="Arial" w:hAnsi="Arial" w:cs="Arial"/>
-          <w:b/>
+        </w:rPr>
+      </w:pPr>
+      <w:r>
+        <w:rPr>
+          <w:rFonts w:ascii="Arial" w:hAnsi="Arial" w:cs="Arial"/>
           <w:sz w:val="14"/>
           <w:szCs w:val="14"/>
           <w:lang w:val="es-MX"/>
@@ -3450,25 +3792,32 @@
           <w:szCs w:val="14"/>
           <w:lang w:val="es-MX"/>
         </w:rPr>
-        <w:t xml:space="preserve"> El</w:t>
-      </w:r>
-      <w:r>
-        <w:rPr>
-          <w:rFonts w:ascii="Arial" w:hAnsi="Arial" w:cs="Arial"/>
-          <w:b/>
-          <w:sz w:val="14"/>
-          <w:szCs w:val="14"/>
-          <w:lang w:val="es-MX"/>
-        </w:rPr>
         <w:t xml:space="preserve"> </w:t>
       </w:r>
       <w:r>
         <w:rPr>
-          <w:rFonts w:ascii="Arial" w:eastAsia="Batang" w:hAnsi="Arial" w:cs="Arial"/>
-          <w:b/>
-          <w:sz w:val="14"/>
-          <w:szCs w:val="14"/>
-          <w:lang w:val="es-MX"/>
+          <w:rFonts w:ascii="Arial" w:hAnsi="Arial" w:cs="Arial"/>
+          <w:bCs/>
+          <w:sz w:val="14"/>
+          <w:szCs w:val="14"/>
+        </w:rPr>
+        <w:t>El</w:t>
+      </w:r>
+      <w:r>
+        <w:rPr>
+          <w:rFonts w:ascii="Arial" w:hAnsi="Arial" w:cs="Arial"/>
+          <w:b/>
+          <w:sz w:val="14"/>
+          <w:szCs w:val="14"/>
+        </w:rPr>
+        <w:t xml:space="preserve"> </w:t>
+      </w:r>
+      <w:r>
+        <w:rPr>
+          <w:rFonts w:ascii="Arial" w:eastAsia="Batang" w:hAnsi="Arial" w:cs="Arial"/>
+          <w:b/>
+          <w:sz w:val="14"/>
+          <w:szCs w:val="14"/>
         </w:rPr>
         <w:t xml:space="preserve">INSTITUTO DEL FONDO NACIONAL DE LA VIVIENDA PARA LOS TRABAJADORES, </w:t>
       </w:r>
@@ -3478,7 +3827,6 @@
           <w:bCs/>
           <w:sz w:val="14"/>
           <w:szCs w:val="14"/>
-          <w:lang w:val="es-MX"/>
         </w:rPr>
         <w:t>representado como ha quedado dicho</w:t>
       </w:r>
@@ -3488,7 +3836,6 @@
           <w:bCs/>
           <w:sz w:val="14"/>
           <w:szCs w:val="14"/>
-          <w:lang w:val="es-MX"/>
         </w:rPr>
         <w:t>,</w:t>
       </w:r>
@@ -3498,7 +3845,6 @@
           <w:bCs/>
           <w:sz w:val="14"/>
           <w:szCs w:val="14"/>
-          <w:lang w:val="es-MX"/>
         </w:rPr>
         <w:t xml:space="preserve"> </w:t>
       </w:r>
@@ -3508,7 +3854,6 @@
           <w:bCs/>
           <w:sz w:val="14"/>
           <w:szCs w:val="14"/>
-          <w:lang w:val="es-MX"/>
         </w:rPr>
         <w:t>en virtud de h</w:t>
       </w:r>
@@ -3518,7 +3863,6 @@
           <w:bCs/>
           <w:sz w:val="14"/>
           <w:szCs w:val="14"/>
-          <w:lang w:val="es-MX"/>
         </w:rPr>
         <w:t xml:space="preserve">aber recibido el </w:t>
       </w:r>
@@ -3528,7 +3872,6 @@
           <w:bCs/>
           <w:sz w:val="14"/>
           <w:szCs w:val="14"/>
-          <w:lang w:val="es-MX"/>
         </w:rPr>
         <w:t xml:space="preserve">pago </w:t>
       </w:r>
@@ -3538,7 +3881,6 @@
           <w:bCs/>
           <w:sz w:val="14"/>
           <w:szCs w:val="14"/>
-          <w:lang w:val="es-MX"/>
         </w:rPr>
         <w:t xml:space="preserve">total </w:t>
       </w:r>
@@ -3548,7 +3890,6 @@
           <w:bCs/>
           <w:sz w:val="14"/>
           <w:szCs w:val="14"/>
-          <w:lang w:val="es-MX"/>
         </w:rPr>
         <w:t xml:space="preserve">de la </w:t>
       </w:r>
@@ -3557,7 +3898,6 @@
           <w:rFonts w:ascii="Arial" w:eastAsia="Batang" w:hAnsi="Arial" w:cs="Arial"/>
           <w:sz w:val="14"/>
           <w:szCs w:val="14"/>
-          <w:lang w:val="es-MX"/>
         </w:rPr>
         <w:t xml:space="preserve">cantidad </w:t>
       </w:r>
@@ -3566,7 +3906,6 @@
           <w:rFonts w:ascii="Arial" w:eastAsia="Batang" w:hAnsi="Arial" w:cs="Arial"/>
           <w:sz w:val="14"/>
           <w:szCs w:val="14"/>
-          <w:lang w:val="es-MX"/>
         </w:rPr>
         <w:t>de</w:t>
       </w:r>
@@ -3575,7 +3914,6 @@
           <w:rFonts w:ascii="Arial" w:eastAsia="Batang" w:hAnsi="Arial" w:cs="Arial"/>
           <w:sz w:val="14"/>
           <w:szCs w:val="14"/>
-          <w:lang w:val="es-MX"/>
         </w:rPr>
         <w:t>l</w:t>
       </w:r>
@@ -3584,7 +3922,6 @@
           <w:rFonts w:ascii="Arial" w:eastAsia="Batang" w:hAnsi="Arial" w:cs="Arial"/>
           <w:sz w:val="14"/>
           <w:szCs w:val="14"/>
-          <w:lang w:val="es-MX"/>
         </w:rPr>
         <w:t xml:space="preserve"> </w:t>
       </w:r>
@@ -3594,7 +3931,6 @@
           <w:bCs/>
           <w:sz w:val="14"/>
           <w:szCs w:val="14"/>
-          <w:lang w:val="es-MX"/>
         </w:rPr>
         <w:t>crédito</w:t>
       </w:r>
@@ -3604,18 +3940,16 @@
           <w:bCs/>
           <w:sz w:val="14"/>
           <w:szCs w:val="14"/>
-          <w:lang w:val="es-MX"/>
         </w:rPr>
         <w:t xml:space="preserve"> relacionado </w:t>
       </w:r>
-      <w:bookmarkStart w:id="16" w:name="_Hlk164248323"/>
-      <w:r>
-        <w:rPr>
-          <w:rFonts w:ascii="Arial" w:hAnsi="Arial" w:cs="Arial"/>
-          <w:bCs/>
-          <w:sz w:val="14"/>
-          <w:szCs w:val="14"/>
-          <w:lang w:val="es-MX"/>
+      <w:bookmarkStart w:id="6" w:name="_Hlk164248323"/>
+      <w:r>
+        <w:rPr>
+          <w:rFonts w:ascii="Arial" w:hAnsi="Arial" w:cs="Arial"/>
+          <w:bCs/>
+          <w:sz w:val="14"/>
+          <w:szCs w:val="14"/>
         </w:rPr>
         <w:t>en el antecedente uno romano</w:t>
       </w:r>
@@ -3626,7 +3960,6 @@
           <w:bCs/>
           <w:sz w:val="14"/>
           <w:szCs w:val="14"/>
-          <w:lang w:val="es-MX"/>
         </w:rPr>
         <w:t xml:space="preserve"> </w:t>
       </w:r>
@@ -3636,18 +3969,16 @@
           <w:bCs/>
           <w:sz w:val="14"/>
           <w:szCs w:val="14"/>
-          <w:lang w:val="es-MX"/>
         </w:rPr>
         <w:t>de este instrumento</w:t>
       </w:r>
-      <w:bookmarkEnd w:id="16"/>
-      <w:r>
-        <w:rPr>
-          <w:rFonts w:ascii="Arial" w:hAnsi="Arial" w:cs="Arial"/>
-          <w:bCs/>
-          <w:sz w:val="14"/>
-          <w:szCs w:val="14"/>
-          <w:lang w:val="es-MX"/>
+      <w:bookmarkEnd w:id="6"/>
+      <w:r>
+        <w:rPr>
+          <w:rFonts w:ascii="Arial" w:hAnsi="Arial" w:cs="Arial"/>
+          <w:bCs/>
+          <w:sz w:val="14"/>
+          <w:szCs w:val="14"/>
         </w:rPr>
         <w:t>, el cual se identifica</w:t>
       </w:r>
@@ -3657,7 +3988,6 @@
           <w:bCs/>
           <w:sz w:val="14"/>
           <w:szCs w:val="14"/>
-          <w:lang w:val="es-MX"/>
         </w:rPr>
         <w:t xml:space="preserve"> con</w:t>
       </w:r>
@@ -3667,7 +3997,6 @@
           <w:bCs/>
           <w:sz w:val="14"/>
           <w:szCs w:val="14"/>
-          <w:lang w:val="es-MX"/>
         </w:rPr>
         <w:t xml:space="preserve"> el</w:t>
       </w:r>
@@ -3677,18 +4006,15 @@
           <w:bCs/>
           <w:sz w:val="14"/>
           <w:szCs w:val="14"/>
-          <w:lang w:val="es-MX"/>
         </w:rPr>
         <w:t xml:space="preserve"> </w:t>
       </w:r>
-      <w:commentRangeStart w:id="17"/>
-      <w:r>
-        <w:rPr>
-          <w:rFonts w:ascii="Arial" w:hAnsi="Arial" w:cs="Arial"/>
-          <w:bCs/>
-          <w:sz w:val="14"/>
-          <w:szCs w:val="14"/>
-          <w:lang w:val="es-MX"/>
+      <w:r>
+        <w:rPr>
+          <w:rFonts w:ascii="Arial" w:hAnsi="Arial" w:cs="Arial"/>
+          <w:bCs/>
+          <w:sz w:val="14"/>
+          <w:szCs w:val="14"/>
         </w:rPr>
         <w:t>número</w:t>
       </w:r>
@@ -3698,7 +4024,6 @@
           <w:bCs/>
           <w:sz w:val="14"/>
           <w:szCs w:val="14"/>
-          <w:lang w:val="es-MX"/>
         </w:rPr>
         <w:t xml:space="preserve"> </w:t>
       </w:r>
@@ -3708,7 +4033,6 @@
           <w:bCs/>
           <w:sz w:val="14"/>
           <w:szCs w:val="14"/>
-          <w:lang w:val="es-MX"/>
         </w:rPr>
         <w:t xml:space="preserve">de </w:t>
       </w:r>
@@ -3718,7 +4042,6 @@
           <w:bCs/>
           <w:sz w:val="14"/>
           <w:szCs w:val="14"/>
-          <w:lang w:val="es-MX"/>
         </w:rPr>
         <w:t>crédito</w:t>
       </w:r>
@@ -3728,14 +4051,11 @@
           <w:bCs/>
           <w:sz w:val="14"/>
           <w:szCs w:val="14"/>
-          <w:lang w:val="es-MX"/>
         </w:rPr>
         <w:t xml:space="preserve"> </w:t>
       </w:r>
-      <w:commentRangeEnd w:id="17"/>
-      <w:r>
-        <w:rPr>
-          <w:rStyle w:val="Refdecomentario"/>
+      <w:r>
+        <w:rPr>
           <w:rFonts w:ascii="Arial" w:hAnsi="Arial" w:cs="Arial"/>
           <w:bCs/>
           <w:sz w:val="14"/>
@@ -3743,8 +4063,9 @@
           <w:highlight w:val="yellow"/>
           <w:lang w:val="es-MX"/>
         </w:rPr>
-        <w:commentReference w:id="17"/>
-      </w:r>
+        <w:t xml:space="preserve">{{ </w:t>
+      </w:r>
+      <w:proofErr w:type="spellStart"/>
       <w:r>
         <w:rPr>
           <w:rFonts w:ascii="Arial" w:hAnsi="Arial" w:cs="Arial"/>
@@ -3754,8 +4075,9 @@
           <w:highlight w:val="yellow"/>
           <w:lang w:val="es-MX"/>
         </w:rPr>
-        <w:t xml:space="preserve">{{ </w:t>
-      </w:r>
+        <w:t>numero_credito</w:t>
+      </w:r>
+      <w:proofErr w:type="spellEnd"/>
       <w:r>
         <w:rPr>
           <w:rFonts w:ascii="Arial" w:hAnsi="Arial" w:cs="Arial"/>
@@ -3765,7 +4087,7 @@
           <w:highlight w:val="yellow"/>
           <w:lang w:val="es-MX"/>
         </w:rPr>
-        <w:t>numero_credito</w:t>
+        <w:t xml:space="preserve"> </w:t>
       </w:r>
       <w:r>
         <w:rPr>
@@ -3776,153 +4098,147 @@
           <w:highlight w:val="yellow"/>
           <w:lang w:val="es-MX"/>
         </w:rPr>
+        <w:t>}}</w:t>
+      </w:r>
+      <w:r>
+        <w:rPr>
+          <w:rFonts w:ascii="Arial" w:hAnsi="Arial" w:cs="Arial"/>
+          <w:sz w:val="14"/>
+          <w:szCs w:val="14"/>
+        </w:rPr>
+        <w:t xml:space="preserve">, </w:t>
+      </w:r>
+      <w:r>
+        <w:rPr>
+          <w:rFonts w:ascii="Arial" w:hAnsi="Arial" w:cs="Arial"/>
+          <w:b/>
+          <w:bCs/>
+          <w:sz w:val="14"/>
+          <w:szCs w:val="14"/>
+        </w:rPr>
+        <w:t xml:space="preserve">CANCELA Y DEJA SIN EFECTOS LA HIPOTECA </w:t>
+      </w:r>
+      <w:r>
+        <w:rPr>
+          <w:rFonts w:ascii="Arial" w:hAnsi="Arial" w:cs="Arial"/>
+          <w:sz w:val="14"/>
+          <w:szCs w:val="14"/>
+        </w:rPr>
+        <w:t>constituida</w:t>
+      </w:r>
+      <w:r>
+        <w:rPr>
+          <w:rFonts w:ascii="Arial" w:hAnsi="Arial" w:cs="Arial"/>
+          <w:sz w:val="14"/>
+          <w:szCs w:val="14"/>
+        </w:rPr>
         <w:t xml:space="preserve"> </w:t>
       </w:r>
       <w:r>
         <w:rPr>
           <w:rFonts w:ascii="Arial" w:hAnsi="Arial" w:cs="Arial"/>
-          <w:bCs/>
-          <w:sz w:val="14"/>
-          <w:szCs w:val="14"/>
-          <w:highlight w:val="yellow"/>
-          <w:lang w:val="es-MX"/>
-        </w:rPr>
-        <w:t>}}</w:t>
-      </w:r>
-      <w:r>
-        <w:rPr>
-          <w:rFonts w:ascii="Arial" w:hAnsi="Arial" w:cs="Arial"/>
-          <w:sz w:val="14"/>
-          <w:szCs w:val="14"/>
-          <w:lang w:val="es-MX"/>
-        </w:rPr>
-        <w:t xml:space="preserve">, </w:t>
-      </w:r>
-      <w:r>
-        <w:rPr>
-          <w:rFonts w:ascii="Arial" w:hAnsi="Arial" w:cs="Arial"/>
-          <w:b/>
-          <w:bCs/>
-          <w:sz w:val="14"/>
-          <w:szCs w:val="14"/>
-          <w:lang w:val="es-MX"/>
-        </w:rPr>
-        <w:t xml:space="preserve">CANCELA Y DEJA SIN EFECTOS LA HIPOTECA </w:t>
-      </w:r>
-      <w:r>
-        <w:rPr>
-          <w:rFonts w:ascii="Arial" w:hAnsi="Arial" w:cs="Arial"/>
-          <w:sz w:val="14"/>
-          <w:szCs w:val="14"/>
-          <w:lang w:val="es-MX"/>
-        </w:rPr>
-        <w:t>constituida</w:t>
-      </w:r>
-      <w:r>
-        <w:rPr>
-          <w:rFonts w:ascii="Arial" w:hAnsi="Arial" w:cs="Arial"/>
-          <w:sz w:val="14"/>
-          <w:szCs w:val="14"/>
-          <w:lang w:val="es-MX"/>
+          <w:sz w:val="14"/>
+          <w:szCs w:val="14"/>
+        </w:rPr>
+        <w:t xml:space="preserve">a su favor </w:t>
+      </w:r>
+      <w:r>
+        <w:rPr>
+          <w:rFonts w:ascii="Arial" w:hAnsi="Arial" w:cs="Arial"/>
+          <w:sz w:val="14"/>
+          <w:szCs w:val="14"/>
+        </w:rPr>
+        <w:t xml:space="preserve">por </w:t>
+      </w:r>
+      <w:r>
+        <w:rPr>
+          <w:rFonts w:ascii="Arial" w:hAnsi="Arial" w:cs="Arial"/>
+          <w:bCs/>
+          <w:sz w:val="14"/>
+          <w:szCs w:val="14"/>
+        </w:rPr>
+        <w:t>“</w:t>
+      </w:r>
+      <w:r>
+        <w:rPr>
+          <w:rFonts w:ascii="Arial" w:hAnsi="Arial" w:cs="Arial"/>
+          <w:b/>
+          <w:sz w:val="14"/>
+          <w:szCs w:val="14"/>
+        </w:rPr>
+        <w:t>LA</w:t>
+      </w:r>
+      <w:r>
+        <w:rPr>
+          <w:rFonts w:ascii="Arial" w:hAnsi="Arial" w:cs="Arial"/>
+          <w:b/>
+          <w:sz w:val="14"/>
+          <w:szCs w:val="14"/>
+        </w:rPr>
+        <w:t xml:space="preserve"> ACREDITAD</w:t>
+      </w:r>
+      <w:r>
+        <w:rPr>
+          <w:rFonts w:ascii="Arial" w:hAnsi="Arial" w:cs="Arial"/>
+          <w:b/>
+          <w:sz w:val="14"/>
+          <w:szCs w:val="14"/>
+        </w:rPr>
+        <w:t>A</w:t>
+      </w:r>
+      <w:r>
+        <w:rPr>
+          <w:rFonts w:ascii="Arial" w:hAnsi="Arial" w:cs="Arial"/>
+          <w:bCs/>
+          <w:sz w:val="14"/>
+          <w:szCs w:val="14"/>
+        </w:rPr>
+        <w:t>”</w:t>
+      </w:r>
+      <w:r>
+        <w:rPr>
+          <w:rFonts w:ascii="Arial" w:hAnsi="Arial" w:cs="Arial"/>
+          <w:b/>
+          <w:bCs/>
+          <w:sz w:val="14"/>
+          <w:szCs w:val="14"/>
+          <w:lang w:val="es-ES"/>
         </w:rPr>
         <w:t xml:space="preserve"> </w:t>
       </w:r>
       <w:r>
         <w:rPr>
-          <w:rFonts w:ascii="Arial" w:hAnsi="Arial" w:cs="Arial"/>
-          <w:sz w:val="14"/>
-          <w:szCs w:val="14"/>
-          <w:lang w:val="es-MX"/>
-        </w:rPr>
-        <w:t xml:space="preserve">a su favor </w:t>
-      </w:r>
-      <w:r>
-        <w:rPr>
-          <w:rFonts w:ascii="Arial" w:hAnsi="Arial" w:cs="Arial"/>
-          <w:sz w:val="14"/>
-          <w:szCs w:val="14"/>
-          <w:lang w:val="es-MX"/>
-        </w:rPr>
-        <w:t xml:space="preserve">por </w:t>
-      </w:r>
-      <w:r>
-        <w:rPr>
-          <w:rFonts w:ascii="Arial" w:hAnsi="Arial" w:cs="Arial"/>
-          <w:bCs/>
-          <w:sz w:val="14"/>
-          <w:szCs w:val="14"/>
-          <w:lang w:val="es-MX"/>
-        </w:rPr>
-        <w:t>“</w:t>
-      </w:r>
-      <w:r>
-        <w:rPr>
-          <w:rFonts w:ascii="Arial" w:hAnsi="Arial" w:cs="Arial"/>
-          <w:b/>
-          <w:sz w:val="14"/>
-          <w:szCs w:val="14"/>
-          <w:lang w:val="es-MX"/>
-        </w:rPr>
-        <w:t>LA ACREDITADA</w:t>
-      </w:r>
-      <w:r>
-        <w:rPr>
-          <w:rFonts w:ascii="Arial" w:hAnsi="Arial" w:cs="Arial"/>
-          <w:bCs/>
-          <w:sz w:val="14"/>
-          <w:szCs w:val="14"/>
-          <w:lang w:val="es-MX"/>
-        </w:rPr>
-        <w:t>”</w:t>
-      </w:r>
-      <w:r>
-        <w:rPr>
-          <w:rFonts w:ascii="Arial" w:hAnsi="Arial" w:cs="Arial"/>
-          <w:b/>
-          <w:bCs/>
-          <w:sz w:val="14"/>
-          <w:szCs w:val="14"/>
-          <w:lang w:val="es-MX"/>
+          <w:rFonts w:ascii="Arial" w:eastAsia="Batang" w:hAnsi="Arial" w:cs="Arial"/>
+          <w:sz w:val="14"/>
+          <w:szCs w:val="14"/>
+        </w:rPr>
+        <w:t xml:space="preserve">sobre el inmueble relacionado </w:t>
+      </w:r>
+      <w:r>
+        <w:rPr>
+          <w:rFonts w:ascii="Arial" w:hAnsi="Arial" w:cs="Arial"/>
+          <w:bCs/>
+          <w:sz w:val="14"/>
+          <w:szCs w:val="14"/>
+        </w:rPr>
+        <w:t>en el antecedente uno romano</w:t>
+      </w:r>
+      <w:r>
+        <w:rPr>
+          <w:rFonts w:ascii="Arial" w:hAnsi="Arial" w:cs="Arial"/>
+          <w:b/>
+          <w:bCs/>
+          <w:sz w:val="14"/>
+          <w:szCs w:val="14"/>
         </w:rPr>
         <w:t xml:space="preserve"> </w:t>
       </w:r>
       <w:r>
         <w:rPr>
-          <w:rFonts w:ascii="Arial" w:eastAsia="Batang" w:hAnsi="Arial" w:cs="Arial"/>
-          <w:sz w:val="14"/>
-          <w:szCs w:val="14"/>
-          <w:lang w:val="es-MX"/>
-        </w:rPr>
-        <w:t xml:space="preserve">sobre el inmueble relacionado </w:t>
-      </w:r>
-      <w:r>
-        <w:rPr>
-          <w:rFonts w:ascii="Arial" w:hAnsi="Arial" w:cs="Arial"/>
-          <w:bCs/>
-          <w:sz w:val="14"/>
-          <w:szCs w:val="14"/>
-          <w:lang w:val="es-MX"/>
-        </w:rPr>
-        <w:t>en el antecedente uno romano</w:t>
-      </w:r>
-      <w:r>
-        <w:rPr>
-          <w:rFonts w:ascii="Arial" w:hAnsi="Arial" w:cs="Arial"/>
-          <w:b/>
-          <w:bCs/>
-          <w:sz w:val="14"/>
-          <w:szCs w:val="14"/>
-          <w:lang w:val="es-MX"/>
-        </w:rPr>
-        <w:t xml:space="preserve"> </w:t>
-      </w:r>
-      <w:r>
-        <w:rPr>
-          <w:rFonts w:ascii="Arial" w:hAnsi="Arial" w:cs="Arial"/>
-          <w:bCs/>
-          <w:sz w:val="14"/>
-          <w:szCs w:val="14"/>
-          <w:lang w:val="es-MX"/>
+          <w:rFonts w:ascii="Arial" w:hAnsi="Arial" w:cs="Arial"/>
+          <w:bCs/>
+          <w:sz w:val="14"/>
+          <w:szCs w:val="14"/>
         </w:rPr>
         <w:t>de este instrumento</w:t>
       </w:r>
@@ -3932,16 +4248,23 @@
           <w:bCs/>
           <w:sz w:val="14"/>
           <w:szCs w:val="14"/>
-          <w:lang w:val="es-MX"/>
-        </w:rPr>
-        <w:t xml:space="preserve">, cuyos datos </w:t>
-      </w:r>
-      <w:r>
-        <w:rPr>
-          <w:rFonts w:ascii="Arial" w:eastAsia="Batang" w:hAnsi="Arial" w:cs="Arial"/>
-          <w:sz w:val="14"/>
-          <w:szCs w:val="14"/>
-          <w:lang w:val="es-MX"/>
+        </w:rPr>
+        <w:t>,</w:t>
+      </w:r>
+      <w:r>
+        <w:rPr>
+          <w:rFonts w:ascii="Arial" w:hAnsi="Arial" w:cs="Arial"/>
+          <w:bCs/>
+          <w:sz w:val="14"/>
+          <w:szCs w:val="14"/>
+        </w:rPr>
+        <w:t xml:space="preserve"> cuyos datos </w:t>
+      </w:r>
+      <w:r>
+        <w:rPr>
+          <w:rFonts w:ascii="Arial" w:eastAsia="Batang" w:hAnsi="Arial" w:cs="Arial"/>
+          <w:sz w:val="14"/>
+          <w:szCs w:val="14"/>
         </w:rPr>
         <w:t>se tienen aquí por reproducidos como si a la letra se insertasen</w:t>
       </w:r>
@@ -3952,7 +4275,6 @@
           <w:bCs/>
           <w:sz w:val="14"/>
           <w:szCs w:val="14"/>
-          <w:lang w:val="es-MX"/>
         </w:rPr>
         <w:t>.</w:t>
       </w:r>
@@ -3962,7 +4284,6 @@
           <w:bCs/>
           <w:sz w:val="14"/>
           <w:szCs w:val="14"/>
-          <w:lang w:val="es-MX"/>
         </w:rPr>
         <w:tab/>
       </w:r>
@@ -3972,7 +4293,8 @@
         <w:pStyle w:val="Sinespaciado"/>
         <w:tabs>
           <w:tab w:val="left" w:leader="hyphen" w:pos="709"/>
-          <w:tab w:val="right" w:leader="hyphen" w:pos="8220"/>
+          <w:tab w:val="right" w:leader="hyphen" w:pos="9072"/>
+          <w:tab w:val="right" w:leader="hyphen" w:pos="9129"/>
         </w:tabs>
         <w:spacing w:line="360" w:lineRule="auto"/>
         <w:jc w:val="both"/>
@@ -3981,27 +4303,25 @@
           <w:bCs/>
           <w:sz w:val="14"/>
           <w:szCs w:val="14"/>
-          <w:lang w:val="es-MX"/>
-        </w:rPr>
-      </w:pPr>
-      <w:r>
-        <w:rPr>
-          <w:rFonts w:ascii="Arial" w:hAnsi="Arial" w:cs="Arial"/>
-          <w:b/>
+        </w:rPr>
+      </w:pPr>
+      <w:r>
+        <w:rPr>
+          <w:rFonts w:ascii="Arial" w:hAnsi="Arial" w:cs="Arial"/>
           <w:sz w:val="14"/>
           <w:szCs w:val="14"/>
           <w:lang w:val="es-MX"/>
         </w:rPr>
         <w:t xml:space="preserve">-------- </w:t>
       </w:r>
-      <w:r>
-        <w:rPr>
-          <w:rFonts w:ascii="Arial" w:hAnsi="Arial" w:cs="Arial"/>
-          <w:b/>
-          <w:bCs/>
-          <w:sz w:val="14"/>
-          <w:szCs w:val="14"/>
-          <w:lang w:val="es-MX"/>
+      <w:proofErr w:type="gramStart"/>
+      <w:r>
+        <w:rPr>
+          <w:rFonts w:ascii="Arial" w:hAnsi="Arial" w:cs="Arial"/>
+          <w:b/>
+          <w:bCs/>
+          <w:sz w:val="14"/>
+          <w:szCs w:val="14"/>
         </w:rPr>
         <w:t>SEGUNDA</w:t>
       </w:r>
@@ -4011,27 +4331,36 @@
           <w:bCs/>
           <w:sz w:val="14"/>
           <w:szCs w:val="14"/>
-          <w:lang w:val="es-MX"/>
-        </w:rPr>
-        <w:t xml:space="preserve">.- En </w:t>
-      </w:r>
-      <w:r>
-        <w:rPr>
-          <w:rFonts w:ascii="Arial" w:hAnsi="Arial" w:cs="Arial"/>
-          <w:bCs/>
-          <w:sz w:val="14"/>
-          <w:szCs w:val="14"/>
-          <w:lang w:val="es-MX"/>
+        </w:rPr>
+        <w:t>.-</w:t>
+      </w:r>
+      <w:proofErr w:type="gramEnd"/>
+      <w:r>
+        <w:rPr>
+          <w:rFonts w:ascii="Arial" w:hAnsi="Arial" w:cs="Arial"/>
+          <w:bCs/>
+          <w:sz w:val="14"/>
+          <w:szCs w:val="14"/>
+        </w:rPr>
+        <w:t xml:space="preserve"> En </w:t>
+      </w:r>
+      <w:proofErr w:type="gramStart"/>
+      <w:r>
+        <w:rPr>
+          <w:rFonts w:ascii="Arial" w:hAnsi="Arial" w:cs="Arial"/>
+          <w:bCs/>
+          <w:sz w:val="14"/>
+          <w:szCs w:val="14"/>
         </w:rPr>
         <w:t>consecuencia</w:t>
       </w:r>
-      <w:r>
-        <w:rPr>
-          <w:rFonts w:ascii="Arial" w:hAnsi="Arial" w:cs="Arial"/>
-          <w:bCs/>
-          <w:sz w:val="14"/>
-          <w:szCs w:val="14"/>
-          <w:lang w:val="es-MX"/>
+      <w:proofErr w:type="gramEnd"/>
+      <w:r>
+        <w:rPr>
+          <w:rFonts w:ascii="Arial" w:hAnsi="Arial" w:cs="Arial"/>
+          <w:bCs/>
+          <w:sz w:val="14"/>
+          <w:szCs w:val="14"/>
         </w:rPr>
         <w:t xml:space="preserve"> de lo anterior </w:t>
       </w:r>
@@ -4041,7 +4370,6 @@
           <w:bCs/>
           <w:sz w:val="14"/>
           <w:szCs w:val="14"/>
-          <w:lang w:val="es-MX"/>
         </w:rPr>
         <w:t>el</w:t>
       </w:r>
@@ -4051,7 +4379,6 @@
           <w:b/>
           <w:sz w:val="14"/>
           <w:szCs w:val="14"/>
-          <w:lang w:val="es-MX"/>
         </w:rPr>
         <w:t xml:space="preserve"> </w:t>
       </w:r>
@@ -4062,7 +4389,6 @@
           <w:bCs/>
           <w:sz w:val="14"/>
           <w:szCs w:val="14"/>
-          <w:lang w:val="es-MX"/>
         </w:rPr>
         <w:t xml:space="preserve">INSTITUTO DEL FONDO NACIONAL DE LA VIVIENDA PARA LOS TRABAJADORES, </w:t>
       </w:r>
@@ -4072,7 +4398,6 @@
           <w:bCs/>
           <w:sz w:val="14"/>
           <w:szCs w:val="14"/>
-          <w:lang w:val="es-MX"/>
         </w:rPr>
         <w:t>por medio de su</w:t>
       </w:r>
@@ -4082,7 +4407,6 @@
           <w:bCs/>
           <w:sz w:val="14"/>
           <w:szCs w:val="14"/>
-          <w:lang w:val="es-MX"/>
         </w:rPr>
         <w:t>s</w:t>
       </w:r>
@@ -4092,7 +4416,6 @@
           <w:bCs/>
           <w:sz w:val="14"/>
           <w:szCs w:val="14"/>
-          <w:lang w:val="es-MX"/>
         </w:rPr>
         <w:t xml:space="preserve"> representante</w:t>
       </w:r>
@@ -4102,7 +4425,6 @@
           <w:bCs/>
           <w:sz w:val="14"/>
           <w:szCs w:val="14"/>
-          <w:lang w:val="es-MX"/>
         </w:rPr>
         <w:t>s</w:t>
       </w:r>
@@ -4112,27 +4434,26 @@
           <w:bCs/>
           <w:sz w:val="14"/>
           <w:szCs w:val="14"/>
-          <w:lang w:val="es-MX"/>
         </w:rPr>
         <w:t xml:space="preserve">, da su consentimiento para </w:t>
       </w:r>
-      <w:r>
-        <w:rPr>
-          <w:rFonts w:ascii="Arial" w:hAnsi="Arial" w:cs="Arial"/>
-          <w:bCs/>
-          <w:sz w:val="14"/>
-          <w:szCs w:val="14"/>
-          <w:lang w:val="es-MX"/>
+      <w:proofErr w:type="gramStart"/>
+      <w:r>
+        <w:rPr>
+          <w:rFonts w:ascii="Arial" w:hAnsi="Arial" w:cs="Arial"/>
+          <w:bCs/>
+          <w:sz w:val="14"/>
+          <w:szCs w:val="14"/>
         </w:rPr>
         <w:t>que</w:t>
       </w:r>
-      <w:r>
-        <w:rPr>
-          <w:rFonts w:ascii="Arial" w:hAnsi="Arial" w:cs="Arial"/>
-          <w:bCs/>
-          <w:sz w:val="14"/>
-          <w:szCs w:val="14"/>
-          <w:lang w:val="es-MX"/>
+      <w:proofErr w:type="gramEnd"/>
+      <w:r>
+        <w:rPr>
+          <w:rFonts w:ascii="Arial" w:hAnsi="Arial" w:cs="Arial"/>
+          <w:bCs/>
+          <w:sz w:val="14"/>
+          <w:szCs w:val="14"/>
         </w:rPr>
         <w:t xml:space="preserve"> </w:t>
       </w:r>
@@ -4141,35 +4462,42 @@
           <w:rFonts w:ascii="Arial" w:hAnsi="Arial" w:cs="Arial"/>
           <w:sz w:val="14"/>
           <w:szCs w:val="14"/>
-          <w:lang w:val="es-MX"/>
-        </w:rPr>
-        <w:t>en el Registro Público de la Propiedad y de Comercio de la Ciudad de México,</w:t>
-      </w:r>
-      <w:r>
-        <w:rPr>
-          <w:rFonts w:ascii="Arial" w:hAnsi="Arial" w:cs="Arial"/>
-          <w:sz w:val="14"/>
-          <w:szCs w:val="14"/>
-          <w:lang w:val="es-MX"/>
-        </w:rPr>
-        <w:t xml:space="preserve"> </w:t>
-      </w:r>
-      <w:r>
-        <w:rPr>
-          <w:rFonts w:ascii="Arial" w:hAnsi="Arial" w:cs="Arial"/>
-          <w:sz w:val="14"/>
-          <w:szCs w:val="14"/>
-          <w:lang w:val="es-MX"/>
-        </w:rPr>
-        <w:t xml:space="preserve">se </w:t>
-      </w:r>
-      <w:r>
-        <w:rPr>
-          <w:rFonts w:ascii="Arial" w:hAnsi="Arial" w:cs="Arial"/>
-          <w:bCs/>
-          <w:sz w:val="14"/>
-          <w:szCs w:val="14"/>
-          <w:lang w:val="es-MX"/>
+        </w:rPr>
+        <w:t xml:space="preserve">en </w:t>
+      </w:r>
+      <w:r>
+        <w:rPr>
+          <w:rFonts w:ascii="Arial" w:hAnsi="Arial" w:cs="Arial"/>
+          <w:bCs/>
+          <w:sz w:val="14"/>
+          <w:szCs w:val="14"/>
+        </w:rPr>
+        <w:t xml:space="preserve">el </w:t>
+      </w:r>
+      <w:r>
+        <w:rPr>
+          <w:rFonts w:ascii="Arial" w:hAnsi="Arial" w:cs="Arial"/>
+          <w:sz w:val="14"/>
+          <w:szCs w:val="14"/>
+          <w:lang w:val="es-MX"/>
+        </w:rPr>
+        <w:t xml:space="preserve">Instituto de la Función Registral del Estado de México, </w:t>
+      </w:r>
+      <w:r>
+        <w:rPr>
+          <w:rFonts w:ascii="Arial" w:hAnsi="Arial" w:cs="Arial"/>
+          <w:sz w:val="14"/>
+          <w:szCs w:val="14"/>
+          <w:lang w:val="es-MX"/>
+        </w:rPr>
+        <w:t xml:space="preserve">oficina registral correspondiente </w:t>
+      </w:r>
+      <w:r>
+        <w:rPr>
+          <w:rFonts w:ascii="Arial" w:hAnsi="Arial" w:cs="Arial"/>
+          <w:bCs/>
+          <w:sz w:val="14"/>
+          <w:szCs w:val="14"/>
         </w:rPr>
         <w:t>haga la anotaci</w:t>
       </w:r>
@@ -4179,7 +4507,6 @@
           <w:bCs/>
           <w:sz w:val="14"/>
           <w:szCs w:val="14"/>
-          <w:lang w:val="es-MX"/>
         </w:rPr>
         <w:t>ó</w:t>
       </w:r>
@@ -4189,7 +4516,6 @@
           <w:bCs/>
           <w:sz w:val="14"/>
           <w:szCs w:val="14"/>
-          <w:lang w:val="es-MX"/>
         </w:rPr>
         <w:t>n de cancelación procedente.</w:t>
       </w:r>
@@ -4199,7 +4525,6 @@
           <w:bCs/>
           <w:sz w:val="14"/>
           <w:szCs w:val="14"/>
-          <w:lang w:val="es-MX"/>
         </w:rPr>
         <w:tab/>
       </w:r>
@@ -4209,7 +4534,8 @@
         <w:pStyle w:val="Sinespaciado"/>
         <w:tabs>
           <w:tab w:val="left" w:leader="hyphen" w:pos="709"/>
-          <w:tab w:val="right" w:leader="hyphen" w:pos="8220"/>
+          <w:tab w:val="right" w:leader="hyphen" w:pos="9072"/>
+          <w:tab w:val="right" w:leader="hyphen" w:pos="9129"/>
         </w:tabs>
         <w:spacing w:line="360" w:lineRule="auto"/>
         <w:jc w:val="both"/>
@@ -4219,37 +4545,45 @@
           <w:bCs/>
           <w:sz w:val="14"/>
           <w:szCs w:val="14"/>
-          <w:lang w:val="es-MX"/>
-        </w:rPr>
-      </w:pPr>
-      <w:r>
-        <w:rPr>
-          <w:rFonts w:ascii="Arial" w:hAnsi="Arial" w:cs="Arial"/>
-          <w:b/>
+        </w:rPr>
+      </w:pPr>
+      <w:r>
+        <w:rPr>
+          <w:rFonts w:ascii="Arial" w:hAnsi="Arial" w:cs="Arial"/>
           <w:sz w:val="14"/>
           <w:szCs w:val="14"/>
           <w:lang w:val="es-MX"/>
         </w:rPr>
         <w:t xml:space="preserve">-------- </w:t>
       </w:r>
-      <w:r>
-        <w:rPr>
-          <w:rFonts w:ascii="Arial" w:hAnsi="Arial" w:cs="Arial"/>
-          <w:b/>
-          <w:bCs/>
-          <w:sz w:val="14"/>
-          <w:szCs w:val="14"/>
-          <w:lang w:val="es-MX"/>
-        </w:rPr>
-        <w:t xml:space="preserve">TERCERA.- </w:t>
-      </w:r>
-      <w:r>
-        <w:rPr>
-          <w:rFonts w:ascii="Arial" w:hAnsi="Arial" w:cs="Arial"/>
-          <w:bCs/>
-          <w:sz w:val="14"/>
-          <w:szCs w:val="14"/>
-          <w:lang w:val="es-MX"/>
+      <w:proofErr w:type="gramStart"/>
+      <w:r>
+        <w:rPr>
+          <w:rFonts w:ascii="Arial" w:hAnsi="Arial" w:cs="Arial"/>
+          <w:b/>
+          <w:bCs/>
+          <w:sz w:val="14"/>
+          <w:szCs w:val="14"/>
+        </w:rPr>
+        <w:t>TERCERA.-</w:t>
+      </w:r>
+      <w:proofErr w:type="gramEnd"/>
+      <w:r>
+        <w:rPr>
+          <w:rFonts w:ascii="Arial" w:hAnsi="Arial" w:cs="Arial"/>
+          <w:b/>
+          <w:bCs/>
+          <w:sz w:val="14"/>
+          <w:szCs w:val="14"/>
+        </w:rPr>
+        <w:t xml:space="preserve"> </w:t>
+      </w:r>
+      <w:r>
+        <w:rPr>
+          <w:rFonts w:ascii="Arial" w:hAnsi="Arial" w:cs="Arial"/>
+          <w:bCs/>
+          <w:sz w:val="14"/>
+          <w:szCs w:val="14"/>
         </w:rPr>
         <w:t>As</w:t>
       </w:r>
@@ -4259,7 +4593,6 @@
           <w:bCs/>
           <w:sz w:val="14"/>
           <w:szCs w:val="14"/>
-          <w:lang w:val="es-MX"/>
         </w:rPr>
         <w:t>i</w:t>
       </w:r>
@@ -4269,7 +4602,6 @@
           <w:bCs/>
           <w:sz w:val="14"/>
           <w:szCs w:val="14"/>
-          <w:lang w:val="es-MX"/>
         </w:rPr>
         <w:t>mismo</w:t>
       </w:r>
@@ -4279,7 +4611,6 @@
           <w:bCs/>
           <w:sz w:val="14"/>
           <w:szCs w:val="14"/>
-          <w:lang w:val="es-MX"/>
         </w:rPr>
         <w:t>,</w:t>
       </w:r>
@@ -4289,7 +4620,6 @@
           <w:bCs/>
           <w:sz w:val="14"/>
           <w:szCs w:val="14"/>
-          <w:lang w:val="es-MX"/>
         </w:rPr>
         <w:t xml:space="preserve"> </w:t>
       </w:r>
@@ -4298,7 +4628,6 @@
           <w:rFonts w:ascii="Arial" w:hAnsi="Arial" w:cs="Arial"/>
           <w:sz w:val="14"/>
           <w:szCs w:val="14"/>
-          <w:lang w:val="es-MX"/>
         </w:rPr>
         <w:t>el</w:t>
       </w:r>
@@ -4308,7 +4637,6 @@
           <w:b/>
           <w:sz w:val="14"/>
           <w:szCs w:val="14"/>
-          <w:lang w:val="es-MX"/>
         </w:rPr>
         <w:t xml:space="preserve"> </w:t>
       </w:r>
@@ -4319,7 +4647,6 @@
           <w:bCs/>
           <w:sz w:val="14"/>
           <w:szCs w:val="14"/>
-          <w:lang w:val="es-MX"/>
         </w:rPr>
         <w:t>INSTITUTO DEL FONDO NACIONAL DE LA VIVIENDA PARA LOS TRABAJADORES</w:t>
       </w:r>
@@ -4330,7 +4657,6 @@
           <w:bCs/>
           <w:sz w:val="14"/>
           <w:szCs w:val="14"/>
-          <w:lang w:val="es-MX"/>
         </w:rPr>
         <w:t xml:space="preserve">, </w:t>
       </w:r>
@@ -4340,7 +4666,6 @@
           <w:bCs/>
           <w:sz w:val="14"/>
           <w:szCs w:val="14"/>
-          <w:lang w:val="es-MX"/>
         </w:rPr>
         <w:t>a través de su</w:t>
       </w:r>
@@ -4350,7 +4675,6 @@
           <w:bCs/>
           <w:sz w:val="14"/>
           <w:szCs w:val="14"/>
-          <w:lang w:val="es-MX"/>
         </w:rPr>
         <w:t>s</w:t>
       </w:r>
@@ -4360,7 +4684,6 @@
           <w:bCs/>
           <w:sz w:val="14"/>
           <w:szCs w:val="14"/>
-          <w:lang w:val="es-MX"/>
         </w:rPr>
         <w:t xml:space="preserve"> </w:t>
       </w:r>
@@ -4370,7 +4693,6 @@
           <w:bCs/>
           <w:sz w:val="14"/>
           <w:szCs w:val="14"/>
-          <w:lang w:val="es-MX"/>
         </w:rPr>
         <w:t>representante</w:t>
       </w:r>
@@ -4380,7 +4702,6 @@
           <w:bCs/>
           <w:sz w:val="14"/>
           <w:szCs w:val="14"/>
-          <w:lang w:val="es-MX"/>
         </w:rPr>
         <w:t>s</w:t>
       </w:r>
@@ -4390,7 +4711,6 @@
           <w:bCs/>
           <w:sz w:val="14"/>
           <w:szCs w:val="14"/>
-          <w:lang w:val="es-MX"/>
         </w:rPr>
         <w:t xml:space="preserve">, manifiesta que no ejercerá el derecho de preferencia que consigna </w:t>
       </w:r>
@@ -4400,7 +4720,6 @@
           <w:bCs/>
           <w:sz w:val="14"/>
           <w:szCs w:val="14"/>
-          <w:lang w:val="es-MX"/>
         </w:rPr>
         <w:t>en el antecedente uno romano</w:t>
       </w:r>
@@ -4411,7 +4730,6 @@
           <w:bCs/>
           <w:sz w:val="14"/>
           <w:szCs w:val="14"/>
-          <w:lang w:val="es-MX"/>
         </w:rPr>
         <w:t xml:space="preserve"> </w:t>
       </w:r>
@@ -4421,17 +4739,24 @@
           <w:bCs/>
           <w:sz w:val="14"/>
           <w:szCs w:val="14"/>
-          <w:lang w:val="es-MX"/>
-        </w:rPr>
-        <w:t xml:space="preserve">de este instrumento, </w:t>
-      </w:r>
-      <w:r>
-        <w:rPr>
-          <w:rFonts w:ascii="Arial" w:hAnsi="Arial" w:cs="Arial"/>
-          <w:bCs/>
-          <w:sz w:val="14"/>
-          <w:szCs w:val="14"/>
-          <w:lang w:val="es-MX"/>
+        </w:rPr>
+        <w:t>de este instrumento</w:t>
+      </w:r>
+      <w:r>
+        <w:rPr>
+          <w:rFonts w:ascii="Arial" w:hAnsi="Arial" w:cs="Arial"/>
+          <w:bCs/>
+          <w:sz w:val="14"/>
+          <w:szCs w:val="14"/>
+        </w:rPr>
+        <w:t xml:space="preserve">, </w:t>
+      </w:r>
+      <w:r>
+        <w:rPr>
+          <w:rFonts w:ascii="Arial" w:hAnsi="Arial" w:cs="Arial"/>
+          <w:bCs/>
+          <w:sz w:val="14"/>
+          <w:szCs w:val="14"/>
         </w:rPr>
         <w:t>respecto</w:t>
       </w:r>
@@ -4441,7 +4766,6 @@
           <w:bCs/>
           <w:sz w:val="14"/>
           <w:szCs w:val="14"/>
-          <w:lang w:val="es-MX"/>
         </w:rPr>
         <w:t xml:space="preserve"> del inmueble en cuestión.</w:t>
       </w:r>
@@ -4451,7 +4775,6 @@
           <w:bCs/>
           <w:sz w:val="14"/>
           <w:szCs w:val="14"/>
-          <w:lang w:val="es-MX"/>
         </w:rPr>
         <w:tab/>
       </w:r>
@@ -4462,7 +4785,6 @@
           <w:bCs/>
           <w:sz w:val="14"/>
           <w:szCs w:val="14"/>
-          <w:lang w:val="es-MX"/>
         </w:rPr>
         <w:t xml:space="preserve"> </w:t>
       </w:r>
@@ -4472,7 +4794,8 @@
         <w:pStyle w:val="Sinespaciado"/>
         <w:tabs>
           <w:tab w:val="left" w:leader="hyphen" w:pos="709"/>
-          <w:tab w:val="right" w:leader="hyphen" w:pos="8220"/>
+          <w:tab w:val="right" w:leader="hyphen" w:pos="9072"/>
+          <w:tab w:val="right" w:leader="hyphen" w:pos="9129"/>
         </w:tabs>
         <w:spacing w:line="360" w:lineRule="auto"/>
         <w:jc w:val="both"/>
@@ -4482,37 +4805,45 @@
           <w:bCs/>
           <w:sz w:val="14"/>
           <w:szCs w:val="14"/>
-          <w:lang w:val="es-MX"/>
-        </w:rPr>
-      </w:pPr>
-      <w:r>
-        <w:rPr>
-          <w:rFonts w:ascii="Arial" w:hAnsi="Arial" w:cs="Arial"/>
-          <w:b/>
+        </w:rPr>
+      </w:pPr>
+      <w:r>
+        <w:rPr>
+          <w:rFonts w:ascii="Arial" w:hAnsi="Arial" w:cs="Arial"/>
           <w:sz w:val="14"/>
           <w:szCs w:val="14"/>
           <w:lang w:val="es-MX"/>
         </w:rPr>
         <w:t xml:space="preserve">-------- </w:t>
       </w:r>
-      <w:r>
-        <w:rPr>
-          <w:rFonts w:ascii="Arial" w:hAnsi="Arial" w:cs="Arial"/>
-          <w:b/>
-          <w:bCs/>
-          <w:sz w:val="14"/>
-          <w:szCs w:val="14"/>
-          <w:lang w:val="es-MX"/>
-        </w:rPr>
-        <w:t xml:space="preserve">CUARTA.- </w:t>
-      </w:r>
-      <w:r>
-        <w:rPr>
-          <w:rFonts w:ascii="Arial" w:hAnsi="Arial" w:cs="Arial"/>
-          <w:bCs/>
-          <w:sz w:val="14"/>
-          <w:szCs w:val="14"/>
-          <w:lang w:val="es-MX"/>
+      <w:proofErr w:type="gramStart"/>
+      <w:r>
+        <w:rPr>
+          <w:rFonts w:ascii="Arial" w:hAnsi="Arial" w:cs="Arial"/>
+          <w:b/>
+          <w:bCs/>
+          <w:sz w:val="14"/>
+          <w:szCs w:val="14"/>
+        </w:rPr>
+        <w:t>CUARTA.-</w:t>
+      </w:r>
+      <w:proofErr w:type="gramEnd"/>
+      <w:r>
+        <w:rPr>
+          <w:rFonts w:ascii="Arial" w:hAnsi="Arial" w:cs="Arial"/>
+          <w:b/>
+          <w:bCs/>
+          <w:sz w:val="14"/>
+          <w:szCs w:val="14"/>
+        </w:rPr>
+        <w:t xml:space="preserve"> </w:t>
+      </w:r>
+      <w:r>
+        <w:rPr>
+          <w:rFonts w:ascii="Arial" w:hAnsi="Arial" w:cs="Arial"/>
+          <w:bCs/>
+          <w:sz w:val="14"/>
+          <w:szCs w:val="14"/>
         </w:rPr>
         <w:t>Los gastos, derechos y honorarios que se generen por el otorgamiento de la cancelación de hipoteca, ser</w:t>
       </w:r>
@@ -4522,7 +4853,6 @@
           <w:bCs/>
           <w:sz w:val="14"/>
           <w:szCs w:val="14"/>
-          <w:lang w:val="es-MX"/>
         </w:rPr>
         <w:t>án</w:t>
       </w:r>
@@ -4532,7 +4862,6 @@
           <w:bCs/>
           <w:sz w:val="14"/>
           <w:szCs w:val="14"/>
-          <w:lang w:val="es-MX"/>
         </w:rPr>
         <w:t xml:space="preserve"> por cuenta de</w:t>
       </w:r>
@@ -4542,7 +4871,6 @@
           <w:bCs/>
           <w:sz w:val="14"/>
           <w:szCs w:val="14"/>
-          <w:lang w:val="es-MX"/>
         </w:rPr>
         <w:t>l</w:t>
       </w:r>
@@ -4551,7 +4879,6 @@
           <w:rFonts w:ascii="Arial" w:eastAsia="Batang" w:hAnsi="Arial" w:cs="Arial"/>
           <w:sz w:val="14"/>
           <w:szCs w:val="14"/>
-          <w:lang w:val="es-MX"/>
         </w:rPr>
         <w:t xml:space="preserve"> </w:t>
       </w:r>
@@ -4562,7 +4889,6 @@
           <w:bCs/>
           <w:sz w:val="14"/>
           <w:szCs w:val="14"/>
-          <w:lang w:val="es-MX"/>
         </w:rPr>
         <w:t>INSTITUTO DEL FONDO NACIONAL DE LA VIVIENDA PARA LOS TRABAJADORES</w:t>
       </w:r>
@@ -4573,7 +4899,7 @@
           <w:bCs/>
           <w:sz w:val="14"/>
           <w:szCs w:val="14"/>
-          <w:lang w:val="es-MX"/>
+          <w:lang w:val="es-ES"/>
         </w:rPr>
         <w:t>.</w:t>
       </w:r>
@@ -4583,7 +4909,6 @@
           <w:bCs/>
           <w:sz w:val="14"/>
           <w:szCs w:val="14"/>
-          <w:lang w:val="es-MX"/>
         </w:rPr>
         <w:tab/>
       </w:r>
@@ -4593,43 +4918,84 @@
         <w:pStyle w:val="Sinespaciado"/>
         <w:tabs>
           <w:tab w:val="left" w:leader="hyphen" w:pos="709"/>
-          <w:tab w:val="right" w:leader="hyphen" w:pos="8220"/>
+          <w:tab w:val="left" w:pos="3686"/>
+          <w:tab w:val="right" w:leader="hyphen" w:pos="9072"/>
+          <w:tab w:val="right" w:leader="hyphen" w:pos="9129"/>
         </w:tabs>
         <w:spacing w:line="360" w:lineRule="auto"/>
-        <w:rPr>
-          <w:rFonts w:ascii="Arial" w:hAnsi="Arial" w:cs="Arial"/>
-          <w:bCs/>
-          <w:sz w:val="14"/>
-          <w:szCs w:val="14"/>
-          <w:lang w:val="es-MX"/>
-        </w:rPr>
-      </w:pPr>
-      <w:r>
-        <w:rPr>
-          <w:rFonts w:ascii="Arial" w:hAnsi="Arial" w:cs="Arial"/>
-          <w:sz w:val="14"/>
-          <w:szCs w:val="14"/>
-          <w:lang w:val="es-MX"/>
-        </w:rPr>
-        <w:t xml:space="preserve">------------------------------------------------------------------------------- </w:t>
-      </w:r>
-      <w:r>
-        <w:rPr>
-          <w:rFonts w:ascii="Arial" w:hAnsi="Arial" w:cs="Arial"/>
-          <w:b/>
-          <w:sz w:val="14"/>
-          <w:szCs w:val="14"/>
-          <w:lang w:val="es-MX"/>
+        <w:jc w:val="center"/>
+        <w:rPr>
+          <w:rFonts w:ascii="Arial" w:hAnsi="Arial" w:cs="Arial"/>
+          <w:bCs/>
+          <w:sz w:val="14"/>
+          <w:szCs w:val="14"/>
+          <w:lang w:val="it-IT"/>
+        </w:rPr>
+      </w:pPr>
+      <w:r>
+        <w:rPr>
+          <w:rFonts w:ascii="Arial" w:hAnsi="Arial" w:cs="Arial"/>
+          <w:sz w:val="14"/>
+          <w:szCs w:val="14"/>
+          <w:lang w:val="it-IT"/>
+        </w:rPr>
+        <w:t>-----------------------------------------------------------------------</w:t>
+      </w:r>
+      <w:r>
+        <w:rPr>
+          <w:rFonts w:ascii="Arial" w:hAnsi="Arial" w:cs="Arial"/>
+          <w:sz w:val="14"/>
+          <w:szCs w:val="14"/>
+          <w:lang w:val="it-IT"/>
+        </w:rPr>
+        <w:t>--</w:t>
+      </w:r>
+      <w:r>
+        <w:rPr>
+          <w:rFonts w:ascii="Arial" w:hAnsi="Arial" w:cs="Arial"/>
+          <w:sz w:val="14"/>
+          <w:szCs w:val="14"/>
+          <w:lang w:val="it-IT"/>
+        </w:rPr>
+        <w:t>-----</w:t>
+      </w:r>
+      <w:r>
+        <w:rPr>
+          <w:rFonts w:ascii="Arial" w:hAnsi="Arial" w:cs="Arial"/>
+          <w:b/>
+          <w:sz w:val="14"/>
+          <w:szCs w:val="14"/>
+          <w:lang w:val="it-IT"/>
+        </w:rPr>
+        <w:t xml:space="preserve"> </w:t>
+      </w:r>
+      <w:r>
+        <w:rPr>
+          <w:rFonts w:ascii="Arial" w:hAnsi="Arial" w:cs="Arial"/>
+          <w:b/>
+          <w:sz w:val="14"/>
+          <w:szCs w:val="14"/>
+          <w:lang w:val="it-IT"/>
         </w:rPr>
         <w:t>P E R S O N A L I D A D</w:t>
       </w:r>
       <w:r>
         <w:rPr>
           <w:rFonts w:ascii="Arial" w:hAnsi="Arial" w:cs="Arial"/>
-          <w:bCs/>
-          <w:sz w:val="14"/>
-          <w:szCs w:val="14"/>
-          <w:lang w:val="es-MX"/>
+          <w:b/>
+          <w:sz w:val="14"/>
+          <w:szCs w:val="14"/>
+          <w:lang w:val="it-IT"/>
+        </w:rPr>
+        <w:t xml:space="preserve"> </w:t>
+      </w:r>
+      <w:r>
+        <w:rPr>
+          <w:rFonts w:ascii="Arial" w:hAnsi="Arial" w:cs="Arial"/>
+          <w:bCs/>
+          <w:sz w:val="14"/>
+          <w:szCs w:val="14"/>
+          <w:lang w:val="it-IT"/>
         </w:rPr>
         <w:tab/>
       </w:r>
@@ -4639,7 +5005,8 @@
         <w:pStyle w:val="Sinespaciado"/>
         <w:tabs>
           <w:tab w:val="left" w:leader="hyphen" w:pos="709"/>
-          <w:tab w:val="right" w:leader="hyphen" w:pos="8220"/>
+          <w:tab w:val="right" w:leader="hyphen" w:pos="9072"/>
+          <w:tab w:val="right" w:leader="hyphen" w:pos="9129"/>
         </w:tabs>
         <w:spacing w:line="360" w:lineRule="auto"/>
         <w:jc w:val="both"/>
@@ -4657,55 +5024,66 @@
           <w:szCs w:val="14"/>
           <w:lang w:val="es-MX"/>
         </w:rPr>
-        <w:t xml:space="preserve">-------- El Licenciado </w:t>
-      </w:r>
-      <w:r>
-        <w:rPr>
-          <w:rFonts w:ascii="Arial" w:hAnsi="Arial" w:cs="Arial"/>
-          <w:b/>
-          <w:bCs/>
-          <w:sz w:val="14"/>
-          <w:szCs w:val="14"/>
-          <w:lang w:val="es-MX"/>
-        </w:rPr>
-        <w:t>Joaquín Andrés Borrell Valenzuela</w:t>
-      </w:r>
-      <w:r>
-        <w:rPr>
-          <w:rFonts w:ascii="Arial" w:hAnsi="Arial" w:cs="Arial"/>
-          <w:sz w:val="14"/>
-          <w:szCs w:val="14"/>
-          <w:lang w:val="es-MX"/>
-        </w:rPr>
-        <w:t>, en su carácter de representante del “INFONAVIT”, acredita su personalidad con el testimonio del instrumento número cuarenta mil trescientos trece, de fecha tres de abril de dos mil veinticuatro, otorgado ante la fe del Licenciado Sergio Rea Field, titular de la Notaría número doscientos cuarenta y uno, actuando como suplente y en el protocolo a cargo del Licenciado Carlos Antonio Rea Field, titular de la Notaría número ciento ochenta y siete, mismo protocolo en el que también actúa como asociado el Licenciado Raúl Cesar Mayorga Compean, titular de la Notaría número cincuenta y dos, todas las Notarías</w:t>
-      </w:r>
-      <w:r>
-        <w:rPr>
-          <w:rFonts w:ascii="Arial" w:hAnsi="Arial" w:cs="Arial"/>
-          <w:sz w:val="14"/>
-          <w:szCs w:val="14"/>
-          <w:lang w:val="es-MX"/>
-        </w:rPr>
-        <w:t xml:space="preserve"> mencionadas con residencia</w:t>
-      </w:r>
-      <w:r>
-        <w:rPr>
-          <w:rFonts w:ascii="Arial" w:hAnsi="Arial" w:cs="Arial"/>
-          <w:sz w:val="14"/>
-          <w:szCs w:val="14"/>
-          <w:lang w:val="es-MX"/>
-        </w:rPr>
-        <w:t xml:space="preserve"> en la Ciudad de México,</w:t>
-      </w:r>
-      <w:r>
-        <w:rPr>
-          <w:rFonts w:ascii="Arial" w:hAnsi="Arial" w:cs="Arial"/>
-          <w:bCs/>
-          <w:sz w:val="14"/>
-          <w:szCs w:val="14"/>
-          <w:lang w:val="es-MX"/>
-        </w:rPr>
-        <w:t xml:space="preserve"> y manifiesta que el </w:t>
+        <w:t xml:space="preserve">-------- </w:t>
+      </w:r>
+      <w:r>
+        <w:rPr>
+          <w:rFonts w:ascii="Arial" w:hAnsi="Arial" w:cs="Arial"/>
+          <w:sz w:val="14"/>
+          <w:szCs w:val="14"/>
+          <w:lang w:val="es-MX"/>
+        </w:rPr>
+        <w:t xml:space="preserve">La Maestra en Derecho </w:t>
+      </w:r>
+      <w:r>
+        <w:rPr>
+          <w:rFonts w:ascii="Arial" w:hAnsi="Arial" w:cs="Arial"/>
+          <w:b/>
+          <w:bCs/>
+          <w:sz w:val="14"/>
+          <w:szCs w:val="14"/>
+          <w:lang w:val="es-MX"/>
+        </w:rPr>
+        <w:t>Benita Hernández Cerón</w:t>
+      </w:r>
+      <w:r>
+        <w:rPr>
+          <w:rFonts w:ascii="Arial" w:hAnsi="Arial" w:cs="Arial"/>
+          <w:sz w:val="14"/>
+          <w:szCs w:val="14"/>
+          <w:lang w:val="es-MX"/>
+        </w:rPr>
+        <w:t xml:space="preserve">, en su carácter de representante del </w:t>
+      </w:r>
+      <w:r>
+        <w:rPr>
+          <w:rFonts w:ascii="Arial" w:hAnsi="Arial" w:cs="Arial"/>
+          <w:b/>
+          <w:bCs/>
+          <w:sz w:val="14"/>
+          <w:szCs w:val="14"/>
+          <w:lang w:val="es-MX"/>
+        </w:rPr>
+        <w:t>“INFONAVIT”</w:t>
+      </w:r>
+      <w:r>
+        <w:rPr>
+          <w:rFonts w:ascii="Arial" w:hAnsi="Arial" w:cs="Arial"/>
+          <w:sz w:val="14"/>
+          <w:szCs w:val="14"/>
+          <w:lang w:val="es-MX"/>
+        </w:rPr>
+        <w:t>, acredita su personalidad con el testimonio del instrumento número cincuenta y siete mil novecientos veintiocho, de fecha veintiséis de agosto del año dos mil veinticinco, otorgado ante la fe del Licenciado Ricardo Vargas Navarro, Notario Público, titular de la Notaría número ochenta y ocho de la Ciudad de México,</w:t>
+      </w:r>
+      <w:r>
+        <w:rPr>
+          <w:rFonts w:ascii="Arial" w:hAnsi="Arial" w:cs="Arial"/>
+          <w:bCs/>
+          <w:sz w:val="14"/>
+          <w:szCs w:val="14"/>
+          <w:lang w:val="es-MX"/>
+        </w:rPr>
+        <w:t xml:space="preserve"> manifiesta que el </w:t>
       </w:r>
       <w:r>
         <w:rPr>
@@ -4725,7 +5103,7 @@
           <w:szCs w:val="14"/>
           <w:lang w:val="es-MX"/>
         </w:rPr>
-        <w:t xml:space="preserve"> se encuentra constituido legalmente, que sus facultades de representación son suficientes para el otorgamiento de los actos que por este instrumento se otorgan, que tales facultades no le han sido revocadas, limitadas ni en forma alguna modificadas hasta esta fecha y que son tal y como las asentó el suscrito Notario en la certificación que agrego al apéndice de este instrumento con la letra </w:t>
+        <w:t xml:space="preserve"> se encuentra constituido legalmente, que sus facultades de representación son suficientes para el otorgamiento del acto que por este instrumento se otorga, que tales facultades no le han sido revocadas, limitadas ni en forma alguna modificadas hasta esta fecha, y que son tal y como las asentó el suscrito Notario en la certificación que agrego al apéndice de este instrumento con la letra </w:t>
       </w:r>
       <w:r>
         <w:rPr>
@@ -4734,7 +5112,6 @@
           <w:color w:val="FF0000"/>
           <w:sz w:val="14"/>
           <w:szCs w:val="14"/>
-          <w:lang w:val="es-MX"/>
         </w:rPr>
         <w:t>“B”</w:t>
       </w:r>
@@ -4743,7 +5120,6 @@
           <w:rFonts w:ascii="Arial" w:hAnsi="Arial" w:cs="Arial"/>
           <w:sz w:val="14"/>
           <w:szCs w:val="14"/>
-          <w:lang w:val="es-MX"/>
         </w:rPr>
         <w:t>.</w:t>
       </w:r>
@@ -4752,7 +5128,6 @@
           <w:rFonts w:ascii="Arial" w:hAnsi="Arial" w:cs="Arial"/>
           <w:sz w:val="14"/>
           <w:szCs w:val="14"/>
-          <w:lang w:val="es-MX"/>
         </w:rPr>
         <w:tab/>
       </w:r>
@@ -4762,7 +5137,9 @@
         <w:pStyle w:val="Sinespaciado"/>
         <w:tabs>
           <w:tab w:val="left" w:leader="hyphen" w:pos="709"/>
-          <w:tab w:val="right" w:leader="hyphen" w:pos="8220"/>
+          <w:tab w:val="left" w:pos="3686"/>
+          <w:tab w:val="right" w:leader="hyphen" w:pos="9072"/>
+          <w:tab w:val="right" w:leader="hyphen" w:pos="9129"/>
         </w:tabs>
         <w:spacing w:line="360" w:lineRule="auto"/>
         <w:jc w:val="center"/>
@@ -4771,25 +5148,31 @@
           <w:bCs/>
           <w:sz w:val="14"/>
           <w:szCs w:val="14"/>
-          <w:lang w:val="es-MX"/>
-        </w:rPr>
-      </w:pPr>
-      <w:r>
-        <w:rPr>
-          <w:rFonts w:ascii="Arial" w:hAnsi="Arial" w:cs="Arial"/>
-          <w:sz w:val="14"/>
-          <w:szCs w:val="14"/>
-          <w:lang w:val="es-MX"/>
-        </w:rPr>
-        <w:t xml:space="preserve">------------------------------------------------------------------------------ </w:t>
-      </w:r>
-      <w:r>
-        <w:rPr>
-          <w:rFonts w:ascii="Arial" w:hAnsi="Arial" w:cs="Arial"/>
-          <w:b/>
-          <w:sz w:val="14"/>
-          <w:szCs w:val="14"/>
-          <w:lang w:val="es-MX"/>
+        </w:rPr>
+      </w:pPr>
+      <w:r>
+        <w:rPr>
+          <w:rFonts w:ascii="Arial" w:hAnsi="Arial" w:cs="Arial"/>
+          <w:sz w:val="14"/>
+          <w:szCs w:val="14"/>
+        </w:rPr>
+        <w:t>------------------------------------------------------------------------------</w:t>
+      </w:r>
+      <w:r>
+        <w:rPr>
+          <w:rFonts w:ascii="Arial" w:hAnsi="Arial" w:cs="Arial"/>
+          <w:b/>
+          <w:sz w:val="14"/>
+          <w:szCs w:val="14"/>
+        </w:rPr>
+        <w:t xml:space="preserve"> </w:t>
+      </w:r>
+      <w:r>
+        <w:rPr>
+          <w:rFonts w:ascii="Arial" w:hAnsi="Arial" w:cs="Arial"/>
+          <w:b/>
+          <w:sz w:val="14"/>
+          <w:szCs w:val="14"/>
         </w:rPr>
         <w:t xml:space="preserve">G E N E R A L E S </w:t>
       </w:r>
@@ -4799,7 +5182,6 @@
           <w:bCs/>
           <w:sz w:val="14"/>
           <w:szCs w:val="14"/>
-          <w:lang w:val="es-MX"/>
         </w:rPr>
         <w:tab/>
       </w:r>
@@ -4809,7 +5191,8 @@
         <w:pStyle w:val="Sinespaciado"/>
         <w:tabs>
           <w:tab w:val="left" w:leader="hyphen" w:pos="709"/>
-          <w:tab w:val="right" w:leader="hyphen" w:pos="8220"/>
+          <w:tab w:val="right" w:leader="hyphen" w:pos="9072"/>
+          <w:tab w:val="right" w:leader="hyphen" w:pos="9129"/>
         </w:tabs>
         <w:spacing w:line="360" w:lineRule="auto"/>
         <w:jc w:val="both"/>
@@ -4817,7 +5200,6 @@
           <w:rFonts w:ascii="Arial" w:hAnsi="Arial" w:cs="Arial"/>
           <w:sz w:val="14"/>
           <w:szCs w:val="14"/>
-          <w:lang w:val="es-MX"/>
         </w:rPr>
       </w:pPr>
       <w:r>
@@ -4838,89 +5220,85 @@
           <w:szCs w:val="14"/>
           <w:lang w:val="es-MX"/>
         </w:rPr>
-        <w:t>Joaquín Andrés Borrell Valenzuela,</w:t>
-      </w:r>
-      <w:r>
-        <w:rPr>
-          <w:rFonts w:ascii="Arial" w:hAnsi="Arial" w:cs="Arial"/>
-          <w:sz w:val="14"/>
-          <w:szCs w:val="14"/>
-          <w:lang w:val="es-MX"/>
+        <w:t>Benita Hernández Cerón</w:t>
+      </w:r>
+      <w:r>
+        <w:rPr>
+          <w:rFonts w:ascii="Arial" w:hAnsi="Arial" w:cs="Arial"/>
+          <w:b/>
+          <w:bCs/>
+          <w:sz w:val="14"/>
+          <w:szCs w:val="14"/>
+        </w:rPr>
+        <w:t>,</w:t>
+      </w:r>
+      <w:r>
+        <w:rPr>
+          <w:rFonts w:ascii="Arial" w:hAnsi="Arial" w:cs="Arial"/>
+          <w:sz w:val="14"/>
+          <w:szCs w:val="14"/>
         </w:rPr>
         <w:t xml:space="preserve"> </w:t>
       </w:r>
-      <w:bookmarkStart w:id="18" w:name="_Hlk164260665"/>
-      <w:r>
-        <w:rPr>
-          <w:rFonts w:ascii="Arial" w:hAnsi="Arial" w:cs="Arial"/>
-          <w:sz w:val="14"/>
-          <w:szCs w:val="14"/>
-          <w:lang w:val="es-MX"/>
+      <w:bookmarkStart w:id="7" w:name="_Hlk164260665"/>
+      <w:r>
+        <w:rPr>
+          <w:rFonts w:ascii="Arial" w:hAnsi="Arial" w:cs="Arial"/>
+          <w:sz w:val="14"/>
+          <w:szCs w:val="14"/>
         </w:rPr>
         <w:t>declara ser de nacionalidad mexicana,</w:t>
       </w:r>
-      <w:bookmarkEnd w:id="18"/>
-      <w:r>
-        <w:rPr>
-          <w:rFonts w:ascii="Arial" w:hAnsi="Arial" w:cs="Arial"/>
-          <w:sz w:val="14"/>
-          <w:szCs w:val="14"/>
-          <w:lang w:val="es-MX"/>
-        </w:rPr>
-        <w:t xml:space="preserve"> hijo de padres mexicanos, originario de la República de Panamá, donde nació el día cuatro del mes de septiembre del año mil novecientos ochenta y uno, casado, </w:t>
-      </w:r>
-      <w:r>
-        <w:rPr>
-          <w:rFonts w:ascii="Arial" w:hAnsi="Arial" w:cs="Arial"/>
-          <w:sz w:val="14"/>
-          <w:szCs w:val="14"/>
-          <w:lang w:val="es-MX"/>
-        </w:rPr>
-        <w:t>L</w:t>
-      </w:r>
-      <w:r>
-        <w:rPr>
-          <w:rFonts w:ascii="Arial" w:hAnsi="Arial" w:cs="Arial"/>
-          <w:sz w:val="14"/>
-          <w:szCs w:val="14"/>
-          <w:lang w:val="es-MX"/>
-        </w:rPr>
-        <w:t xml:space="preserve">icenciado en </w:t>
-      </w:r>
-      <w:r>
-        <w:rPr>
-          <w:rFonts w:ascii="Arial" w:hAnsi="Arial" w:cs="Arial"/>
-          <w:sz w:val="14"/>
-          <w:szCs w:val="14"/>
-          <w:lang w:val="es-MX"/>
-        </w:rPr>
-        <w:t>D</w:t>
-      </w:r>
-      <w:r>
-        <w:rPr>
-          <w:rFonts w:ascii="Arial" w:hAnsi="Arial" w:cs="Arial"/>
-          <w:sz w:val="14"/>
-          <w:szCs w:val="14"/>
-          <w:lang w:val="es-MX"/>
-        </w:rPr>
-        <w:t xml:space="preserve">erecho, con domicilio en Barranca del Muerto número doscientos ochenta, colonia Guadalupe Inn, alcaldía Álvaro Obregón, </w:t>
-      </w:r>
-      <w:r>
-        <w:rPr>
-          <w:rFonts w:ascii="Arial" w:hAnsi="Arial" w:cs="Arial"/>
-          <w:sz w:val="14"/>
-          <w:szCs w:val="14"/>
-          <w:lang w:val="es-MX"/>
-        </w:rPr>
-        <w:lastRenderedPageBreak/>
-        <w:t>Ciudad de México, código postal cero mil veinte, con Clave Única de Registro de Población: “BOVJ810904HNERLQ04” (BOVJ ocho uno cero nueve cero cuatro HNERLQ cero cuatro) y Registro Federal de Contribuyentes: “BOVJ810904S77” (BOVJ ocho uno cero nueve cero cuatro S siete siete).</w:t>
-      </w:r>
-      <w:r>
-        <w:rPr>
-          <w:rFonts w:ascii="Arial" w:hAnsi="Arial" w:cs="Arial"/>
-          <w:sz w:val="14"/>
-          <w:szCs w:val="14"/>
-          <w:lang w:val="es-MX"/>
+      <w:bookmarkEnd w:id="7"/>
+      <w:r>
+        <w:rPr>
+          <w:rFonts w:ascii="Arial" w:hAnsi="Arial" w:cs="Arial"/>
+          <w:sz w:val="14"/>
+          <w:szCs w:val="14"/>
+        </w:rPr>
+        <w:t xml:space="preserve"> hija de padres mexicanos, originaria de </w:t>
+      </w:r>
+      <w:proofErr w:type="spellStart"/>
+      <w:r>
+        <w:rPr>
+          <w:rFonts w:ascii="Arial" w:hAnsi="Arial" w:cs="Arial"/>
+          <w:sz w:val="14"/>
+          <w:szCs w:val="14"/>
+        </w:rPr>
+        <w:t>Ahuazotepec</w:t>
+      </w:r>
+      <w:proofErr w:type="spellEnd"/>
+      <w:r>
+        <w:rPr>
+          <w:rFonts w:ascii="Arial" w:hAnsi="Arial" w:cs="Arial"/>
+          <w:sz w:val="14"/>
+          <w:szCs w:val="14"/>
+        </w:rPr>
+        <w:t xml:space="preserve">, Estado de Puebla, donde nació el día veintiuno del mes de marzo del año mil novecientos setenta y tres, soltera, Maestra en Derecho, con domicilio en Avenida Barranca del Muerto número doscientos ochenta, colonia Guadalupe Inn, Alcaldía Álvaro Obregón, Ciudad de México, código postal cero mil veinte; con Clave Única de Registro de Población: “HECB730321MPLRRN05” (HECB siete tres cero tres dos uno MPLRRN cero cinco) y Registro Federal de Contribuyentes: “HECB7303211C4” (HECB siete tres cero tres dos uno </w:t>
+      </w:r>
+      <w:proofErr w:type="spellStart"/>
+      <w:r>
+        <w:rPr>
+          <w:rFonts w:ascii="Arial" w:hAnsi="Arial" w:cs="Arial"/>
+          <w:sz w:val="14"/>
+          <w:szCs w:val="14"/>
+        </w:rPr>
+        <w:t>uno</w:t>
+      </w:r>
+      <w:proofErr w:type="spellEnd"/>
+      <w:r>
+        <w:rPr>
+          <w:rFonts w:ascii="Arial" w:hAnsi="Arial" w:cs="Arial"/>
+          <w:sz w:val="14"/>
+          <w:szCs w:val="14"/>
+        </w:rPr>
+        <w:t xml:space="preserve"> C cuatro).</w:t>
+      </w:r>
+      <w:r>
+        <w:rPr>
+          <w:rFonts w:ascii="Arial" w:hAnsi="Arial" w:cs="Arial"/>
+          <w:sz w:val="14"/>
+          <w:szCs w:val="14"/>
         </w:rPr>
         <w:tab/>
       </w:r>
@@ -4930,7 +5308,8 @@
         <w:pStyle w:val="Sinespaciado"/>
         <w:tabs>
           <w:tab w:val="left" w:leader="hyphen" w:pos="709"/>
-          <w:tab w:val="right" w:leader="hyphen" w:pos="8220"/>
+          <w:tab w:val="right" w:leader="hyphen" w:pos="9072"/>
+          <w:tab w:val="right" w:leader="hyphen" w:pos="9129"/>
         </w:tabs>
         <w:spacing w:line="360" w:lineRule="auto"/>
         <w:jc w:val="both"/>
@@ -4939,16 +5318,16 @@
           <w:b/>
           <w:sz w:val="14"/>
           <w:szCs w:val="14"/>
-          <w:lang w:val="es-MX"/>
-        </w:rPr>
-      </w:pPr>
-      <w:r>
-        <w:rPr>
-          <w:rFonts w:ascii="Arial" w:hAnsi="Arial" w:cs="Arial"/>
-          <w:sz w:val="14"/>
-          <w:szCs w:val="14"/>
-          <w:lang w:val="es-MX"/>
-        </w:rPr>
+        </w:rPr>
+      </w:pPr>
+      <w:r>
+        <w:rPr>
+          <w:rFonts w:ascii="Arial" w:hAnsi="Arial" w:cs="Arial"/>
+          <w:sz w:val="14"/>
+          <w:szCs w:val="14"/>
+          <w:lang w:val="es-MX"/>
+        </w:rPr>
+        <w:lastRenderedPageBreak/>
         <w:t xml:space="preserve">-------- </w:t>
       </w:r>
       <w:r>
@@ -4957,7 +5336,6 @@
           <w:b/>
           <w:sz w:val="14"/>
           <w:szCs w:val="14"/>
-          <w:lang w:val="es-MX"/>
         </w:rPr>
         <w:t>YO, EL NOTARIO CERTIFICO Y DOY FE:</w:t>
       </w:r>
@@ -4967,7 +5345,6 @@
           <w:bCs/>
           <w:sz w:val="14"/>
           <w:szCs w:val="14"/>
-          <w:lang w:val="es-MX"/>
         </w:rPr>
         <w:tab/>
       </w:r>
@@ -4976,8 +5353,7 @@
       <w:pPr>
         <w:pStyle w:val="Sinespaciado"/>
         <w:tabs>
-          <w:tab w:val="left" w:leader="hyphen" w:pos="709"/>
-          <w:tab w:val="right" w:leader="hyphen" w:pos="8220"/>
+          <w:tab w:val="right" w:leader="hyphen" w:pos="9129"/>
         </w:tabs>
         <w:spacing w:line="360" w:lineRule="auto"/>
         <w:jc w:val="both"/>
@@ -4985,25 +5361,31 @@
           <w:rFonts w:ascii="Arial" w:hAnsi="Arial" w:cs="Arial"/>
           <w:sz w:val="14"/>
           <w:szCs w:val="14"/>
-          <w:lang w:val="es-MX"/>
-        </w:rPr>
-      </w:pPr>
-      <w:r>
-        <w:rPr>
-          <w:rFonts w:ascii="Arial" w:hAnsi="Arial" w:cs="Arial"/>
-          <w:sz w:val="14"/>
-          <w:szCs w:val="14"/>
-          <w:lang w:val="es-MX"/>
-        </w:rPr>
-        <w:t>-------- I.- Que el compareciente se identificó ante mí, con el documento cuya fotocopia cotejada por mí, juntamente con su Clave Única de Registro de Población, agrego al apéndice de este instrumento con la letra</w:t>
-      </w:r>
-      <w:r>
-        <w:rPr>
-          <w:rFonts w:ascii="Arial" w:hAnsi="Arial" w:cs="Arial"/>
-          <w:b/>
-          <w:sz w:val="14"/>
-          <w:szCs w:val="14"/>
-          <w:lang w:val="es-MX"/>
+        </w:rPr>
+      </w:pPr>
+      <w:r>
+        <w:rPr>
+          <w:rFonts w:ascii="Arial" w:hAnsi="Arial" w:cs="Arial"/>
+          <w:sz w:val="14"/>
+          <w:szCs w:val="14"/>
+          <w:lang w:val="es-MX"/>
+        </w:rPr>
+        <w:t xml:space="preserve">-------- </w:t>
+      </w:r>
+      <w:r>
+        <w:rPr>
+          <w:rFonts w:ascii="Arial" w:hAnsi="Arial" w:cs="Arial"/>
+          <w:sz w:val="14"/>
+          <w:szCs w:val="14"/>
+        </w:rPr>
+        <w:t>I.- Que la compareciente se identificó ante mí, con el documento cuya fotocopia cotejada por mí, juntamente con su Clave Única de Registro de Población, agrego al apéndice de este instrumento con la letra</w:t>
+      </w:r>
+      <w:r>
+        <w:rPr>
+          <w:rFonts w:ascii="Arial" w:hAnsi="Arial" w:cs="Arial"/>
+          <w:b/>
+          <w:sz w:val="14"/>
+          <w:szCs w:val="14"/>
         </w:rPr>
         <w:t xml:space="preserve"> </w:t>
       </w:r>
@@ -5014,7 +5396,6 @@
           <w:color w:val="FF0000"/>
           <w:sz w:val="14"/>
           <w:szCs w:val="14"/>
-          <w:lang w:val="es-MX"/>
         </w:rPr>
         <w:t>“C”,</w:t>
       </w:r>
@@ -5024,7 +5405,6 @@
           <w:color w:val="FF0000"/>
           <w:sz w:val="14"/>
           <w:szCs w:val="14"/>
-          <w:lang w:val="es-MX"/>
         </w:rPr>
         <w:t xml:space="preserve"> </w:t>
       </w:r>
@@ -5033,7 +5413,6 @@
           <w:rFonts w:ascii="Arial" w:hAnsi="Arial" w:cs="Arial"/>
           <w:sz w:val="14"/>
           <w:szCs w:val="14"/>
-          <w:lang w:val="es-MX"/>
         </w:rPr>
         <w:t>a</w:t>
       </w:r>
@@ -5043,7 +5422,6 @@
           <w:color w:val="FF0000"/>
           <w:sz w:val="14"/>
           <w:szCs w:val="14"/>
-          <w:lang w:val="es-MX"/>
         </w:rPr>
         <w:t xml:space="preserve"> </w:t>
       </w:r>
@@ -5052,7 +5430,6 @@
           <w:rFonts w:ascii="Arial" w:hAnsi="Arial" w:cs="Arial"/>
           <w:sz w:val="14"/>
           <w:szCs w:val="14"/>
-          <w:lang w:val="es-MX"/>
         </w:rPr>
         <w:t xml:space="preserve">quien conceptúo con capacidad legal para contratar y obligarse pues nada me consta en contrario. </w:t>
       </w:r>
@@ -5062,7 +5439,6 @@
           <w:bCs/>
           <w:sz w:val="14"/>
           <w:szCs w:val="14"/>
-          <w:lang w:val="es-MX"/>
         </w:rPr>
         <w:tab/>
       </w:r>
@@ -5071,8 +5447,7 @@
       <w:pPr>
         <w:pStyle w:val="Sinespaciado"/>
         <w:tabs>
-          <w:tab w:val="left" w:leader="hyphen" w:pos="709"/>
-          <w:tab w:val="right" w:leader="hyphen" w:pos="8220"/>
+          <w:tab w:val="right" w:leader="hyphen" w:pos="9129"/>
         </w:tabs>
         <w:spacing w:line="360" w:lineRule="auto"/>
         <w:jc w:val="both"/>
@@ -5080,25 +5455,31 @@
           <w:rFonts w:ascii="Arial" w:hAnsi="Arial" w:cs="Arial"/>
           <w:sz w:val="14"/>
           <w:szCs w:val="14"/>
-          <w:lang w:val="es-MX"/>
-        </w:rPr>
-      </w:pPr>
-      <w:r>
-        <w:rPr>
-          <w:rFonts w:ascii="Arial" w:hAnsi="Arial" w:cs="Arial"/>
-          <w:sz w:val="14"/>
-          <w:szCs w:val="14"/>
-          <w:lang w:val="es-MX"/>
-        </w:rPr>
-        <w:t>-------- II.-</w:t>
-      </w:r>
-      <w:r>
-        <w:rPr>
-          <w:rFonts w:ascii="Arial" w:hAnsi="Arial" w:cs="Arial"/>
-          <w:b/>
-          <w:sz w:val="14"/>
-          <w:szCs w:val="14"/>
-          <w:lang w:val="es-MX"/>
+        </w:rPr>
+      </w:pPr>
+      <w:r>
+        <w:rPr>
+          <w:rFonts w:ascii="Arial" w:hAnsi="Arial" w:cs="Arial"/>
+          <w:sz w:val="14"/>
+          <w:szCs w:val="14"/>
+          <w:lang w:val="es-MX"/>
+        </w:rPr>
+        <w:t xml:space="preserve">-------- </w:t>
+      </w:r>
+      <w:r>
+        <w:rPr>
+          <w:rFonts w:ascii="Arial" w:hAnsi="Arial" w:cs="Arial"/>
+          <w:sz w:val="14"/>
+          <w:szCs w:val="14"/>
+        </w:rPr>
+        <w:t>II.-</w:t>
+      </w:r>
+      <w:r>
+        <w:rPr>
+          <w:rFonts w:ascii="Arial" w:hAnsi="Arial" w:cs="Arial"/>
+          <w:b/>
+          <w:sz w:val="14"/>
+          <w:szCs w:val="14"/>
         </w:rPr>
         <w:t xml:space="preserve"> </w:t>
       </w:r>
@@ -5107,26 +5488,23 @@
           <w:rFonts w:ascii="Arial" w:hAnsi="Arial" w:cs="Arial"/>
           <w:sz w:val="14"/>
           <w:szCs w:val="14"/>
-          <w:lang w:val="es-MX"/>
-        </w:rPr>
-        <w:t xml:space="preserve">Que lo relacionado e inserto concuerda fiel y exactamente con sus originales a los que me remito y tuve a la </w:t>
-      </w:r>
-      <w:r>
-        <w:rPr>
-          <w:rFonts w:ascii="Arial" w:hAnsi="Arial" w:cs="Arial"/>
-          <w:sz w:val="14"/>
-          <w:szCs w:val="14"/>
-          <w:lang w:val="es-MX"/>
-        </w:rPr>
-        <w:t>vista. -----------</w:t>
+        </w:rPr>
+        <w:t>Que lo relacionado e inserto concuerda fiel y exactamente con sus originales a los que me remito y tuve a la vista.</w:t>
+      </w:r>
+      <w:r>
+        <w:rPr>
+          <w:rFonts w:ascii="Arial" w:hAnsi="Arial" w:cs="Arial"/>
+          <w:sz w:val="14"/>
+          <w:szCs w:val="14"/>
+        </w:rPr>
+        <w:tab/>
       </w:r>
     </w:p>
     <w:p>
       <w:pPr>
         <w:pStyle w:val="Sinespaciado"/>
         <w:tabs>
-          <w:tab w:val="left" w:leader="hyphen" w:pos="709"/>
-          <w:tab w:val="right" w:leader="hyphen" w:pos="8220"/>
+          <w:tab w:val="right" w:leader="hyphen" w:pos="9129"/>
         </w:tabs>
         <w:spacing w:line="360" w:lineRule="auto"/>
         <w:jc w:val="both"/>
@@ -5135,15 +5513,13 @@
           <w:bCs/>
           <w:sz w:val="14"/>
           <w:szCs w:val="14"/>
-          <w:lang w:val="es-MX"/>
-        </w:rPr>
-      </w:pPr>
-      <w:r>
-        <w:rPr>
-          <w:rFonts w:ascii="Arial" w:hAnsi="Arial" w:cs="Arial"/>
-          <w:sz w:val="14"/>
-          <w:szCs w:val="14"/>
-          <w:lang w:val="es-MX"/>
+        </w:rPr>
+      </w:pPr>
+      <w:r>
+        <w:rPr>
+          <w:rFonts w:ascii="Arial" w:hAnsi="Arial" w:cs="Arial"/>
+          <w:sz w:val="14"/>
+          <w:szCs w:val="14"/>
         </w:rPr>
         <w:t>-------- III</w:t>
       </w:r>
@@ -5154,7 +5530,7 @@
           <w:szCs w:val="14"/>
           <w:lang w:val="es-MX"/>
         </w:rPr>
-        <w:t>.- Que todas las declaraciones y manifestaciones del compareciente fueron hechas bajo protesta de decir verdad y advertido por el suscrito Notario de las penas en que incurren quienes declaran falsamente.</w:t>
+        <w:t>.- Que todas las declaraciones y manifestaciones de la compareciente fueron hechas bajo protesta de decir verdad y advertido por el suscrito Notario de las penas en que incurren quienes declaran falsamente.</w:t>
       </w:r>
       <w:r>
         <w:rPr>
@@ -5165,14 +5541,13 @@
         </w:rPr>
         <w:tab/>
       </w:r>
-      <w:bookmarkStart w:id="19" w:name="_Hlk519588694"/>
+      <w:bookmarkStart w:id="8" w:name="_Hlk519588694"/>
     </w:p>
     <w:p>
       <w:pPr>
         <w:pStyle w:val="Sinespaciado"/>
         <w:tabs>
-          <w:tab w:val="left" w:leader="hyphen" w:pos="709"/>
-          <w:tab w:val="right" w:leader="hyphen" w:pos="8220"/>
+          <w:tab w:val="right" w:leader="hyphen" w:pos="9129"/>
         </w:tabs>
         <w:spacing w:line="360" w:lineRule="auto"/>
         <w:jc w:val="both"/>
@@ -5181,7 +5556,6 @@
           <w:bCs/>
           <w:sz w:val="14"/>
           <w:szCs w:val="14"/>
-          <w:lang w:val="es-MX"/>
         </w:rPr>
       </w:pPr>
       <w:r>
@@ -5199,17 +5573,15 @@
           <w:bCs/>
           <w:sz w:val="14"/>
           <w:szCs w:val="14"/>
-          <w:lang w:val="es-MX"/>
-        </w:rPr>
-        <w:t>IV.- Que hice saber al compareciente el derecho que tiene para leer personalmente el presente instrumento y para que su contenido le sea explicado por el suscrito Notario.</w:t>
-      </w:r>
-      <w:r>
-        <w:rPr>
-          <w:rFonts w:ascii="Arial" w:hAnsi="Arial" w:cs="Arial"/>
-          <w:bCs/>
-          <w:sz w:val="14"/>
-          <w:szCs w:val="14"/>
-          <w:lang w:val="es-MX"/>
+        </w:rPr>
+        <w:t>IV.- Que hice saber a la compareciente el derecho que tiene para leer personalmente el presente instrumento y para que su contenido le sea explicado por el suscrito Notario.</w:t>
+      </w:r>
+      <w:r>
+        <w:rPr>
+          <w:rFonts w:ascii="Arial" w:hAnsi="Arial" w:cs="Arial"/>
+          <w:bCs/>
+          <w:sz w:val="14"/>
+          <w:szCs w:val="14"/>
         </w:rPr>
         <w:tab/>
       </w:r>
@@ -5236,15 +5608,22 @@
           <w:szCs w:val="14"/>
           <w:lang w:val="es-MX"/>
         </w:rPr>
-        <w:t>-------- V.-</w:t>
-      </w:r>
-      <w:r>
-        <w:rPr>
-          <w:rFonts w:ascii="Arial" w:hAnsi="Arial" w:cs="Arial"/>
-          <w:b/>
-          <w:sz w:val="14"/>
-          <w:szCs w:val="14"/>
-          <w:lang w:val="es-MX"/>
+        <w:t xml:space="preserve">-------- </w:t>
+      </w:r>
+      <w:r>
+        <w:rPr>
+          <w:rFonts w:ascii="Arial" w:hAnsi="Arial" w:cs="Arial"/>
+          <w:sz w:val="14"/>
+          <w:szCs w:val="14"/>
+        </w:rPr>
+        <w:t>V.-</w:t>
+      </w:r>
+      <w:r>
+        <w:rPr>
+          <w:rFonts w:ascii="Arial" w:hAnsi="Arial" w:cs="Arial"/>
+          <w:b/>
+          <w:sz w:val="14"/>
+          <w:szCs w:val="14"/>
         </w:rPr>
         <w:t xml:space="preserve"> </w:t>
       </w:r>
@@ -5255,7 +5634,6 @@
           <w:bCs/>
           <w:sz w:val="14"/>
           <w:szCs w:val="14"/>
-          <w:lang w:val="es-MX"/>
         </w:rPr>
         <w:t>AVISO DE PRIVACIDAD</w:t>
       </w:r>
@@ -5264,20 +5642,10 @@
           <w:rFonts w:ascii="Arial" w:hAnsi="Arial" w:cs="Arial"/>
           <w:sz w:val="14"/>
           <w:szCs w:val="14"/>
-          <w:lang w:val="es-MX"/>
-        </w:rPr>
-        <w:t xml:space="preserve">.- </w:t>
-      </w:r>
-      <w:bookmarkEnd w:id="19"/>
-      <w:r>
-        <w:rPr>
-          <w:rFonts w:ascii="Arial" w:hAnsi="Arial" w:cs="Arial"/>
-          <w:sz w:val="14"/>
-          <w:szCs w:val="14"/>
-        </w:rPr>
-        <w:t xml:space="preserve">De conformidad con lo establecido en la Ley Federal de Protección de Datos Personales en Posesión de los Particulares y su Reglamento, hice saber y expliqué a la compareciente de este instrumento, el contenido íntegro del aviso de privacidad que se encuentra exhibido en diversas áreas de las oficinas del suscrito Notario y en la página de internet </w:t>
-      </w:r>
-      <w:hyperlink r:id="rId11" w:history="1">
+        </w:rPr>
+        <w:t xml:space="preserve">.- De conformidad con lo establecido en la Ley Federal de Protección de Datos Personales en Posesión de los Particulares y su Reglamento, hice saber y expliqué a la compareciente de este instrumento, el contenido íntegro del aviso de privacidad que se encuentra exhibido en diversas áreas de las oficinas del suscrito Notario y en la página de internet </w:t>
+      </w:r>
+      <w:hyperlink r:id="rId8" w:history="1">
         <w:r>
           <w:rPr>
             <w:rStyle w:val="Hipervnculo"/>
@@ -5304,6 +5672,7 @@
         </w:rPr>
         <w:tab/>
       </w:r>
+      <w:bookmarkEnd w:id="8"/>
     </w:p>
     <w:p>
       <w:pPr>
@@ -5329,6 +5698,7 @@
         </w:rPr>
         <w:t xml:space="preserve">-------- </w:t>
       </w:r>
+      <w:proofErr w:type="gramStart"/>
       <w:r>
         <w:rPr>
           <w:rFonts w:ascii="Arial" w:eastAsia="MS Mincho" w:hAnsi="Arial" w:cs="Arial"/>
@@ -5336,7 +5706,17 @@
           <w:szCs w:val="14"/>
           <w:lang w:val="es-MX"/>
         </w:rPr>
-        <w:t xml:space="preserve">VI.- Que leí este instrumento a la compareciente, a quien le expliqué su valor, fuerza y las consecuencias legales de su contenido, manifestando su conformidad con el mismo, por lo que lo otorga, ratifica y </w:t>
+        <w:t>VI.-</w:t>
+      </w:r>
+      <w:proofErr w:type="gramEnd"/>
+      <w:r>
+        <w:rPr>
+          <w:rFonts w:ascii="Arial" w:eastAsia="MS Mincho" w:hAnsi="Arial" w:cs="Arial"/>
+          <w:sz w:val="14"/>
+          <w:szCs w:val="14"/>
+          <w:lang w:val="es-MX"/>
+        </w:rPr>
+        <w:t xml:space="preserve"> Que leí este instrumento a la compareciente, a quien le expliqué su valor, fuerza y las consecuencias legales de su contenido, manifestando su conformidad con el mismo, por lo que lo otorga, ratifica y </w:t>
       </w:r>
       <w:r>
         <w:rPr>
@@ -6086,6 +6466,7 @@
           <w:rFonts w:ascii="Arial" w:hAnsi="Arial" w:cs="Arial"/>
           <w:sz w:val="14"/>
           <w:szCs w:val="14"/>
+          <w:lang w:val="es-MX"/>
         </w:rPr>
         <w:t xml:space="preserve">-------- </w:t>
       </w:r>
@@ -6095,15 +6476,51 @@
           <w:sz w:val="14"/>
           <w:szCs w:val="14"/>
         </w:rPr>
-        <w:t>BENITA HERNÁNDEZ CERÓN</w:t>
-      </w:r>
-      <w:r>
-        <w:rPr>
-          <w:rFonts w:ascii="Arial" w:hAnsi="Arial" w:cs="Arial"/>
-          <w:sz w:val="14"/>
-          <w:szCs w:val="14"/>
-        </w:rPr>
-        <w:t xml:space="preserve">.- FIRMA.- </w:t>
+        <w:t xml:space="preserve">BENITA HERNÁNDEZ </w:t>
+      </w:r>
+      <w:proofErr w:type="gramStart"/>
+      <w:r>
+        <w:rPr>
+          <w:rFonts w:ascii="Arial" w:hAnsi="Arial" w:cs="Arial"/>
+          <w:sz w:val="14"/>
+          <w:szCs w:val="14"/>
+        </w:rPr>
+        <w:t>CERÓN</w:t>
+      </w:r>
+      <w:r>
+        <w:rPr>
+          <w:rFonts w:ascii="Arial" w:hAnsi="Arial" w:cs="Arial"/>
+          <w:sz w:val="14"/>
+          <w:szCs w:val="14"/>
+        </w:rPr>
+        <w:t>.-</w:t>
+      </w:r>
+      <w:proofErr w:type="gramEnd"/>
+      <w:r>
+        <w:rPr>
+          <w:rFonts w:ascii="Arial" w:hAnsi="Arial" w:cs="Arial"/>
+          <w:sz w:val="14"/>
+          <w:szCs w:val="14"/>
+        </w:rPr>
+        <w:t xml:space="preserve"> </w:t>
+      </w:r>
+      <w:proofErr w:type="gramStart"/>
+      <w:r>
+        <w:rPr>
+          <w:rFonts w:ascii="Arial" w:hAnsi="Arial" w:cs="Arial"/>
+          <w:sz w:val="14"/>
+          <w:szCs w:val="14"/>
+        </w:rPr>
+        <w:t>FIRMA.-</w:t>
+      </w:r>
+      <w:proofErr w:type="gramEnd"/>
+      <w:r>
+        <w:rPr>
+          <w:rFonts w:ascii="Arial" w:hAnsi="Arial" w:cs="Arial"/>
+          <w:sz w:val="14"/>
+          <w:szCs w:val="14"/>
+        </w:rPr>
+        <w:t xml:space="preserve"> </w:t>
       </w:r>
       <w:r>
         <w:rPr>
@@ -6120,7 +6537,47 @@
           <w:szCs w:val="14"/>
           <w:lang w:val="es-ES" w:eastAsia="es-MX"/>
         </w:rPr>
-        <w:t>JUAN CARLOS ORTEGA REYES.- FIRMA.- EL SELLO DE AUTORIZAR.</w:t>
+        <w:t xml:space="preserve">JUAN CARLOS ORTEGA </w:t>
+      </w:r>
+      <w:proofErr w:type="gramStart"/>
+      <w:r>
+        <w:rPr>
+          <w:rFonts w:ascii="Arial" w:hAnsi="Arial" w:cs="Arial"/>
+          <w:sz w:val="14"/>
+          <w:szCs w:val="14"/>
+          <w:lang w:val="es-ES" w:eastAsia="es-MX"/>
+        </w:rPr>
+        <w:t>REYES.-</w:t>
+      </w:r>
+      <w:proofErr w:type="gramEnd"/>
+      <w:r>
+        <w:rPr>
+          <w:rFonts w:ascii="Arial" w:hAnsi="Arial" w:cs="Arial"/>
+          <w:sz w:val="14"/>
+          <w:szCs w:val="14"/>
+          <w:lang w:val="es-ES" w:eastAsia="es-MX"/>
+        </w:rPr>
+        <w:t xml:space="preserve"> </w:t>
+      </w:r>
+      <w:proofErr w:type="gramStart"/>
+      <w:r>
+        <w:rPr>
+          <w:rFonts w:ascii="Arial" w:hAnsi="Arial" w:cs="Arial"/>
+          <w:sz w:val="14"/>
+          <w:szCs w:val="14"/>
+          <w:lang w:val="es-ES" w:eastAsia="es-MX"/>
+        </w:rPr>
+        <w:t>FIRMA.-</w:t>
+      </w:r>
+      <w:proofErr w:type="gramEnd"/>
+      <w:r>
+        <w:rPr>
+          <w:rFonts w:ascii="Arial" w:hAnsi="Arial" w:cs="Arial"/>
+          <w:sz w:val="14"/>
+          <w:szCs w:val="14"/>
+          <w:lang w:val="es-ES" w:eastAsia="es-MX"/>
+        </w:rPr>
+        <w:t xml:space="preserve"> EL SELLO DE AUTORIZAR.</w:t>
       </w:r>
       <w:r>
         <w:rPr>
@@ -6153,6 +6610,7 @@
           <w:rFonts w:ascii="Arial" w:hAnsi="Arial" w:cs="Arial"/>
           <w:sz w:val="14"/>
           <w:szCs w:val="14"/>
+          <w:lang w:val="es-MX"/>
         </w:rPr>
         <w:t xml:space="preserve">-------- </w:t>
       </w:r>
@@ -6223,7 +6681,37 @@
           <w:sz w:val="14"/>
           <w:szCs w:val="14"/>
         </w:rPr>
-        <w:t xml:space="preserve">QUE SE EXPIDE COMO CONSTANCIA PARA LA </w:t>
+        <w:t xml:space="preserve">QUE SE EXPIDE COMO CONSTANCIA PARA </w:t>
+      </w:r>
+      <w:r>
+        <w:rPr>
+          <w:rFonts w:ascii="Arial" w:hAnsi="Arial" w:cs="Arial"/>
+          <w:sz w:val="14"/>
+          <w:szCs w:val="14"/>
+        </w:rPr>
+        <w:t>LA SEÑORA</w:t>
+      </w:r>
+      <w:r>
+        <w:rPr>
+          <w:rFonts w:ascii="Arial" w:hAnsi="Arial" w:cs="Arial"/>
+          <w:b/>
+          <w:bCs/>
+          <w:sz w:val="14"/>
+          <w:szCs w:val="14"/>
+          <w:lang w:val="es-ES"/>
+        </w:rPr>
+        <w:t xml:space="preserve"> </w:t>
+      </w:r>
+      <w:proofErr w:type="gramStart"/>
+      <w:r>
+        <w:rPr>
+          <w:rFonts w:ascii="Arial" w:hAnsi="Arial" w:cs="Arial"/>
+          <w:b/>
+          <w:sz w:val="14"/>
+          <w:szCs w:val="14"/>
+          <w:highlight w:val="yellow"/>
+        </w:rPr>
+        <w:t>{{</w:t>
       </w:r>
       <w:r>
         <w:rPr>
@@ -6234,7 +6722,65 @@
           <w:highlight w:val="yellow"/>
           <w:u w:val="single"/>
         </w:rPr>
-        <w:t>{{ nombre_acreditado }}</w:t>
+        <w:t xml:space="preserve"> </w:t>
+      </w:r>
+      <w:proofErr w:type="spellStart"/>
+      <w:r>
+        <w:rPr>
+          <w:rFonts w:ascii="Arial" w:hAnsi="Arial" w:cs="Arial"/>
+          <w:b/>
+          <w:sz w:val="14"/>
+          <w:szCs w:val="14"/>
+          <w:highlight w:val="yellow"/>
+          <w:u w:val="single"/>
+        </w:rPr>
+        <w:t>nombre</w:t>
+      </w:r>
+      <w:proofErr w:type="gramEnd"/>
+      <w:r>
+        <w:rPr>
+          <w:rFonts w:ascii="Arial" w:hAnsi="Arial" w:cs="Arial"/>
+          <w:b/>
+          <w:sz w:val="14"/>
+          <w:szCs w:val="14"/>
+          <w:highlight w:val="yellow"/>
+          <w:u w:val="single"/>
+        </w:rPr>
+        <w:t>_</w:t>
+      </w:r>
+      <w:proofErr w:type="gramStart"/>
+      <w:r>
+        <w:rPr>
+          <w:rFonts w:ascii="Arial" w:hAnsi="Arial" w:cs="Arial"/>
+          <w:b/>
+          <w:sz w:val="14"/>
+          <w:szCs w:val="14"/>
+          <w:highlight w:val="yellow"/>
+          <w:u w:val="single"/>
+        </w:rPr>
+        <w:t>acreditado</w:t>
+      </w:r>
+      <w:proofErr w:type="spellEnd"/>
+      <w:r>
+        <w:rPr>
+          <w:rFonts w:ascii="Arial" w:hAnsi="Arial" w:cs="Arial"/>
+          <w:b/>
+          <w:sz w:val="14"/>
+          <w:szCs w:val="14"/>
+          <w:highlight w:val="yellow"/>
+        </w:rPr>
+        <w:t xml:space="preserve"> }</w:t>
+      </w:r>
+      <w:proofErr w:type="gramEnd"/>
+      <w:r>
+        <w:rPr>
+          <w:rFonts w:ascii="Arial" w:hAnsi="Arial" w:cs="Arial"/>
+          <w:b/>
+          <w:sz w:val="14"/>
+          <w:szCs w:val="14"/>
+          <w:highlight w:val="yellow"/>
+        </w:rPr>
+        <w:t>}</w:t>
       </w:r>
       <w:r>
         <w:rPr>
@@ -6245,18 +6791,7 @@
           <w:szCs w:val="14"/>
           <w:lang w:val="es-ES"/>
         </w:rPr>
-        <w:t>,</w:t>
-      </w:r>
-      <w:r>
-        <w:rPr>
-          <w:rFonts w:ascii="Arial" w:hAnsi="Arial" w:cs="Arial"/>
-          <w:b/>
-          <w:bCs/>
-          <w:sz w:val="14"/>
-          <w:szCs w:val="14"/>
-          <w:lang w:val="es-ES"/>
-        </w:rPr>
-        <w:t xml:space="preserve"> </w:t>
+        <w:t xml:space="preserve">, </w:t>
       </w:r>
       <w:r>
         <w:rPr>
@@ -6300,8 +6835,9 @@
           <w:szCs w:val="14"/>
           <w:lang w:val="es-ES"/>
         </w:rPr>
-        <w:t>DEL AÑO DOS MIL VEINTI</w:t>
-      </w:r>
+        <w:t xml:space="preserve">DEL AÑO DOS MIL </w:t>
+      </w:r>
+      <w:proofErr w:type="gramStart"/>
       <w:r>
         <w:rPr>
           <w:rFonts w:ascii="Arial" w:hAnsi="Arial" w:cs="Arial"/>
@@ -6309,6 +6845,15 @@
           <w:szCs w:val="14"/>
           <w:lang w:val="es-ES"/>
         </w:rPr>
+        <w:t>VEINTI</w:t>
+      </w:r>
+      <w:r>
+        <w:rPr>
+          <w:rFonts w:ascii="Arial" w:hAnsi="Arial" w:cs="Arial"/>
+          <w:sz w:val="14"/>
+          <w:szCs w:val="14"/>
+          <w:lang w:val="es-ES"/>
+        </w:rPr>
         <w:t>SÉIS</w:t>
       </w:r>
       <w:r>
@@ -6318,7 +6863,17 @@
           <w:szCs w:val="14"/>
           <w:lang w:val="es-ES"/>
         </w:rPr>
-        <w:t>.- DOY FE.</w:t>
+        <w:t>.-</w:t>
+      </w:r>
+      <w:proofErr w:type="gramEnd"/>
+      <w:r>
+        <w:rPr>
+          <w:rFonts w:ascii="Arial" w:hAnsi="Arial" w:cs="Arial"/>
+          <w:sz w:val="14"/>
+          <w:szCs w:val="14"/>
+          <w:lang w:val="es-ES"/>
+        </w:rPr>
+        <w:t xml:space="preserve"> DOY FE.</w:t>
       </w:r>
       <w:r>
         <w:rPr>
@@ -6353,7 +6908,7 @@
           <w:szCs w:val="14"/>
           <w:lang w:val="es-ES"/>
         </w:rPr>
-        <w:t>EXP.</w:t>
+        <w:t xml:space="preserve">EXP. </w:t>
       </w:r>
       <w:r>
         <w:rPr>
@@ -6362,7 +6917,7 @@
           <w:szCs w:val="14"/>
           <w:lang w:val="es-ES"/>
         </w:rPr>
-        <w:t>5741</w:t>
+        <w:t xml:space="preserve">   </w:t>
       </w:r>
       <w:r>
         <w:rPr>
@@ -6420,26 +6975,11 @@
         </w:rPr>
       </w:pPr>
     </w:p>
-    <w:p>
-      <w:pPr>
-        <w:pStyle w:val="Sinespaciado"/>
-        <w:tabs>
-          <w:tab w:val="left" w:leader="hyphen" w:pos="709"/>
-          <w:tab w:val="right" w:leader="hyphen" w:pos="8220"/>
-        </w:tabs>
-        <w:spacing w:line="360" w:lineRule="auto"/>
-        <w:jc w:val="both"/>
-        <w:rPr>
-          <w:rFonts w:ascii="Arial" w:hAnsi="Arial" w:cs="Arial"/>
-          <w:sz w:val="14"/>
-          <w:szCs w:val="14"/>
-        </w:rPr>
-      </w:pPr>
-    </w:p>
     <w:sectPr>
-      <w:headerReference w:type="default" r:id="rId12"/>
+      <w:headerReference w:type="default" r:id="rId9"/>
+      <w:footerReference w:type="default" r:id="rId10"/>
       <w:pgSz w:w="12240" w:h="19293" w:code="305"/>
-      <w:pgMar w:top="2551" w:right="1984" w:bottom="1701" w:left="1984" w:header="1417" w:footer="567" w:gutter="0"/>
+      <w:pgMar w:top="2552" w:right="1418" w:bottom="1701" w:left="1701" w:header="2098" w:footer="567" w:gutter="0"/>
       <w:cols w:space="708"/>
       <w:docGrid w:linePitch="360"/>
     </w:sectPr>
@@ -6447,219 +6987,6 @@
 </w:document>
 </file>
 
-<file path=word/comments.xml><?xml version="1.0" encoding="utf-8"?>
-<w:comments xmlns:wpc="http://schemas.microsoft.com/office/word/2010/wordprocessingCanvas" xmlns:cx="http://schemas.microsoft.com/office/drawing/2014/chartex" xmlns:cx1="http://schemas.microsoft.com/office/drawing/2015/9/8/chartex" xmlns:cx2="http://schemas.microsoft.com/office/drawing/2015/10/21/chartex" xmlns:cx3="http://schemas.microsoft.com/office/drawing/2016/5/9/chartex" xmlns:cx4="http://schemas.microsoft.com/office/drawing/2016/5/10/chartex" xmlns:cx5="http://schemas.microsoft.com/office/drawing/2016/5/11/chartex" xmlns:cx6="http://schemas.microsoft.com/office/drawing/2016/5/12/chartex" xmlns:cx7="http://schemas.microsoft.com/office/drawing/2016/5/13/chartex" xmlns:cx8="http://schemas.microsoft.com/office/drawing/2016/5/14/chartex" xmlns:mc="http://schemas.openxmlformats.org/markup-compatibility/2006" xmlns:aink="http://schemas.microsoft.com/office/drawing/2016/ink" xmlns:am3d="http://schemas.microsoft.com/office/drawing/2017/model3d" xmlns:o="urn:schemas-microsoft-com:office:office" xmlns:oel="http://schemas.microsoft.com/office/2019/extlst" xmlns:r="http://schemas.openxmlformats.org/officeDocument/2006/relationships" xmlns:m="http://schemas.openxmlformats.org/officeDocument/2006/math" xmlns:v="urn:schemas-microsoft-com:vml" xmlns:wp14="http://schemas.microsoft.com/office/word/2010/wordprocessingDrawing" xmlns:wp="http://schemas.openxmlformats.org/drawingml/2006/wordprocessingDrawing" xmlns:w10="urn:schemas-microsoft-com:office:word" xmlns:w="http://schemas.openxmlformats.org/wordprocessingml/2006/main" xmlns:w14="http://schemas.microsoft.com/office/word/2010/wordml" xmlns:w15="http://schemas.microsoft.com/office/word/2012/wordml" xmlns:w16cex="http://schemas.microsoft.com/office/word/2018/wordml/cex" xmlns:w16cid="http://schemas.microsoft.com/office/word/2016/wordml/cid" xmlns:w16="http://schemas.microsoft.com/office/word/2018/wordml" xmlns:w16du="http://schemas.microsoft.com/office/word/2023/wordml/word16du" xmlns:w16sdtdh="http://schemas.microsoft.com/office/word/2020/wordml/sdtdatahash" xmlns:w16sdtfl="http://schemas.microsoft.com/office/word/2024/wordml/sdtformatlock" xmlns:w16se="http://schemas.microsoft.com/office/word/2015/wordml/symex" xmlns:wpg="http://schemas.microsoft.com/office/word/2010/wordprocessingGroup" xmlns:wpi="http://schemas.microsoft.com/office/word/2010/wordprocessingInk" xmlns:wne="http://schemas.microsoft.com/office/word/2006/wordml" xmlns:wps="http://schemas.microsoft.com/office/word/2010/wordprocessingShape" mc:Ignorable="w14 w15 w16se w16cid w16 w16cex w16sdtdh w16sdtfl w16du wp14">
-  <w:comment w:id="4" w:author="Soporte Sistemas" w:date="2025-12-18T17:00:00Z" w:initials="SS">
-    <w:p>
-      <w:pPr>
-        <w:pStyle w:val="Textocomentario"/>
-      </w:pPr>
-      <w:r>
-        <w:rPr>
-          <w:rStyle w:val="Refdecomentario"/>
-        </w:rPr>
-        <w:annotationRef/>
-      </w:r>
-      <w:r>
-        <w:t>#6. NOMBRE DEL ACREDITADO</w:t>
-      </w:r>
-    </w:p>
-  </w:comment>
-  <w:comment w:id="5" w:author="Soporte Sistemas" w:date="2025-12-18T17:01:00Z" w:initials="SS">
-    <w:p>
-      <w:pPr>
-        <w:pStyle w:val="Textocomentario"/>
-      </w:pPr>
-      <w:r>
-        <w:rPr>
-          <w:rStyle w:val="Refdecomentario"/>
-        </w:rPr>
-        <w:annotationRef/>
-      </w:r>
-      <w:r>
-        <w:t>#3. TIPO DE ACTO</w:t>
-      </w:r>
-    </w:p>
-  </w:comment>
-  <w:comment w:id="6" w:author="Soporte Sistemas" w:date="2025-12-18T17:01:00Z" w:initials="SS">
-    <w:p>
-      <w:pPr>
-        <w:pStyle w:val="Textocomentario"/>
-      </w:pPr>
-      <w:r>
-        <w:rPr>
-          <w:rStyle w:val="Refdecomentario"/>
-        </w:rPr>
-        <w:annotationRef/>
-      </w:r>
-      <w:r>
-        <w:t>#8 NÚMERO DE ESCRITURA</w:t>
-      </w:r>
-    </w:p>
-  </w:comment>
-  <w:comment w:id="7" w:author="Soporte Sistemas" w:date="2025-12-18T17:01:00Z" w:initials="SS">
-    <w:p>
-      <w:pPr>
-        <w:pStyle w:val="Textocomentario"/>
-      </w:pPr>
-      <w:r>
-        <w:rPr>
-          <w:rStyle w:val="Refdecomentario"/>
-        </w:rPr>
-        <w:annotationRef/>
-      </w:r>
-      <w:r>
-        <w:t>#9. FECHA DE ESCRITURA</w:t>
-      </w:r>
-    </w:p>
-  </w:comment>
-  <w:comment w:id="8" w:author="Soporte Sistemas" w:date="2025-12-18T17:01:00Z" w:initials="SS">
-    <w:p>
-      <w:pPr>
-        <w:pStyle w:val="Textocomentario"/>
-      </w:pPr>
-      <w:r>
-        <w:rPr>
-          <w:rStyle w:val="Refdecomentario"/>
-        </w:rPr>
-        <w:annotationRef/>
-      </w:r>
-      <w:r>
-        <w:t>#10. NOTARIO ESCRITURA</w:t>
-      </w:r>
-    </w:p>
-  </w:comment>
-  <w:comment w:id="10" w:author="Soporte Sistemas" w:date="2025-12-18T17:01:00Z" w:initials="SS">
-    <w:p>
-      <w:pPr>
-        <w:pStyle w:val="Textocomentario"/>
-      </w:pPr>
-      <w:r>
-        <w:rPr>
-          <w:rStyle w:val="Refdecomentario"/>
-        </w:rPr>
-        <w:annotationRef/>
-      </w:r>
-      <w:r>
-        <w:t xml:space="preserve">#12. MONTO CRÉDITO PERSONA </w:t>
-      </w:r>
-    </w:p>
-  </w:comment>
-  <w:comment w:id="11" w:author="Soporte Sistemas" w:date="2025-12-18T17:02:00Z" w:initials="SS">
-    <w:p>
-      <w:pPr>
-        <w:pStyle w:val="Textocomentario"/>
-      </w:pPr>
-      <w:r>
-        <w:rPr>
-          <w:rStyle w:val="Refdecomentario"/>
-        </w:rPr>
-        <w:annotationRef/>
-      </w:r>
-      <w:r>
-        <w:t>#14. DIRECCIÓN FULL</w:t>
-      </w:r>
-    </w:p>
-  </w:comment>
-  <w:comment w:id="12" w:author="Soporte Sistemas" w:date="2025-12-18T17:02:00Z" w:initials="SS">
-    <w:p>
-      <w:pPr>
-        <w:pStyle w:val="Textocomentario"/>
-      </w:pPr>
-      <w:r>
-        <w:rPr>
-          <w:rStyle w:val="Refdecomentario"/>
-        </w:rPr>
-        <w:annotationRef/>
-      </w:r>
-      <w:r>
-        <w:t>#28. FECHA DE EXPEDICIÓN</w:t>
-      </w:r>
-    </w:p>
-  </w:comment>
-  <w:comment w:id="13" w:author="Soporte Sistemas" w:date="2025-12-18T17:02:00Z" w:initials="SS">
-    <w:p>
-      <w:pPr>
-        <w:pStyle w:val="Textocomentario"/>
-      </w:pPr>
-      <w:r>
-        <w:rPr>
-          <w:rStyle w:val="Refdecomentario"/>
-        </w:rPr>
-        <w:annotationRef/>
-      </w:r>
-      <w:r>
-        <w:t>#29. NÚMERO DE CARTA</w:t>
-      </w:r>
-    </w:p>
-  </w:comment>
-  <w:comment w:id="15" w:author="Soporte Sistemas" w:date="2025-12-18T17:02:00Z" w:initials="SS">
-    <w:p>
-      <w:pPr>
-        <w:pStyle w:val="Textocomentario"/>
-      </w:pPr>
-      <w:r>
-        <w:rPr>
-          <w:rStyle w:val="Refdecomentario"/>
-        </w:rPr>
-        <w:annotationRef/>
-      </w:r>
-      <w:r>
-        <w:t>#31. FECHA LIQUIDACIÓN</w:t>
-      </w:r>
-    </w:p>
-  </w:comment>
-  <w:comment w:id="17" w:author="Soporte Sistemas" w:date="2025-12-18T17:02:00Z" w:initials="SS">
-    <w:p>
-      <w:pPr>
-        <w:pStyle w:val="Textocomentario"/>
-      </w:pPr>
-      <w:r>
-        <w:rPr>
-          <w:rStyle w:val="Refdecomentario"/>
-        </w:rPr>
-        <w:annotationRef/>
-      </w:r>
-      <w:r>
-        <w:t>#30. NÚMERO DE CRÉDITO</w:t>
-      </w:r>
-    </w:p>
-  </w:comment>
-</w:comments>
-</file>
-
-<file path=word/commentsExtended.xml><?xml version="1.0" encoding="utf-8"?>
-<w15:commentsEx xmlns:wpc="http://schemas.microsoft.com/office/word/2010/wordprocessingCanvas" xmlns:cx="http://schemas.microsoft.com/office/drawing/2014/chartex" xmlns:cx1="http://schemas.microsoft.com/office/drawing/2015/9/8/chartex" xmlns:cx2="http://schemas.microsoft.com/office/drawing/2015/10/21/chartex" xmlns:cx3="http://schemas.microsoft.com/office/drawing/2016/5/9/chartex" xmlns:cx4="http://schemas.microsoft.com/office/drawing/2016/5/10/chartex" xmlns:cx5="http://schemas.microsoft.com/office/drawing/2016/5/11/chartex" xmlns:cx6="http://schemas.microsoft.com/office/drawing/2016/5/12/chartex" xmlns:cx7="http://schemas.microsoft.com/office/drawing/2016/5/13/chartex" xmlns:cx8="http://schemas.microsoft.com/office/drawing/2016/5/14/chartex" xmlns:mc="http://schemas.openxmlformats.org/markup-compatibility/2006" xmlns:aink="http://schemas.microsoft.com/office/drawing/2016/ink" xmlns:am3d="http://schemas.microsoft.com/office/drawing/2017/model3d" xmlns:o="urn:schemas-microsoft-com:office:office" xmlns:oel="http://schemas.microsoft.com/office/2019/extlst" xmlns:r="http://schemas.openxmlformats.org/officeDocument/2006/relationships" xmlns:m="http://schemas.openxmlformats.org/officeDocument/2006/math" xmlns:v="urn:schemas-microsoft-com:vml" xmlns:wp14="http://schemas.microsoft.com/office/word/2010/wordprocessingDrawing" xmlns:wp="http://schemas.openxmlformats.org/drawingml/2006/wordprocessingDrawing" xmlns:w10="urn:schemas-microsoft-com:office:word" xmlns:w="http://schemas.openxmlformats.org/wordprocessingml/2006/main" xmlns:w14="http://schemas.microsoft.com/office/word/2010/wordml" xmlns:w15="http://schemas.microsoft.com/office/word/2012/wordml" xmlns:w16cex="http://schemas.microsoft.com/office/word/2018/wordml/cex" xmlns:w16cid="http://schemas.microsoft.com/office/word/2016/wordml/cid" xmlns:w16="http://schemas.microsoft.com/office/word/2018/wordml" xmlns:w16du="http://schemas.microsoft.com/office/word/2023/wordml/word16du" xmlns:w16sdtdh="http://schemas.microsoft.com/office/word/2020/wordml/sdtdatahash" xmlns:w16sdtfl="http://schemas.microsoft.com/office/word/2024/wordml/sdtformatlock" xmlns:w16se="http://schemas.microsoft.com/office/word/2015/wordml/symex" xmlns:wpg="http://schemas.microsoft.com/office/word/2010/wordprocessingGroup" xmlns:wpi="http://schemas.microsoft.com/office/word/2010/wordprocessingInk" xmlns:wne="http://schemas.microsoft.com/office/word/2006/wordml" xmlns:wps="http://schemas.microsoft.com/office/word/2010/wordprocessingShape" mc:Ignorable="w14 w15 w16se w16cid w16 w16cex w16sdtdh w16sdtfl w16du wp14">
-  <w15:commentEx w15:paraId="0D33DC59" w15:done="0"/>
-  <w15:commentEx w15:paraId="199909AB" w15:done="0"/>
-  <w15:commentEx w15:paraId="1F14959A" w15:done="0"/>
-  <w15:commentEx w15:paraId="73BBFC6D" w15:done="0"/>
-  <w15:commentEx w15:paraId="0DCFC661" w15:done="0"/>
-  <w15:commentEx w15:paraId="76FA368D" w15:done="0"/>
-  <w15:commentEx w15:paraId="780BABB7" w15:done="0"/>
-  <w15:commentEx w15:paraId="72C78C48" w15:done="0"/>
-  <w15:commentEx w15:paraId="6C5D8949" w15:done="0"/>
-  <w15:commentEx w15:paraId="5B689B59" w15:done="0"/>
-  <w15:commentEx w15:paraId="571C797A" w15:done="0"/>
-</w15:commentsEx>
-</file>
-
-<file path=word/commentsIds.xml><?xml version="1.0" encoding="utf-8"?>
-<w16cid:commentsIds xmlns:wpc="http://schemas.microsoft.com/office/word/2010/wordprocessingCanvas" xmlns:cx="http://schemas.microsoft.com/office/drawing/2014/chartex" xmlns:cx1="http://schemas.microsoft.com/office/drawing/2015/9/8/chartex" xmlns:cx2="http://schemas.microsoft.com/office/drawing/2015/10/21/chartex" xmlns:cx3="http://schemas.microsoft.com/office/drawing/2016/5/9/chartex" xmlns:cx4="http://schemas.microsoft.com/office/drawing/2016/5/10/chartex" xmlns:cx5="http://schemas.microsoft.com/office/drawing/2016/5/11/chartex" xmlns:cx6="http://schemas.microsoft.com/office/drawing/2016/5/12/chartex" xmlns:cx7="http://schemas.microsoft.com/office/drawing/2016/5/13/chartex" xmlns:cx8="http://schemas.microsoft.com/office/drawing/2016/5/14/chartex" xmlns:mc="http://schemas.openxmlformats.org/markup-compatibility/2006" xmlns:aink="http://schemas.microsoft.com/office/drawing/2016/ink" xmlns:am3d="http://schemas.microsoft.com/office/drawing/2017/model3d" xmlns:o="urn:schemas-microsoft-com:office:office" xmlns:oel="http://schemas.microsoft.com/office/2019/extlst" xmlns:r="http://schemas.openxmlformats.org/officeDocument/2006/relationships" xmlns:m="http://schemas.openxmlformats.org/officeDocument/2006/math" xmlns:v="urn:schemas-microsoft-com:vml" xmlns:wp14="http://schemas.microsoft.com/office/word/2010/wordprocessingDrawing" xmlns:wp="http://schemas.openxmlformats.org/drawingml/2006/wordprocessingDrawing" xmlns:w10="urn:schemas-microsoft-com:office:word" xmlns:w="http://schemas.openxmlformats.org/wordprocessingml/2006/main" xmlns:w14="http://schemas.microsoft.com/office/word/2010/wordml" xmlns:w15="http://schemas.microsoft.com/office/word/2012/wordml" xmlns:w16cex="http://schemas.microsoft.com/office/word/2018/wordml/cex" xmlns:w16cid="http://schemas.microsoft.com/office/word/2016/wordml/cid" xmlns:w16="http://schemas.microsoft.com/office/word/2018/wordml" xmlns:w16du="http://schemas.microsoft.com/office/word/2023/wordml/word16du" xmlns:w16sdtdh="http://schemas.microsoft.com/office/word/2020/wordml/sdtdatahash" xmlns:w16sdtfl="http://schemas.microsoft.com/office/word/2024/wordml/sdtformatlock" xmlns:w16se="http://schemas.microsoft.com/office/word/2015/wordml/symex" xmlns:wpg="http://schemas.microsoft.com/office/word/2010/wordprocessingGroup" xmlns:wpi="http://schemas.microsoft.com/office/word/2010/wordprocessingInk" xmlns:wne="http://schemas.microsoft.com/office/word/2006/wordml" xmlns:wps="http://schemas.microsoft.com/office/word/2010/wordprocessingShape" mc:Ignorable="w14 w15 w16se w16cid w16 w16cex w16sdtdh w16sdtfl w16du wp14">
-  <w16cid:commentId w16cid:paraId="0D33DC59" w16cid:durableId="0732B014"/>
-  <w16cid:commentId w16cid:paraId="199909AB" w16cid:durableId="7758E173"/>
-  <w16cid:commentId w16cid:paraId="1F14959A" w16cid:durableId="3C4095F9"/>
-  <w16cid:commentId w16cid:paraId="73BBFC6D" w16cid:durableId="7BBBEA7C"/>
-  <w16cid:commentId w16cid:paraId="0DCFC661" w16cid:durableId="3D435BCC"/>
-  <w16cid:commentId w16cid:paraId="76FA368D" w16cid:durableId="3C85B025"/>
-  <w16cid:commentId w16cid:paraId="780BABB7" w16cid:durableId="56DFBE1B"/>
-  <w16cid:commentId w16cid:paraId="72C78C48" w16cid:durableId="3B0F745C"/>
-  <w16cid:commentId w16cid:paraId="6C5D8949" w16cid:durableId="5CE54CB4"/>
-  <w16cid:commentId w16cid:paraId="5B689B59" w16cid:durableId="2F33B6D3"/>
-  <w16cid:commentId w16cid:paraId="571C797A" w16cid:durableId="325AEC3A"/>
-</w16cid:commentsIds>
-</file>
-
 <file path=word/endnotes.xml><?xml version="1.0" encoding="utf-8"?>
 <w:endnotes xmlns:wpc="http://schemas.microsoft.com/office/word/2010/wordprocessingCanvas" xmlns:cx="http://schemas.microsoft.com/office/drawing/2014/chartex" xmlns:cx1="http://schemas.microsoft.com/office/drawing/2015/9/8/chartex" xmlns:cx2="http://schemas.microsoft.com/office/drawing/2015/10/21/chartex" xmlns:cx3="http://schemas.microsoft.com/office/drawing/2016/5/9/chartex" xmlns:cx4="http://schemas.microsoft.com/office/drawing/2016/5/10/chartex" xmlns:cx5="http://schemas.microsoft.com/office/drawing/2016/5/11/chartex" xmlns:cx6="http://schemas.microsoft.com/office/drawing/2016/5/12/chartex" xmlns:cx7="http://schemas.microsoft.com/office/drawing/2016/5/13/chartex" xmlns:cx8="http://schemas.microsoft.com/office/drawing/2016/5/14/chartex" xmlns:mc="http://schemas.openxmlformats.org/markup-compatibility/2006" xmlns:aink="http://schemas.microsoft.com/office/drawing/2016/ink" xmlns:am3d="http://schemas.microsoft.com/office/drawing/2017/model3d" xmlns:o="urn:schemas-microsoft-com:office:office" xmlns:oel="http://schemas.microsoft.com/office/2019/extlst" xmlns:r="http://schemas.openxmlformats.org/officeDocument/2006/relationships" xmlns:m="http://schemas.openxmlformats.org/officeDocument/2006/math" xmlns:v="urn:schemas-microsoft-com:vml" xmlns:wp14="http://schemas.microsoft.com/office/word/2010/wordprocessingDrawing" xmlns:wp="http://schemas.openxmlformats.org/drawingml/2006/wordprocessingDrawing" xmlns:w10="urn:schemas-microsoft-com:office:word" xmlns:w="http://schemas.openxmlformats.org/wordprocessingml/2006/main" xmlns:w14="http://schemas.microsoft.com/office/word/2010/wordml" xmlns:w15="http://schemas.microsoft.com/office/word/2012/wordml" xmlns:w16cex="http://schemas.microsoft.com/office/word/2018/wordml/cex" xmlns:w16cid="http://schemas.microsoft.com/office/word/2016/wordml/cid" xmlns:w16="http://schemas.microsoft.com/office/word/2018/wordml" xmlns:w16du="http://schemas.microsoft.com/office/word/2023/wordml/word16du" xmlns:w16sdtdh="http://schemas.microsoft.com/office/word/2020/wordml/sdtdatahash" xmlns:w16sdtfl="http://schemas.microsoft.com/office/word/2024/wordml/sdtformatlock" xmlns:w16se="http://schemas.microsoft.com/office/word/2015/wordml/symex" xmlns:wpg="http://schemas.microsoft.com/office/word/2010/wordprocessingGroup" xmlns:wpi="http://schemas.microsoft.com/office/word/2010/wordprocessingInk" xmlns:wne="http://schemas.microsoft.com/office/word/2006/wordml" xmlns:wps="http://schemas.microsoft.com/office/word/2010/wordprocessingShape" mc:Ignorable="w14 w15 w16se w16cid w16 w16cex w16sdtdh w16sdtfl w16du wp14">
   <w:endnote w:type="separator" w:id="-1">
@@ -6677,6 +7004,63 @@
     </w:p>
   </w:endnote>
 </w:endnotes>
+</file>
+
+<file path=word/footer1.xml><?xml version="1.0" encoding="utf-8"?>
+<w:ftr xmlns:wpc="http://schemas.microsoft.com/office/word/2010/wordprocessingCanvas" xmlns:cx="http://schemas.microsoft.com/office/drawing/2014/chartex" xmlns:cx1="http://schemas.microsoft.com/office/drawing/2015/9/8/chartex" xmlns:cx2="http://schemas.microsoft.com/office/drawing/2015/10/21/chartex" xmlns:cx3="http://schemas.microsoft.com/office/drawing/2016/5/9/chartex" xmlns:cx4="http://schemas.microsoft.com/office/drawing/2016/5/10/chartex" xmlns:cx5="http://schemas.microsoft.com/office/drawing/2016/5/11/chartex" xmlns:cx6="http://schemas.microsoft.com/office/drawing/2016/5/12/chartex" xmlns:cx7="http://schemas.microsoft.com/office/drawing/2016/5/13/chartex" xmlns:cx8="http://schemas.microsoft.com/office/drawing/2016/5/14/chartex" xmlns:mc="http://schemas.openxmlformats.org/markup-compatibility/2006" xmlns:aink="http://schemas.microsoft.com/office/drawing/2016/ink" xmlns:am3d="http://schemas.microsoft.com/office/drawing/2017/model3d" xmlns:o="urn:schemas-microsoft-com:office:office" xmlns:oel="http://schemas.microsoft.com/office/2019/extlst" xmlns:r="http://schemas.openxmlformats.org/officeDocument/2006/relationships" xmlns:m="http://schemas.openxmlformats.org/officeDocument/2006/math" xmlns:v="urn:schemas-microsoft-com:vml" xmlns:wp14="http://schemas.microsoft.com/office/word/2010/wordprocessingDrawing" xmlns:wp="http://schemas.openxmlformats.org/drawingml/2006/wordprocessingDrawing" xmlns:w10="urn:schemas-microsoft-com:office:word" xmlns:w="http://schemas.openxmlformats.org/wordprocessingml/2006/main" xmlns:w14="http://schemas.microsoft.com/office/word/2010/wordml" xmlns:w15="http://schemas.microsoft.com/office/word/2012/wordml" xmlns:w16cex="http://schemas.microsoft.com/office/word/2018/wordml/cex" xmlns:w16cid="http://schemas.microsoft.com/office/word/2016/wordml/cid" xmlns:w16="http://schemas.microsoft.com/office/word/2018/wordml" xmlns:w16du="http://schemas.microsoft.com/office/word/2023/wordml/word16du" xmlns:w16sdtdh="http://schemas.microsoft.com/office/word/2020/wordml/sdtdatahash" xmlns:w16sdtfl="http://schemas.microsoft.com/office/word/2024/wordml/sdtformatlock" xmlns:w16se="http://schemas.microsoft.com/office/word/2015/wordml/symex" xmlns:wpg="http://schemas.microsoft.com/office/word/2010/wordprocessingGroup" xmlns:wpi="http://schemas.microsoft.com/office/word/2010/wordprocessingInk" xmlns:wne="http://schemas.microsoft.com/office/word/2006/wordml" xmlns:wps="http://schemas.microsoft.com/office/word/2010/wordprocessingShape" mc:Ignorable="w14 w15 w16se w16cid w16 w16cex w16sdtdh w16sdtfl w16du wp14">
+  <w:p>
+    <w:pPr>
+      <w:pStyle w:val="Piedepgina"/>
+      <w:jc w:val="center"/>
+      <w:rPr>
+        <w:sz w:val="15"/>
+        <w:szCs w:val="15"/>
+      </w:rPr>
+    </w:pPr>
+    <w:r>
+      <w:rPr>
+        <w:sz w:val="15"/>
+        <w:szCs w:val="15"/>
+      </w:rPr>
+      <w:fldChar w:fldCharType="begin"/>
+    </w:r>
+    <w:r>
+      <w:rPr>
+        <w:sz w:val="15"/>
+        <w:szCs w:val="15"/>
+      </w:rPr>
+      <w:instrText>PAGE   \* MERGEFORMAT</w:instrText>
+    </w:r>
+    <w:r>
+      <w:rPr>
+        <w:sz w:val="15"/>
+        <w:szCs w:val="15"/>
+      </w:rPr>
+      <w:fldChar w:fldCharType="separate"/>
+    </w:r>
+    <w:r>
+      <w:rPr>
+        <w:noProof/>
+        <w:sz w:val="15"/>
+        <w:szCs w:val="15"/>
+        <w:lang w:val="es-ES"/>
+      </w:rPr>
+      <w:t>1</w:t>
+    </w:r>
+    <w:r>
+      <w:rPr>
+        <w:sz w:val="15"/>
+        <w:szCs w:val="15"/>
+      </w:rPr>
+      <w:fldChar w:fldCharType="end"/>
+    </w:r>
+  </w:p>
+  <w:p>
+    <w:pPr>
+      <w:pStyle w:val="Piedepgina"/>
+    </w:pPr>
+  </w:p>
+</w:ftr>
 </file>
 
 <file path=word/footnotes.xml><?xml version="1.0" encoding="utf-8"?>
@@ -6706,10 +7090,29 @@
       <w:jc w:val="right"/>
       <w:rPr>
         <w:rFonts w:ascii="Arial" w:hAnsi="Arial" w:cs="Arial"/>
-        <w:sz w:val="18"/>
-        <w:szCs w:val="18"/>
+        <w:sz w:val="15"/>
+        <w:szCs w:val="15"/>
+        <w:lang w:val="es-MX"/>
       </w:rPr>
     </w:pPr>
+    <w:r>
+      <w:rPr>
+        <w:rFonts w:ascii="Arial" w:hAnsi="Arial" w:cs="Arial"/>
+        <w:sz w:val="15"/>
+        <w:szCs w:val="15"/>
+        <w:lang w:val="es-MX"/>
+      </w:rPr>
+      <w:t xml:space="preserve"> ESP.</w:t>
+    </w:r>
+    <w:r>
+      <w:rPr>
+        <w:rFonts w:ascii="Arial" w:hAnsi="Arial" w:cs="Arial"/>
+        <w:sz w:val="15"/>
+        <w:szCs w:val="15"/>
+        <w:lang w:val="es-MX"/>
+      </w:rPr>
+      <w:t xml:space="preserve"> </w:t>
+    </w:r>
   </w:p>
 </w:hdr>
 </file>
@@ -8333,55 +8736,55 @@
       </w:pPr>
     </w:lvl>
   </w:abstractNum>
-  <w:num w:numId="1" w16cid:durableId="1657688549">
+  <w:num w:numId="1" w16cid:durableId="498736633">
     <w:abstractNumId w:val="2"/>
   </w:num>
-  <w:num w:numId="2" w16cid:durableId="2118019544">
+  <w:num w:numId="2" w16cid:durableId="592474948">
     <w:abstractNumId w:val="3"/>
   </w:num>
-  <w:num w:numId="3" w16cid:durableId="1434589865">
+  <w:num w:numId="3" w16cid:durableId="1431392417">
     <w:abstractNumId w:val="16"/>
   </w:num>
-  <w:num w:numId="4" w16cid:durableId="233122337">
+  <w:num w:numId="4" w16cid:durableId="1792554306">
     <w:abstractNumId w:val="1"/>
   </w:num>
-  <w:num w:numId="5" w16cid:durableId="2090155290">
+  <w:num w:numId="5" w16cid:durableId="1726487164">
     <w:abstractNumId w:val="11"/>
   </w:num>
-  <w:num w:numId="6" w16cid:durableId="1190073360">
+  <w:num w:numId="6" w16cid:durableId="893783316">
     <w:abstractNumId w:val="7"/>
   </w:num>
-  <w:num w:numId="7" w16cid:durableId="1730763674">
+  <w:num w:numId="7" w16cid:durableId="1964342527">
     <w:abstractNumId w:val="9"/>
   </w:num>
-  <w:num w:numId="8" w16cid:durableId="1641691152">
+  <w:num w:numId="8" w16cid:durableId="512300424">
     <w:abstractNumId w:val="12"/>
   </w:num>
-  <w:num w:numId="9" w16cid:durableId="2022119797">
+  <w:num w:numId="9" w16cid:durableId="1004480784">
     <w:abstractNumId w:val="0"/>
   </w:num>
-  <w:num w:numId="10" w16cid:durableId="1588347143">
+  <w:num w:numId="10" w16cid:durableId="75523389">
     <w:abstractNumId w:val="6"/>
   </w:num>
-  <w:num w:numId="11" w16cid:durableId="1642349792">
+  <w:num w:numId="11" w16cid:durableId="842621978">
     <w:abstractNumId w:val="5"/>
   </w:num>
-  <w:num w:numId="12" w16cid:durableId="389695235">
+  <w:num w:numId="12" w16cid:durableId="381945730">
     <w:abstractNumId w:val="15"/>
   </w:num>
-  <w:num w:numId="13" w16cid:durableId="1939366821">
+  <w:num w:numId="13" w16cid:durableId="1067337647">
     <w:abstractNumId w:val="8"/>
   </w:num>
-  <w:num w:numId="14" w16cid:durableId="1787305644">
+  <w:num w:numId="14" w16cid:durableId="956527151">
     <w:abstractNumId w:val="13"/>
   </w:num>
-  <w:num w:numId="15" w16cid:durableId="1413819163">
+  <w:num w:numId="15" w16cid:durableId="996297990">
     <w:abstractNumId w:val="10"/>
   </w:num>
-  <w:num w:numId="16" w16cid:durableId="1966159431">
+  <w:num w:numId="16" w16cid:durableId="350302658">
     <w:abstractNumId w:val="14"/>
   </w:num>
-  <w:num w:numId="17" w16cid:durableId="207500664">
+  <w:num w:numId="17" w16cid:durableId="413010318">
     <w:abstractNumId w:val="4"/>
   </w:num>
 </w:numbering>
@@ -8416,52 +8819,8 @@
     <w:lsdException w:name="Subtitle" w:qFormat="1"/>
     <w:lsdException w:name="Strong" w:qFormat="1"/>
     <w:lsdException w:name="Emphasis" w:qFormat="1"/>
-    <w:lsdException w:name="Normal Table" w:semiHidden="1" w:unhideWhenUsed="1"/>
     <w:lsdException w:name="No List" w:uiPriority="99"/>
-    <w:lsdException w:name="Table Simple 1" w:semiHidden="1" w:unhideWhenUsed="1"/>
-    <w:lsdException w:name="Table Simple 2" w:semiHidden="1" w:unhideWhenUsed="1"/>
-    <w:lsdException w:name="Table Simple 3" w:semiHidden="1" w:unhideWhenUsed="1"/>
-    <w:lsdException w:name="Table Classic 1" w:semiHidden="1" w:unhideWhenUsed="1"/>
-    <w:lsdException w:name="Table Classic 2" w:semiHidden="1" w:unhideWhenUsed="1"/>
-    <w:lsdException w:name="Table Classic 3" w:semiHidden="1" w:unhideWhenUsed="1"/>
-    <w:lsdException w:name="Table Classic 4" w:semiHidden="1" w:unhideWhenUsed="1"/>
-    <w:lsdException w:name="Table Colorful 1" w:semiHidden="1" w:unhideWhenUsed="1"/>
-    <w:lsdException w:name="Table Colorful 2" w:semiHidden="1" w:unhideWhenUsed="1"/>
-    <w:lsdException w:name="Table Colorful 3" w:semiHidden="1" w:unhideWhenUsed="1"/>
-    <w:lsdException w:name="Table Columns 1" w:semiHidden="1" w:unhideWhenUsed="1"/>
-    <w:lsdException w:name="Table Columns 2" w:semiHidden="1" w:unhideWhenUsed="1"/>
-    <w:lsdException w:name="Table Columns 3" w:semiHidden="1" w:unhideWhenUsed="1"/>
-    <w:lsdException w:name="Table Columns 4" w:semiHidden="1" w:unhideWhenUsed="1"/>
-    <w:lsdException w:name="Table Columns 5" w:semiHidden="1" w:unhideWhenUsed="1"/>
-    <w:lsdException w:name="Table Grid 1" w:semiHidden="1" w:unhideWhenUsed="1"/>
-    <w:lsdException w:name="Table Grid 2" w:semiHidden="1" w:unhideWhenUsed="1"/>
-    <w:lsdException w:name="Table Grid 3" w:semiHidden="1" w:unhideWhenUsed="1"/>
-    <w:lsdException w:name="Table Grid 4" w:semiHidden="1" w:unhideWhenUsed="1"/>
-    <w:lsdException w:name="Table Grid 5" w:semiHidden="1" w:unhideWhenUsed="1"/>
-    <w:lsdException w:name="Table Grid 6" w:semiHidden="1" w:unhideWhenUsed="1"/>
-    <w:lsdException w:name="Table Grid 7" w:semiHidden="1" w:unhideWhenUsed="1"/>
-    <w:lsdException w:name="Table Grid 8" w:semiHidden="1" w:unhideWhenUsed="1"/>
-    <w:lsdException w:name="Table List 1" w:semiHidden="1" w:unhideWhenUsed="1"/>
-    <w:lsdException w:name="Table List 2" w:semiHidden="1" w:unhideWhenUsed="1"/>
-    <w:lsdException w:name="Table List 3" w:semiHidden="1" w:unhideWhenUsed="1"/>
-    <w:lsdException w:name="Table List 4" w:semiHidden="1" w:unhideWhenUsed="1"/>
-    <w:lsdException w:name="Table List 5" w:semiHidden="1" w:unhideWhenUsed="1"/>
-    <w:lsdException w:name="Table List 6" w:semiHidden="1" w:unhideWhenUsed="1"/>
-    <w:lsdException w:name="Table List 7" w:semiHidden="1" w:unhideWhenUsed="1"/>
-    <w:lsdException w:name="Table List 8" w:semiHidden="1" w:unhideWhenUsed="1"/>
-    <w:lsdException w:name="Table 3D effects 1" w:semiHidden="1" w:unhideWhenUsed="1"/>
-    <w:lsdException w:name="Table 3D effects 2" w:semiHidden="1" w:unhideWhenUsed="1"/>
-    <w:lsdException w:name="Table 3D effects 3" w:semiHidden="1" w:unhideWhenUsed="1"/>
-    <w:lsdException w:name="Table Contemporary" w:semiHidden="1" w:unhideWhenUsed="1"/>
-    <w:lsdException w:name="Table Elegant" w:semiHidden="1" w:unhideWhenUsed="1"/>
-    <w:lsdException w:name="Table Professional" w:semiHidden="1" w:unhideWhenUsed="1"/>
-    <w:lsdException w:name="Table Subtle 1" w:semiHidden="1" w:unhideWhenUsed="1"/>
-    <w:lsdException w:name="Table Subtle 2" w:semiHidden="1" w:unhideWhenUsed="1"/>
-    <w:lsdException w:name="Table Web 1" w:semiHidden="1" w:unhideWhenUsed="1"/>
-    <w:lsdException w:name="Table Web 2" w:semiHidden="1" w:unhideWhenUsed="1"/>
-    <w:lsdException w:name="Table Web 3" w:semiHidden="1" w:unhideWhenUsed="1"/>
     <w:lsdException w:name="Balloon Text" w:uiPriority="99"/>
-    <w:lsdException w:name="Table Theme" w:semiHidden="1" w:unhideWhenUsed="1"/>
     <w:lsdException w:name="Placeholder Text" w:semiHidden="1" w:uiPriority="99"/>
     <w:lsdException w:name="No Spacing" w:uiPriority="1" w:qFormat="1"/>
     <w:lsdException w:name="Light Shading" w:uiPriority="60"/>
@@ -8695,7 +9054,7 @@
       <w:textAlignment w:val="baseline"/>
     </w:pPr>
     <w:rPr>
-      <w:lang w:eastAsia="es-ES"/>
+      <w:lang w:val="es-ES_tradnl" w:eastAsia="es-ES"/>
     </w:rPr>
   </w:style>
   <w:style w:type="paragraph" w:styleId="Ttulo2">
@@ -8751,15 +9110,11 @@
   </w:style>
   <w:style w:type="character" w:default="1" w:styleId="Fuentedeprrafopredeter">
     <w:name w:val="Default Paragraph Font"/>
-    <w:uiPriority w:val="1"/>
     <w:semiHidden/>
-    <w:unhideWhenUsed/>
   </w:style>
   <w:style w:type="table" w:default="1" w:styleId="Tablanormal">
     <w:name w:val="Normal Table"/>
-    <w:uiPriority w:val="99"/>
     <w:semiHidden/>
-    <w:unhideWhenUsed/>
     <w:tblPr>
       <w:tblInd w:w="0" w:type="dxa"/>
       <w:tblCellMar>
@@ -8774,7 +9129,6 @@
     <w:name w:val="No List"/>
     <w:uiPriority w:val="99"/>
     <w:semiHidden/>
-    <w:unhideWhenUsed/>
   </w:style>
   <w:style w:type="paragraph" w:styleId="Textoindependiente3">
     <w:name w:val="Body Text 3"/>
@@ -8792,8 +9146,8 @@
       <w:sz w:val="40"/>
     </w:rPr>
   </w:style>
-  <w:style w:type="paragraph" w:customStyle="1" w:styleId="Ttulo31">
-    <w:name w:val="Título 31"/>
+  <w:style w:type="paragraph" w:customStyle="1" w:styleId="Heading3">
+    <w:name w:val="Heading 3"/>
     <w:basedOn w:val="Normal"/>
     <w:rsid w:val="00BE25B6"/>
     <w:pPr>
@@ -8807,8 +9161,8 @@
       <w:sz w:val="24"/>
     </w:rPr>
   </w:style>
-  <w:style w:type="paragraph" w:customStyle="1" w:styleId="Ttulo41">
-    <w:name w:val="Título 41"/>
+  <w:style w:type="paragraph" w:customStyle="1" w:styleId="Heading4">
+    <w:name w:val="Heading 4"/>
     <w:basedOn w:val="Normal"/>
     <w:rsid w:val="00BE25B6"/>
     <w:pPr>
@@ -8838,8 +9192,8 @@
       <w:u w:val="single"/>
     </w:rPr>
   </w:style>
-  <w:style w:type="paragraph" w:customStyle="1" w:styleId="Ttulo21">
-    <w:name w:val="Título 21"/>
+  <w:style w:type="paragraph" w:customStyle="1" w:styleId="Heading2">
+    <w:name w:val="Heading 2"/>
     <w:basedOn w:val="Normal"/>
     <w:rsid w:val="00BE25B6"/>
     <w:pPr>
@@ -8864,8 +9218,8 @@
       <w:spacing w:after="120" w:line="480" w:lineRule="auto"/>
     </w:pPr>
   </w:style>
-  <w:style w:type="paragraph" w:customStyle="1" w:styleId="Ttulo11">
-    <w:name w:val="Título 11"/>
+  <w:style w:type="paragraph" w:customStyle="1" w:styleId="Heading1">
+    <w:name w:val="Heading 1"/>
     <w:basedOn w:val="Normal"/>
     <w:rsid w:val="00BE25B6"/>
     <w:pPr>
@@ -8876,10 +9230,11 @@
     <w:rPr>
       <w:b/>
       <w:sz w:val="24"/>
+      <w:lang w:val="es-MX"/>
     </w:rPr>
   </w:style>
-  <w:style w:type="paragraph" w:customStyle="1" w:styleId="Textoindependiente21">
-    <w:name w:val="Texto independiente 21"/>
+  <w:style w:type="paragraph" w:customStyle="1" w:styleId="BodyText2">
+    <w:name w:val="Body Text 2"/>
     <w:basedOn w:val="Normal"/>
     <w:rsid w:val="00BE25B6"/>
     <w:pPr>
@@ -8895,8 +9250,8 @@
       <w:sz w:val="24"/>
     </w:rPr>
   </w:style>
-  <w:style w:type="paragraph" w:customStyle="1" w:styleId="Textoindependiente31">
-    <w:name w:val="Texto independiente 31"/>
+  <w:style w:type="paragraph" w:customStyle="1" w:styleId="BodyText3">
+    <w:name w:val="Body Text 3"/>
     <w:basedOn w:val="Normal"/>
     <w:rsid w:val="00BE25B6"/>
     <w:pPr>
@@ -8925,7 +9280,7 @@
       <w:rFonts w:ascii="Arial" w:hAnsi="Arial"/>
       <w:sz w:val="18"/>
       <w:szCs w:val="18"/>
-      <w:lang w:eastAsia="es-MX"/>
+      <w:lang w:val="es-MX" w:eastAsia="es-MX"/>
     </w:rPr>
   </w:style>
   <w:style w:type="paragraph" w:customStyle="1" w:styleId="ROMANOS">
@@ -8950,7 +9305,7 @@
       <w:rFonts w:ascii="Arial" w:hAnsi="Arial" w:cs="Arial"/>
       <w:sz w:val="18"/>
       <w:szCs w:val="18"/>
-      <w:lang w:eastAsia="es-MX"/>
+      <w:lang w:val="es-MX" w:eastAsia="es-MX"/>
     </w:rPr>
   </w:style>
   <w:style w:type="character" w:customStyle="1" w:styleId="ROMANOSCar">
@@ -8986,7 +9341,7 @@
       <w:rFonts w:ascii="Arial" w:hAnsi="Arial" w:cs="Arial"/>
       <w:sz w:val="18"/>
       <w:szCs w:val="18"/>
-      <w:lang w:eastAsia="es-MX"/>
+      <w:lang w:val="es-MX" w:eastAsia="es-MX"/>
     </w:rPr>
   </w:style>
   <w:style w:type="character" w:customStyle="1" w:styleId="INCISOCar">
@@ -9017,7 +9372,7 @@
       <w:b/>
       <w:sz w:val="18"/>
       <w:szCs w:val="18"/>
-      <w:lang w:eastAsia="es-MX"/>
+      <w:lang w:val="es-MX" w:eastAsia="es-MX"/>
     </w:rPr>
   </w:style>
   <w:style w:type="character" w:customStyle="1" w:styleId="TextoCar">
@@ -9329,7 +9684,7 @@
     <w:rPr>
       <w:sz w:val="24"/>
       <w:szCs w:val="24"/>
-      <w:lang w:eastAsia="es-MX"/>
+      <w:lang w:val="es-MX" w:eastAsia="es-MX"/>
     </w:rPr>
   </w:style>
   <w:style w:type="character" w:customStyle="1" w:styleId="CharacterStyle2">
@@ -9362,34 +9717,6 @@
     </w:pPr>
     <w:rPr>
       <w:lang w:val="en-US" w:eastAsia="es-MX"/>
-    </w:rPr>
-  </w:style>
-  <w:style w:type="paragraph" w:styleId="Asuntodelcomentario">
-    <w:name w:val="annotation subject"/>
-    <w:basedOn w:val="Textocomentario"/>
-    <w:next w:val="Textocomentario"/>
-    <w:link w:val="AsuntodelcomentarioCar"/>
-    <w:rsid w:val="0053221D"/>
-    <w:rPr>
-      <w:rFonts w:ascii="Times New Roman" w:hAnsi="Times New Roman"/>
-      <w:b/>
-      <w:bCs/>
-      <w:sz w:val="20"/>
-      <w:szCs w:val="20"/>
-      <w:lang w:val="es-MX"/>
-    </w:rPr>
-  </w:style>
-  <w:style w:type="character" w:customStyle="1" w:styleId="AsuntodelcomentarioCar">
-    <w:name w:val="Asunto del comentario Car"/>
-    <w:link w:val="Asuntodelcomentario"/>
-    <w:rsid w:val="0053221D"/>
-    <w:rPr>
-      <w:rFonts w:ascii="Arial" w:hAnsi="Arial" w:cs="Arial"/>
-      <w:b/>
-      <w:bCs/>
-      <w:sz w:val="24"/>
-      <w:szCs w:val="24"/>
-      <w:lang w:eastAsia="es-ES"/>
     </w:rPr>
   </w:style>
 </w:styles>

--- a/backend/templates/plantilla_manera2.docx
+++ b/backend/templates/plantilla_manera2.docx
@@ -123,8 +123,8 @@
         </w:rPr>
         <w:t>VOLUMEN NÚMERO</w:t>
       </w:r>
-      <w:bookmarkStart w:id="0" w:name="_Hlk25759886"/>
-      <w:bookmarkStart w:id="1" w:name="_Hlk30500945"/>
+      <w:bookmarkStart w:id="0" w:name="_Hlk30500945"/>
+      <w:bookmarkStart w:id="1" w:name="_Hlk25759886"/>
       <w:r>
         <w:rPr>
           <w:rFonts w:ascii="Arial" w:hAnsi="Arial" w:cs="Arial"/>
@@ -235,62 +235,62 @@
         </w:rPr>
         <w:t>/</w:t>
       </w:r>
+      <w:bookmarkEnd w:id="0"/>
+      <w:r>
+        <w:rPr>
+          <w:rFonts w:ascii="Arial" w:hAnsi="Arial" w:cs="Arial"/>
+          <w:sz w:val="14"/>
+          <w:szCs w:val="14"/>
+          <w:lang w:val="pt-PT"/>
+        </w:rPr>
+        <w:t>JCOR</w:t>
+      </w:r>
+      <w:r>
+        <w:rPr>
+          <w:rFonts w:ascii="Arial" w:hAnsi="Arial" w:cs="Arial"/>
+          <w:sz w:val="14"/>
+          <w:szCs w:val="14"/>
+          <w:lang w:val="pt-PT"/>
+        </w:rPr>
+        <w:t>/</w:t>
+      </w:r>
+      <w:r>
+        <w:rPr>
+          <w:rFonts w:ascii="Arial" w:hAnsi="Arial" w:cs="Arial"/>
+          <w:sz w:val="14"/>
+          <w:szCs w:val="14"/>
+          <w:lang w:val="pt-PT"/>
+        </w:rPr>
+        <w:t xml:space="preserve">    </w:t>
+      </w:r>
+      <w:r>
+        <w:rPr>
+          <w:rFonts w:ascii="Arial" w:hAnsi="Arial" w:cs="Arial"/>
+          <w:sz w:val="14"/>
+          <w:szCs w:val="14"/>
+          <w:lang w:val="pt-PT"/>
+        </w:rPr>
+        <w:t>/</w:t>
+      </w:r>
+      <w:r>
+        <w:rPr>
+          <w:rFonts w:ascii="Arial" w:hAnsi="Arial" w:cs="Arial"/>
+          <w:sz w:val="14"/>
+          <w:szCs w:val="14"/>
+          <w:lang w:val="pt-PT"/>
+        </w:rPr>
+        <w:t xml:space="preserve">    </w:t>
+      </w:r>
+      <w:r>
+        <w:rPr>
+          <w:rFonts w:ascii="Arial" w:hAnsi="Arial" w:cs="Arial"/>
+          <w:sz w:val="14"/>
+          <w:szCs w:val="14"/>
+          <w:lang w:val="pt-PT"/>
+        </w:rPr>
+        <w:t xml:space="preserve">/    </w:t>
+      </w:r>
       <w:bookmarkEnd w:id="1"/>
-      <w:r>
-        <w:rPr>
-          <w:rFonts w:ascii="Arial" w:hAnsi="Arial" w:cs="Arial"/>
-          <w:sz w:val="14"/>
-          <w:szCs w:val="14"/>
-          <w:lang w:val="pt-PT"/>
-        </w:rPr>
-        <w:t>JCOR</w:t>
-      </w:r>
-      <w:r>
-        <w:rPr>
-          <w:rFonts w:ascii="Arial" w:hAnsi="Arial" w:cs="Arial"/>
-          <w:sz w:val="14"/>
-          <w:szCs w:val="14"/>
-          <w:lang w:val="pt-PT"/>
-        </w:rPr>
-        <w:t>/</w:t>
-      </w:r>
-      <w:r>
-        <w:rPr>
-          <w:rFonts w:ascii="Arial" w:hAnsi="Arial" w:cs="Arial"/>
-          <w:sz w:val="14"/>
-          <w:szCs w:val="14"/>
-          <w:lang w:val="pt-PT"/>
-        </w:rPr>
-        <w:t xml:space="preserve">    </w:t>
-      </w:r>
-      <w:r>
-        <w:rPr>
-          <w:rFonts w:ascii="Arial" w:hAnsi="Arial" w:cs="Arial"/>
-          <w:sz w:val="14"/>
-          <w:szCs w:val="14"/>
-          <w:lang w:val="pt-PT"/>
-        </w:rPr>
-        <w:t>/</w:t>
-      </w:r>
-      <w:r>
-        <w:rPr>
-          <w:rFonts w:ascii="Arial" w:hAnsi="Arial" w:cs="Arial"/>
-          <w:sz w:val="14"/>
-          <w:szCs w:val="14"/>
-          <w:lang w:val="pt-PT"/>
-        </w:rPr>
-        <w:t xml:space="preserve">    </w:t>
-      </w:r>
-      <w:r>
-        <w:rPr>
-          <w:rFonts w:ascii="Arial" w:hAnsi="Arial" w:cs="Arial"/>
-          <w:sz w:val="14"/>
-          <w:szCs w:val="14"/>
-          <w:lang w:val="pt-PT"/>
-        </w:rPr>
-        <w:t xml:space="preserve">/    </w:t>
-      </w:r>
-      <w:bookmarkEnd w:id="0"/>
       <w:r>
         <w:rPr>
           <w:rFonts w:ascii="Arial" w:hAnsi="Arial" w:cs="Arial"/>
@@ -356,8 +356,8 @@
         </w:rPr>
         <w:tab/>
       </w:r>
-      <w:bookmarkStart w:id="2" w:name="_Hlk15562154"/>
-      <w:bookmarkStart w:id="3" w:name="_Hlk43303158"/>
+      <w:bookmarkStart w:id="2" w:name="_Hlk43303158"/>
+      <w:bookmarkStart w:id="3" w:name="_Hlk15562154"/>
     </w:p>
     <w:p>
       <w:pPr>
@@ -549,14 +549,12 @@
         </w:rPr>
         <w:t xml:space="preserve">A FAVOR DE LA SEÑORA </w:t>
       </w:r>
-      <w:proofErr w:type="gramStart"/>
-      <w:r>
-        <w:rPr>
-          <w:rFonts w:ascii="Arial" w:hAnsi="Arial" w:cs="Arial"/>
-          <w:b/>
-          <w:sz w:val="14"/>
-          <w:szCs w:val="14"/>
-          <w:highlight w:val="yellow"/>
+      <w:r>
+        <w:rPr>
+          <w:rFonts w:ascii="Arial" w:hAnsi="Arial" w:cs="Arial"/>
+          <w:b/>
+          <w:sz w:val="14"/>
+          <w:szCs w:val="14"/>
           <w:lang w:val="es-MX"/>
         </w:rPr>
         <w:t xml:space="preserve">{{ </w:t>
@@ -568,66 +566,27 @@
           <w:b/>
           <w:sz w:val="14"/>
           <w:szCs w:val="14"/>
-          <w:highlight w:val="yellow"/>
           <w:lang w:val="es-MX"/>
         </w:rPr>
-        <w:t>nombre</w:t>
-      </w:r>
-      <w:proofErr w:type="gramEnd"/>
-      <w:r>
-        <w:rPr>
-          <w:rFonts w:ascii="Arial" w:hAnsi="Arial" w:cs="Arial"/>
-          <w:b/>
-          <w:sz w:val="14"/>
-          <w:szCs w:val="14"/>
-          <w:highlight w:val="yellow"/>
+        <w:t>nombre_acreditado</w:t>
+      </w:r>
+      <w:proofErr w:type="spellEnd"/>
+      <w:r>
+        <w:rPr>
+          <w:rFonts w:ascii="Arial" w:hAnsi="Arial" w:cs="Arial"/>
+          <w:b/>
+          <w:sz w:val="14"/>
+          <w:szCs w:val="14"/>
           <w:lang w:val="es-MX"/>
         </w:rPr>
-        <w:t>_</w:t>
-      </w:r>
-      <w:proofErr w:type="gramStart"/>
-      <w:r>
-        <w:rPr>
-          <w:rFonts w:ascii="Arial" w:hAnsi="Arial" w:cs="Arial"/>
-          <w:b/>
-          <w:sz w:val="14"/>
-          <w:szCs w:val="14"/>
-          <w:highlight w:val="yellow"/>
-          <w:lang w:val="es-MX"/>
-        </w:rPr>
-        <w:t>acreditado</w:t>
-      </w:r>
-      <w:proofErr w:type="spellEnd"/>
-      <w:r>
-        <w:rPr>
-          <w:rFonts w:ascii="Arial" w:hAnsi="Arial" w:cs="Arial"/>
-          <w:b/>
-          <w:sz w:val="14"/>
-          <w:szCs w:val="14"/>
-          <w:highlight w:val="yellow"/>
-          <w:lang w:val="es-MX"/>
-        </w:rPr>
-        <w:t xml:space="preserve"> }</w:t>
-      </w:r>
-      <w:proofErr w:type="gramEnd"/>
-      <w:r>
-        <w:rPr>
-          <w:rFonts w:ascii="Arial" w:hAnsi="Arial" w:cs="Arial"/>
-          <w:b/>
-          <w:sz w:val="14"/>
-          <w:szCs w:val="14"/>
-          <w:highlight w:val="yellow"/>
-          <w:lang w:val="es-MX"/>
-        </w:rPr>
-        <w:t>}</w:t>
-      </w:r>
-      <w:r>
-        <w:rPr>
-          <w:rFonts w:ascii="Arial" w:hAnsi="Arial" w:cs="Arial"/>
-          <w:b/>
-          <w:sz w:val="14"/>
-          <w:szCs w:val="14"/>
-          <w:lang w:val="es-MX"/>
+        <w:t xml:space="preserve"> }}</w:t>
+      </w:r>
+      <w:r>
+        <w:rPr>
+          <w:rFonts w:ascii="Arial" w:hAnsi="Arial" w:cs="Arial"/>
+          <w:bCs/>
+          <w:sz w:val="14"/>
+          <w:szCs w:val="14"/>
         </w:rPr>
         <w:t xml:space="preserve"> </w:t>
       </w:r>
@@ -638,15 +597,6 @@
           <w:sz w:val="14"/>
           <w:szCs w:val="14"/>
         </w:rPr>
-        <w:t xml:space="preserve"> </w:t>
-      </w:r>
-      <w:r>
-        <w:rPr>
-          <w:rFonts w:ascii="Arial" w:hAnsi="Arial" w:cs="Arial"/>
-          <w:bCs/>
-          <w:sz w:val="14"/>
-          <w:szCs w:val="14"/>
-        </w:rPr>
         <w:t>EN LO SUCESIVO “</w:t>
       </w:r>
       <w:r>
@@ -705,7 +655,7 @@
         </w:rPr>
         <w:tab/>
       </w:r>
-      <w:bookmarkEnd w:id="3"/>
+      <w:bookmarkEnd w:id="2"/>
     </w:p>
     <w:p>
       <w:pPr>
@@ -970,7 +920,7 @@
         <w:t>--------------------------------------------------------------------------------------------------------------------------------------------------------------------------------------</w:t>
       </w:r>
     </w:p>
-    <w:bookmarkEnd w:id="2"/>
+    <w:bookmarkEnd w:id="3"/>
     <w:p>
       <w:pPr>
         <w:pStyle w:val="Sinespaciado"/>
@@ -1394,7 +1344,6 @@
         </w:rPr>
         <w:t xml:space="preserve">OTORGAMIENTO DE CRÉDITO Y CONSTITUCIÓN DE GARANTÍA </w:t>
       </w:r>
-      <w:proofErr w:type="gramStart"/>
       <w:r>
         <w:rPr>
           <w:rFonts w:ascii="Arial" w:eastAsia="Batang" w:hAnsi="Arial" w:cs="Arial"/>
@@ -1412,18 +1361,8 @@
           <w:sz w:val="14"/>
           <w:szCs w:val="14"/>
         </w:rPr>
-        <w:t>.</w:t>
-      </w:r>
-      <w:r>
-        <w:rPr>
-          <w:rFonts w:ascii="Arial" w:eastAsia="Batang" w:hAnsi="Arial" w:cs="Arial"/>
-          <w:b/>
-          <w:sz w:val="14"/>
-          <w:szCs w:val="14"/>
-        </w:rPr>
-        <w:t>-</w:t>
-      </w:r>
-      <w:proofErr w:type="gramEnd"/>
+        <w:t>. -</w:t>
+      </w:r>
       <w:r>
         <w:rPr>
           <w:rFonts w:ascii="Arial" w:eastAsia="Batang" w:hAnsi="Arial" w:cs="Arial"/>
@@ -1473,13 +1412,13 @@
         </w:rPr>
         <w:t xml:space="preserve"> </w:t>
       </w:r>
-      <w:proofErr w:type="gramStart"/>
-      <w:r>
-        <w:rPr>
-          <w:rFonts w:ascii="Arial" w:eastAsia="Batang" w:hAnsi="Arial" w:cs="Arial"/>
-          <w:sz w:val="14"/>
-          <w:szCs w:val="14"/>
-          <w:highlight w:val="yellow"/>
+      <w:r>
+        <w:rPr>
+          <w:rFonts w:ascii="Arial" w:eastAsia="Batang" w:hAnsi="Arial" w:cs="Arial"/>
+          <w:b/>
+          <w:bCs/>
+          <w:sz w:val="14"/>
+          <w:szCs w:val="14"/>
           <w:lang w:val="es-MX"/>
         </w:rPr>
         <w:t xml:space="preserve">{{ </w:t>
@@ -1488,56 +1427,420 @@
       <w:r>
         <w:rPr>
           <w:rFonts w:ascii="Arial" w:eastAsia="Batang" w:hAnsi="Arial" w:cs="Arial"/>
-          <w:sz w:val="14"/>
-          <w:szCs w:val="14"/>
-          <w:highlight w:val="yellow"/>
+          <w:b/>
+          <w:bCs/>
+          <w:sz w:val="14"/>
+          <w:szCs w:val="14"/>
           <w:lang w:val="es-MX"/>
         </w:rPr>
-        <w:t>numero</w:t>
-      </w:r>
-      <w:proofErr w:type="gramEnd"/>
-      <w:r>
-        <w:rPr>
-          <w:rFonts w:ascii="Arial" w:eastAsia="Batang" w:hAnsi="Arial" w:cs="Arial"/>
-          <w:sz w:val="14"/>
-          <w:szCs w:val="14"/>
-          <w:highlight w:val="yellow"/>
+        <w:t>numero_carta</w:t>
+      </w:r>
+      <w:proofErr w:type="spellEnd"/>
+      <w:r>
+        <w:rPr>
+          <w:rFonts w:ascii="Arial" w:eastAsia="Batang" w:hAnsi="Arial" w:cs="Arial"/>
+          <w:b/>
+          <w:bCs/>
+          <w:sz w:val="14"/>
+          <w:szCs w:val="14"/>
           <w:lang w:val="es-MX"/>
         </w:rPr>
-        <w:t>_</w:t>
-      </w:r>
-      <w:proofErr w:type="gramStart"/>
-      <w:r>
-        <w:rPr>
-          <w:rFonts w:ascii="Arial" w:eastAsia="Batang" w:hAnsi="Arial" w:cs="Arial"/>
-          <w:sz w:val="14"/>
-          <w:szCs w:val="14"/>
-          <w:highlight w:val="yellow"/>
+        <w:t xml:space="preserve"> }}</w:t>
+      </w:r>
+      <w:r>
+        <w:rPr>
+          <w:rFonts w:ascii="Arial" w:eastAsia="Batang" w:hAnsi="Arial" w:cs="Arial"/>
+          <w:sz w:val="14"/>
+          <w:szCs w:val="14"/>
+        </w:rPr>
+        <w:t xml:space="preserve"> </w:t>
+      </w:r>
+      <w:r>
+        <w:rPr>
+          <w:rFonts w:ascii="Arial" w:eastAsia="Batang" w:hAnsi="Arial" w:cs="Arial"/>
+          <w:sz w:val="14"/>
+          <w:szCs w:val="14"/>
+        </w:rPr>
+        <w:t>,</w:t>
+      </w:r>
+      <w:r>
+        <w:rPr>
+          <w:rFonts w:ascii="Arial" w:eastAsia="Batang" w:hAnsi="Arial" w:cs="Arial"/>
+          <w:sz w:val="14"/>
+          <w:szCs w:val="14"/>
+        </w:rPr>
+        <w:t xml:space="preserve"> </w:t>
+      </w:r>
+      <w:r>
+        <w:rPr>
+          <w:rFonts w:ascii="Arial" w:eastAsia="Batang" w:hAnsi="Arial" w:cs="Arial"/>
+          <w:sz w:val="14"/>
+          <w:szCs w:val="14"/>
+        </w:rPr>
+        <w:t>de fecha</w:t>
+      </w:r>
+      <w:r>
+        <w:rPr>
+          <w:rFonts w:ascii="Arial" w:eastAsia="Batang" w:hAnsi="Arial" w:cs="Arial"/>
+          <w:sz w:val="14"/>
+          <w:szCs w:val="14"/>
+        </w:rPr>
+        <w:t xml:space="preserve"> </w:t>
+      </w:r>
+      <w:r>
+        <w:rPr>
+          <w:rFonts w:ascii="Arial" w:eastAsia="Batang" w:hAnsi="Arial" w:cs="Arial"/>
+          <w:sz w:val="14"/>
+          <w:szCs w:val="14"/>
           <w:lang w:val="es-MX"/>
         </w:rPr>
-        <w:t>carta</w:t>
+        <w:t>{{ fecha }}</w:t>
+      </w:r>
+      <w:r>
+        <w:rPr>
+          <w:rFonts w:ascii="Arial" w:eastAsia="Batang" w:hAnsi="Arial" w:cs="Arial"/>
+          <w:sz w:val="14"/>
+          <w:szCs w:val="14"/>
+        </w:rPr>
+        <w:t>,</w:t>
+      </w:r>
+      <w:bookmarkStart w:id="4" w:name="_Hlk150194100"/>
+      <w:r>
+        <w:rPr>
+          <w:rFonts w:ascii="Arial" w:eastAsia="Batang" w:hAnsi="Arial" w:cs="Arial"/>
+          <w:sz w:val="14"/>
+          <w:szCs w:val="14"/>
+        </w:rPr>
+        <w:t xml:space="preserve"> </w:t>
+      </w:r>
+      <w:r>
+        <w:rPr>
+          <w:rFonts w:ascii="Arial" w:eastAsia="Batang" w:hAnsi="Arial" w:cs="Arial"/>
+          <w:sz w:val="14"/>
+          <w:szCs w:val="14"/>
+          <w:lang w:val="es-ES"/>
+        </w:rPr>
+        <w:t>otorgado ante</w:t>
+      </w:r>
+      <w:bookmarkEnd w:id="4"/>
+      <w:r>
+        <w:rPr>
+          <w:rFonts w:ascii="Arial" w:eastAsia="Batang" w:hAnsi="Arial" w:cs="Arial"/>
+          <w:sz w:val="14"/>
+          <w:szCs w:val="14"/>
+          <w:lang w:val="es-ES"/>
+        </w:rPr>
+        <w:t xml:space="preserve"> la fe del Licenciado</w:t>
+      </w:r>
+      <w:r>
+        <w:rPr>
+          <w:rFonts w:ascii="Arial" w:eastAsia="Batang" w:hAnsi="Arial" w:cs="Arial"/>
+          <w:sz w:val="14"/>
+          <w:szCs w:val="14"/>
+          <w:lang w:val="es-ES"/>
+        </w:rPr>
+        <w:t xml:space="preserve"> </w:t>
+      </w:r>
+      <w:r>
+        <w:rPr>
+          <w:rFonts w:ascii="Arial" w:eastAsia="Batang" w:hAnsi="Arial" w:cs="Arial"/>
+          <w:bCs/>
+          <w:sz w:val="14"/>
+          <w:szCs w:val="14"/>
+          <w:lang w:val="es-MX"/>
+        </w:rPr>
+        <w:t xml:space="preserve">{{ </w:t>
+      </w:r>
+      <w:proofErr w:type="spellStart"/>
+      <w:r>
+        <w:rPr>
+          <w:rFonts w:ascii="Arial" w:eastAsia="Batang" w:hAnsi="Arial" w:cs="Arial"/>
+          <w:bCs/>
+          <w:sz w:val="14"/>
+          <w:szCs w:val="14"/>
+          <w:lang w:val="es-MX"/>
+        </w:rPr>
+        <w:t>nombre_notario</w:t>
       </w:r>
       <w:proofErr w:type="spellEnd"/>
       <w:r>
         <w:rPr>
           <w:rFonts w:ascii="Arial" w:eastAsia="Batang" w:hAnsi="Arial" w:cs="Arial"/>
-          <w:sz w:val="14"/>
-          <w:szCs w:val="14"/>
-          <w:highlight w:val="yellow"/>
+          <w:bCs/>
+          <w:sz w:val="14"/>
+          <w:szCs w:val="14"/>
           <w:lang w:val="es-MX"/>
         </w:rPr>
-        <w:t xml:space="preserve"> }</w:t>
-      </w:r>
-      <w:proofErr w:type="gramEnd"/>
-      <w:r>
-        <w:rPr>
-          <w:rFonts w:ascii="Arial" w:eastAsia="Batang" w:hAnsi="Arial" w:cs="Arial"/>
-          <w:sz w:val="14"/>
-          <w:szCs w:val="14"/>
-          <w:highlight w:val="yellow"/>
+        <w:t xml:space="preserve"> }}</w:t>
+      </w:r>
+      <w:r>
+        <w:rPr>
+          <w:rFonts w:ascii="Arial" w:eastAsia="Batang" w:hAnsi="Arial" w:cs="Arial"/>
+          <w:sz w:val="14"/>
+          <w:szCs w:val="14"/>
+        </w:rPr>
+        <w:t>,</w:t>
+      </w:r>
+      <w:r>
+        <w:rPr>
+          <w:rFonts w:ascii="Arial" w:eastAsia="Batang" w:hAnsi="Arial" w:cs="Arial"/>
+          <w:sz w:val="14"/>
+          <w:szCs w:val="14"/>
+        </w:rPr>
+        <w:t xml:space="preserve"> </w:t>
+      </w:r>
+      <w:r>
+        <w:rPr>
+          <w:rFonts w:ascii="Arial" w:eastAsia="Batang" w:hAnsi="Arial" w:cs="Arial"/>
+          <w:sz w:val="14"/>
+          <w:szCs w:val="14"/>
+        </w:rPr>
+        <w:t xml:space="preserve">se hizo constar </w:t>
+      </w:r>
+      <w:r>
+        <w:rPr>
+          <w:rFonts w:ascii="Arial" w:eastAsia="Batang" w:hAnsi="Arial" w:cs="Arial"/>
+          <w:sz w:val="14"/>
+          <w:szCs w:val="14"/>
+        </w:rPr>
+        <w:t>entre otros actos</w:t>
+      </w:r>
+      <w:r>
+        <w:rPr>
+          <w:rFonts w:ascii="Arial" w:eastAsia="Batang" w:hAnsi="Arial" w:cs="Arial"/>
+          <w:sz w:val="14"/>
+          <w:szCs w:val="14"/>
+        </w:rPr>
+        <w:t>,</w:t>
+      </w:r>
+      <w:r>
+        <w:rPr>
+          <w:rFonts w:ascii="Arial" w:eastAsia="Batang" w:hAnsi="Arial" w:cs="Arial"/>
+          <w:sz w:val="14"/>
+          <w:szCs w:val="14"/>
+        </w:rPr>
+        <w:t xml:space="preserve"> </w:t>
+      </w:r>
+      <w:r>
+        <w:rPr>
+          <w:rFonts w:ascii="Arial" w:eastAsia="Batang" w:hAnsi="Arial" w:cs="Arial"/>
+          <w:bCs/>
+          <w:sz w:val="14"/>
+          <w:szCs w:val="14"/>
+        </w:rPr>
+        <w:t xml:space="preserve">el </w:t>
+      </w:r>
+      <w:r>
+        <w:rPr>
+          <w:rFonts w:ascii="Arial" w:eastAsia="Batang" w:hAnsi="Arial" w:cs="Arial"/>
+          <w:bCs/>
+          <w:sz w:val="14"/>
+          <w:szCs w:val="14"/>
+        </w:rPr>
+        <w:t>otorgamiento de crédito y constitución de garantía hipotecaria</w:t>
+      </w:r>
+      <w:r>
+        <w:rPr>
+          <w:rFonts w:ascii="Arial" w:eastAsia="Batang" w:hAnsi="Arial" w:cs="Arial"/>
+          <w:bCs/>
+          <w:sz w:val="14"/>
+          <w:szCs w:val="14"/>
+        </w:rPr>
+        <w:t>,</w:t>
+      </w:r>
+      <w:r>
+        <w:rPr>
+          <w:rFonts w:ascii="Arial" w:eastAsia="Batang" w:hAnsi="Arial" w:cs="Arial"/>
+          <w:b/>
+          <w:sz w:val="14"/>
+          <w:szCs w:val="14"/>
+        </w:rPr>
+        <w:t xml:space="preserve"> </w:t>
+      </w:r>
+      <w:r>
+        <w:rPr>
+          <w:rFonts w:ascii="Arial" w:eastAsia="Batang" w:hAnsi="Arial" w:cs="Arial"/>
+          <w:sz w:val="14"/>
+          <w:szCs w:val="14"/>
+        </w:rPr>
+        <w:t>por medio del cual</w:t>
+      </w:r>
+      <w:r>
+        <w:rPr>
+          <w:rFonts w:ascii="Arial" w:eastAsia="Batang" w:hAnsi="Arial" w:cs="Arial"/>
+          <w:sz w:val="14"/>
+          <w:szCs w:val="14"/>
+        </w:rPr>
+        <w:t xml:space="preserve"> el</w:t>
+      </w:r>
+      <w:r>
+        <w:rPr>
+          <w:rFonts w:ascii="Arial" w:eastAsia="Batang" w:hAnsi="Arial" w:cs="Arial"/>
+          <w:sz w:val="14"/>
+          <w:szCs w:val="14"/>
+        </w:rPr>
+        <w:t xml:space="preserve"> </w:t>
+      </w:r>
+      <w:r>
+        <w:rPr>
+          <w:rFonts w:ascii="Arial" w:eastAsia="Batang" w:hAnsi="Arial" w:cs="Arial"/>
+          <w:b/>
+          <w:sz w:val="14"/>
+          <w:szCs w:val="14"/>
+        </w:rPr>
+        <w:t xml:space="preserve">INSTITUTO DEL FONDO NACIONAL </w:t>
+      </w:r>
+      <w:r>
+        <w:rPr>
+          <w:rFonts w:ascii="Arial" w:eastAsia="Batang" w:hAnsi="Arial" w:cs="Arial"/>
+          <w:b/>
+          <w:sz w:val="14"/>
+          <w:szCs w:val="14"/>
+        </w:rPr>
+        <w:t xml:space="preserve">DE LA VIVIENDA </w:t>
+      </w:r>
+      <w:r>
+        <w:rPr>
+          <w:rFonts w:ascii="Arial" w:eastAsia="Batang" w:hAnsi="Arial" w:cs="Arial"/>
+          <w:b/>
+          <w:sz w:val="14"/>
+          <w:szCs w:val="14"/>
+        </w:rPr>
+        <w:t>PARA LOS TRABAJADORES</w:t>
+      </w:r>
+      <w:r>
+        <w:rPr>
+          <w:rFonts w:ascii="Arial" w:eastAsia="Batang" w:hAnsi="Arial" w:cs="Arial"/>
+          <w:sz w:val="14"/>
+          <w:szCs w:val="14"/>
+        </w:rPr>
+        <w:t>,</w:t>
+      </w:r>
+      <w:r>
+        <w:rPr>
+          <w:rFonts w:ascii="Arial" w:eastAsia="Batang" w:hAnsi="Arial" w:cs="Arial"/>
+          <w:b/>
+          <w:sz w:val="14"/>
+          <w:szCs w:val="14"/>
+        </w:rPr>
+        <w:t xml:space="preserve"> </w:t>
+      </w:r>
+      <w:r>
+        <w:rPr>
+          <w:rFonts w:ascii="Arial" w:eastAsia="Batang" w:hAnsi="Arial" w:cs="Arial"/>
+          <w:sz w:val="14"/>
+          <w:szCs w:val="14"/>
+        </w:rPr>
+        <w:t>otorg</w:t>
+      </w:r>
+      <w:r>
+        <w:rPr>
+          <w:rFonts w:ascii="Arial" w:eastAsia="Batang" w:hAnsi="Arial" w:cs="Arial"/>
+          <w:sz w:val="14"/>
+          <w:szCs w:val="14"/>
+        </w:rPr>
+        <w:t>ó</w:t>
+      </w:r>
+      <w:r>
+        <w:rPr>
+          <w:rFonts w:ascii="Arial" w:eastAsia="Batang" w:hAnsi="Arial" w:cs="Arial"/>
+          <w:sz w:val="14"/>
+          <w:szCs w:val="14"/>
+        </w:rPr>
+        <w:t xml:space="preserve"> </w:t>
+      </w:r>
+      <w:r>
+        <w:rPr>
+          <w:rFonts w:ascii="Arial" w:eastAsia="Batang" w:hAnsi="Arial" w:cs="Arial"/>
+          <w:sz w:val="14"/>
+          <w:szCs w:val="14"/>
+        </w:rPr>
+        <w:t xml:space="preserve">a la </w:t>
+      </w:r>
+      <w:r>
+        <w:rPr>
+          <w:rFonts w:ascii="Arial" w:eastAsia="Batang" w:hAnsi="Arial" w:cs="Arial"/>
+          <w:sz w:val="14"/>
+          <w:szCs w:val="14"/>
+        </w:rPr>
+        <w:t>señor</w:t>
+      </w:r>
+      <w:r>
+        <w:rPr>
+          <w:rFonts w:ascii="Arial" w:eastAsia="Batang" w:hAnsi="Arial" w:cs="Arial"/>
+          <w:sz w:val="14"/>
+          <w:szCs w:val="14"/>
+        </w:rPr>
+        <w:t>a</w:t>
+      </w:r>
+      <w:r>
+        <w:rPr>
+          <w:rFonts w:ascii="Arial" w:hAnsi="Arial" w:cs="Arial"/>
+          <w:b/>
+          <w:bCs/>
+          <w:sz w:val="14"/>
+          <w:szCs w:val="14"/>
+          <w:lang w:val="es-ES"/>
+        </w:rPr>
+        <w:t xml:space="preserve"> </w:t>
+      </w:r>
+      <w:r>
+        <w:rPr>
+          <w:rFonts w:ascii="Arial" w:hAnsi="Arial" w:cs="Arial"/>
+          <w:b/>
+          <w:sz w:val="14"/>
+          <w:szCs w:val="14"/>
           <w:lang w:val="es-MX"/>
         </w:rPr>
-        <w:t>}</w:t>
+        <w:t xml:space="preserve">{{ </w:t>
+      </w:r>
+      <w:proofErr w:type="spellStart"/>
+      <w:r>
+        <w:rPr>
+          <w:rFonts w:ascii="Arial" w:hAnsi="Arial" w:cs="Arial"/>
+          <w:b/>
+          <w:sz w:val="14"/>
+          <w:szCs w:val="14"/>
+          <w:lang w:val="es-MX"/>
+        </w:rPr>
+        <w:t>nombre_acreditado</w:t>
+      </w:r>
+      <w:proofErr w:type="spellEnd"/>
+      <w:r>
+        <w:rPr>
+          <w:rFonts w:ascii="Arial" w:hAnsi="Arial" w:cs="Arial"/>
+          <w:b/>
+          <w:sz w:val="14"/>
+          <w:szCs w:val="14"/>
+          <w:lang w:val="es-MX"/>
+        </w:rPr>
+        <w:t xml:space="preserve"> }}</w:t>
+      </w:r>
+      <w:r>
+        <w:rPr>
+          <w:rFonts w:ascii="Arial" w:hAnsi="Arial" w:cs="Arial"/>
+          <w:bCs/>
+          <w:sz w:val="14"/>
+          <w:szCs w:val="14"/>
+        </w:rPr>
+        <w:t xml:space="preserve">, </w:t>
+      </w:r>
+      <w:r>
+        <w:rPr>
+          <w:rFonts w:ascii="Arial" w:eastAsia="Batang" w:hAnsi="Arial" w:cs="Arial"/>
+          <w:bCs/>
+          <w:sz w:val="14"/>
+          <w:szCs w:val="14"/>
+        </w:rPr>
+        <w:t xml:space="preserve">un crédito </w:t>
+      </w:r>
+      <w:r>
+        <w:rPr>
+          <w:rFonts w:ascii="Arial" w:eastAsia="Batang" w:hAnsi="Arial" w:cs="Arial"/>
+          <w:sz w:val="14"/>
+          <w:szCs w:val="14"/>
+        </w:rPr>
+        <w:t>hasta</w:t>
       </w:r>
       <w:r>
         <w:rPr>
@@ -1553,505 +1856,33 @@
           <w:sz w:val="14"/>
           <w:szCs w:val="14"/>
         </w:rPr>
-        <w:t>,</w:t>
-      </w:r>
-      <w:r>
-        <w:rPr>
-          <w:rFonts w:ascii="Arial" w:eastAsia="Batang" w:hAnsi="Arial" w:cs="Arial"/>
-          <w:sz w:val="14"/>
-          <w:szCs w:val="14"/>
-        </w:rPr>
-        <w:t xml:space="preserve"> </w:t>
-      </w:r>
-      <w:r>
-        <w:rPr>
-          <w:rFonts w:ascii="Arial" w:eastAsia="Batang" w:hAnsi="Arial" w:cs="Arial"/>
-          <w:sz w:val="14"/>
-          <w:szCs w:val="14"/>
-        </w:rPr>
-        <w:t>de fecha</w:t>
-      </w:r>
-      <w:r>
-        <w:rPr>
-          <w:rFonts w:ascii="Arial" w:eastAsia="Batang" w:hAnsi="Arial" w:cs="Arial"/>
-          <w:sz w:val="14"/>
-          <w:szCs w:val="14"/>
-        </w:rPr>
-        <w:t xml:space="preserve"> </w:t>
-      </w:r>
-      <w:proofErr w:type="gramStart"/>
-      <w:r>
-        <w:rPr>
-          <w:rFonts w:ascii="Arial" w:eastAsia="Batang" w:hAnsi="Arial" w:cs="Arial"/>
-          <w:sz w:val="14"/>
-          <w:szCs w:val="14"/>
-          <w:highlight w:val="yellow"/>
-          <w:lang w:val="es-MX"/>
-        </w:rPr>
-        <w:t xml:space="preserve">{{ </w:t>
-      </w:r>
-      <w:r>
-        <w:rPr>
-          <w:rFonts w:ascii="Arial" w:eastAsia="Batang" w:hAnsi="Arial" w:cs="Arial"/>
-          <w:sz w:val="14"/>
-          <w:szCs w:val="14"/>
-          <w:highlight w:val="yellow"/>
-          <w:lang w:val="es-MX"/>
-        </w:rPr>
-        <w:t>fecha</w:t>
-      </w:r>
-      <w:proofErr w:type="gramEnd"/>
-      <w:r>
-        <w:rPr>
-          <w:rFonts w:ascii="Arial" w:eastAsia="Batang" w:hAnsi="Arial" w:cs="Arial"/>
-          <w:sz w:val="14"/>
-          <w:szCs w:val="14"/>
-          <w:highlight w:val="yellow"/>
-          <w:lang w:val="es-MX"/>
+        <w:t>por</w:t>
+      </w:r>
+      <w:r>
+        <w:rPr>
+          <w:rFonts w:ascii="Arial" w:eastAsia="Batang" w:hAnsi="Arial" w:cs="Arial"/>
+          <w:sz w:val="14"/>
+          <w:szCs w:val="14"/>
+        </w:rPr>
+        <w:t xml:space="preserve"> {{ </w:t>
+      </w:r>
+      <w:proofErr w:type="spellStart"/>
+      <w:r>
+        <w:rPr>
+          <w:rFonts w:ascii="Arial" w:eastAsia="Batang" w:hAnsi="Arial" w:cs="Arial"/>
+          <w:sz w:val="14"/>
+          <w:szCs w:val="14"/>
+        </w:rPr>
+        <w:t>crédito_a_salario</w:t>
+      </w:r>
+      <w:proofErr w:type="spellEnd"/>
+      <w:r>
+        <w:rPr>
+          <w:rFonts w:ascii="Arial" w:eastAsia="Batang" w:hAnsi="Arial" w:cs="Arial"/>
+          <w:sz w:val="14"/>
+          <w:szCs w:val="14"/>
         </w:rPr>
         <w:t xml:space="preserve"> }}</w:t>
-      </w:r>
-      <w:r>
-        <w:rPr>
-          <w:rFonts w:ascii="Arial" w:eastAsia="Batang" w:hAnsi="Arial" w:cs="Arial"/>
-          <w:sz w:val="14"/>
-          <w:szCs w:val="14"/>
-        </w:rPr>
-        <w:t>,</w:t>
-      </w:r>
-      <w:bookmarkStart w:id="4" w:name="_Hlk150194100"/>
-      <w:r>
-        <w:rPr>
-          <w:rFonts w:ascii="Arial" w:eastAsia="Batang" w:hAnsi="Arial" w:cs="Arial"/>
-          <w:sz w:val="14"/>
-          <w:szCs w:val="14"/>
-        </w:rPr>
-        <w:t xml:space="preserve"> </w:t>
-      </w:r>
-      <w:r>
-        <w:rPr>
-          <w:rFonts w:ascii="Arial" w:eastAsia="Batang" w:hAnsi="Arial" w:cs="Arial"/>
-          <w:sz w:val="14"/>
-          <w:szCs w:val="14"/>
-          <w:lang w:val="es-ES"/>
-        </w:rPr>
-        <w:t>otorgado ante</w:t>
-      </w:r>
-      <w:bookmarkEnd w:id="4"/>
-      <w:r>
-        <w:rPr>
-          <w:rFonts w:ascii="Arial" w:eastAsia="Batang" w:hAnsi="Arial" w:cs="Arial"/>
-          <w:sz w:val="14"/>
-          <w:szCs w:val="14"/>
-          <w:lang w:val="es-ES"/>
-        </w:rPr>
-        <w:t xml:space="preserve"> la fe del Licenciado</w:t>
-      </w:r>
-      <w:r>
-        <w:rPr>
-          <w:rFonts w:ascii="Arial" w:eastAsia="Batang" w:hAnsi="Arial" w:cs="Arial"/>
-          <w:sz w:val="14"/>
-          <w:szCs w:val="14"/>
-          <w:lang w:val="es-ES"/>
-        </w:rPr>
-        <w:t xml:space="preserve"> </w:t>
-      </w:r>
-      <w:proofErr w:type="gramStart"/>
-      <w:r>
-        <w:rPr>
-          <w:rFonts w:ascii="Arial" w:eastAsia="Batang" w:hAnsi="Arial" w:cs="Arial"/>
-          <w:bCs/>
-          <w:sz w:val="14"/>
-          <w:szCs w:val="14"/>
-          <w:highlight w:val="yellow"/>
-          <w:lang w:val="es-MX"/>
-        </w:rPr>
-        <w:t xml:space="preserve">{{ </w:t>
-      </w:r>
-      <w:proofErr w:type="spellStart"/>
-      <w:r>
-        <w:rPr>
-          <w:rFonts w:ascii="Arial" w:eastAsia="Batang" w:hAnsi="Arial" w:cs="Arial"/>
-          <w:bCs/>
-          <w:sz w:val="14"/>
-          <w:szCs w:val="14"/>
-          <w:highlight w:val="yellow"/>
-          <w:lang w:val="es-MX"/>
-        </w:rPr>
-        <w:t>nombre</w:t>
-      </w:r>
-      <w:proofErr w:type="gramEnd"/>
-      <w:r>
-        <w:rPr>
-          <w:rFonts w:ascii="Arial" w:eastAsia="Batang" w:hAnsi="Arial" w:cs="Arial"/>
-          <w:bCs/>
-          <w:sz w:val="14"/>
-          <w:szCs w:val="14"/>
-          <w:highlight w:val="yellow"/>
-          <w:lang w:val="es-MX"/>
-        </w:rPr>
-        <w:t>_</w:t>
-      </w:r>
-      <w:proofErr w:type="gramStart"/>
-      <w:r>
-        <w:rPr>
-          <w:rFonts w:ascii="Arial" w:eastAsia="Batang" w:hAnsi="Arial" w:cs="Arial"/>
-          <w:bCs/>
-          <w:sz w:val="14"/>
-          <w:szCs w:val="14"/>
-          <w:highlight w:val="yellow"/>
-          <w:lang w:val="es-MX"/>
-        </w:rPr>
-        <w:t>notario</w:t>
-      </w:r>
-      <w:proofErr w:type="spellEnd"/>
-      <w:r>
-        <w:rPr>
-          <w:rFonts w:ascii="Arial" w:eastAsia="Batang" w:hAnsi="Arial" w:cs="Arial"/>
-          <w:bCs/>
-          <w:sz w:val="14"/>
-          <w:szCs w:val="14"/>
-          <w:highlight w:val="yellow"/>
-          <w:lang w:val="es-MX"/>
-        </w:rPr>
-        <w:t xml:space="preserve"> }</w:t>
-      </w:r>
-      <w:proofErr w:type="gramEnd"/>
-      <w:r>
-        <w:rPr>
-          <w:rFonts w:ascii="Arial" w:eastAsia="Batang" w:hAnsi="Arial" w:cs="Arial"/>
-          <w:bCs/>
-          <w:sz w:val="14"/>
-          <w:szCs w:val="14"/>
-          <w:highlight w:val="yellow"/>
-          <w:lang w:val="es-MX"/>
-        </w:rPr>
-        <w:t>}</w:t>
-      </w:r>
-      <w:r>
-        <w:rPr>
-          <w:rFonts w:ascii="Arial" w:eastAsia="Batang" w:hAnsi="Arial" w:cs="Arial"/>
-          <w:sz w:val="14"/>
-          <w:szCs w:val="14"/>
-        </w:rPr>
-        <w:t>,</w:t>
-      </w:r>
-      <w:r>
-        <w:rPr>
-          <w:rFonts w:ascii="Arial" w:eastAsia="Batang" w:hAnsi="Arial" w:cs="Arial"/>
-          <w:sz w:val="14"/>
-          <w:szCs w:val="14"/>
-        </w:rPr>
-        <w:t xml:space="preserve"> </w:t>
-      </w:r>
-      <w:r>
-        <w:rPr>
-          <w:rFonts w:ascii="Arial" w:eastAsia="Batang" w:hAnsi="Arial" w:cs="Arial"/>
-          <w:sz w:val="14"/>
-          <w:szCs w:val="14"/>
-        </w:rPr>
-        <w:t xml:space="preserve">se hizo constar </w:t>
-      </w:r>
-      <w:r>
-        <w:rPr>
-          <w:rFonts w:ascii="Arial" w:eastAsia="Batang" w:hAnsi="Arial" w:cs="Arial"/>
-          <w:sz w:val="14"/>
-          <w:szCs w:val="14"/>
-        </w:rPr>
-        <w:t>entre otros actos</w:t>
-      </w:r>
-      <w:r>
-        <w:rPr>
-          <w:rFonts w:ascii="Arial" w:eastAsia="Batang" w:hAnsi="Arial" w:cs="Arial"/>
-          <w:sz w:val="14"/>
-          <w:szCs w:val="14"/>
-        </w:rPr>
-        <w:t>,</w:t>
-      </w:r>
-      <w:r>
-        <w:rPr>
-          <w:rFonts w:ascii="Arial" w:eastAsia="Batang" w:hAnsi="Arial" w:cs="Arial"/>
-          <w:sz w:val="14"/>
-          <w:szCs w:val="14"/>
-        </w:rPr>
-        <w:t xml:space="preserve"> </w:t>
-      </w:r>
-      <w:r>
-        <w:rPr>
-          <w:rFonts w:ascii="Arial" w:eastAsia="Batang" w:hAnsi="Arial" w:cs="Arial"/>
-          <w:bCs/>
-          <w:sz w:val="14"/>
-          <w:szCs w:val="14"/>
-        </w:rPr>
-        <w:t xml:space="preserve">el </w:t>
-      </w:r>
-      <w:r>
-        <w:rPr>
-          <w:rFonts w:ascii="Arial" w:eastAsia="Batang" w:hAnsi="Arial" w:cs="Arial"/>
-          <w:bCs/>
-          <w:sz w:val="14"/>
-          <w:szCs w:val="14"/>
-        </w:rPr>
-        <w:t>otorgamiento de crédito y constitución de garantía hipotecaria</w:t>
-      </w:r>
-      <w:r>
-        <w:rPr>
-          <w:rFonts w:ascii="Arial" w:eastAsia="Batang" w:hAnsi="Arial" w:cs="Arial"/>
-          <w:bCs/>
-          <w:sz w:val="14"/>
-          <w:szCs w:val="14"/>
-        </w:rPr>
-        <w:t>,</w:t>
-      </w:r>
-      <w:r>
-        <w:rPr>
-          <w:rFonts w:ascii="Arial" w:eastAsia="Batang" w:hAnsi="Arial" w:cs="Arial"/>
-          <w:b/>
-          <w:sz w:val="14"/>
-          <w:szCs w:val="14"/>
-        </w:rPr>
-        <w:t xml:space="preserve"> </w:t>
-      </w:r>
-      <w:r>
-        <w:rPr>
-          <w:rFonts w:ascii="Arial" w:eastAsia="Batang" w:hAnsi="Arial" w:cs="Arial"/>
-          <w:sz w:val="14"/>
-          <w:szCs w:val="14"/>
-        </w:rPr>
-        <w:t>por medio del cual</w:t>
-      </w:r>
-      <w:r>
-        <w:rPr>
-          <w:rFonts w:ascii="Arial" w:eastAsia="Batang" w:hAnsi="Arial" w:cs="Arial"/>
-          <w:sz w:val="14"/>
-          <w:szCs w:val="14"/>
-        </w:rPr>
-        <w:t xml:space="preserve"> el</w:t>
-      </w:r>
-      <w:r>
-        <w:rPr>
-          <w:rFonts w:ascii="Arial" w:eastAsia="Batang" w:hAnsi="Arial" w:cs="Arial"/>
-          <w:sz w:val="14"/>
-          <w:szCs w:val="14"/>
-        </w:rPr>
-        <w:t xml:space="preserve"> </w:t>
-      </w:r>
-      <w:r>
-        <w:rPr>
-          <w:rFonts w:ascii="Arial" w:eastAsia="Batang" w:hAnsi="Arial" w:cs="Arial"/>
-          <w:b/>
-          <w:sz w:val="14"/>
-          <w:szCs w:val="14"/>
-        </w:rPr>
-        <w:t xml:space="preserve">INSTITUTO DEL FONDO NACIONAL </w:t>
-      </w:r>
-      <w:r>
-        <w:rPr>
-          <w:rFonts w:ascii="Arial" w:eastAsia="Batang" w:hAnsi="Arial" w:cs="Arial"/>
-          <w:b/>
-          <w:sz w:val="14"/>
-          <w:szCs w:val="14"/>
-        </w:rPr>
-        <w:t xml:space="preserve">DE LA VIVIENDA </w:t>
-      </w:r>
-      <w:r>
-        <w:rPr>
-          <w:rFonts w:ascii="Arial" w:eastAsia="Batang" w:hAnsi="Arial" w:cs="Arial"/>
-          <w:b/>
-          <w:sz w:val="14"/>
-          <w:szCs w:val="14"/>
-        </w:rPr>
-        <w:t>PARA LOS TRABAJADORES</w:t>
-      </w:r>
-      <w:r>
-        <w:rPr>
-          <w:rFonts w:ascii="Arial" w:eastAsia="Batang" w:hAnsi="Arial" w:cs="Arial"/>
-          <w:sz w:val="14"/>
-          <w:szCs w:val="14"/>
-        </w:rPr>
-        <w:t>,</w:t>
-      </w:r>
-      <w:r>
-        <w:rPr>
-          <w:rFonts w:ascii="Arial" w:eastAsia="Batang" w:hAnsi="Arial" w:cs="Arial"/>
-          <w:b/>
-          <w:sz w:val="14"/>
-          <w:szCs w:val="14"/>
-        </w:rPr>
-        <w:t xml:space="preserve"> </w:t>
-      </w:r>
-      <w:r>
-        <w:rPr>
-          <w:rFonts w:ascii="Arial" w:eastAsia="Batang" w:hAnsi="Arial" w:cs="Arial"/>
-          <w:sz w:val="14"/>
-          <w:szCs w:val="14"/>
-        </w:rPr>
-        <w:t>otorg</w:t>
-      </w:r>
-      <w:r>
-        <w:rPr>
-          <w:rFonts w:ascii="Arial" w:eastAsia="Batang" w:hAnsi="Arial" w:cs="Arial"/>
-          <w:sz w:val="14"/>
-          <w:szCs w:val="14"/>
-        </w:rPr>
-        <w:t>ó</w:t>
-      </w:r>
-      <w:r>
-        <w:rPr>
-          <w:rFonts w:ascii="Arial" w:eastAsia="Batang" w:hAnsi="Arial" w:cs="Arial"/>
-          <w:sz w:val="14"/>
-          <w:szCs w:val="14"/>
-        </w:rPr>
-        <w:t xml:space="preserve"> </w:t>
-      </w:r>
-      <w:r>
-        <w:rPr>
-          <w:rFonts w:ascii="Arial" w:eastAsia="Batang" w:hAnsi="Arial" w:cs="Arial"/>
-          <w:sz w:val="14"/>
-          <w:szCs w:val="14"/>
-        </w:rPr>
-        <w:t xml:space="preserve">a la </w:t>
-      </w:r>
-      <w:r>
-        <w:rPr>
-          <w:rFonts w:ascii="Arial" w:eastAsia="Batang" w:hAnsi="Arial" w:cs="Arial"/>
-          <w:sz w:val="14"/>
-          <w:szCs w:val="14"/>
-        </w:rPr>
-        <w:t>señor</w:t>
-      </w:r>
-      <w:r>
-        <w:rPr>
-          <w:rFonts w:ascii="Arial" w:eastAsia="Batang" w:hAnsi="Arial" w:cs="Arial"/>
-          <w:sz w:val="14"/>
-          <w:szCs w:val="14"/>
-        </w:rPr>
-        <w:t>a</w:t>
-      </w:r>
-      <w:r>
-        <w:rPr>
-          <w:rFonts w:ascii="Arial" w:hAnsi="Arial" w:cs="Arial"/>
-          <w:b/>
-          <w:bCs/>
-          <w:sz w:val="14"/>
-          <w:szCs w:val="14"/>
-          <w:lang w:val="es-ES"/>
-        </w:rPr>
-        <w:t xml:space="preserve"> </w:t>
-      </w:r>
-      <w:proofErr w:type="gramStart"/>
-      <w:r>
-        <w:rPr>
-          <w:rFonts w:ascii="Arial" w:hAnsi="Arial" w:cs="Arial"/>
-          <w:b/>
-          <w:sz w:val="14"/>
-          <w:szCs w:val="14"/>
-          <w:highlight w:val="yellow"/>
-          <w:lang w:val="es-MX"/>
-        </w:rPr>
-        <w:t xml:space="preserve">{{ </w:t>
-      </w:r>
-      <w:proofErr w:type="spellStart"/>
-      <w:r>
-        <w:rPr>
-          <w:rFonts w:ascii="Arial" w:hAnsi="Arial" w:cs="Arial"/>
-          <w:b/>
-          <w:sz w:val="14"/>
-          <w:szCs w:val="14"/>
-          <w:highlight w:val="yellow"/>
-          <w:lang w:val="es-MX"/>
-        </w:rPr>
-        <w:t>nombre</w:t>
-      </w:r>
-      <w:proofErr w:type="gramEnd"/>
-      <w:r>
-        <w:rPr>
-          <w:rFonts w:ascii="Arial" w:hAnsi="Arial" w:cs="Arial"/>
-          <w:b/>
-          <w:sz w:val="14"/>
-          <w:szCs w:val="14"/>
-          <w:highlight w:val="yellow"/>
-          <w:lang w:val="es-MX"/>
-        </w:rPr>
-        <w:t>_</w:t>
-      </w:r>
-      <w:proofErr w:type="gramStart"/>
-      <w:r>
-        <w:rPr>
-          <w:rFonts w:ascii="Arial" w:hAnsi="Arial" w:cs="Arial"/>
-          <w:b/>
-          <w:sz w:val="14"/>
-          <w:szCs w:val="14"/>
-          <w:highlight w:val="yellow"/>
-          <w:lang w:val="es-MX"/>
-        </w:rPr>
-        <w:t>acreditado</w:t>
-      </w:r>
-      <w:proofErr w:type="spellEnd"/>
-      <w:r>
-        <w:rPr>
-          <w:rFonts w:ascii="Arial" w:hAnsi="Arial" w:cs="Arial"/>
-          <w:b/>
-          <w:sz w:val="14"/>
-          <w:szCs w:val="14"/>
-          <w:highlight w:val="yellow"/>
-          <w:lang w:val="es-MX"/>
-        </w:rPr>
-        <w:t xml:space="preserve"> }</w:t>
-      </w:r>
-      <w:proofErr w:type="gramEnd"/>
-      <w:r>
-        <w:rPr>
-          <w:rFonts w:ascii="Arial" w:hAnsi="Arial" w:cs="Arial"/>
-          <w:b/>
-          <w:sz w:val="14"/>
-          <w:szCs w:val="14"/>
-          <w:highlight w:val="yellow"/>
-          <w:lang w:val="es-MX"/>
-        </w:rPr>
-        <w:t>}</w:t>
-      </w:r>
-      <w:r>
-        <w:rPr>
-          <w:rFonts w:ascii="Arial" w:hAnsi="Arial" w:cs="Arial"/>
-          <w:bCs/>
-          <w:sz w:val="14"/>
-          <w:szCs w:val="14"/>
-        </w:rPr>
-        <w:t xml:space="preserve">, </w:t>
-      </w:r>
-      <w:r>
-        <w:rPr>
-          <w:rFonts w:ascii="Arial" w:eastAsia="Batang" w:hAnsi="Arial" w:cs="Arial"/>
-          <w:bCs/>
-          <w:sz w:val="14"/>
-          <w:szCs w:val="14"/>
-        </w:rPr>
-        <w:t xml:space="preserve">un crédito </w:t>
-      </w:r>
-      <w:r>
-        <w:rPr>
-          <w:rFonts w:ascii="Arial" w:eastAsia="Batang" w:hAnsi="Arial" w:cs="Arial"/>
-          <w:sz w:val="14"/>
-          <w:szCs w:val="14"/>
-        </w:rPr>
-        <w:t>hasta</w:t>
-      </w:r>
-      <w:r>
-        <w:rPr>
-          <w:rFonts w:ascii="Arial" w:eastAsia="Batang" w:hAnsi="Arial" w:cs="Arial"/>
-          <w:sz w:val="14"/>
-          <w:szCs w:val="14"/>
-        </w:rPr>
-        <w:t xml:space="preserve"> </w:t>
-      </w:r>
-      <w:r>
-        <w:rPr>
-          <w:rFonts w:ascii="Arial" w:eastAsia="Batang" w:hAnsi="Arial" w:cs="Arial"/>
-          <w:sz w:val="14"/>
-          <w:szCs w:val="14"/>
-        </w:rPr>
-        <w:t>por</w:t>
       </w:r>
     </w:p>
     <w:p>
@@ -2112,7 +1943,6 @@
         </w:rPr>
         <w:t xml:space="preserve">equivalente a esa fecha a la cantidad de </w:t>
       </w:r>
-      <w:proofErr w:type="gramStart"/>
       <w:r>
         <w:rPr>
           <w:rFonts w:ascii="Arial" w:eastAsia="Batang" w:hAnsi="Arial" w:cs="Arial"/>
@@ -2120,7 +1950,6 @@
           <w:iCs/>
           <w:sz w:val="14"/>
           <w:szCs w:val="14"/>
-          <w:highlight w:val="yellow"/>
           <w:lang w:val="es-MX"/>
         </w:rPr>
         <w:t xml:space="preserve">{{ </w:t>
@@ -2133,12 +1962,11 @@
           <w:iCs/>
           <w:sz w:val="14"/>
           <w:szCs w:val="14"/>
-          <w:highlight w:val="yellow"/>
           <w:lang w:val="es-MX"/>
         </w:rPr>
-        <w:t>monto</w:t>
-      </w:r>
-      <w:proofErr w:type="gramEnd"/>
+        <w:t>monto_credito</w:t>
+      </w:r>
+      <w:proofErr w:type="spellEnd"/>
       <w:r>
         <w:rPr>
           <w:rFonts w:ascii="Arial" w:eastAsia="Batang" w:hAnsi="Arial" w:cs="Arial"/>
@@ -2146,49 +1974,9 @@
           <w:iCs/>
           <w:sz w:val="14"/>
           <w:szCs w:val="14"/>
-          <w:highlight w:val="yellow"/>
           <w:lang w:val="es-MX"/>
         </w:rPr>
-        <w:t>_</w:t>
-      </w:r>
-      <w:proofErr w:type="gramStart"/>
-      <w:r>
-        <w:rPr>
-          <w:rFonts w:ascii="Arial" w:eastAsia="Batang" w:hAnsi="Arial" w:cs="Arial"/>
-          <w:b/>
-          <w:iCs/>
-          <w:sz w:val="14"/>
-          <w:szCs w:val="14"/>
-          <w:highlight w:val="yellow"/>
-          <w:lang w:val="es-MX"/>
-        </w:rPr>
-        <w:t>credito</w:t>
-      </w:r>
-      <w:proofErr w:type="spellEnd"/>
-      <w:r>
-        <w:rPr>
-          <w:rFonts w:ascii="Arial" w:eastAsia="Batang" w:hAnsi="Arial" w:cs="Arial"/>
-          <w:b/>
-          <w:iCs/>
-          <w:sz w:val="14"/>
-          <w:szCs w:val="14"/>
-          <w:highlight w:val="yellow"/>
-          <w:lang w:val="es-MX"/>
-        </w:rPr>
-        <w:t xml:space="preserve"> }</w:t>
-      </w:r>
-      <w:proofErr w:type="gramEnd"/>
-      <w:r>
-        <w:rPr>
-          <w:rFonts w:ascii="Arial" w:eastAsia="Batang" w:hAnsi="Arial" w:cs="Arial"/>
-          <w:b/>
-          <w:iCs/>
-          <w:sz w:val="14"/>
-          <w:szCs w:val="14"/>
-          <w:highlight w:val="yellow"/>
-          <w:lang w:val="es-MX"/>
-        </w:rPr>
-        <w:t>}</w:t>
+        <w:t xml:space="preserve"> }}</w:t>
       </w:r>
       <w:r>
         <w:rPr>
@@ -2465,7 +2253,6 @@
         </w:rPr>
         <w:t xml:space="preserve"> </w:t>
       </w:r>
-      <w:proofErr w:type="gramStart"/>
       <w:r>
         <w:rPr>
           <w:rFonts w:ascii="Arial" w:eastAsia="Batang" w:hAnsi="Arial" w:cs="Arial"/>
@@ -2485,88 +2272,37 @@
       <w:r>
         <w:rPr>
           <w:rFonts w:ascii="Arial" w:eastAsia="Batang" w:hAnsi="Arial" w:cs="Arial"/>
+          <w:b/>
+          <w:bCs/>
           <w:sz w:val="14"/>
           <w:szCs w:val="14"/>
           <w:lang w:val="es-MX"/>
         </w:rPr>
-        <w:t xml:space="preserve"> </w:t>
-      </w:r>
-      <w:r>
-        <w:rPr>
-          <w:rFonts w:ascii="Arial" w:eastAsia="Batang" w:hAnsi="Arial" w:cs="Arial"/>
-          <w:b/>
-          <w:bCs/>
-          <w:sz w:val="14"/>
-          <w:szCs w:val="14"/>
-          <w:highlight w:val="yellow"/>
+        <w:t xml:space="preserve">{{ </w:t>
+      </w:r>
+      <w:proofErr w:type="spellStart"/>
+      <w:r>
+        <w:rPr>
+          <w:rFonts w:ascii="Arial" w:eastAsia="Batang" w:hAnsi="Arial" w:cs="Arial"/>
+          <w:b/>
+          <w:bCs/>
+          <w:sz w:val="14"/>
+          <w:szCs w:val="14"/>
           <w:lang w:val="es-MX"/>
         </w:rPr>
-        <w:t xml:space="preserve">{{ </w:t>
-      </w:r>
-      <w:proofErr w:type="spellStart"/>
-      <w:r>
-        <w:rPr>
-          <w:rFonts w:ascii="Arial" w:eastAsia="Batang" w:hAnsi="Arial" w:cs="Arial"/>
-          <w:b/>
-          <w:bCs/>
-          <w:sz w:val="14"/>
-          <w:szCs w:val="14"/>
-          <w:highlight w:val="yellow"/>
+        <w:t>datos_inmueble</w:t>
+      </w:r>
+      <w:proofErr w:type="spellEnd"/>
+      <w:r>
+        <w:rPr>
+          <w:rFonts w:ascii="Arial" w:eastAsia="Batang" w:hAnsi="Arial" w:cs="Arial"/>
+          <w:b/>
+          <w:bCs/>
+          <w:sz w:val="14"/>
+          <w:szCs w:val="14"/>
           <w:lang w:val="es-MX"/>
         </w:rPr>
-        <w:t>datos</w:t>
-      </w:r>
-      <w:proofErr w:type="gramEnd"/>
-      <w:r>
-        <w:rPr>
-          <w:rFonts w:ascii="Arial" w:eastAsia="Batang" w:hAnsi="Arial" w:cs="Arial"/>
-          <w:b/>
-          <w:bCs/>
-          <w:sz w:val="14"/>
-          <w:szCs w:val="14"/>
-          <w:highlight w:val="yellow"/>
-          <w:lang w:val="es-MX"/>
-        </w:rPr>
-        <w:t>_</w:t>
-      </w:r>
-      <w:proofErr w:type="gramStart"/>
-      <w:r>
-        <w:rPr>
-          <w:rFonts w:ascii="Arial" w:eastAsia="Batang" w:hAnsi="Arial" w:cs="Arial"/>
-          <w:b/>
-          <w:bCs/>
-          <w:sz w:val="14"/>
-          <w:szCs w:val="14"/>
-          <w:highlight w:val="yellow"/>
-          <w:lang w:val="es-MX"/>
-        </w:rPr>
-        <w:t>inmueble</w:t>
-      </w:r>
-      <w:proofErr w:type="spellEnd"/>
-      <w:r>
-        <w:rPr>
-          <w:rFonts w:ascii="Arial" w:eastAsia="Batang" w:hAnsi="Arial" w:cs="Arial"/>
-          <w:b/>
-          <w:bCs/>
-          <w:sz w:val="14"/>
-          <w:szCs w:val="14"/>
-          <w:highlight w:val="yellow"/>
-          <w:lang w:val="es-MX"/>
-        </w:rPr>
-        <w:t xml:space="preserve"> }</w:t>
-      </w:r>
-      <w:proofErr w:type="gramEnd"/>
-      <w:r>
-        <w:rPr>
-          <w:rFonts w:ascii="Arial" w:eastAsia="Batang" w:hAnsi="Arial" w:cs="Arial"/>
-          <w:b/>
-          <w:bCs/>
-          <w:sz w:val="14"/>
-          <w:szCs w:val="14"/>
-          <w:highlight w:val="yellow"/>
-          <w:lang w:val="es-MX"/>
-        </w:rPr>
-        <w:t>}</w:t>
+        <w:t xml:space="preserve"> }}</w:t>
       </w:r>
       <w:r>
         <w:rPr>
@@ -2731,7 +2467,6 @@
         </w:rPr>
         <w:t xml:space="preserve">DATOS DE </w:t>
       </w:r>
-      <w:proofErr w:type="gramStart"/>
       <w:r>
         <w:rPr>
           <w:rFonts w:ascii="Arial" w:hAnsi="Arial" w:cs="Arial"/>
@@ -2759,9 +2494,8 @@
           <w:szCs w:val="14"/>
           <w:lang w:val="es-ES"/>
         </w:rPr>
-        <w:t>.-</w:t>
-      </w:r>
-      <w:proofErr w:type="gramEnd"/>
+        <w:t>. -</w:t>
+      </w:r>
       <w:r>
         <w:rPr>
           <w:rFonts w:ascii="Arial" w:hAnsi="Arial" w:cs="Arial"/>
@@ -2823,9 +2557,9 @@
           <w:szCs w:val="14"/>
           <w:lang w:val="es-ES"/>
         </w:rPr>
-        <w:t xml:space="preserve">e </w:t>
-      </w:r>
-      <w:proofErr w:type="gramStart"/>
+        <w:t xml:space="preserve">e {{ </w:t>
+      </w:r>
+      <w:proofErr w:type="spellStart"/>
       <w:r>
         <w:rPr>
           <w:rFonts w:ascii="Arial" w:hAnsi="Arial" w:cs="Arial"/>
@@ -2833,9 +2567,9 @@
           <w:szCs w:val="14"/>
           <w:lang w:val="es-ES"/>
         </w:rPr>
-        <w:t xml:space="preserve">{{ </w:t>
-      </w:r>
-      <w:proofErr w:type="spellStart"/>
+        <w:t>oficina_registral</w:t>
+      </w:r>
+      <w:proofErr w:type="spellEnd"/>
       <w:r>
         <w:rPr>
           <w:rFonts w:ascii="Arial" w:hAnsi="Arial" w:cs="Arial"/>
@@ -2843,9 +2577,8 @@
           <w:szCs w:val="14"/>
           <w:lang w:val="es-ES"/>
         </w:rPr>
-        <w:t>oficina</w:t>
-      </w:r>
-      <w:proofErr w:type="gramEnd"/>
+        <w:t xml:space="preserve"> }}</w:t>
+      </w:r>
       <w:r>
         <w:rPr>
           <w:rFonts w:ascii="Arial" w:hAnsi="Arial" w:cs="Arial"/>
@@ -2853,66 +2586,7 @@
           <w:szCs w:val="14"/>
           <w:lang w:val="es-ES"/>
         </w:rPr>
-        <w:t>_</w:t>
-      </w:r>
-      <w:proofErr w:type="gramStart"/>
-      <w:r>
-        <w:rPr>
-          <w:rFonts w:ascii="Arial" w:hAnsi="Arial" w:cs="Arial"/>
-          <w:sz w:val="14"/>
-          <w:szCs w:val="14"/>
-          <w:lang w:val="es-ES"/>
-        </w:rPr>
-        <w:t>registral</w:t>
-      </w:r>
-      <w:proofErr w:type="spellEnd"/>
-      <w:r>
-        <w:rPr>
-          <w:rFonts w:ascii="Arial" w:hAnsi="Arial" w:cs="Arial"/>
-          <w:sz w:val="14"/>
-          <w:szCs w:val="14"/>
-          <w:lang w:val="es-ES"/>
-        </w:rPr>
-        <w:t xml:space="preserve"> }</w:t>
-      </w:r>
-      <w:proofErr w:type="gramEnd"/>
-      <w:r>
-        <w:rPr>
-          <w:rFonts w:ascii="Arial" w:hAnsi="Arial" w:cs="Arial"/>
-          <w:sz w:val="14"/>
-          <w:szCs w:val="14"/>
-          <w:lang w:val="es-ES"/>
-        </w:rPr>
-        <w:t>}</w:t>
-      </w:r>
-      <w:r>
-        <w:rPr>
-          <w:rFonts w:ascii="Arial" w:hAnsi="Arial" w:cs="Arial"/>
-          <w:sz w:val="14"/>
-          <w:szCs w:val="14"/>
-          <w:lang w:val="es-ES"/>
-        </w:rPr>
-        <w:t xml:space="preserve">, en el libro primero, sección primera, volumen número   y bajo la partida número    </w:t>
-      </w:r>
-      <w:proofErr w:type="gramStart"/>
-      <w:r>
-        <w:rPr>
-          <w:rFonts w:ascii="Arial" w:hAnsi="Arial" w:cs="Arial"/>
-          <w:sz w:val="14"/>
-          <w:szCs w:val="14"/>
-          <w:lang w:val="es-ES"/>
-        </w:rPr>
-        <w:t xml:space="preserve">  ,</w:t>
-      </w:r>
-      <w:proofErr w:type="gramEnd"/>
-      <w:r>
-        <w:rPr>
-          <w:rFonts w:ascii="Arial" w:hAnsi="Arial" w:cs="Arial"/>
-          <w:sz w:val="14"/>
-          <w:szCs w:val="14"/>
-          <w:lang w:val="es-ES"/>
-        </w:rPr>
-        <w:t xml:space="preserve"> en el libro segundo, sección primera, volumen número  </w:t>
+        <w:t xml:space="preserve">, en el libro primero, sección primera, volumen número   y bajo la partida número      , en el libro segundo, sección primera, volumen número  </w:t>
       </w:r>
     </w:p>
     <w:p>
@@ -3040,88 +2714,33 @@
           <w:bCs/>
           <w:sz w:val="14"/>
           <w:szCs w:val="14"/>
-          <w:highlight w:val="yellow"/>
           <w:lang w:val="es-MX"/>
         </w:rPr>
-        <w:t>“</w:t>
-      </w:r>
-      <w:proofErr w:type="gramStart"/>
-      <w:r>
-        <w:rPr>
-          <w:rFonts w:ascii="Arial" w:hAnsi="Arial" w:cs="Arial"/>
-          <w:b/>
-          <w:bCs/>
-          <w:sz w:val="14"/>
-          <w:szCs w:val="14"/>
-          <w:highlight w:val="yellow"/>
+        <w:t xml:space="preserve">“{{ </w:t>
+      </w:r>
+      <w:proofErr w:type="spellStart"/>
+      <w:r>
+        <w:rPr>
+          <w:rFonts w:ascii="Arial" w:hAnsi="Arial" w:cs="Arial"/>
+          <w:b/>
+          <w:bCs/>
+          <w:sz w:val="14"/>
+          <w:szCs w:val="14"/>
           <w:lang w:val="es-MX"/>
         </w:rPr>
-        <w:t xml:space="preserve">{{ </w:t>
-      </w:r>
-      <w:proofErr w:type="spellStart"/>
-      <w:r>
-        <w:rPr>
-          <w:rFonts w:ascii="Arial" w:hAnsi="Arial" w:cs="Arial"/>
-          <w:b/>
-          <w:bCs/>
-          <w:sz w:val="14"/>
-          <w:szCs w:val="14"/>
-          <w:highlight w:val="yellow"/>
+        <w:t>folio_real</w:t>
+      </w:r>
+      <w:proofErr w:type="spellEnd"/>
+      <w:r>
+        <w:rPr>
+          <w:rFonts w:ascii="Arial" w:hAnsi="Arial" w:cs="Arial"/>
+          <w:b/>
+          <w:bCs/>
+          <w:sz w:val="14"/>
+          <w:szCs w:val="14"/>
           <w:lang w:val="es-MX"/>
         </w:rPr>
-        <w:t>folio</w:t>
-      </w:r>
-      <w:proofErr w:type="gramEnd"/>
-      <w:r>
-        <w:rPr>
-          <w:rFonts w:ascii="Arial" w:hAnsi="Arial" w:cs="Arial"/>
-          <w:b/>
-          <w:bCs/>
-          <w:sz w:val="14"/>
-          <w:szCs w:val="14"/>
-          <w:highlight w:val="yellow"/>
-          <w:lang w:val="es-MX"/>
-        </w:rPr>
-        <w:t>_</w:t>
-      </w:r>
-      <w:proofErr w:type="gramStart"/>
-      <w:r>
-        <w:rPr>
-          <w:rFonts w:ascii="Arial" w:hAnsi="Arial" w:cs="Arial"/>
-          <w:b/>
-          <w:bCs/>
-          <w:sz w:val="14"/>
-          <w:szCs w:val="14"/>
-          <w:highlight w:val="yellow"/>
-          <w:lang w:val="es-MX"/>
-        </w:rPr>
-        <w:t>real</w:t>
-      </w:r>
-      <w:proofErr w:type="spellEnd"/>
-      <w:r>
-        <w:rPr>
-          <w:rFonts w:ascii="Arial" w:hAnsi="Arial" w:cs="Arial"/>
-          <w:b/>
-          <w:bCs/>
-          <w:sz w:val="14"/>
-          <w:szCs w:val="14"/>
-          <w:highlight w:val="yellow"/>
-          <w:lang w:val="es-MX"/>
-        </w:rPr>
-        <w:t xml:space="preserve"> }</w:t>
-      </w:r>
-      <w:proofErr w:type="gramEnd"/>
-      <w:r>
-        <w:rPr>
-          <w:rFonts w:ascii="Arial" w:hAnsi="Arial" w:cs="Arial"/>
-          <w:b/>
-          <w:bCs/>
-          <w:sz w:val="14"/>
-          <w:szCs w:val="14"/>
-          <w:highlight w:val="yellow"/>
-          <w:lang w:val="es-MX"/>
-        </w:rPr>
-        <w:t>}”</w:t>
+        <w:t xml:space="preserve"> }}”</w:t>
       </w:r>
       <w:r>
         <w:rPr>
@@ -3187,7 +2806,6 @@
           <w:rFonts w:ascii="Arial" w:hAnsi="Arial" w:cs="Arial"/>
           <w:sz w:val="14"/>
           <w:szCs w:val="14"/>
-          <w:highlight w:val="yellow"/>
         </w:rPr>
         <w:t>{{ FECHA_DE_EXPEDICION }}</w:t>
       </w:r>
@@ -3245,9 +2863,10 @@
       <w:r>
         <w:rPr>
           <w:rFonts w:ascii="Arial" w:hAnsi="Arial" w:cs="Arial"/>
-          <w:sz w:val="14"/>
-          <w:szCs w:val="14"/>
-          <w:highlight w:val="yellow"/>
+          <w:b/>
+          <w:bCs/>
+          <w:sz w:val="14"/>
+          <w:szCs w:val="14"/>
         </w:rPr>
         <w:t xml:space="preserve">{{ </w:t>
       </w:r>
@@ -3255,9 +2874,10 @@
       <w:r>
         <w:rPr>
           <w:rFonts w:ascii="Arial" w:hAnsi="Arial" w:cs="Arial"/>
-          <w:sz w:val="14"/>
-          <w:szCs w:val="14"/>
-          <w:highlight w:val="yellow"/>
+          <w:b/>
+          <w:bCs/>
+          <w:sz w:val="14"/>
+          <w:szCs w:val="14"/>
         </w:rPr>
         <w:t>numero_carta</w:t>
       </w:r>
@@ -3265,9 +2885,10 @@
       <w:r>
         <w:rPr>
           <w:rFonts w:ascii="Arial" w:hAnsi="Arial" w:cs="Arial"/>
-          <w:sz w:val="14"/>
-          <w:szCs w:val="14"/>
-          <w:highlight w:val="yellow"/>
+          <w:b/>
+          <w:bCs/>
+          <w:sz w:val="14"/>
+          <w:szCs w:val="14"/>
         </w:rPr>
         <w:t xml:space="preserve"> }}</w:t>
       </w:r>
@@ -3430,9 +3051,10 @@
       <w:r>
         <w:rPr>
           <w:rFonts w:ascii="Arial" w:hAnsi="Arial" w:cs="Arial"/>
-          <w:sz w:val="14"/>
-          <w:szCs w:val="14"/>
-          <w:highlight w:val="yellow"/>
+          <w:b/>
+          <w:bCs/>
+          <w:sz w:val="14"/>
+          <w:szCs w:val="14"/>
         </w:rPr>
         <w:t xml:space="preserve">{{ </w:t>
       </w:r>
@@ -3440,9 +3062,10 @@
       <w:r>
         <w:rPr>
           <w:rFonts w:ascii="Arial" w:hAnsi="Arial" w:cs="Arial"/>
-          <w:sz w:val="14"/>
-          <w:szCs w:val="14"/>
-          <w:highlight w:val="yellow"/>
+          <w:b/>
+          <w:bCs/>
+          <w:sz w:val="14"/>
+          <w:szCs w:val="14"/>
         </w:rPr>
         <w:t>fecha_liquidacion</w:t>
       </w:r>
@@ -3450,9 +3073,10 @@
       <w:r>
         <w:rPr>
           <w:rFonts w:ascii="Arial" w:hAnsi="Arial" w:cs="Arial"/>
-          <w:sz w:val="14"/>
-          <w:szCs w:val="14"/>
-          <w:highlight w:val="yellow"/>
+          <w:b/>
+          <w:bCs/>
+          <w:sz w:val="14"/>
+          <w:szCs w:val="14"/>
         </w:rPr>
         <w:t xml:space="preserve"> }}</w:t>
       </w:r>
@@ -4057,22 +3681,30 @@
       <w:r>
         <w:rPr>
           <w:rFonts w:ascii="Arial" w:hAnsi="Arial" w:cs="Arial"/>
-          <w:bCs/>
-          <w:sz w:val="14"/>
-          <w:szCs w:val="14"/>
-          <w:highlight w:val="yellow"/>
+          <w:b/>
+          <w:sz w:val="14"/>
+          <w:szCs w:val="14"/>
           <w:lang w:val="es-MX"/>
         </w:rPr>
-        <w:t xml:space="preserve">{{ </w:t>
+        <w:t>{{</w:t>
+      </w:r>
+      <w:r>
+        <w:rPr>
+          <w:rFonts w:ascii="Arial" w:hAnsi="Arial" w:cs="Arial"/>
+          <w:b/>
+          <w:sz w:val="14"/>
+          <w:szCs w:val="14"/>
+          <w:lang w:val="es-MX"/>
+        </w:rPr>
+        <w:t xml:space="preserve"> </w:t>
       </w:r>
       <w:proofErr w:type="spellStart"/>
       <w:r>
         <w:rPr>
           <w:rFonts w:ascii="Arial" w:hAnsi="Arial" w:cs="Arial"/>
-          <w:bCs/>
-          <w:sz w:val="14"/>
-          <w:szCs w:val="14"/>
-          <w:highlight w:val="yellow"/>
+          <w:b/>
+          <w:sz w:val="14"/>
+          <w:szCs w:val="14"/>
           <w:lang w:val="es-MX"/>
         </w:rPr>
         <w:t>numero_credito</w:t>
@@ -4081,24 +3713,12 @@
       <w:r>
         <w:rPr>
           <w:rFonts w:ascii="Arial" w:hAnsi="Arial" w:cs="Arial"/>
-          <w:bCs/>
-          <w:sz w:val="14"/>
-          <w:szCs w:val="14"/>
-          <w:highlight w:val="yellow"/>
+          <w:b/>
+          <w:sz w:val="14"/>
+          <w:szCs w:val="14"/>
           <w:lang w:val="es-MX"/>
         </w:rPr>
-        <w:t xml:space="preserve"> </w:t>
-      </w:r>
-      <w:r>
-        <w:rPr>
-          <w:rFonts w:ascii="Arial" w:hAnsi="Arial" w:cs="Arial"/>
-          <w:bCs/>
-          <w:sz w:val="14"/>
-          <w:szCs w:val="14"/>
-          <w:highlight w:val="yellow"/>
-          <w:lang w:val="es-MX"/>
-        </w:rPr>
-        <w:t>}}</w:t>
+        <w:t xml:space="preserve"> }}</w:t>
       </w:r>
       <w:r>
         <w:rPr>
@@ -4314,7 +3934,6 @@
         </w:rPr>
         <w:t xml:space="preserve">-------- </w:t>
       </w:r>
-      <w:proofErr w:type="gramStart"/>
       <w:r>
         <w:rPr>
           <w:rFonts w:ascii="Arial" w:hAnsi="Arial" w:cs="Arial"/>
@@ -4332,9 +3951,8 @@
           <w:sz w:val="14"/>
           <w:szCs w:val="14"/>
         </w:rPr>
-        <w:t>.-</w:t>
-      </w:r>
-      <w:proofErr w:type="gramEnd"/>
+        <w:t>. -</w:t>
+      </w:r>
       <w:r>
         <w:rPr>
           <w:rFonts w:ascii="Arial" w:hAnsi="Arial" w:cs="Arial"/>
@@ -4344,17 +3962,15 @@
         </w:rPr>
         <w:t xml:space="preserve"> En </w:t>
       </w:r>
-      <w:proofErr w:type="gramStart"/>
-      <w:r>
-        <w:rPr>
-          <w:rFonts w:ascii="Arial" w:hAnsi="Arial" w:cs="Arial"/>
-          <w:bCs/>
-          <w:sz w:val="14"/>
-          <w:szCs w:val="14"/>
-        </w:rPr>
-        <w:t>consecuencia</w:t>
-      </w:r>
-      <w:proofErr w:type="gramEnd"/>
+      <w:r>
+        <w:rPr>
+          <w:rFonts w:ascii="Arial" w:hAnsi="Arial" w:cs="Arial"/>
+          <w:bCs/>
+          <w:sz w:val="14"/>
+          <w:szCs w:val="14"/>
+        </w:rPr>
+        <w:t>consecuencia,</w:t>
+      </w:r>
       <w:r>
         <w:rPr>
           <w:rFonts w:ascii="Arial" w:hAnsi="Arial" w:cs="Arial"/>
@@ -4437,17 +4053,15 @@
         </w:rPr>
         <w:t xml:space="preserve">, da su consentimiento para </w:t>
       </w:r>
-      <w:proofErr w:type="gramStart"/>
-      <w:r>
-        <w:rPr>
-          <w:rFonts w:ascii="Arial" w:hAnsi="Arial" w:cs="Arial"/>
-          <w:bCs/>
-          <w:sz w:val="14"/>
-          <w:szCs w:val="14"/>
-        </w:rPr>
-        <w:t>que</w:t>
-      </w:r>
-      <w:proofErr w:type="gramEnd"/>
+      <w:r>
+        <w:rPr>
+          <w:rFonts w:ascii="Arial" w:hAnsi="Arial" w:cs="Arial"/>
+          <w:bCs/>
+          <w:sz w:val="14"/>
+          <w:szCs w:val="14"/>
+        </w:rPr>
+        <w:t>que,</w:t>
+      </w:r>
       <w:r>
         <w:rPr>
           <w:rFonts w:ascii="Arial" w:hAnsi="Arial" w:cs="Arial"/>
@@ -4556,18 +4170,16 @@
         </w:rPr>
         <w:t xml:space="preserve">-------- </w:t>
       </w:r>
-      <w:proofErr w:type="gramStart"/>
-      <w:r>
-        <w:rPr>
-          <w:rFonts w:ascii="Arial" w:hAnsi="Arial" w:cs="Arial"/>
-          <w:b/>
-          <w:bCs/>
-          <w:sz w:val="14"/>
-          <w:szCs w:val="14"/>
-        </w:rPr>
-        <w:t>TERCERA.-</w:t>
-      </w:r>
-      <w:proofErr w:type="gramEnd"/>
+      <w:r>
+        <w:rPr>
+          <w:rFonts w:ascii="Arial" w:hAnsi="Arial" w:cs="Arial"/>
+          <w:b/>
+          <w:bCs/>
+          <w:sz w:val="14"/>
+          <w:szCs w:val="14"/>
+        </w:rPr>
+        <w:t>TERCERA. -</w:t>
+      </w:r>
       <w:r>
         <w:rPr>
           <w:rFonts w:ascii="Arial" w:hAnsi="Arial" w:cs="Arial"/>
@@ -4816,18 +4428,16 @@
         </w:rPr>
         <w:t xml:space="preserve">-------- </w:t>
       </w:r>
-      <w:proofErr w:type="gramStart"/>
-      <w:r>
-        <w:rPr>
-          <w:rFonts w:ascii="Arial" w:hAnsi="Arial" w:cs="Arial"/>
-          <w:b/>
-          <w:bCs/>
-          <w:sz w:val="14"/>
-          <w:szCs w:val="14"/>
-        </w:rPr>
-        <w:t>CUARTA.-</w:t>
-      </w:r>
-      <w:proofErr w:type="gramEnd"/>
+      <w:r>
+        <w:rPr>
+          <w:rFonts w:ascii="Arial" w:hAnsi="Arial" w:cs="Arial"/>
+          <w:b/>
+          <w:bCs/>
+          <w:sz w:val="14"/>
+          <w:szCs w:val="14"/>
+        </w:rPr>
+        <w:t>CUARTA. -</w:t>
+      </w:r>
       <w:r>
         <w:rPr>
           <w:rFonts w:ascii="Arial" w:hAnsi="Arial" w:cs="Arial"/>
@@ -5698,7 +5308,6 @@
         </w:rPr>
         <w:t xml:space="preserve">-------- </w:t>
       </w:r>
-      <w:proofErr w:type="gramStart"/>
       <w:r>
         <w:rPr>
           <w:rFonts w:ascii="Arial" w:eastAsia="MS Mincho" w:hAnsi="Arial" w:cs="Arial"/>
@@ -5706,17 +5315,7 @@
           <w:szCs w:val="14"/>
           <w:lang w:val="es-MX"/>
         </w:rPr>
-        <w:t>VI.-</w:t>
-      </w:r>
-      <w:proofErr w:type="gramEnd"/>
-      <w:r>
-        <w:rPr>
-          <w:rFonts w:ascii="Arial" w:eastAsia="MS Mincho" w:hAnsi="Arial" w:cs="Arial"/>
-          <w:sz w:val="14"/>
-          <w:szCs w:val="14"/>
-          <w:lang w:val="es-MX"/>
-        </w:rPr>
-        <w:t xml:space="preserve"> Que leí este instrumento a la compareciente, a quien le expliqué su valor, fuerza y las consecuencias legales de su contenido, manifestando su conformidad con el mismo, por lo que lo otorga, ratifica y </w:t>
+        <w:t xml:space="preserve">VI.- Que leí este instrumento a la compareciente, a quien le expliqué su valor, fuerza y las consecuencias legales de su contenido, manifestando su conformidad con el mismo, por lo que lo otorga, ratifica y </w:t>
       </w:r>
       <w:r>
         <w:rPr>
@@ -6478,7 +6077,6 @@
         </w:rPr>
         <w:t xml:space="preserve">BENITA HERNÁNDEZ </w:t>
       </w:r>
-      <w:proofErr w:type="gramStart"/>
       <w:r>
         <w:rPr>
           <w:rFonts w:ascii="Arial" w:hAnsi="Arial" w:cs="Arial"/>
@@ -6493,9 +6091,8 @@
           <w:sz w:val="14"/>
           <w:szCs w:val="14"/>
         </w:rPr>
-        <w:t>.-</w:t>
-      </w:r>
-      <w:proofErr w:type="gramEnd"/>
+        <w:t>. -</w:t>
+      </w:r>
       <w:r>
         <w:rPr>
           <w:rFonts w:ascii="Arial" w:hAnsi="Arial" w:cs="Arial"/>
@@ -6504,16 +6101,14 @@
         </w:rPr>
         <w:t xml:space="preserve"> </w:t>
       </w:r>
-      <w:proofErr w:type="gramStart"/>
-      <w:r>
-        <w:rPr>
-          <w:rFonts w:ascii="Arial" w:hAnsi="Arial" w:cs="Arial"/>
-          <w:sz w:val="14"/>
-          <w:szCs w:val="14"/>
-        </w:rPr>
-        <w:t>FIRMA.-</w:t>
-      </w:r>
-      <w:proofErr w:type="gramEnd"/>
+      <w:r>
+        <w:rPr>
+          <w:rFonts w:ascii="Arial" w:hAnsi="Arial" w:cs="Arial"/>
+          <w:sz w:val="14"/>
+          <w:szCs w:val="14"/>
+        </w:rPr>
+        <w:t>FIRMA. -</w:t>
+      </w:r>
       <w:r>
         <w:rPr>
           <w:rFonts w:ascii="Arial" w:hAnsi="Arial" w:cs="Arial"/>
@@ -6539,7 +6134,6 @@
         </w:rPr>
         <w:t xml:space="preserve">JUAN CARLOS ORTEGA </w:t>
       </w:r>
-      <w:proofErr w:type="gramStart"/>
       <w:r>
         <w:rPr>
           <w:rFonts w:ascii="Arial" w:hAnsi="Arial" w:cs="Arial"/>
@@ -6547,9 +6141,8 @@
           <w:szCs w:val="14"/>
           <w:lang w:val="es-ES" w:eastAsia="es-MX"/>
         </w:rPr>
-        <w:t>REYES.-</w:t>
-      </w:r>
-      <w:proofErr w:type="gramEnd"/>
+        <w:t>REYES. -</w:t>
+      </w:r>
       <w:r>
         <w:rPr>
           <w:rFonts w:ascii="Arial" w:hAnsi="Arial" w:cs="Arial"/>
@@ -6559,7 +6152,6 @@
         </w:rPr>
         <w:t xml:space="preserve"> </w:t>
       </w:r>
-      <w:proofErr w:type="gramStart"/>
       <w:r>
         <w:rPr>
           <w:rFonts w:ascii="Arial" w:hAnsi="Arial" w:cs="Arial"/>
@@ -6567,9 +6159,8 @@
           <w:szCs w:val="14"/>
           <w:lang w:val="es-ES" w:eastAsia="es-MX"/>
         </w:rPr>
-        <w:t>FIRMA.-</w:t>
-      </w:r>
-      <w:proofErr w:type="gramEnd"/>
+        <w:t>FIRMA. -</w:t>
+      </w:r>
       <w:r>
         <w:rPr>
           <w:rFonts w:ascii="Arial" w:hAnsi="Arial" w:cs="Arial"/>
@@ -6702,14 +6293,12 @@
         </w:rPr>
         <w:t xml:space="preserve"> </w:t>
       </w:r>
-      <w:proofErr w:type="gramStart"/>
-      <w:r>
-        <w:rPr>
-          <w:rFonts w:ascii="Arial" w:hAnsi="Arial" w:cs="Arial"/>
-          <w:b/>
-          <w:sz w:val="14"/>
-          <w:szCs w:val="14"/>
-          <w:highlight w:val="yellow"/>
+      <w:r>
+        <w:rPr>
+          <w:rFonts w:ascii="Arial" w:hAnsi="Arial" w:cs="Arial"/>
+          <w:b/>
+          <w:sz w:val="14"/>
+          <w:szCs w:val="14"/>
         </w:rPr>
         <w:t>{{</w:t>
       </w:r>
@@ -6719,7 +6308,6 @@
           <w:b/>
           <w:sz w:val="14"/>
           <w:szCs w:val="14"/>
-          <w:highlight w:val="yellow"/>
           <w:u w:val="single"/>
         </w:rPr>
         <w:t xml:space="preserve"> </w:t>
@@ -6731,34 +6319,9 @@
           <w:b/>
           <w:sz w:val="14"/>
           <w:szCs w:val="14"/>
-          <w:highlight w:val="yellow"/>
           <w:u w:val="single"/>
         </w:rPr>
-        <w:t>nombre</w:t>
-      </w:r>
-      <w:proofErr w:type="gramEnd"/>
-      <w:r>
-        <w:rPr>
-          <w:rFonts w:ascii="Arial" w:hAnsi="Arial" w:cs="Arial"/>
-          <w:b/>
-          <w:sz w:val="14"/>
-          <w:szCs w:val="14"/>
-          <w:highlight w:val="yellow"/>
-          <w:u w:val="single"/>
-        </w:rPr>
-        <w:t>_</w:t>
-      </w:r>
-      <w:proofErr w:type="gramStart"/>
-      <w:r>
-        <w:rPr>
-          <w:rFonts w:ascii="Arial" w:hAnsi="Arial" w:cs="Arial"/>
-          <w:b/>
-          <w:sz w:val="14"/>
-          <w:szCs w:val="14"/>
-          <w:highlight w:val="yellow"/>
-          <w:u w:val="single"/>
-        </w:rPr>
-        <w:t>acreditado</w:t>
+        <w:t>nombre_acreditado</w:t>
       </w:r>
       <w:proofErr w:type="spellEnd"/>
       <w:r>
@@ -6767,20 +6330,8 @@
           <w:b/>
           <w:sz w:val="14"/>
           <w:szCs w:val="14"/>
-          <w:highlight w:val="yellow"/>
-        </w:rPr>
-        <w:t xml:space="preserve"> }</w:t>
-      </w:r>
-      <w:proofErr w:type="gramEnd"/>
-      <w:r>
-        <w:rPr>
-          <w:rFonts w:ascii="Arial" w:hAnsi="Arial" w:cs="Arial"/>
-          <w:b/>
-          <w:sz w:val="14"/>
-          <w:szCs w:val="14"/>
-          <w:highlight w:val="yellow"/>
-        </w:rPr>
-        <w:t>}</w:t>
+        </w:rPr>
+        <w:t xml:space="preserve"> }}</w:t>
       </w:r>
       <w:r>
         <w:rPr>
@@ -6837,7 +6388,6 @@
         </w:rPr>
         <w:t xml:space="preserve">DEL AÑO DOS MIL </w:t>
       </w:r>
-      <w:proofErr w:type="gramStart"/>
       <w:r>
         <w:rPr>
           <w:rFonts w:ascii="Arial" w:hAnsi="Arial" w:cs="Arial"/>
@@ -6863,9 +6413,8 @@
           <w:szCs w:val="14"/>
           <w:lang w:val="es-ES"/>
         </w:rPr>
-        <w:t>.-</w:t>
-      </w:r>
-      <w:proofErr w:type="gramEnd"/>
+        <w:t>. -</w:t>
+      </w:r>
       <w:r>
         <w:rPr>
           <w:rFonts w:ascii="Arial" w:hAnsi="Arial" w:cs="Arial"/>
@@ -8819,8 +8368,52 @@
     <w:lsdException w:name="Subtitle" w:qFormat="1"/>
     <w:lsdException w:name="Strong" w:qFormat="1"/>
     <w:lsdException w:name="Emphasis" w:qFormat="1"/>
+    <w:lsdException w:name="Normal Table" w:semiHidden="1" w:unhideWhenUsed="1"/>
     <w:lsdException w:name="No List" w:uiPriority="99"/>
+    <w:lsdException w:name="Table Simple 1" w:semiHidden="1" w:unhideWhenUsed="1"/>
+    <w:lsdException w:name="Table Simple 2" w:semiHidden="1" w:unhideWhenUsed="1"/>
+    <w:lsdException w:name="Table Simple 3" w:semiHidden="1" w:unhideWhenUsed="1"/>
+    <w:lsdException w:name="Table Classic 1" w:semiHidden="1" w:unhideWhenUsed="1"/>
+    <w:lsdException w:name="Table Classic 2" w:semiHidden="1" w:unhideWhenUsed="1"/>
+    <w:lsdException w:name="Table Classic 3" w:semiHidden="1" w:unhideWhenUsed="1"/>
+    <w:lsdException w:name="Table Classic 4" w:semiHidden="1" w:unhideWhenUsed="1"/>
+    <w:lsdException w:name="Table Colorful 1" w:semiHidden="1" w:unhideWhenUsed="1"/>
+    <w:lsdException w:name="Table Colorful 2" w:semiHidden="1" w:unhideWhenUsed="1"/>
+    <w:lsdException w:name="Table Colorful 3" w:semiHidden="1" w:unhideWhenUsed="1"/>
+    <w:lsdException w:name="Table Columns 1" w:semiHidden="1" w:unhideWhenUsed="1"/>
+    <w:lsdException w:name="Table Columns 2" w:semiHidden="1" w:unhideWhenUsed="1"/>
+    <w:lsdException w:name="Table Columns 3" w:semiHidden="1" w:unhideWhenUsed="1"/>
+    <w:lsdException w:name="Table Columns 4" w:semiHidden="1" w:unhideWhenUsed="1"/>
+    <w:lsdException w:name="Table Columns 5" w:semiHidden="1" w:unhideWhenUsed="1"/>
+    <w:lsdException w:name="Table Grid 1" w:semiHidden="1" w:unhideWhenUsed="1"/>
+    <w:lsdException w:name="Table Grid 2" w:semiHidden="1" w:unhideWhenUsed="1"/>
+    <w:lsdException w:name="Table Grid 3" w:semiHidden="1" w:unhideWhenUsed="1"/>
+    <w:lsdException w:name="Table Grid 4" w:semiHidden="1" w:unhideWhenUsed="1"/>
+    <w:lsdException w:name="Table Grid 5" w:semiHidden="1" w:unhideWhenUsed="1"/>
+    <w:lsdException w:name="Table Grid 6" w:semiHidden="1" w:unhideWhenUsed="1"/>
+    <w:lsdException w:name="Table Grid 7" w:semiHidden="1" w:unhideWhenUsed="1"/>
+    <w:lsdException w:name="Table Grid 8" w:semiHidden="1" w:unhideWhenUsed="1"/>
+    <w:lsdException w:name="Table List 1" w:semiHidden="1" w:unhideWhenUsed="1"/>
+    <w:lsdException w:name="Table List 2" w:semiHidden="1" w:unhideWhenUsed="1"/>
+    <w:lsdException w:name="Table List 3" w:semiHidden="1" w:unhideWhenUsed="1"/>
+    <w:lsdException w:name="Table List 4" w:semiHidden="1" w:unhideWhenUsed="1"/>
+    <w:lsdException w:name="Table List 5" w:semiHidden="1" w:unhideWhenUsed="1"/>
+    <w:lsdException w:name="Table List 6" w:semiHidden="1" w:unhideWhenUsed="1"/>
+    <w:lsdException w:name="Table List 7" w:semiHidden="1" w:unhideWhenUsed="1"/>
+    <w:lsdException w:name="Table List 8" w:semiHidden="1" w:unhideWhenUsed="1"/>
+    <w:lsdException w:name="Table 3D effects 1" w:semiHidden="1" w:unhideWhenUsed="1"/>
+    <w:lsdException w:name="Table 3D effects 2" w:semiHidden="1" w:unhideWhenUsed="1"/>
+    <w:lsdException w:name="Table 3D effects 3" w:semiHidden="1" w:unhideWhenUsed="1"/>
+    <w:lsdException w:name="Table Contemporary" w:semiHidden="1" w:unhideWhenUsed="1"/>
+    <w:lsdException w:name="Table Elegant" w:semiHidden="1" w:unhideWhenUsed="1"/>
+    <w:lsdException w:name="Table Professional" w:semiHidden="1" w:unhideWhenUsed="1"/>
+    <w:lsdException w:name="Table Subtle 1" w:semiHidden="1" w:unhideWhenUsed="1"/>
+    <w:lsdException w:name="Table Subtle 2" w:semiHidden="1" w:unhideWhenUsed="1"/>
+    <w:lsdException w:name="Table Web 1" w:semiHidden="1" w:unhideWhenUsed="1"/>
+    <w:lsdException w:name="Table Web 2" w:semiHidden="1" w:unhideWhenUsed="1"/>
+    <w:lsdException w:name="Table Web 3" w:semiHidden="1" w:unhideWhenUsed="1"/>
     <w:lsdException w:name="Balloon Text" w:uiPriority="99"/>
+    <w:lsdException w:name="Table Theme" w:semiHidden="1" w:unhideWhenUsed="1"/>
     <w:lsdException w:name="Placeholder Text" w:semiHidden="1" w:uiPriority="99"/>
     <w:lsdException w:name="No Spacing" w:uiPriority="1" w:qFormat="1"/>
     <w:lsdException w:name="Light Shading" w:uiPriority="60"/>
@@ -9110,11 +8703,15 @@
   </w:style>
   <w:style w:type="character" w:default="1" w:styleId="Fuentedeprrafopredeter">
     <w:name w:val="Default Paragraph Font"/>
+    <w:uiPriority w:val="1"/>
     <w:semiHidden/>
+    <w:unhideWhenUsed/>
   </w:style>
   <w:style w:type="table" w:default="1" w:styleId="Tablanormal">
     <w:name w:val="Normal Table"/>
+    <w:uiPriority w:val="99"/>
     <w:semiHidden/>
+    <w:unhideWhenUsed/>
     <w:tblPr>
       <w:tblInd w:w="0" w:type="dxa"/>
       <w:tblCellMar>
@@ -9129,6 +8726,7 @@
     <w:name w:val="No List"/>
     <w:uiPriority w:val="99"/>
     <w:semiHidden/>
+    <w:unhideWhenUsed/>
   </w:style>
   <w:style w:type="paragraph" w:styleId="Textoindependiente3">
     <w:name w:val="Body Text 3"/>
@@ -9146,8 +8744,8 @@
       <w:sz w:val="40"/>
     </w:rPr>
   </w:style>
-  <w:style w:type="paragraph" w:customStyle="1" w:styleId="Heading3">
-    <w:name w:val="Heading 3"/>
+  <w:style w:type="paragraph" w:customStyle="1" w:styleId="Ttulo31">
+    <w:name w:val="Título 31"/>
     <w:basedOn w:val="Normal"/>
     <w:rsid w:val="00BE25B6"/>
     <w:pPr>
@@ -9161,8 +8759,8 @@
       <w:sz w:val="24"/>
     </w:rPr>
   </w:style>
-  <w:style w:type="paragraph" w:customStyle="1" w:styleId="Heading4">
-    <w:name w:val="Heading 4"/>
+  <w:style w:type="paragraph" w:customStyle="1" w:styleId="Ttulo41">
+    <w:name w:val="Título 41"/>
     <w:basedOn w:val="Normal"/>
     <w:rsid w:val="00BE25B6"/>
     <w:pPr>
@@ -9192,8 +8790,8 @@
       <w:u w:val="single"/>
     </w:rPr>
   </w:style>
-  <w:style w:type="paragraph" w:customStyle="1" w:styleId="Heading2">
-    <w:name w:val="Heading 2"/>
+  <w:style w:type="paragraph" w:customStyle="1" w:styleId="Ttulo21">
+    <w:name w:val="Título 21"/>
     <w:basedOn w:val="Normal"/>
     <w:rsid w:val="00BE25B6"/>
     <w:pPr>
@@ -9218,8 +8816,8 @@
       <w:spacing w:after="120" w:line="480" w:lineRule="auto"/>
     </w:pPr>
   </w:style>
-  <w:style w:type="paragraph" w:customStyle="1" w:styleId="Heading1">
-    <w:name w:val="Heading 1"/>
+  <w:style w:type="paragraph" w:customStyle="1" w:styleId="Ttulo11">
+    <w:name w:val="Título 11"/>
     <w:basedOn w:val="Normal"/>
     <w:rsid w:val="00BE25B6"/>
     <w:pPr>
@@ -9233,8 +8831,8 @@
       <w:lang w:val="es-MX"/>
     </w:rPr>
   </w:style>
-  <w:style w:type="paragraph" w:customStyle="1" w:styleId="BodyText2">
-    <w:name w:val="Body Text 2"/>
+  <w:style w:type="paragraph" w:customStyle="1" w:styleId="Textoindependiente21">
+    <w:name w:val="Texto independiente 21"/>
     <w:basedOn w:val="Normal"/>
     <w:rsid w:val="00BE25B6"/>
     <w:pPr>
@@ -9250,8 +8848,8 @@
       <w:sz w:val="24"/>
     </w:rPr>
   </w:style>
-  <w:style w:type="paragraph" w:customStyle="1" w:styleId="BodyText3">
-    <w:name w:val="Body Text 3"/>
+  <w:style w:type="paragraph" w:customStyle="1" w:styleId="Textoindependiente31">
+    <w:name w:val="Texto independiente 31"/>
     <w:basedOn w:val="Normal"/>
     <w:rsid w:val="00BE25B6"/>
     <w:pPr>

--- a/backend/templates/plantilla_manera2.docx
+++ b/backend/templates/plantilla_manera2.docx
@@ -549,6 +549,7 @@
         </w:rPr>
         <w:t xml:space="preserve">A FAVOR DE LA SEÑORA </w:t>
       </w:r>
+      <w:proofErr w:type="gramStart"/>
       <w:r>
         <w:rPr>
           <w:rFonts w:ascii="Arial" w:hAnsi="Arial" w:cs="Arial"/>
@@ -568,7 +569,29 @@
           <w:szCs w:val="14"/>
           <w:lang w:val="es-MX"/>
         </w:rPr>
-        <w:t>nombre_acreditado</w:t>
+        <w:t>nombre</w:t>
+      </w:r>
+      <w:proofErr w:type="gramEnd"/>
+      <w:r>
+        <w:rPr>
+          <w:rFonts w:ascii="Arial" w:hAnsi="Arial" w:cs="Arial"/>
+          <w:b/>
+          <w:sz w:val="14"/>
+          <w:szCs w:val="14"/>
+          <w:lang w:val="es-MX"/>
+        </w:rPr>
+        <w:t>_</w:t>
+      </w:r>
+      <w:proofErr w:type="gramStart"/>
+      <w:r>
+        <w:rPr>
+          <w:rFonts w:ascii="Arial" w:hAnsi="Arial" w:cs="Arial"/>
+          <w:b/>
+          <w:sz w:val="14"/>
+          <w:szCs w:val="14"/>
+          <w:lang w:val="es-MX"/>
+        </w:rPr>
+        <w:t>acreditado</w:t>
       </w:r>
       <w:proofErr w:type="spellEnd"/>
       <w:r>
@@ -579,7 +602,18 @@
           <w:szCs w:val="14"/>
           <w:lang w:val="es-MX"/>
         </w:rPr>
-        <w:t xml:space="preserve"> }}</w:t>
+        <w:t xml:space="preserve"> }</w:t>
+      </w:r>
+      <w:proofErr w:type="gramEnd"/>
+      <w:r>
+        <w:rPr>
+          <w:rFonts w:ascii="Arial" w:hAnsi="Arial" w:cs="Arial"/>
+          <w:b/>
+          <w:sz w:val="14"/>
+          <w:szCs w:val="14"/>
+          <w:lang w:val="es-MX"/>
+        </w:rPr>
+        <w:t>}</w:t>
       </w:r>
       <w:r>
         <w:rPr>
@@ -1412,6 +1446,7 @@
         </w:rPr>
         <w:t xml:space="preserve"> </w:t>
       </w:r>
+      <w:proofErr w:type="gramStart"/>
       <w:r>
         <w:rPr>
           <w:rFonts w:ascii="Arial" w:eastAsia="Batang" w:hAnsi="Arial" w:cs="Arial"/>
@@ -1433,7 +1468,31 @@
           <w:szCs w:val="14"/>
           <w:lang w:val="es-MX"/>
         </w:rPr>
-        <w:t>numero_carta</w:t>
+        <w:t>numero</w:t>
+      </w:r>
+      <w:proofErr w:type="gramEnd"/>
+      <w:r>
+        <w:rPr>
+          <w:rFonts w:ascii="Arial" w:eastAsia="Batang" w:hAnsi="Arial" w:cs="Arial"/>
+          <w:b/>
+          <w:bCs/>
+          <w:sz w:val="14"/>
+          <w:szCs w:val="14"/>
+          <w:lang w:val="es-MX"/>
+        </w:rPr>
+        <w:t>_</w:t>
+      </w:r>
+      <w:proofErr w:type="gramStart"/>
+      <w:r>
+        <w:rPr>
+          <w:rFonts w:ascii="Arial" w:eastAsia="Batang" w:hAnsi="Arial" w:cs="Arial"/>
+          <w:b/>
+          <w:bCs/>
+          <w:sz w:val="14"/>
+          <w:szCs w:val="14"/>
+          <w:lang w:val="es-MX"/>
+        </w:rPr>
+        <w:t>carta</w:t>
       </w:r>
       <w:proofErr w:type="spellEnd"/>
       <w:r>
@@ -1445,6 +1504,70 @@
           <w:szCs w:val="14"/>
           <w:lang w:val="es-MX"/>
         </w:rPr>
+        <w:t xml:space="preserve"> }</w:t>
+      </w:r>
+      <w:proofErr w:type="gramEnd"/>
+      <w:r>
+        <w:rPr>
+          <w:rFonts w:ascii="Arial" w:eastAsia="Batang" w:hAnsi="Arial" w:cs="Arial"/>
+          <w:b/>
+          <w:bCs/>
+          <w:sz w:val="14"/>
+          <w:szCs w:val="14"/>
+          <w:lang w:val="es-MX"/>
+        </w:rPr>
+        <w:t>}</w:t>
+      </w:r>
+      <w:r>
+        <w:rPr>
+          <w:rFonts w:ascii="Arial" w:eastAsia="Batang" w:hAnsi="Arial" w:cs="Arial"/>
+          <w:sz w:val="14"/>
+          <w:szCs w:val="14"/>
+        </w:rPr>
+        <w:t>,</w:t>
+      </w:r>
+      <w:r>
+        <w:rPr>
+          <w:rFonts w:ascii="Arial" w:eastAsia="Batang" w:hAnsi="Arial" w:cs="Arial"/>
+          <w:sz w:val="14"/>
+          <w:szCs w:val="14"/>
+        </w:rPr>
+        <w:t xml:space="preserve"> </w:t>
+      </w:r>
+      <w:r>
+        <w:rPr>
+          <w:rFonts w:ascii="Arial" w:eastAsia="Batang" w:hAnsi="Arial" w:cs="Arial"/>
+          <w:sz w:val="14"/>
+          <w:szCs w:val="14"/>
+        </w:rPr>
+        <w:t>de fecha</w:t>
+      </w:r>
+      <w:r>
+        <w:rPr>
+          <w:rFonts w:ascii="Arial" w:eastAsia="Batang" w:hAnsi="Arial" w:cs="Arial"/>
+          <w:sz w:val="14"/>
+          <w:szCs w:val="14"/>
+        </w:rPr>
+        <w:t xml:space="preserve"> </w:t>
+      </w:r>
+      <w:proofErr w:type="gramStart"/>
+      <w:r>
+        <w:rPr>
+          <w:rFonts w:ascii="Arial" w:eastAsia="Batang" w:hAnsi="Arial" w:cs="Arial"/>
+          <w:sz w:val="14"/>
+          <w:szCs w:val="14"/>
+          <w:lang w:val="es-MX"/>
+        </w:rPr>
+        <w:t>{{ fecha</w:t>
+      </w:r>
+      <w:proofErr w:type="gramEnd"/>
+      <w:r>
+        <w:rPr>
+          <w:rFonts w:ascii="Arial" w:eastAsia="Batang" w:hAnsi="Arial" w:cs="Arial"/>
+          <w:sz w:val="14"/>
+          <w:szCs w:val="14"/>
+          <w:lang w:val="es-MX"/>
+        </w:rPr>
         <w:t xml:space="preserve"> }}</w:t>
       </w:r>
       <w:r>
@@ -1453,6 +1576,15 @@
           <w:sz w:val="14"/>
           <w:szCs w:val="14"/>
         </w:rPr>
+        <w:t>,</w:t>
+      </w:r>
+      <w:bookmarkStart w:id="4" w:name="_Hlk150194100"/>
+      <w:r>
+        <w:rPr>
+          <w:rFonts w:ascii="Arial" w:eastAsia="Batang" w:hAnsi="Arial" w:cs="Arial"/>
+          <w:sz w:val="14"/>
+          <w:szCs w:val="14"/>
+        </w:rPr>
         <w:t xml:space="preserve"> </w:t>
       </w:r>
       <w:r>
@@ -1460,6 +1592,100 @@
           <w:rFonts w:ascii="Arial" w:eastAsia="Batang" w:hAnsi="Arial" w:cs="Arial"/>
           <w:sz w:val="14"/>
           <w:szCs w:val="14"/>
+          <w:lang w:val="es-ES"/>
+        </w:rPr>
+        <w:t>otorgado ante</w:t>
+      </w:r>
+      <w:bookmarkEnd w:id="4"/>
+      <w:r>
+        <w:rPr>
+          <w:rFonts w:ascii="Arial" w:eastAsia="Batang" w:hAnsi="Arial" w:cs="Arial"/>
+          <w:sz w:val="14"/>
+          <w:szCs w:val="14"/>
+          <w:lang w:val="es-ES"/>
+        </w:rPr>
+        <w:t xml:space="preserve"> la fe del Licenciado</w:t>
+      </w:r>
+      <w:r>
+        <w:rPr>
+          <w:rFonts w:ascii="Arial" w:eastAsia="Batang" w:hAnsi="Arial" w:cs="Arial"/>
+          <w:sz w:val="14"/>
+          <w:szCs w:val="14"/>
+          <w:lang w:val="es-ES"/>
+        </w:rPr>
+        <w:t xml:space="preserve"> </w:t>
+      </w:r>
+      <w:proofErr w:type="gramStart"/>
+      <w:r>
+        <w:rPr>
+          <w:rFonts w:ascii="Arial" w:eastAsia="Batang" w:hAnsi="Arial" w:cs="Arial"/>
+          <w:bCs/>
+          <w:sz w:val="14"/>
+          <w:szCs w:val="14"/>
+          <w:lang w:val="es-MX"/>
+        </w:rPr>
+        <w:t xml:space="preserve">{{ </w:t>
+      </w:r>
+      <w:proofErr w:type="spellStart"/>
+      <w:r>
+        <w:rPr>
+          <w:rFonts w:ascii="Arial" w:eastAsia="Batang" w:hAnsi="Arial" w:cs="Arial"/>
+          <w:bCs/>
+          <w:sz w:val="14"/>
+          <w:szCs w:val="14"/>
+          <w:lang w:val="es-MX"/>
+        </w:rPr>
+        <w:t>nombre</w:t>
+      </w:r>
+      <w:proofErr w:type="gramEnd"/>
+      <w:r>
+        <w:rPr>
+          <w:rFonts w:ascii="Arial" w:eastAsia="Batang" w:hAnsi="Arial" w:cs="Arial"/>
+          <w:bCs/>
+          <w:sz w:val="14"/>
+          <w:szCs w:val="14"/>
+          <w:lang w:val="es-MX"/>
+        </w:rPr>
+        <w:t>_</w:t>
+      </w:r>
+      <w:proofErr w:type="gramStart"/>
+      <w:r>
+        <w:rPr>
+          <w:rFonts w:ascii="Arial" w:eastAsia="Batang" w:hAnsi="Arial" w:cs="Arial"/>
+          <w:bCs/>
+          <w:sz w:val="14"/>
+          <w:szCs w:val="14"/>
+          <w:lang w:val="es-MX"/>
+        </w:rPr>
+        <w:t>notario</w:t>
+      </w:r>
+      <w:proofErr w:type="spellEnd"/>
+      <w:r>
+        <w:rPr>
+          <w:rFonts w:ascii="Arial" w:eastAsia="Batang" w:hAnsi="Arial" w:cs="Arial"/>
+          <w:bCs/>
+          <w:sz w:val="14"/>
+          <w:szCs w:val="14"/>
+          <w:lang w:val="es-MX"/>
+        </w:rPr>
+        <w:t xml:space="preserve"> }</w:t>
+      </w:r>
+      <w:proofErr w:type="gramEnd"/>
+      <w:r>
+        <w:rPr>
+          <w:rFonts w:ascii="Arial" w:eastAsia="Batang" w:hAnsi="Arial" w:cs="Arial"/>
+          <w:bCs/>
+          <w:sz w:val="14"/>
+          <w:szCs w:val="14"/>
+          <w:lang w:val="es-MX"/>
+        </w:rPr>
+        <w:t>}</w:t>
+      </w:r>
+      <w:r>
+        <w:rPr>
+          <w:rFonts w:ascii="Arial" w:eastAsia="Batang" w:hAnsi="Arial" w:cs="Arial"/>
+          <w:sz w:val="14"/>
+          <w:szCs w:val="14"/>
         </w:rPr>
         <w:t>,</w:t>
       </w:r>
@@ -1477,7 +1703,23 @@
           <w:sz w:val="14"/>
           <w:szCs w:val="14"/>
         </w:rPr>
-        <w:t>de fecha</w:t>
+        <w:t xml:space="preserve">se hizo constar </w:t>
+      </w:r>
+      <w:r>
+        <w:rPr>
+          <w:rFonts w:ascii="Arial" w:eastAsia="Batang" w:hAnsi="Arial" w:cs="Arial"/>
+          <w:sz w:val="14"/>
+          <w:szCs w:val="14"/>
+        </w:rPr>
+        <w:t>entre otros actos</w:t>
+      </w:r>
+      <w:r>
+        <w:rPr>
+          <w:rFonts w:ascii="Arial" w:eastAsia="Batang" w:hAnsi="Arial" w:cs="Arial"/>
+          <w:sz w:val="14"/>
+          <w:szCs w:val="14"/>
+        </w:rPr>
+        <w:t>,</w:t>
       </w:r>
       <w:r>
         <w:rPr>
@@ -1490,24 +1732,34 @@
       <w:r>
         <w:rPr>
           <w:rFonts w:ascii="Arial" w:eastAsia="Batang" w:hAnsi="Arial" w:cs="Arial"/>
-          <w:sz w:val="14"/>
-          <w:szCs w:val="14"/>
-          <w:lang w:val="es-MX"/>
-        </w:rPr>
-        <w:t>{{ fecha }}</w:t>
-      </w:r>
-      <w:r>
-        <w:rPr>
-          <w:rFonts w:ascii="Arial" w:eastAsia="Batang" w:hAnsi="Arial" w:cs="Arial"/>
+          <w:bCs/>
+          <w:sz w:val="14"/>
+          <w:szCs w:val="14"/>
+        </w:rPr>
+        <w:t xml:space="preserve">el </w:t>
+      </w:r>
+      <w:r>
+        <w:rPr>
+          <w:rFonts w:ascii="Arial" w:eastAsia="Batang" w:hAnsi="Arial" w:cs="Arial"/>
+          <w:bCs/>
+          <w:sz w:val="14"/>
+          <w:szCs w:val="14"/>
+        </w:rPr>
+        <w:t>otorgamiento de crédito y constitución de garantía hipotecaria</w:t>
+      </w:r>
+      <w:r>
+        <w:rPr>
+          <w:rFonts w:ascii="Arial" w:eastAsia="Batang" w:hAnsi="Arial" w:cs="Arial"/>
+          <w:bCs/>
           <w:sz w:val="14"/>
           <w:szCs w:val="14"/>
         </w:rPr>
         <w:t>,</w:t>
       </w:r>
-      <w:bookmarkStart w:id="4" w:name="_Hlk150194100"/>
-      <w:r>
-        <w:rPr>
-          <w:rFonts w:ascii="Arial" w:eastAsia="Batang" w:hAnsi="Arial" w:cs="Arial"/>
+      <w:r>
+        <w:rPr>
+          <w:rFonts w:ascii="Arial" w:eastAsia="Batang" w:hAnsi="Arial" w:cs="Arial"/>
+          <w:b/>
           <w:sz w:val="14"/>
           <w:szCs w:val="14"/>
         </w:rPr>
@@ -1518,33 +1770,133 @@
           <w:rFonts w:ascii="Arial" w:eastAsia="Batang" w:hAnsi="Arial" w:cs="Arial"/>
           <w:sz w:val="14"/>
           <w:szCs w:val="14"/>
+        </w:rPr>
+        <w:t>por medio del cual</w:t>
+      </w:r>
+      <w:r>
+        <w:rPr>
+          <w:rFonts w:ascii="Arial" w:eastAsia="Batang" w:hAnsi="Arial" w:cs="Arial"/>
+          <w:sz w:val="14"/>
+          <w:szCs w:val="14"/>
+        </w:rPr>
+        <w:t xml:space="preserve"> el</w:t>
+      </w:r>
+      <w:r>
+        <w:rPr>
+          <w:rFonts w:ascii="Arial" w:eastAsia="Batang" w:hAnsi="Arial" w:cs="Arial"/>
+          <w:sz w:val="14"/>
+          <w:szCs w:val="14"/>
+        </w:rPr>
+        <w:t xml:space="preserve"> </w:t>
+      </w:r>
+      <w:r>
+        <w:rPr>
+          <w:rFonts w:ascii="Arial" w:eastAsia="Batang" w:hAnsi="Arial" w:cs="Arial"/>
+          <w:b/>
+          <w:sz w:val="14"/>
+          <w:szCs w:val="14"/>
+        </w:rPr>
+        <w:t xml:space="preserve">INSTITUTO DEL FONDO NACIONAL </w:t>
+      </w:r>
+      <w:r>
+        <w:rPr>
+          <w:rFonts w:ascii="Arial" w:eastAsia="Batang" w:hAnsi="Arial" w:cs="Arial"/>
+          <w:b/>
+          <w:sz w:val="14"/>
+          <w:szCs w:val="14"/>
+        </w:rPr>
+        <w:t xml:space="preserve">DE LA VIVIENDA </w:t>
+      </w:r>
+      <w:r>
+        <w:rPr>
+          <w:rFonts w:ascii="Arial" w:eastAsia="Batang" w:hAnsi="Arial" w:cs="Arial"/>
+          <w:b/>
+          <w:sz w:val="14"/>
+          <w:szCs w:val="14"/>
+        </w:rPr>
+        <w:t>PARA LOS TRABAJADORES</w:t>
+      </w:r>
+      <w:r>
+        <w:rPr>
+          <w:rFonts w:ascii="Arial" w:eastAsia="Batang" w:hAnsi="Arial" w:cs="Arial"/>
+          <w:sz w:val="14"/>
+          <w:szCs w:val="14"/>
+        </w:rPr>
+        <w:t>,</w:t>
+      </w:r>
+      <w:r>
+        <w:rPr>
+          <w:rFonts w:ascii="Arial" w:eastAsia="Batang" w:hAnsi="Arial" w:cs="Arial"/>
+          <w:b/>
+          <w:sz w:val="14"/>
+          <w:szCs w:val="14"/>
+        </w:rPr>
+        <w:t xml:space="preserve"> </w:t>
+      </w:r>
+      <w:r>
+        <w:rPr>
+          <w:rFonts w:ascii="Arial" w:eastAsia="Batang" w:hAnsi="Arial" w:cs="Arial"/>
+          <w:sz w:val="14"/>
+          <w:szCs w:val="14"/>
+        </w:rPr>
+        <w:t>otorg</w:t>
+      </w:r>
+      <w:r>
+        <w:rPr>
+          <w:rFonts w:ascii="Arial" w:eastAsia="Batang" w:hAnsi="Arial" w:cs="Arial"/>
+          <w:sz w:val="14"/>
+          <w:szCs w:val="14"/>
+        </w:rPr>
+        <w:t>ó</w:t>
+      </w:r>
+      <w:r>
+        <w:rPr>
+          <w:rFonts w:ascii="Arial" w:eastAsia="Batang" w:hAnsi="Arial" w:cs="Arial"/>
+          <w:sz w:val="14"/>
+          <w:szCs w:val="14"/>
+        </w:rPr>
+        <w:t xml:space="preserve"> </w:t>
+      </w:r>
+      <w:r>
+        <w:rPr>
+          <w:rFonts w:ascii="Arial" w:eastAsia="Batang" w:hAnsi="Arial" w:cs="Arial"/>
+          <w:sz w:val="14"/>
+          <w:szCs w:val="14"/>
+        </w:rPr>
+        <w:t xml:space="preserve">a la </w:t>
+      </w:r>
+      <w:r>
+        <w:rPr>
+          <w:rFonts w:ascii="Arial" w:eastAsia="Batang" w:hAnsi="Arial" w:cs="Arial"/>
+          <w:sz w:val="14"/>
+          <w:szCs w:val="14"/>
+        </w:rPr>
+        <w:t>señor</w:t>
+      </w:r>
+      <w:r>
+        <w:rPr>
+          <w:rFonts w:ascii="Arial" w:eastAsia="Batang" w:hAnsi="Arial" w:cs="Arial"/>
+          <w:sz w:val="14"/>
+          <w:szCs w:val="14"/>
+        </w:rPr>
+        <w:t>a</w:t>
+      </w:r>
+      <w:r>
+        <w:rPr>
+          <w:rFonts w:ascii="Arial" w:hAnsi="Arial" w:cs="Arial"/>
+          <w:b/>
+          <w:bCs/>
+          <w:sz w:val="14"/>
+          <w:szCs w:val="14"/>
           <w:lang w:val="es-ES"/>
         </w:rPr>
-        <w:t>otorgado ante</w:t>
-      </w:r>
-      <w:bookmarkEnd w:id="4"/>
-      <w:r>
-        <w:rPr>
-          <w:rFonts w:ascii="Arial" w:eastAsia="Batang" w:hAnsi="Arial" w:cs="Arial"/>
-          <w:sz w:val="14"/>
-          <w:szCs w:val="14"/>
-          <w:lang w:val="es-ES"/>
-        </w:rPr>
-        <w:t xml:space="preserve"> la fe del Licenciado</w:t>
-      </w:r>
-      <w:r>
-        <w:rPr>
-          <w:rFonts w:ascii="Arial" w:eastAsia="Batang" w:hAnsi="Arial" w:cs="Arial"/>
-          <w:sz w:val="14"/>
-          <w:szCs w:val="14"/>
-          <w:lang w:val="es-ES"/>
-        </w:rPr>
         <w:t xml:space="preserve"> </w:t>
       </w:r>
-      <w:r>
-        <w:rPr>
-          <w:rFonts w:ascii="Arial" w:eastAsia="Batang" w:hAnsi="Arial" w:cs="Arial"/>
-          <w:bCs/>
+      <w:proofErr w:type="gramStart"/>
+      <w:r>
+        <w:rPr>
+          <w:rFonts w:ascii="Arial" w:hAnsi="Arial" w:cs="Arial"/>
+          <w:b/>
           <w:sz w:val="14"/>
           <w:szCs w:val="14"/>
           <w:lang w:val="es-MX"/>
@@ -1554,32 +1906,83 @@
       <w:proofErr w:type="spellStart"/>
       <w:r>
         <w:rPr>
-          <w:rFonts w:ascii="Arial" w:eastAsia="Batang" w:hAnsi="Arial" w:cs="Arial"/>
-          <w:bCs/>
-          <w:sz w:val="14"/>
-          <w:szCs w:val="14"/>
-          <w:lang w:val="es-MX"/>
-        </w:rPr>
-        <w:t>nombre_notario</w:t>
+          <w:rFonts w:ascii="Arial" w:hAnsi="Arial" w:cs="Arial"/>
+          <w:b/>
+          <w:sz w:val="14"/>
+          <w:szCs w:val="14"/>
+          <w:lang w:val="es-MX"/>
+        </w:rPr>
+        <w:t>nombre</w:t>
+      </w:r>
+      <w:proofErr w:type="gramEnd"/>
+      <w:r>
+        <w:rPr>
+          <w:rFonts w:ascii="Arial" w:hAnsi="Arial" w:cs="Arial"/>
+          <w:b/>
+          <w:sz w:val="14"/>
+          <w:szCs w:val="14"/>
+          <w:lang w:val="es-MX"/>
+        </w:rPr>
+        <w:t>_</w:t>
+      </w:r>
+      <w:proofErr w:type="gramStart"/>
+      <w:r>
+        <w:rPr>
+          <w:rFonts w:ascii="Arial" w:hAnsi="Arial" w:cs="Arial"/>
+          <w:b/>
+          <w:sz w:val="14"/>
+          <w:szCs w:val="14"/>
+          <w:lang w:val="es-MX"/>
+        </w:rPr>
+        <w:t>acreditado</w:t>
       </w:r>
       <w:proofErr w:type="spellEnd"/>
       <w:r>
         <w:rPr>
-          <w:rFonts w:ascii="Arial" w:eastAsia="Batang" w:hAnsi="Arial" w:cs="Arial"/>
-          <w:bCs/>
-          <w:sz w:val="14"/>
-          <w:szCs w:val="14"/>
-          <w:lang w:val="es-MX"/>
-        </w:rPr>
-        <w:t xml:space="preserve"> }}</w:t>
-      </w:r>
-      <w:r>
-        <w:rPr>
-          <w:rFonts w:ascii="Arial" w:eastAsia="Batang" w:hAnsi="Arial" w:cs="Arial"/>
-          <w:sz w:val="14"/>
-          <w:szCs w:val="14"/>
-        </w:rPr>
-        <w:t>,</w:t>
+          <w:rFonts w:ascii="Arial" w:hAnsi="Arial" w:cs="Arial"/>
+          <w:b/>
+          <w:sz w:val="14"/>
+          <w:szCs w:val="14"/>
+          <w:lang w:val="es-MX"/>
+        </w:rPr>
+        <w:t xml:space="preserve"> }</w:t>
+      </w:r>
+      <w:proofErr w:type="gramEnd"/>
+      <w:r>
+        <w:rPr>
+          <w:rFonts w:ascii="Arial" w:hAnsi="Arial" w:cs="Arial"/>
+          <w:b/>
+          <w:sz w:val="14"/>
+          <w:szCs w:val="14"/>
+          <w:lang w:val="es-MX"/>
+        </w:rPr>
+        <w:t>}</w:t>
+      </w:r>
+      <w:r>
+        <w:rPr>
+          <w:rFonts w:ascii="Arial" w:hAnsi="Arial" w:cs="Arial"/>
+          <w:bCs/>
+          <w:sz w:val="14"/>
+          <w:szCs w:val="14"/>
+        </w:rPr>
+        <w:t xml:space="preserve">, </w:t>
+      </w:r>
+      <w:r>
+        <w:rPr>
+          <w:rFonts w:ascii="Arial" w:eastAsia="Batang" w:hAnsi="Arial" w:cs="Arial"/>
+          <w:bCs/>
+          <w:sz w:val="14"/>
+          <w:szCs w:val="14"/>
+        </w:rPr>
+        <w:t xml:space="preserve">un crédito </w:t>
+      </w:r>
+      <w:r>
+        <w:rPr>
+          <w:rFonts w:ascii="Arial" w:eastAsia="Batang" w:hAnsi="Arial" w:cs="Arial"/>
+          <w:sz w:val="14"/>
+          <w:szCs w:val="14"/>
+        </w:rPr>
+        <w:t>hasta</w:t>
       </w:r>
       <w:r>
         <w:rPr>
@@ -1595,23 +1998,7 @@
           <w:sz w:val="14"/>
           <w:szCs w:val="14"/>
         </w:rPr>
-        <w:t xml:space="preserve">se hizo constar </w:t>
-      </w:r>
-      <w:r>
-        <w:rPr>
-          <w:rFonts w:ascii="Arial" w:eastAsia="Batang" w:hAnsi="Arial" w:cs="Arial"/>
-          <w:sz w:val="14"/>
-          <w:szCs w:val="14"/>
-        </w:rPr>
-        <w:t>entre otros actos</w:t>
-      </w:r>
-      <w:r>
-        <w:rPr>
-          <w:rFonts w:ascii="Arial" w:eastAsia="Batang" w:hAnsi="Arial" w:cs="Arial"/>
-          <w:sz w:val="14"/>
-          <w:szCs w:val="14"/>
-        </w:rPr>
-        <w:t>,</w:t>
+        <w:t>por</w:t>
       </w:r>
       <w:r>
         <w:rPr>
@@ -1621,268 +2008,59 @@
         </w:rPr>
         <w:t xml:space="preserve"> </w:t>
       </w:r>
-      <w:r>
-        <w:rPr>
-          <w:rFonts w:ascii="Arial" w:eastAsia="Batang" w:hAnsi="Arial" w:cs="Arial"/>
-          <w:bCs/>
-          <w:sz w:val="14"/>
-          <w:szCs w:val="14"/>
-        </w:rPr>
-        <w:t xml:space="preserve">el </w:t>
-      </w:r>
-      <w:r>
-        <w:rPr>
-          <w:rFonts w:ascii="Arial" w:eastAsia="Batang" w:hAnsi="Arial" w:cs="Arial"/>
-          <w:bCs/>
-          <w:sz w:val="14"/>
-          <w:szCs w:val="14"/>
-        </w:rPr>
-        <w:t>otorgamiento de crédito y constitución de garantía hipotecaria</w:t>
-      </w:r>
-      <w:r>
-        <w:rPr>
-          <w:rFonts w:ascii="Arial" w:eastAsia="Batang" w:hAnsi="Arial" w:cs="Arial"/>
-          <w:bCs/>
-          <w:sz w:val="14"/>
-          <w:szCs w:val="14"/>
-        </w:rPr>
-        <w:t>,</w:t>
-      </w:r>
-      <w:r>
-        <w:rPr>
-          <w:rFonts w:ascii="Arial" w:eastAsia="Batang" w:hAnsi="Arial" w:cs="Arial"/>
-          <w:b/>
-          <w:sz w:val="14"/>
-          <w:szCs w:val="14"/>
-        </w:rPr>
-        <w:t xml:space="preserve"> </w:t>
-      </w:r>
-      <w:r>
-        <w:rPr>
-          <w:rFonts w:ascii="Arial" w:eastAsia="Batang" w:hAnsi="Arial" w:cs="Arial"/>
-          <w:sz w:val="14"/>
-          <w:szCs w:val="14"/>
-        </w:rPr>
-        <w:t>por medio del cual</w:t>
-      </w:r>
-      <w:r>
-        <w:rPr>
-          <w:rFonts w:ascii="Arial" w:eastAsia="Batang" w:hAnsi="Arial" w:cs="Arial"/>
-          <w:sz w:val="14"/>
-          <w:szCs w:val="14"/>
-        </w:rPr>
-        <w:t xml:space="preserve"> el</w:t>
-      </w:r>
-      <w:r>
-        <w:rPr>
-          <w:rFonts w:ascii="Arial" w:eastAsia="Batang" w:hAnsi="Arial" w:cs="Arial"/>
-          <w:sz w:val="14"/>
-          <w:szCs w:val="14"/>
-        </w:rPr>
-        <w:t xml:space="preserve"> </w:t>
-      </w:r>
-      <w:r>
-        <w:rPr>
-          <w:rFonts w:ascii="Arial" w:eastAsia="Batang" w:hAnsi="Arial" w:cs="Arial"/>
-          <w:b/>
-          <w:sz w:val="14"/>
-          <w:szCs w:val="14"/>
-        </w:rPr>
-        <w:t xml:space="preserve">INSTITUTO DEL FONDO NACIONAL </w:t>
-      </w:r>
-      <w:r>
-        <w:rPr>
-          <w:rFonts w:ascii="Arial" w:eastAsia="Batang" w:hAnsi="Arial" w:cs="Arial"/>
-          <w:b/>
-          <w:sz w:val="14"/>
-          <w:szCs w:val="14"/>
-        </w:rPr>
-        <w:t xml:space="preserve">DE LA VIVIENDA </w:t>
-      </w:r>
-      <w:r>
-        <w:rPr>
-          <w:rFonts w:ascii="Arial" w:eastAsia="Batang" w:hAnsi="Arial" w:cs="Arial"/>
-          <w:b/>
-          <w:sz w:val="14"/>
-          <w:szCs w:val="14"/>
-        </w:rPr>
-        <w:t>PARA LOS TRABAJADORES</w:t>
-      </w:r>
-      <w:r>
-        <w:rPr>
-          <w:rFonts w:ascii="Arial" w:eastAsia="Batang" w:hAnsi="Arial" w:cs="Arial"/>
-          <w:sz w:val="14"/>
-          <w:szCs w:val="14"/>
-        </w:rPr>
-        <w:t>,</w:t>
-      </w:r>
-      <w:r>
-        <w:rPr>
-          <w:rFonts w:ascii="Arial" w:eastAsia="Batang" w:hAnsi="Arial" w:cs="Arial"/>
-          <w:b/>
-          <w:sz w:val="14"/>
-          <w:szCs w:val="14"/>
-        </w:rPr>
-        <w:t xml:space="preserve"> </w:t>
-      </w:r>
-      <w:r>
-        <w:rPr>
-          <w:rFonts w:ascii="Arial" w:eastAsia="Batang" w:hAnsi="Arial" w:cs="Arial"/>
-          <w:sz w:val="14"/>
-          <w:szCs w:val="14"/>
-        </w:rPr>
-        <w:t>otorg</w:t>
-      </w:r>
-      <w:r>
-        <w:rPr>
-          <w:rFonts w:ascii="Arial" w:eastAsia="Batang" w:hAnsi="Arial" w:cs="Arial"/>
-          <w:sz w:val="14"/>
-          <w:szCs w:val="14"/>
-        </w:rPr>
-        <w:t>ó</w:t>
-      </w:r>
-      <w:r>
-        <w:rPr>
-          <w:rFonts w:ascii="Arial" w:eastAsia="Batang" w:hAnsi="Arial" w:cs="Arial"/>
-          <w:sz w:val="14"/>
-          <w:szCs w:val="14"/>
-        </w:rPr>
-        <w:t xml:space="preserve"> </w:t>
-      </w:r>
-      <w:r>
-        <w:rPr>
-          <w:rFonts w:ascii="Arial" w:eastAsia="Batang" w:hAnsi="Arial" w:cs="Arial"/>
-          <w:sz w:val="14"/>
-          <w:szCs w:val="14"/>
-        </w:rPr>
-        <w:t xml:space="preserve">a la </w:t>
-      </w:r>
-      <w:r>
-        <w:rPr>
-          <w:rFonts w:ascii="Arial" w:eastAsia="Batang" w:hAnsi="Arial" w:cs="Arial"/>
-          <w:sz w:val="14"/>
-          <w:szCs w:val="14"/>
-        </w:rPr>
-        <w:t>señor</w:t>
-      </w:r>
-      <w:r>
-        <w:rPr>
-          <w:rFonts w:ascii="Arial" w:eastAsia="Batang" w:hAnsi="Arial" w:cs="Arial"/>
-          <w:sz w:val="14"/>
-          <w:szCs w:val="14"/>
-        </w:rPr>
-        <w:t>a</w:t>
-      </w:r>
-      <w:r>
-        <w:rPr>
-          <w:rFonts w:ascii="Arial" w:hAnsi="Arial" w:cs="Arial"/>
-          <w:b/>
-          <w:bCs/>
-          <w:sz w:val="14"/>
-          <w:szCs w:val="14"/>
-          <w:lang w:val="es-ES"/>
-        </w:rPr>
-        <w:t xml:space="preserve"> </w:t>
-      </w:r>
-      <w:r>
-        <w:rPr>
-          <w:rFonts w:ascii="Arial" w:hAnsi="Arial" w:cs="Arial"/>
-          <w:b/>
-          <w:sz w:val="14"/>
-          <w:szCs w:val="14"/>
-          <w:lang w:val="es-MX"/>
+      <w:proofErr w:type="gramStart"/>
+      <w:r>
+        <w:rPr>
+          <w:rFonts w:ascii="Arial" w:eastAsia="Batang" w:hAnsi="Arial" w:cs="Arial"/>
+          <w:sz w:val="14"/>
+          <w:szCs w:val="14"/>
         </w:rPr>
         <w:t xml:space="preserve">{{ </w:t>
       </w:r>
       <w:proofErr w:type="spellStart"/>
       <w:r>
         <w:rPr>
-          <w:rFonts w:ascii="Arial" w:hAnsi="Arial" w:cs="Arial"/>
-          <w:b/>
-          <w:sz w:val="14"/>
-          <w:szCs w:val="14"/>
-          <w:lang w:val="es-MX"/>
-        </w:rPr>
-        <w:t>nombre_acreditado</w:t>
+          <w:rFonts w:ascii="Arial" w:eastAsia="Batang" w:hAnsi="Arial" w:cs="Arial"/>
+          <w:sz w:val="14"/>
+          <w:szCs w:val="14"/>
+        </w:rPr>
+        <w:t>crédito</w:t>
+      </w:r>
+      <w:proofErr w:type="gramEnd"/>
+      <w:r>
+        <w:rPr>
+          <w:rFonts w:ascii="Arial" w:eastAsia="Batang" w:hAnsi="Arial" w:cs="Arial"/>
+          <w:sz w:val="14"/>
+          <w:szCs w:val="14"/>
+        </w:rPr>
+        <w:t>_a_</w:t>
+      </w:r>
+      <w:proofErr w:type="gramStart"/>
+      <w:r>
+        <w:rPr>
+          <w:rFonts w:ascii="Arial" w:eastAsia="Batang" w:hAnsi="Arial" w:cs="Arial"/>
+          <w:sz w:val="14"/>
+          <w:szCs w:val="14"/>
+        </w:rPr>
+        <w:t>salario</w:t>
       </w:r>
       <w:proofErr w:type="spellEnd"/>
       <w:r>
         <w:rPr>
-          <w:rFonts w:ascii="Arial" w:hAnsi="Arial" w:cs="Arial"/>
-          <w:b/>
-          <w:sz w:val="14"/>
-          <w:szCs w:val="14"/>
-          <w:lang w:val="es-MX"/>
-        </w:rPr>
-        <w:t xml:space="preserve"> }}</w:t>
-      </w:r>
-      <w:r>
-        <w:rPr>
-          <w:rFonts w:ascii="Arial" w:hAnsi="Arial" w:cs="Arial"/>
-          <w:bCs/>
-          <w:sz w:val="14"/>
-          <w:szCs w:val="14"/>
-        </w:rPr>
-        <w:t xml:space="preserve">, </w:t>
-      </w:r>
-      <w:r>
-        <w:rPr>
-          <w:rFonts w:ascii="Arial" w:eastAsia="Batang" w:hAnsi="Arial" w:cs="Arial"/>
-          <w:bCs/>
-          <w:sz w:val="14"/>
-          <w:szCs w:val="14"/>
-        </w:rPr>
-        <w:t xml:space="preserve">un crédito </w:t>
-      </w:r>
-      <w:r>
-        <w:rPr>
-          <w:rFonts w:ascii="Arial" w:eastAsia="Batang" w:hAnsi="Arial" w:cs="Arial"/>
-          <w:sz w:val="14"/>
-          <w:szCs w:val="14"/>
-        </w:rPr>
-        <w:t>hasta</w:t>
-      </w:r>
-      <w:r>
-        <w:rPr>
-          <w:rFonts w:ascii="Arial" w:eastAsia="Batang" w:hAnsi="Arial" w:cs="Arial"/>
-          <w:sz w:val="14"/>
-          <w:szCs w:val="14"/>
-        </w:rPr>
-        <w:t xml:space="preserve"> </w:t>
-      </w:r>
-      <w:r>
-        <w:rPr>
-          <w:rFonts w:ascii="Arial" w:eastAsia="Batang" w:hAnsi="Arial" w:cs="Arial"/>
-          <w:sz w:val="14"/>
-          <w:szCs w:val="14"/>
-        </w:rPr>
-        <w:t>por</w:t>
-      </w:r>
-      <w:r>
-        <w:rPr>
-          <w:rFonts w:ascii="Arial" w:eastAsia="Batang" w:hAnsi="Arial" w:cs="Arial"/>
-          <w:sz w:val="14"/>
-          <w:szCs w:val="14"/>
-        </w:rPr>
-        <w:t xml:space="preserve"> {{ </w:t>
-      </w:r>
-      <w:proofErr w:type="spellStart"/>
-      <w:r>
-        <w:rPr>
-          <w:rFonts w:ascii="Arial" w:eastAsia="Batang" w:hAnsi="Arial" w:cs="Arial"/>
-          <w:sz w:val="14"/>
-          <w:szCs w:val="14"/>
-        </w:rPr>
-        <w:t>crédito_a_salario</w:t>
-      </w:r>
-      <w:proofErr w:type="spellEnd"/>
-      <w:r>
-        <w:rPr>
-          <w:rFonts w:ascii="Arial" w:eastAsia="Batang" w:hAnsi="Arial" w:cs="Arial"/>
-          <w:sz w:val="14"/>
-          <w:szCs w:val="14"/>
-        </w:rPr>
-        <w:t xml:space="preserve"> }}</w:t>
+          <w:rFonts w:ascii="Arial" w:eastAsia="Batang" w:hAnsi="Arial" w:cs="Arial"/>
+          <w:sz w:val="14"/>
+          <w:szCs w:val="14"/>
+        </w:rPr>
+        <w:t xml:space="preserve"> }</w:t>
+      </w:r>
+      <w:proofErr w:type="gramEnd"/>
+      <w:r>
+        <w:rPr>
+          <w:rFonts w:ascii="Arial" w:eastAsia="Batang" w:hAnsi="Arial" w:cs="Arial"/>
+          <w:sz w:val="14"/>
+          <w:szCs w:val="14"/>
+        </w:rPr>
+        <w:t>}</w:t>
       </w:r>
     </w:p>
     <w:p>
@@ -1943,6 +2121,7 @@
         </w:rPr>
         <w:t xml:space="preserve">equivalente a esa fecha a la cantidad de </w:t>
       </w:r>
+      <w:proofErr w:type="gramStart"/>
       <w:r>
         <w:rPr>
           <w:rFonts w:ascii="Arial" w:eastAsia="Batang" w:hAnsi="Arial" w:cs="Arial"/>
@@ -1964,7 +2143,31 @@
           <w:szCs w:val="14"/>
           <w:lang w:val="es-MX"/>
         </w:rPr>
-        <w:t>monto_credito</w:t>
+        <w:t>monto</w:t>
+      </w:r>
+      <w:proofErr w:type="gramEnd"/>
+      <w:r>
+        <w:rPr>
+          <w:rFonts w:ascii="Arial" w:eastAsia="Batang" w:hAnsi="Arial" w:cs="Arial"/>
+          <w:b/>
+          <w:iCs/>
+          <w:sz w:val="14"/>
+          <w:szCs w:val="14"/>
+          <w:lang w:val="es-MX"/>
+        </w:rPr>
+        <w:t>_</w:t>
+      </w:r>
+      <w:proofErr w:type="gramStart"/>
+      <w:r>
+        <w:rPr>
+          <w:rFonts w:ascii="Arial" w:eastAsia="Batang" w:hAnsi="Arial" w:cs="Arial"/>
+          <w:b/>
+          <w:iCs/>
+          <w:sz w:val="14"/>
+          <w:szCs w:val="14"/>
+          <w:lang w:val="es-MX"/>
+        </w:rPr>
+        <w:t>credito</w:t>
       </w:r>
       <w:proofErr w:type="spellEnd"/>
       <w:r>
@@ -1976,7 +2179,19 @@
           <w:szCs w:val="14"/>
           <w:lang w:val="es-MX"/>
         </w:rPr>
-        <w:t xml:space="preserve"> }}</w:t>
+        <w:t xml:space="preserve"> }</w:t>
+      </w:r>
+      <w:proofErr w:type="gramEnd"/>
+      <w:r>
+        <w:rPr>
+          <w:rFonts w:ascii="Arial" w:eastAsia="Batang" w:hAnsi="Arial" w:cs="Arial"/>
+          <w:b/>
+          <w:iCs/>
+          <w:sz w:val="14"/>
+          <w:szCs w:val="14"/>
+          <w:lang w:val="es-MX"/>
+        </w:rPr>
+        <w:t>}</w:t>
       </w:r>
       <w:r>
         <w:rPr>
@@ -2269,6 +2484,7 @@
         </w:rPr>
         <w:t xml:space="preserve"> </w:t>
       </w:r>
+      <w:proofErr w:type="gramStart"/>
       <w:r>
         <w:rPr>
           <w:rFonts w:ascii="Arial" w:eastAsia="Batang" w:hAnsi="Arial" w:cs="Arial"/>
@@ -2290,7 +2506,31 @@
           <w:szCs w:val="14"/>
           <w:lang w:val="es-MX"/>
         </w:rPr>
-        <w:t>datos_inmueble</w:t>
+        <w:t>datos</w:t>
+      </w:r>
+      <w:proofErr w:type="gramEnd"/>
+      <w:r>
+        <w:rPr>
+          <w:rFonts w:ascii="Arial" w:eastAsia="Batang" w:hAnsi="Arial" w:cs="Arial"/>
+          <w:b/>
+          <w:bCs/>
+          <w:sz w:val="14"/>
+          <w:szCs w:val="14"/>
+          <w:lang w:val="es-MX"/>
+        </w:rPr>
+        <w:t>_</w:t>
+      </w:r>
+      <w:proofErr w:type="gramStart"/>
+      <w:r>
+        <w:rPr>
+          <w:rFonts w:ascii="Arial" w:eastAsia="Batang" w:hAnsi="Arial" w:cs="Arial"/>
+          <w:b/>
+          <w:bCs/>
+          <w:sz w:val="14"/>
+          <w:szCs w:val="14"/>
+          <w:lang w:val="es-MX"/>
+        </w:rPr>
+        <w:t>inmueble</w:t>
       </w:r>
       <w:proofErr w:type="spellEnd"/>
       <w:r>
@@ -2302,13 +2542,23 @@
           <w:szCs w:val="14"/>
           <w:lang w:val="es-MX"/>
         </w:rPr>
-        <w:t xml:space="preserve"> }}</w:t>
-      </w:r>
-      <w:r>
-        <w:rPr>
-          <w:rFonts w:ascii="Arial" w:eastAsia="Batang" w:hAnsi="Arial" w:cs="Arial"/>
-          <w:b/>
-          <w:bCs/>
+        <w:t xml:space="preserve"> }</w:t>
+      </w:r>
+      <w:proofErr w:type="gramEnd"/>
+      <w:r>
+        <w:rPr>
+          <w:rFonts w:ascii="Arial" w:eastAsia="Batang" w:hAnsi="Arial" w:cs="Arial"/>
+          <w:b/>
+          <w:bCs/>
+          <w:sz w:val="14"/>
+          <w:szCs w:val="14"/>
+          <w:lang w:val="es-MX"/>
+        </w:rPr>
+        <w:t>}</w:t>
+      </w:r>
+      <w:r>
+        <w:rPr>
+          <w:rFonts w:ascii="Arial" w:eastAsia="Batang" w:hAnsi="Arial" w:cs="Arial"/>
           <w:sz w:val="14"/>
           <w:szCs w:val="14"/>
           <w:lang w:val="es-MX"/>
@@ -2318,8 +2568,6 @@
       <w:r>
         <w:rPr>
           <w:rFonts w:ascii="Arial" w:eastAsia="Batang" w:hAnsi="Arial" w:cs="Arial"/>
-          <w:b/>
-          <w:bCs/>
           <w:sz w:val="14"/>
           <w:szCs w:val="14"/>
           <w:lang w:val="es-MX"/>
@@ -2557,7 +2805,17 @@
           <w:szCs w:val="14"/>
           <w:lang w:val="es-ES"/>
         </w:rPr>
-        <w:t xml:space="preserve">e {{ </w:t>
+        <w:t xml:space="preserve">e </w:t>
+      </w:r>
+      <w:proofErr w:type="gramStart"/>
+      <w:r>
+        <w:rPr>
+          <w:rFonts w:ascii="Arial" w:hAnsi="Arial" w:cs="Arial"/>
+          <w:sz w:val="14"/>
+          <w:szCs w:val="14"/>
+          <w:lang w:val="es-ES"/>
+        </w:rPr>
+        <w:t xml:space="preserve">{{ </w:t>
       </w:r>
       <w:proofErr w:type="spellStart"/>
       <w:r>
@@ -2567,7 +2825,27 @@
           <w:szCs w:val="14"/>
           <w:lang w:val="es-ES"/>
         </w:rPr>
-        <w:t>oficina_registral</w:t>
+        <w:t>oficina</w:t>
+      </w:r>
+      <w:proofErr w:type="gramEnd"/>
+      <w:r>
+        <w:rPr>
+          <w:rFonts w:ascii="Arial" w:hAnsi="Arial" w:cs="Arial"/>
+          <w:sz w:val="14"/>
+          <w:szCs w:val="14"/>
+          <w:lang w:val="es-ES"/>
+        </w:rPr>
+        <w:t>_</w:t>
+      </w:r>
+      <w:proofErr w:type="gramStart"/>
+      <w:r>
+        <w:rPr>
+          <w:rFonts w:ascii="Arial" w:hAnsi="Arial" w:cs="Arial"/>
+          <w:sz w:val="14"/>
+          <w:szCs w:val="14"/>
+          <w:lang w:val="es-ES"/>
+        </w:rPr>
+        <w:t>registral</w:t>
       </w:r>
       <w:proofErr w:type="spellEnd"/>
       <w:r>
@@ -2577,8 +2855,9 @@
           <w:szCs w:val="14"/>
           <w:lang w:val="es-ES"/>
         </w:rPr>
-        <w:t xml:space="preserve"> }}</w:t>
-      </w:r>
+        <w:t xml:space="preserve"> }</w:t>
+      </w:r>
+      <w:proofErr w:type="gramEnd"/>
       <w:r>
         <w:rPr>
           <w:rFonts w:ascii="Arial" w:hAnsi="Arial" w:cs="Arial"/>
@@ -2586,7 +2865,36 @@
           <w:szCs w:val="14"/>
           <w:lang w:val="es-ES"/>
         </w:rPr>
-        <w:t xml:space="preserve">, en el libro primero, sección primera, volumen número   y bajo la partida número      , en el libro segundo, sección primera, volumen número  </w:t>
+        <w:t>}</w:t>
+      </w:r>
+      <w:r>
+        <w:rPr>
+          <w:rFonts w:ascii="Arial" w:hAnsi="Arial" w:cs="Arial"/>
+          <w:sz w:val="14"/>
+          <w:szCs w:val="14"/>
+          <w:lang w:val="es-ES"/>
+        </w:rPr>
+        <w:t xml:space="preserve">, en el libro primero, sección primera, volumen número   y bajo la partida número    </w:t>
+      </w:r>
+      <w:proofErr w:type="gramStart"/>
+      <w:r>
+        <w:rPr>
+          <w:rFonts w:ascii="Arial" w:hAnsi="Arial" w:cs="Arial"/>
+          <w:sz w:val="14"/>
+          <w:szCs w:val="14"/>
+          <w:lang w:val="es-ES"/>
+        </w:rPr>
+        <w:t xml:space="preserve">  ,</w:t>
+      </w:r>
+      <w:proofErr w:type="gramEnd"/>
+      <w:r>
+        <w:rPr>
+          <w:rFonts w:ascii="Arial" w:hAnsi="Arial" w:cs="Arial"/>
+          <w:sz w:val="14"/>
+          <w:szCs w:val="14"/>
+          <w:lang w:val="es-ES"/>
+        </w:rPr>
+        <w:t xml:space="preserve"> en el libro segundo, sección primera, volumen número  </w:t>
       </w:r>
     </w:p>
     <w:p>
@@ -2716,7 +3024,19 @@
           <w:szCs w:val="14"/>
           <w:lang w:val="es-MX"/>
         </w:rPr>
-        <w:t xml:space="preserve">“{{ </w:t>
+        <w:t>“</w:t>
+      </w:r>
+      <w:proofErr w:type="gramStart"/>
+      <w:r>
+        <w:rPr>
+          <w:rFonts w:ascii="Arial" w:hAnsi="Arial" w:cs="Arial"/>
+          <w:b/>
+          <w:bCs/>
+          <w:sz w:val="14"/>
+          <w:szCs w:val="14"/>
+          <w:lang w:val="es-MX"/>
+        </w:rPr>
+        <w:t xml:space="preserve">{{ </w:t>
       </w:r>
       <w:proofErr w:type="spellStart"/>
       <w:r>
@@ -2728,7 +3048,31 @@
           <w:szCs w:val="14"/>
           <w:lang w:val="es-MX"/>
         </w:rPr>
-        <w:t>folio_real</w:t>
+        <w:t>folio</w:t>
+      </w:r>
+      <w:proofErr w:type="gramEnd"/>
+      <w:r>
+        <w:rPr>
+          <w:rFonts w:ascii="Arial" w:hAnsi="Arial" w:cs="Arial"/>
+          <w:b/>
+          <w:bCs/>
+          <w:sz w:val="14"/>
+          <w:szCs w:val="14"/>
+          <w:lang w:val="es-MX"/>
+        </w:rPr>
+        <w:t>_</w:t>
+      </w:r>
+      <w:proofErr w:type="gramStart"/>
+      <w:r>
+        <w:rPr>
+          <w:rFonts w:ascii="Arial" w:hAnsi="Arial" w:cs="Arial"/>
+          <w:b/>
+          <w:bCs/>
+          <w:sz w:val="14"/>
+          <w:szCs w:val="14"/>
+          <w:lang w:val="es-MX"/>
+        </w:rPr>
+        <w:t>real</w:t>
       </w:r>
       <w:proofErr w:type="spellEnd"/>
       <w:r>
@@ -2740,7 +3084,19 @@
           <w:szCs w:val="14"/>
           <w:lang w:val="es-MX"/>
         </w:rPr>
-        <w:t xml:space="preserve"> }}”</w:t>
+        <w:t xml:space="preserve"> }</w:t>
+      </w:r>
+      <w:proofErr w:type="gramEnd"/>
+      <w:r>
+        <w:rPr>
+          <w:rFonts w:ascii="Arial" w:hAnsi="Arial" w:cs="Arial"/>
+          <w:b/>
+          <w:bCs/>
+          <w:sz w:val="14"/>
+          <w:szCs w:val="14"/>
+          <w:lang w:val="es-MX"/>
+        </w:rPr>
+        <w:t>}”</w:t>
       </w:r>
       <w:r>
         <w:rPr>
@@ -2783,7 +3139,25 @@
           <w:sz w:val="14"/>
           <w:szCs w:val="14"/>
         </w:rPr>
-        <w:t xml:space="preserve">II.- CARTA DE INSTRUCCIÓN DE CANCELACIÓN DE HIPOTECA.- </w:t>
+        <w:t>II.- CARTA DE INSTRUCCIÓN DE CANCELACIÓN DE HIPOTECA.</w:t>
+      </w:r>
+      <w:r>
+        <w:rPr>
+          <w:rFonts w:ascii="Arial" w:hAnsi="Arial" w:cs="Arial"/>
+          <w:b/>
+          <w:sz w:val="14"/>
+          <w:szCs w:val="14"/>
+        </w:rPr>
+        <w:t xml:space="preserve"> </w:t>
+      </w:r>
+      <w:r>
+        <w:rPr>
+          <w:rFonts w:ascii="Arial" w:hAnsi="Arial" w:cs="Arial"/>
+          <w:b/>
+          <w:sz w:val="14"/>
+          <w:szCs w:val="14"/>
+        </w:rPr>
+        <w:t xml:space="preserve">- </w:t>
       </w:r>
       <w:r>
         <w:rPr>
@@ -3736,7 +4110,15 @@
           <w:sz w:val="14"/>
           <w:szCs w:val="14"/>
         </w:rPr>
-        <w:t xml:space="preserve">CANCELA Y DEJA SIN EFECTOS LA HIPOTECA </w:t>
+        <w:t>CANCELA Y DEJA SIN EFECTOS LA HIPOTECA</w:t>
+      </w:r>
+      <w:r>
+        <w:rPr>
+          <w:rFonts w:ascii="Arial" w:hAnsi="Arial" w:cs="Arial"/>
+          <w:sz w:val="14"/>
+          <w:szCs w:val="14"/>
+        </w:rPr>
+        <w:t xml:space="preserve"> </w:t>
       </w:r>
       <w:r>
         <w:rPr>
@@ -5308,6 +5690,7 @@
         </w:rPr>
         <w:t xml:space="preserve">-------- </w:t>
       </w:r>
+      <w:proofErr w:type="gramStart"/>
       <w:r>
         <w:rPr>
           <w:rFonts w:ascii="Arial" w:eastAsia="MS Mincho" w:hAnsi="Arial" w:cs="Arial"/>
@@ -5315,7 +5698,17 @@
           <w:szCs w:val="14"/>
           <w:lang w:val="es-MX"/>
         </w:rPr>
-        <w:t xml:space="preserve">VI.- Que leí este instrumento a la compareciente, a quien le expliqué su valor, fuerza y las consecuencias legales de su contenido, manifestando su conformidad con el mismo, por lo que lo otorga, ratifica y </w:t>
+        <w:t>VI.-</w:t>
+      </w:r>
+      <w:proofErr w:type="gramEnd"/>
+      <w:r>
+        <w:rPr>
+          <w:rFonts w:ascii="Arial" w:eastAsia="MS Mincho" w:hAnsi="Arial" w:cs="Arial"/>
+          <w:sz w:val="14"/>
+          <w:szCs w:val="14"/>
+          <w:lang w:val="es-MX"/>
+        </w:rPr>
+        <w:t xml:space="preserve"> Que leí este instrumento a la compareciente, a quien le expliqué su valor, fuerza y las consecuencias legales de su contenido, manifestando su conformidad con el mismo, por lo que lo otorga, ratifica y </w:t>
       </w:r>
       <w:r>
         <w:rPr>
@@ -6293,15 +6686,7 @@
         </w:rPr>
         <w:t xml:space="preserve"> </w:t>
       </w:r>
-      <w:r>
-        <w:rPr>
-          <w:rFonts w:ascii="Arial" w:hAnsi="Arial" w:cs="Arial"/>
-          <w:b/>
-          <w:sz w:val="14"/>
-          <w:szCs w:val="14"/>
-        </w:rPr>
-        <w:t>{{</w:t>
-      </w:r>
+      <w:proofErr w:type="gramStart"/>
       <w:r>
         <w:rPr>
           <w:rFonts w:ascii="Arial" w:hAnsi="Arial" w:cs="Arial"/>
@@ -6310,7 +6695,7 @@
           <w:szCs w:val="14"/>
           <w:u w:val="single"/>
         </w:rPr>
-        <w:t xml:space="preserve"> </w:t>
+        <w:t xml:space="preserve">{{ </w:t>
       </w:r>
       <w:proofErr w:type="spellStart"/>
       <w:r>
@@ -6321,7 +6706,29 @@
           <w:szCs w:val="14"/>
           <w:u w:val="single"/>
         </w:rPr>
-        <w:t>nombre_acreditado</w:t>
+        <w:t>nombre</w:t>
+      </w:r>
+      <w:proofErr w:type="gramEnd"/>
+      <w:r>
+        <w:rPr>
+          <w:rFonts w:ascii="Arial" w:hAnsi="Arial" w:cs="Arial"/>
+          <w:b/>
+          <w:sz w:val="14"/>
+          <w:szCs w:val="14"/>
+          <w:u w:val="single"/>
+        </w:rPr>
+        <w:t>_</w:t>
+      </w:r>
+      <w:proofErr w:type="gramStart"/>
+      <w:r>
+        <w:rPr>
+          <w:rFonts w:ascii="Arial" w:hAnsi="Arial" w:cs="Arial"/>
+          <w:b/>
+          <w:sz w:val="14"/>
+          <w:szCs w:val="14"/>
+          <w:u w:val="single"/>
+        </w:rPr>
+        <w:t>acreditado</w:t>
       </w:r>
       <w:proofErr w:type="spellEnd"/>
       <w:r>
@@ -6330,14 +6737,24 @@
           <w:b/>
           <w:sz w:val="14"/>
           <w:szCs w:val="14"/>
-        </w:rPr>
-        <w:t xml:space="preserve"> }}</w:t>
-      </w:r>
-      <w:r>
-        <w:rPr>
-          <w:rFonts w:ascii="Arial" w:hAnsi="Arial" w:cs="Arial"/>
-          <w:b/>
-          <w:bCs/>
+          <w:u w:val="single"/>
+        </w:rPr>
+        <w:t xml:space="preserve"> }</w:t>
+      </w:r>
+      <w:proofErr w:type="gramEnd"/>
+      <w:r>
+        <w:rPr>
+          <w:rFonts w:ascii="Arial" w:hAnsi="Arial" w:cs="Arial"/>
+          <w:b/>
+          <w:sz w:val="14"/>
+          <w:szCs w:val="14"/>
+          <w:u w:val="single"/>
+        </w:rPr>
+        <w:t>}</w:t>
+      </w:r>
+      <w:r>
+        <w:rPr>
+          <w:rFonts w:ascii="Arial" w:hAnsi="Arial" w:cs="Arial"/>
           <w:sz w:val="14"/>
           <w:szCs w:val="14"/>
           <w:lang w:val="es-ES"/>

--- a/backend/templates/plantilla_manera2.docx
+++ b/backend/templates/plantilla_manera2.docx
@@ -6678,8 +6678,6 @@
       <w:r>
         <w:rPr>
           <w:rFonts w:ascii="Arial" w:hAnsi="Arial" w:cs="Arial"/>
-          <w:b/>
-          <w:bCs/>
           <w:sz w:val="14"/>
           <w:szCs w:val="14"/>
           <w:lang w:val="es-ES"/>
